--- a/W03/[AI-02] - FIT@HCMUS - AI Audit Report_En.docx
+++ b/W03/[AI-02] - FIT@HCMUS - AI Audit Report_En.docx
@@ -305,6 +305,9 @@
             <w:r>
               <w:t>HW0</w:t>
             </w:r>
+            <w:r>
+              <w:t>2</w:t>
+            </w:r>
           </w:p>
         </w:tc>
       </w:tr>
@@ -335,6 +338,9 @@
             <w:pPr>
               <w:cnfStyle w:val="000000100000" w:firstRow="0" w:lastRow="0" w:firstColumn="0" w:lastColumn="0" w:oddVBand="0" w:evenVBand="0" w:oddHBand="1" w:evenHBand="0" w:firstRowFirstColumn="0" w:firstRowLastColumn="0" w:lastRowFirstColumn="0" w:lastRowLastColumn="0"/>
             </w:pPr>
+            <w:r>
+              <w:t>27/06/2026</w:t>
+            </w:r>
           </w:p>
         </w:tc>
       </w:tr>
@@ -403,7 +409,21 @@
                 <w:rFonts w:ascii="Arial" w:hAnsi="Arial"/>
                 <w:sz w:val="21"/>
               </w:rPr>
-              <w:t>[ ] Yes  [ ] No</w:t>
+              <w:t>[</w:t>
+            </w:r>
+            <w:r>
+              <w:rPr>
+                <w:rFonts w:ascii="Arial" w:hAnsi="Arial"/>
+                <w:sz w:val="21"/>
+              </w:rPr>
+              <w:t>x</w:t>
+            </w:r>
+            <w:r>
+              <w:rPr>
+                <w:rFonts w:ascii="Arial" w:hAnsi="Arial"/>
+                <w:sz w:val="21"/>
+              </w:rPr>
+              <w:t>] Yes  [ ] No</w:t>
             </w:r>
           </w:p>
         </w:tc>
@@ -511,7 +531,7 @@
     <w:tbl>
       <w:tblPr>
         <w:tblStyle w:val="LightGrid-Accent1"/>
-        <w:tblW w:w="0" w:type="auto"/>
+        <w:tblW w:w="9637" w:type="dxa"/>
         <w:tblLayout w:type="fixed"/>
         <w:tblLook w:val="04A0" w:firstRow="1" w:lastRow="0" w:firstColumn="1" w:lastColumn="0" w:noHBand="0" w:noVBand="1"/>
       </w:tblPr>
@@ -630,12 +650,259 @@
             <w:tcW w:w="2154" w:type="dxa"/>
           </w:tcPr>
           <w:p>
-            <w:r>
-              <w:rPr>
-                <w:rFonts w:ascii="Arial" w:hAnsi="Arial"/>
-                <w:sz w:val="21"/>
-              </w:rPr>
-              <w:t>Sample (italic) — replace before submission:</w:t>
+            <w:pPr>
+              <w:rPr>
+                <w:rFonts w:ascii="Arial" w:hAnsi="Arial"/>
+                <w:sz w:val="21"/>
+              </w:rPr>
+            </w:pPr>
+            <w:r>
+              <w:rPr>
+                <w:rFonts w:ascii="Arial" w:hAnsi="Arial"/>
+                <w:sz w:val="21"/>
+              </w:rPr>
+              <w:t>Artifact #1</w:t>
+            </w:r>
+            <w:r>
+              <w:rPr>
+                <w:rFonts w:ascii="Arial" w:hAnsi="Arial"/>
+                <w:sz w:val="21"/>
+              </w:rPr>
+              <w:br/>
+            </w:r>
+            <w:r>
+              <w:rPr>
+                <w:rFonts w:ascii="Arial" w:hAnsi="Arial"/>
+                <w:sz w:val="21"/>
+              </w:rPr>
+              <w:t>TOOL:</w:t>
+            </w:r>
+            <w:r>
+              <w:rPr>
+                <w:rFonts w:ascii="Arial" w:hAnsi="Arial"/>
+                <w:sz w:val="21"/>
+              </w:rPr>
+              <w:t xml:space="preserve"> Claude Opus 4.6 (Thinking)</w:t>
+            </w:r>
+          </w:p>
+          <w:p>
+            <w:pPr>
+              <w:rPr>
+                <w:rFonts w:ascii="Arial" w:hAnsi="Arial"/>
+                <w:sz w:val="21"/>
+              </w:rPr>
+            </w:pPr>
+          </w:p>
+          <w:p>
+            <w:pPr>
+              <w:rPr>
+                <w:rFonts w:ascii="Arial" w:hAnsi="Arial"/>
+                <w:b w:val="0"/>
+                <w:bCs w:val="0"/>
+                <w:sz w:val="21"/>
+              </w:rPr>
+            </w:pPr>
+            <w:r>
+              <w:rPr>
+                <w:rFonts w:ascii="Arial" w:hAnsi="Arial"/>
+                <w:sz w:val="21"/>
+              </w:rPr>
+              <w:t>Time: 2026-06-22 18:20:28</w:t>
+            </w:r>
+          </w:p>
+          <w:p>
+            <w:pPr>
+              <w:rPr>
+                <w:rFonts w:ascii="Arial" w:hAnsi="Arial"/>
+                <w:b w:val="0"/>
+                <w:bCs w:val="0"/>
+                <w:sz w:val="21"/>
+              </w:rPr>
+            </w:pPr>
+          </w:p>
+          <w:p>
+            <w:pPr>
+              <w:rPr>
+                <w:rFonts w:ascii="Arial" w:hAnsi="Arial"/>
+                <w:sz w:val="21"/>
+              </w:rPr>
+            </w:pPr>
+            <w:r>
+              <w:rPr>
+                <w:rFonts w:ascii="Arial" w:hAnsi="Arial"/>
+                <w:sz w:val="21"/>
+              </w:rPr>
+              <w:t>Prompt:</w:t>
+            </w:r>
+          </w:p>
+          <w:p>
+            <w:pPr>
+              <w:rPr>
+                <w:rFonts w:ascii="Arial" w:hAnsi="Arial"/>
+                <w:sz w:val="21"/>
+              </w:rPr>
+            </w:pPr>
+            <w:r>
+              <w:rPr>
+                <w:rFonts w:ascii="Arial" w:hAnsi="Arial"/>
+                <w:sz w:val="21"/>
+              </w:rPr>
+              <w:t xml:space="preserve">Dựa vào </w:t>
+            </w:r>
+            <w:r>
+              <w:rPr>
+                <w:rFonts w:ascii="Arial" w:hAnsi="Arial"/>
+                <w:sz w:val="21"/>
+              </w:rPr>
+              <w:lastRenderedPageBreak/>
+              <w:t>@[README.md]. Viết cho tôi phần test design(Domain task áp dụng phương pháp Equivalance partitioning) của FR03 vào file @[tests/test-design/EP-FR03.md]. Format như sau:</w:t>
+            </w:r>
+          </w:p>
+          <w:p>
+            <w:pPr>
+              <w:rPr>
+                <w:rFonts w:ascii="Arial" w:hAnsi="Arial"/>
+                <w:sz w:val="21"/>
+              </w:rPr>
+            </w:pPr>
+          </w:p>
+          <w:p>
+            <w:pPr>
+              <w:rPr>
+                <w:rFonts w:ascii="Arial" w:hAnsi="Arial"/>
+                <w:sz w:val="21"/>
+              </w:rPr>
+            </w:pPr>
+            <w:r>
+              <w:rPr>
+                <w:rFonts w:ascii="Arial" w:hAnsi="Arial"/>
+                <w:sz w:val="21"/>
+              </w:rPr>
+              <w:t>Xác định miền giá trị Input &amp; Output Input: Bảng gồm 3 cột: Tên giá trị, số miền giá trị, miền hợp lệ, miền không hợp lệ(liệt kê các miền giá trị đó từng dòng 1) Output: Tương tự như input</w:t>
+            </w:r>
+          </w:p>
+          <w:p>
+            <w:pPr>
+              <w:rPr>
+                <w:rFonts w:ascii="Arial" w:hAnsi="Arial"/>
+                <w:sz w:val="21"/>
+              </w:rPr>
+            </w:pPr>
+          </w:p>
+          <w:p>
+            <w:pPr>
+              <w:rPr>
+                <w:rFonts w:ascii="Arial" w:hAnsi="Arial"/>
+                <w:sz w:val="21"/>
+              </w:rPr>
+            </w:pPr>
+            <w:r>
+              <w:rPr>
+                <w:rFonts w:ascii="Arial" w:hAnsi="Arial"/>
+                <w:sz w:val="21"/>
+              </w:rPr>
+              <w:t>Test case 2.1. Test case cho miền hợp lệ Bảng chứa các test case hợp lệ trong đó phải có các cột sau: ID, Test objective, giá trị input và output.</w:t>
+            </w:r>
+          </w:p>
+          <w:p>
+            <w:pPr>
+              <w:rPr>
+                <w:rFonts w:ascii="Arial" w:hAnsi="Arial"/>
+                <w:sz w:val="21"/>
+              </w:rPr>
+            </w:pPr>
+          </w:p>
+          <w:p>
+            <w:pPr>
+              <w:rPr>
+                <w:rFonts w:ascii="Arial" w:hAnsi="Arial"/>
+                <w:sz w:val="21"/>
+              </w:rPr>
+            </w:pPr>
+            <w:r>
+              <w:rPr>
+                <w:rFonts w:ascii="Arial" w:hAnsi="Arial"/>
+                <w:sz w:val="21"/>
+              </w:rPr>
+              <w:t>2.2. Test case cho miền không hợp lệ Áp dụng tương tự 2.1</w:t>
+            </w:r>
+          </w:p>
+          <w:p>
+            <w:pPr>
+              <w:rPr>
+                <w:rFonts w:ascii="Arial" w:hAnsi="Arial"/>
+                <w:sz w:val="21"/>
+              </w:rPr>
+            </w:pPr>
+          </w:p>
+          <w:p>
+            <w:pPr>
+              <w:rPr>
+                <w:rFonts w:ascii="Arial" w:hAnsi="Arial"/>
+                <w:sz w:val="21"/>
+              </w:rPr>
+            </w:pPr>
+            <w:r>
+              <w:rPr>
+                <w:rFonts w:ascii="Arial" w:hAnsi="Arial"/>
+                <w:sz w:val="21"/>
+              </w:rPr>
+              <w:t>Lưu ý: Đây chỉ là test design, tuyệt đối không được test mà chỉ thiết kế test case thôi.</w:t>
+            </w:r>
+          </w:p>
+          <w:p>
+            <w:pPr>
+              <w:rPr>
+                <w:rFonts w:ascii="Arial" w:hAnsi="Arial"/>
+                <w:sz w:val="21"/>
+              </w:rPr>
+            </w:pPr>
+          </w:p>
+          <w:p>
+            <w:pPr>
+              <w:rPr>
+                <w:rFonts w:ascii="Arial" w:hAnsi="Arial"/>
+                <w:sz w:val="21"/>
+              </w:rPr>
+            </w:pPr>
+            <w:r>
+              <w:rPr>
+                <w:rFonts w:ascii="Arial" w:hAnsi="Arial"/>
+                <w:sz w:val="21"/>
+              </w:rPr>
+              <w:t xml:space="preserve">ID mẫu của test case hợp lệ là: FR03_EP_V01, FR03_EP_V02 ID mẫu của test case không hợp lệ là: FR03_EP_IV01, </w:t>
+            </w:r>
+            <w:r>
+              <w:rPr>
+                <w:rFonts w:ascii="Arial" w:hAnsi="Arial"/>
+                <w:sz w:val="21"/>
+              </w:rPr>
+              <w:lastRenderedPageBreak/>
+              <w:t>FR03_EP_IV02</w:t>
+            </w:r>
+          </w:p>
+          <w:p>
+            <w:pPr>
+              <w:rPr>
+                <w:rFonts w:ascii="Arial" w:hAnsi="Arial"/>
+                <w:sz w:val="21"/>
+              </w:rPr>
+            </w:pPr>
+          </w:p>
+          <w:p>
+            <w:r>
+              <w:rPr>
+                <w:rFonts w:ascii="Arial" w:hAnsi="Arial"/>
+                <w:sz w:val="21"/>
+              </w:rPr>
+              <w:t>Test objective thì đại loại là: Test giá trị a trong miền x hoặc test giá trị b trong miền y</w:t>
+            </w:r>
+            <w:r>
+              <w:rPr>
+                <w:rFonts w:ascii="Arial" w:hAnsi="Arial"/>
+                <w:sz w:val="21"/>
+              </w:rPr>
+              <w:br/>
             </w:r>
           </w:p>
         </w:tc>
@@ -647,6 +914,203 @@
             <w:pPr>
               <w:cnfStyle w:val="000000100000" w:firstRow="0" w:lastRow="0" w:firstColumn="0" w:lastColumn="0" w:oddVBand="0" w:evenVBand="0" w:oddHBand="1" w:evenHBand="0" w:firstRowFirstColumn="0" w:firstRowLastColumn="0" w:lastRowFirstColumn="0" w:lastRowLastColumn="0"/>
             </w:pPr>
+            <w:r>
+              <w:lastRenderedPageBreak/>
+              <w:t>Now let me also check if there are existing EP files in the test-design directory to follow any established patterns:</w:t>
+            </w:r>
+          </w:p>
+          <w:p>
+            <w:pPr>
+              <w:cnfStyle w:val="000000100000" w:firstRow="0" w:lastRow="0" w:firstColumn="0" w:lastColumn="0" w:oddVBand="0" w:evenVBand="0" w:oddHBand="1" w:evenHBand="0" w:firstRowFirstColumn="0" w:firstRowLastColumn="0" w:lastRowFirstColumn="0" w:lastRowLastColumn="0"/>
+            </w:pPr>
+          </w:p>
+          <w:p>
+            <w:pPr>
+              <w:cnfStyle w:val="000000100000" w:firstRow="0" w:lastRow="0" w:firstColumn="0" w:lastColumn="0" w:oddVBand="0" w:evenVBand="0" w:oddHBand="1" w:evenHBand="0" w:firstRowFirstColumn="0" w:firstRowLastColumn="0" w:lastRowFirstColumn="0" w:lastRowLastColumn="0"/>
+            </w:pPr>
+            <w:r>
+              <w:t xml:space="preserve">Let me check </w:t>
+            </w:r>
+            <w:r>
+              <w:lastRenderedPageBreak/>
+              <w:t>existing EP files for reference patterns:</w:t>
+            </w:r>
+          </w:p>
+          <w:p>
+            <w:pPr>
+              <w:cnfStyle w:val="000000100000" w:firstRow="0" w:lastRow="0" w:firstColumn="0" w:lastColumn="0" w:oddVBand="0" w:evenVBand="0" w:oddHBand="1" w:evenHBand="0" w:firstRowFirstColumn="0" w:firstRowLastColumn="0" w:lastRowFirstColumn="0" w:lastRowLastColumn="0"/>
+            </w:pPr>
+          </w:p>
+          <w:p>
+            <w:pPr>
+              <w:cnfStyle w:val="000000100000" w:firstRow="0" w:lastRow="0" w:firstColumn="0" w:lastColumn="0" w:oddVBand="0" w:evenVBand="0" w:oddHBand="1" w:evenHBand="0" w:firstRowFirstColumn="0" w:firstRowLastColumn="0" w:lastRowFirstColumn="0" w:lastRowLastColumn="0"/>
+            </w:pPr>
+            <w:r>
+              <w:t>All the EP files are empty. Now I have a thorough understanding of FR03 (Quên mật khẩu &amp; Đặt lại mật khẩu). Let me write the test design.</w:t>
+            </w:r>
+          </w:p>
+          <w:p>
+            <w:pPr>
+              <w:cnfStyle w:val="000000100000" w:firstRow="0" w:lastRow="0" w:firstColumn="0" w:lastColumn="0" w:oddVBand="0" w:evenVBand="0" w:oddHBand="1" w:evenHBand="0" w:firstRowFirstColumn="0" w:firstRowLastColumn="0" w:lastRowFirstColumn="0" w:lastRowLastColumn="0"/>
+            </w:pPr>
+          </w:p>
+          <w:p>
+            <w:pPr>
+              <w:cnfStyle w:val="000000100000" w:firstRow="0" w:lastRow="0" w:firstColumn="0" w:lastColumn="0" w:oddVBand="0" w:evenVBand="0" w:oddHBand="1" w:evenHBand="0" w:firstRowFirstColumn="0" w:firstRowLastColumn="0" w:lastRowFirstColumn="0" w:lastRowLastColumn="0"/>
+            </w:pPr>
+            <w:r>
+              <w:t>FR03 Summary:</w:t>
+            </w:r>
+          </w:p>
+          <w:p>
+            <w:pPr>
+              <w:cnfStyle w:val="000000100000" w:firstRow="0" w:lastRow="0" w:firstColumn="0" w:lastColumn="0" w:oddVBand="0" w:evenVBand="0" w:oddHBand="1" w:evenHBand="0" w:firstRowFirstColumn="0" w:firstRowLastColumn="0" w:lastRowFirstColumn="0" w:lastRowLastColumn="0"/>
+            </w:pPr>
+          </w:p>
+          <w:p>
+            <w:pPr>
+              <w:cnfStyle w:val="000000100000" w:firstRow="0" w:lastRow="0" w:firstColumn="0" w:lastColumn="0" w:oddVBand="0" w:evenVBand="0" w:oddHBand="1" w:evenHBand="0" w:firstRowFirstColumn="0" w:firstRowLastColumn="0" w:lastRowFirstColumn="0" w:lastRowLastColumn="0"/>
+            </w:pPr>
+            <w:r>
+              <w:t xml:space="preserve">Bước 1: Nhập Email </w:t>
+            </w:r>
+            <w:r>
+              <w:rPr>
+                <w:rFonts w:hint="eastAsia"/>
+              </w:rPr>
+              <w:t>→</w:t>
+            </w:r>
+            <w:r>
+              <w:t xml:space="preserve"> Hệ thống sinh OTP 6 chữ số</w:t>
+            </w:r>
+          </w:p>
+          <w:p>
+            <w:pPr>
+              <w:cnfStyle w:val="000000100000" w:firstRow="0" w:lastRow="0" w:firstColumn="0" w:lastColumn="0" w:oddVBand="0" w:evenVBand="0" w:oddHBand="1" w:evenHBand="0" w:firstRowFirstColumn="0" w:firstRowLastColumn="0" w:lastRowFirstColumn="0" w:lastRowLastColumn="0"/>
+            </w:pPr>
+            <w:r>
+              <w:t xml:space="preserve">Bước 2: Nhập OTP + Mật khẩu mới + Xác nhận mật khẩu mới </w:t>
+            </w:r>
+            <w:r>
+              <w:rPr>
+                <w:rFonts w:hint="eastAsia"/>
+              </w:rPr>
+              <w:t>→</w:t>
+            </w:r>
+            <w:r>
+              <w:t xml:space="preserve"> Đặt lại mật khẩu</w:t>
+            </w:r>
+          </w:p>
+          <w:p>
+            <w:pPr>
+              <w:cnfStyle w:val="000000100000" w:firstRow="0" w:lastRow="0" w:firstColumn="0" w:lastColumn="0" w:oddVBand="0" w:evenVBand="0" w:oddHBand="1" w:evenHBand="0" w:firstRowFirstColumn="0" w:firstRowLastColumn="0" w:lastRowFirstColumn="0" w:lastRowLastColumn="0"/>
+            </w:pPr>
+            <w:r>
+              <w:t>Inputs: Email (bước 1), OTP, Mật khẩu mới, Xác nhận mật khẩu mới (bước 2) Password rules same as FR01: ≥8 chars, ≥1 uppercase, ≥1 lowercase, ≥1 digit, ≥1 special char (@$!%*?&amp;)</w:t>
+            </w:r>
+          </w:p>
+          <w:p>
+            <w:pPr>
+              <w:cnfStyle w:val="000000100000" w:firstRow="0" w:lastRow="0" w:firstColumn="0" w:lastColumn="0" w:oddVBand="0" w:evenVBand="0" w:oddHBand="1" w:evenHBand="0" w:firstRowFirstColumn="0" w:firstRowLastColumn="0" w:lastRowFirstColumn="0" w:lastRowLastColumn="0"/>
+            </w:pPr>
+          </w:p>
+          <w:p>
+            <w:pPr>
+              <w:cnfStyle w:val="000000100000" w:firstRow="0" w:lastRow="0" w:firstColumn="0" w:lastColumn="0" w:oddVBand="0" w:evenVBand="0" w:oddHBand="1" w:evenHBand="0" w:firstRowFirstColumn="0" w:firstRowLastColumn="0" w:lastRowFirstColumn="0" w:lastRowLastColumn="0"/>
+            </w:pPr>
+            <w:r>
+              <w:rPr>
+                <w:rFonts w:hint="eastAsia"/>
+              </w:rPr>
+              <w:t>Đã</w:t>
+            </w:r>
+            <w:r>
+              <w:t xml:space="preserve"> viết xong file [EP-FR03.md](file:///d:/group05_eshop/tests/test-design/EP-FR03.md). Tóm tắt nội dung:</w:t>
+            </w:r>
+          </w:p>
+          <w:p>
+            <w:pPr>
+              <w:cnfStyle w:val="000000100000" w:firstRow="0" w:lastRow="0" w:firstColumn="0" w:lastColumn="0" w:oddVBand="0" w:evenVBand="0" w:oddHBand="1" w:evenHBand="0" w:firstRowFirstColumn="0" w:firstRowLastColumn="0" w:lastRowFirstColumn="0" w:lastRowLastColumn="0"/>
+            </w:pPr>
+          </w:p>
+          <w:p>
+            <w:pPr>
+              <w:cnfStyle w:val="000000100000" w:firstRow="0" w:lastRow="0" w:firstColumn="0" w:lastColumn="0" w:oddVBand="0" w:evenVBand="0" w:oddHBand="1" w:evenHBand="0" w:firstRowFirstColumn="0" w:firstRowLastColumn="0" w:lastRowFirstColumn="0" w:lastRowLastColumn="0"/>
+            </w:pPr>
+            <w:r>
+              <w:t>Cấu trúc test design:</w:t>
+            </w:r>
+          </w:p>
+          <w:p>
+            <w:pPr>
+              <w:cnfStyle w:val="000000100000" w:firstRow="0" w:lastRow="0" w:firstColumn="0" w:lastColumn="0" w:oddVBand="0" w:evenVBand="0" w:oddHBand="1" w:evenHBand="0" w:firstRowFirstColumn="0" w:firstRowLastColumn="0" w:lastRowFirstColumn="0" w:lastRowLastColumn="0"/>
+            </w:pPr>
+            <w:r>
+              <w:t xml:space="preserve">1. Miền giá trị Input &amp; Output — </w:t>
+            </w:r>
+            <w:r>
+              <w:lastRenderedPageBreak/>
+              <w:t>Chia theo 2 bước:</w:t>
+            </w:r>
+          </w:p>
+          <w:p>
+            <w:pPr>
+              <w:cnfStyle w:val="000000100000" w:firstRow="0" w:lastRow="0" w:firstColumn="0" w:lastColumn="0" w:oddVBand="0" w:evenVBand="0" w:oddHBand="1" w:evenHBand="0" w:firstRowFirstColumn="0" w:firstRowLastColumn="0" w:lastRowFirstColumn="0" w:lastRowLastColumn="0"/>
+            </w:pPr>
+          </w:p>
+          <w:p>
+            <w:pPr>
+              <w:cnfStyle w:val="000000100000" w:firstRow="0" w:lastRow="0" w:firstColumn="0" w:lastColumn="0" w:oddVBand="0" w:evenVBand="0" w:oddHBand="1" w:evenHBand="0" w:firstRowFirstColumn="0" w:firstRowLastColumn="0" w:lastRowFirstColumn="0" w:lastRowLastColumn="0"/>
+            </w:pPr>
+            <w:r>
+              <w:t>Bước 1 (Lấy OTP): Input Email có 4 miền (1 hợp lệ, 3 không hợp lệ). Output gồm OTP, Step Indicator, Nút quay lại, Chuyển bước.</w:t>
+            </w:r>
+          </w:p>
+          <w:p>
+            <w:pPr>
+              <w:cnfStyle w:val="000000100000" w:firstRow="0" w:lastRow="0" w:firstColumn="0" w:lastColumn="0" w:oddVBand="0" w:evenVBand="0" w:oddHBand="1" w:evenHBand="0" w:firstRowFirstColumn="0" w:firstRowLastColumn="0" w:lastRowFirstColumn="0" w:lastRowLastColumn="0"/>
+            </w:pPr>
+            <w:r>
+              <w:t>Bước 2 (Đặt lại mật khẩu): Input gồm OTP (4 miền), Mật khẩu mới (7 miền — phân rã theo từng ràng buộc FR-01), Xác nhận mật khẩu (3 miền). Output gồm kết quả đặt lại và Step Indicator.</w:t>
+            </w:r>
+          </w:p>
+          <w:p>
+            <w:pPr>
+              <w:cnfStyle w:val="000000100000" w:firstRow="0" w:lastRow="0" w:firstColumn="0" w:lastColumn="0" w:oddVBand="0" w:evenVBand="0" w:oddHBand="1" w:evenHBand="0" w:firstRowFirstColumn="0" w:firstRowLastColumn="0" w:lastRowFirstColumn="0" w:lastRowLastColumn="0"/>
+            </w:pPr>
+            <w:r>
+              <w:t>2. Test case:</w:t>
+            </w:r>
+          </w:p>
+          <w:p>
+            <w:pPr>
+              <w:cnfStyle w:val="000000100000" w:firstRow="0" w:lastRow="0" w:firstColumn="0" w:lastColumn="0" w:oddVBand="0" w:evenVBand="0" w:oddHBand="1" w:evenHBand="0" w:firstRowFirstColumn="0" w:firstRowLastColumn="0" w:lastRowFirstColumn="0" w:lastRowLastColumn="0"/>
+            </w:pPr>
+          </w:p>
+          <w:p>
+            <w:pPr>
+              <w:cnfStyle w:val="000000100000" w:firstRow="0" w:lastRow="0" w:firstColumn="0" w:lastColumn="0" w:oddVBand="0" w:evenVBand="0" w:oddHBand="1" w:evenHBand="0" w:firstRowFirstColumn="0" w:firstRowLastColumn="0" w:lastRowFirstColumn="0" w:lastRowLastColumn="0"/>
+            </w:pPr>
+            <w:r>
+              <w:t>Hợp lệ: 2 test case (FR03_EP_V01, FR03_EP_V02) — mỗi bước 1 case đại diện miền hợp lệ.</w:t>
+            </w:r>
+          </w:p>
+          <w:p>
+            <w:pPr>
+              <w:cnfStyle w:val="000000100000" w:firstRow="0" w:lastRow="0" w:firstColumn="0" w:lastColumn="0" w:oddVBand="0" w:evenVBand="0" w:oddHBand="1" w:evenHBand="0" w:firstRowFirstColumn="0" w:firstRowLastColumn="0" w:lastRowFirstColumn="0" w:lastRowLastColumn="0"/>
+            </w:pPr>
+            <w:r>
+              <w:t xml:space="preserve">Không hợp lệ: 14 test case (FR03_EP_IV01 </w:t>
+            </w:r>
+            <w:r>
+              <w:rPr>
+                <w:rFonts w:hint="eastAsia"/>
+              </w:rPr>
+              <w:t>→</w:t>
+            </w:r>
+            <w:r>
+              <w:t xml:space="preserve"> FR03_EP_IV14) — mỗi miền không hợp lệ được test riêng biệt, bao gồm email sai/trống, OTP sai/trống/email khác, mật khẩu thiếu từng loại ký tự, và xác nhận không khớp.</w:t>
+            </w:r>
           </w:p>
         </w:tc>
         <w:tc>
@@ -657,6 +1121,10 @@
             <w:pPr>
               <w:cnfStyle w:val="000000100000" w:firstRow="0" w:lastRow="0" w:firstColumn="0" w:lastColumn="0" w:oddVBand="0" w:evenVBand="0" w:oddHBand="1" w:evenHBand="0" w:firstRowFirstColumn="0" w:firstRowLastColumn="0" w:lastRowFirstColumn="0" w:lastRowLastColumn="0"/>
             </w:pPr>
+            <w:r>
+              <w:lastRenderedPageBreak/>
+              <w:t>INCOMPLETE</w:t>
+            </w:r>
           </w:p>
         </w:tc>
         <w:tc>
@@ -667,6 +1135,58 @@
             <w:pPr>
               <w:cnfStyle w:val="000000100000" w:firstRow="0" w:lastRow="0" w:firstColumn="0" w:lastColumn="0" w:oddVBand="0" w:evenVBand="0" w:oddHBand="1" w:evenHBand="0" w:firstRowFirstColumn="0" w:firstRowLastColumn="0" w:lastRowFirstColumn="0" w:lastRowLastColumn="0"/>
             </w:pPr>
+            <w:r>
+              <w:t>cột ouput 2.1 khác với output 2.2</w:t>
+            </w:r>
+          </w:p>
+          <w:p>
+            <w:pPr>
+              <w:cnfStyle w:val="000000100000" w:firstRow="0" w:lastRow="0" w:firstColumn="0" w:lastColumn="0" w:oddVBand="0" w:evenVBand="0" w:oddHBand="1" w:evenHBand="0" w:firstRowFirstColumn="0" w:firstRowLastColumn="0" w:lastRowFirstColumn="0" w:lastRowLastColumn="0"/>
+            </w:pPr>
+          </w:p>
+          <w:p>
+            <w:pPr>
+              <w:cnfStyle w:val="000000100000" w:firstRow="0" w:lastRow="0" w:firstColumn="0" w:lastColumn="0" w:oddVBand="0" w:evenVBand="0" w:oddHBand="1" w:evenHBand="0" w:firstRowFirstColumn="0" w:firstRowLastColumn="0" w:lastRowFirstColumn="0" w:lastRowLastColumn="0"/>
+              <w:rPr>
+                <w:rFonts w:ascii="Arial" w:hAnsi="Arial"/>
+                <w:sz w:val="21"/>
+              </w:rPr>
+            </w:pPr>
+            <w:r>
+              <w:rPr>
+                <w:rFonts w:ascii="Arial" w:hAnsi="Arial"/>
+                <w:sz w:val="21"/>
+              </w:rPr>
+              <w:t>Tên giá trị "Đặt lại mật khẩu" của bước 2 khác với Tên cột "Kết quả(Output)"</w:t>
+            </w:r>
+          </w:p>
+          <w:p>
+            <w:pPr>
+              <w:cnfStyle w:val="000000100000" w:firstRow="0" w:lastRow="0" w:firstColumn="0" w:lastColumn="0" w:oddVBand="0" w:evenVBand="0" w:oddHBand="1" w:evenHBand="0" w:firstRowFirstColumn="0" w:firstRowLastColumn="0" w:lastRowFirstColumn="0" w:lastRowLastColumn="0"/>
+              <w:rPr>
+                <w:rFonts w:ascii="Arial" w:hAnsi="Arial"/>
+                <w:sz w:val="21"/>
+              </w:rPr>
+            </w:pPr>
+          </w:p>
+          <w:p>
+            <w:pPr>
+              <w:cnfStyle w:val="000000100000" w:firstRow="0" w:lastRow="0" w:firstColumn="0" w:lastColumn="0" w:oddVBand="0" w:evenVBand="0" w:oddHBand="1" w:evenHBand="0" w:firstRowFirstColumn="0" w:firstRowLastColumn="0" w:lastRowFirstColumn="0" w:lastRowLastColumn="0"/>
+            </w:pPr>
+            <w:r>
+              <w:rPr>
+                <w:rFonts w:ascii="Arial" w:hAnsi="Arial"/>
+                <w:sz w:val="21"/>
+              </w:rPr>
+              <w:t>Test objective</w:t>
+            </w:r>
+            <w:r>
+              <w:rPr>
+                <w:rFonts w:ascii="Arial" w:hAnsi="Arial"/>
+                <w:sz w:val="21"/>
+              </w:rPr>
+              <w:t xml:space="preserve"> lặp quá nhiều chữ Test</w:t>
+            </w:r>
           </w:p>
         </w:tc>
         <w:tc>
@@ -677,6 +1197,9 @@
             <w:pPr>
               <w:cnfStyle w:val="000000100000" w:firstRow="0" w:lastRow="0" w:firstColumn="0" w:lastColumn="0" w:oddVBand="0" w:evenVBand="0" w:oddHBand="1" w:evenHBand="0" w:firstRowFirstColumn="0" w:firstRowLastColumn="0" w:lastRowFirstColumn="0" w:lastRowLastColumn="0"/>
             </w:pPr>
+            <w:r>
+              <w:t>Prompt AI sửa lại</w:t>
+            </w:r>
           </w:p>
         </w:tc>
       </w:tr>
@@ -690,12 +1213,19 @@
             <w:tcW w:w="2154" w:type="dxa"/>
           </w:tcPr>
           <w:p>
-            <w:r>
-              <w:rPr>
-                <w:rFonts w:ascii="Arial" w:hAnsi="Arial"/>
-                <w:sz w:val="21"/>
-              </w:rPr>
-              <w:t>Tool: AI Tool (e.g., ChatGPT, Claude, Gemini)</w:t>
+            <w:pPr>
+              <w:rPr>
+                <w:rFonts w:ascii="Arial" w:hAnsi="Arial"/>
+                <w:sz w:val="21"/>
+              </w:rPr>
+            </w:pPr>
+            <w:r>
+              <w:rPr>
+                <w:rFonts w:ascii="Arial" w:hAnsi="Arial"/>
+                <w:sz w:val="21"/>
+              </w:rPr>
+              <w:lastRenderedPageBreak/>
+              <w:t>Artifact #2</w:t>
             </w:r>
             <w:r>
               <w:rPr>
@@ -703,7 +1233,75 @@
                 <w:sz w:val="21"/>
               </w:rPr>
               <w:br/>
-              <w:t>Time: 14:32 25/02/2026</w:t>
+            </w:r>
+            <w:r>
+              <w:rPr>
+                <w:rFonts w:ascii="Arial" w:hAnsi="Arial"/>
+                <w:sz w:val="21"/>
+              </w:rPr>
+              <w:t>TOOL:</w:t>
+            </w:r>
+            <w:r>
+              <w:rPr>
+                <w:rFonts w:ascii="Arial" w:hAnsi="Arial"/>
+                <w:sz w:val="21"/>
+              </w:rPr>
+              <w:t xml:space="preserve"> Claude Opus 4.6 (Thinking)</w:t>
+            </w:r>
+          </w:p>
+          <w:p>
+            <w:pPr>
+              <w:rPr>
+                <w:rFonts w:ascii="Arial" w:hAnsi="Arial"/>
+                <w:sz w:val="21"/>
+              </w:rPr>
+            </w:pPr>
+          </w:p>
+          <w:p>
+            <w:pPr>
+              <w:rPr>
+                <w:rFonts w:ascii="Arial" w:hAnsi="Arial"/>
+                <w:sz w:val="21"/>
+              </w:rPr>
+            </w:pPr>
+            <w:r>
+              <w:rPr>
+                <w:rFonts w:ascii="Arial" w:hAnsi="Arial"/>
+                <w:sz w:val="21"/>
+              </w:rPr>
+              <w:t>Time: 2026-06-22 18:59:28</w:t>
+            </w:r>
+          </w:p>
+          <w:p>
+            <w:pPr>
+              <w:rPr>
+                <w:rFonts w:ascii="Arial" w:hAnsi="Arial"/>
+                <w:sz w:val="21"/>
+              </w:rPr>
+            </w:pPr>
+          </w:p>
+          <w:p>
+            <w:pPr>
+              <w:rPr>
+                <w:rFonts w:ascii="Arial" w:hAnsi="Arial"/>
+                <w:sz w:val="21"/>
+              </w:rPr>
+            </w:pPr>
+            <w:r>
+              <w:rPr>
+                <w:rFonts w:ascii="Arial" w:hAnsi="Arial"/>
+                <w:sz w:val="21"/>
+              </w:rPr>
+              <w:t>Prompt:</w:t>
+            </w:r>
+          </w:p>
+          <w:p>
+            <w:r>
+              <w:rPr>
+                <w:rFonts w:ascii="Arial" w:hAnsi="Arial"/>
+                <w:sz w:val="21"/>
+              </w:rPr>
+              <w:t>Tại sao trình bày cột ouput 2.1 khác với output 2.2?</w:t>
             </w:r>
             <w:r>
               <w:rPr>
@@ -711,125 +1309,96 @@
                 <w:sz w:val="21"/>
               </w:rPr>
               <w:br/>
-              <w:t>Prompt:</w:t>
-            </w:r>
-            <w:r>
-              <w:rPr>
-                <w:rFonts w:ascii="Arial" w:hAnsi="Arial"/>
-                <w:sz w:val="21"/>
-              </w:rPr>
-              <w:br/>
-              <w:t xml:space="preserve">"Generate test </w:t>
-            </w:r>
-            <w:r>
-              <w:rPr>
-                <w:rFonts w:ascii="Arial" w:hAnsi="Arial"/>
-                <w:sz w:val="21"/>
-              </w:rPr>
+            </w:r>
+          </w:p>
+        </w:tc>
+        <w:tc>
+          <w:tcPr>
+            <w:tcW w:w="2041" w:type="dxa"/>
+          </w:tcPr>
+          <w:p>
+            <w:pPr>
+              <w:cnfStyle w:val="000000010000" w:firstRow="0" w:lastRow="0" w:firstColumn="0" w:lastColumn="0" w:oddVBand="0" w:evenVBand="0" w:oddHBand="0" w:evenHBand="1" w:firstRowFirstColumn="0" w:firstRowLastColumn="0" w:lastRowFirstColumn="0" w:lastRowLastColumn="0"/>
+            </w:pPr>
+            <w:r>
               <w:lastRenderedPageBreak/>
-              <w:t>cases for parsePhoneNumberVN function…"</w:t>
-            </w:r>
-          </w:p>
-        </w:tc>
-        <w:tc>
-          <w:tcPr>
-            <w:tcW w:w="2041" w:type="dxa"/>
-          </w:tcPr>
+              <w:t xml:space="preserve">Bạn nói đúng, phần 2.1 liệt kê output thành nhiều cột riêng biệt (OTP, Step Indicator, Nút quay lại, Chuyển </w:t>
+            </w:r>
+            <w:r>
+              <w:lastRenderedPageBreak/>
+              <w:t>bước...) còn phần 2.2 chỉ gộp chung thành 1 cột "Kết quả mong đợi". Tôi sẽ sửa lại cho thống nhất format giữa 2 phần.</w:t>
+            </w:r>
+          </w:p>
           <w:p>
             <w:pPr>
               <w:cnfStyle w:val="000000010000" w:firstRow="0" w:lastRow="0" w:firstColumn="0" w:lastColumn="0" w:oddVBand="0" w:evenVBand="0" w:oddHBand="0" w:evenHBand="1" w:firstRowFirstColumn="0" w:firstRowLastColumn="0" w:lastRowFirstColumn="0" w:lastRowLastColumn="0"/>
             </w:pPr>
-            <w:r>
-              <w:rPr>
-                <w:rFonts w:ascii="Arial" w:hAnsi="Arial"/>
-                <w:sz w:val="21"/>
+          </w:p>
+          <w:p>
+            <w:pPr>
+              <w:cnfStyle w:val="000000010000" w:firstRow="0" w:lastRow="0" w:firstColumn="0" w:lastColumn="0" w:oddVBand="0" w:evenVBand="0" w:oddHBand="0" w:evenHBand="1" w:firstRowFirstColumn="0" w:firstRowLastColumn="0" w:lastRowFirstColumn="0" w:lastRowLastColumn="0"/>
+            </w:pPr>
+            <w:r>
+              <w:t>Đã sửa xong. Giờ cả 2.1 và 2.2 đều có format cột output thống nhất:</w:t>
+            </w:r>
+          </w:p>
+          <w:p>
+            <w:pPr>
+              <w:cnfStyle w:val="000000010000" w:firstRow="0" w:lastRow="0" w:firstColumn="0" w:lastColumn="0" w:oddVBand="0" w:evenVBand="0" w:oddHBand="0" w:evenHBand="1" w:firstRowFirstColumn="0" w:firstRowLastColumn="0" w:lastRowFirstColumn="0" w:lastRowLastColumn="0"/>
+            </w:pPr>
+          </w:p>
+          <w:p>
+            <w:pPr>
+              <w:cnfStyle w:val="000000010000" w:firstRow="0" w:lastRow="0" w:firstColumn="0" w:lastColumn="0" w:oddVBand="0" w:evenVBand="0" w:oddHBand="0" w:evenHBand="1" w:firstRowFirstColumn="0" w:firstRowLastColumn="0" w:lastRowFirstColumn="0" w:lastRowLastColumn="0"/>
+            </w:pPr>
+            <w:r>
+              <w:t>Bước 1: Cùng có 4 cột output — OTP, Step Indicator, Nút quay lại, Chuyển bước</w:t>
+            </w:r>
+          </w:p>
+          <w:p>
+            <w:pPr>
+              <w:cnfStyle w:val="000000010000" w:firstRow="0" w:lastRow="0" w:firstColumn="0" w:lastColumn="0" w:oddVBand="0" w:evenVBand="0" w:oddHBand="0" w:evenHBand="1" w:firstRowFirstColumn="0" w:firstRowLastColumn="0" w:lastRowFirstColumn="0" w:lastRowLastColumn="0"/>
+            </w:pPr>
+            <w:r>
+              <w:t>Bước 2: Cùng có 2 cột output — Kết quả, Step Indicator</w:t>
+            </w:r>
+          </w:p>
+        </w:tc>
+        <w:tc>
+          <w:tcPr>
+            <w:tcW w:w="1020" w:type="dxa"/>
+          </w:tcPr>
+          <w:p>
+            <w:pPr>
+              <w:cnfStyle w:val="000000010000" w:firstRow="0" w:lastRow="0" w:firstColumn="0" w:lastColumn="0" w:oddVBand="0" w:evenVBand="0" w:oddHBand="0" w:evenHBand="1" w:firstRowFirstColumn="0" w:firstRowLastColumn="0" w:lastRowFirstColumn="0" w:lastRowLastColumn="0"/>
+            </w:pPr>
+            <w:r>
+              <w:rPr>
+                <w:rFonts w:ascii="Arial" w:hAnsi="Arial"/>
               </w:rPr>
               <w:lastRenderedPageBreak/>
-              <w:t>TC01: parsePhoneNumberVN("0912345678")</w:t>
-            </w:r>
-            <w:r>
-              <w:rPr>
-                <w:rFonts w:ascii="Arial" w:hAnsi="Arial"/>
-                <w:sz w:val="21"/>
-              </w:rPr>
-              <w:br/>
-              <w:t>Expected: {prefix:84, number:912345678, valid:true}</w:t>
-            </w:r>
-            <w:r>
-              <w:rPr>
-                <w:rFonts w:ascii="Arial" w:hAnsi="Arial"/>
-                <w:sz w:val="21"/>
-              </w:rPr>
-              <w:br/>
-            </w:r>
-            <w:r>
-              <w:rPr>
-                <w:rFonts w:ascii="Arial" w:hAnsi="Arial"/>
-                <w:sz w:val="21"/>
-              </w:rPr>
-              <w:lastRenderedPageBreak/>
-              <w:t>…</w:t>
-            </w:r>
-          </w:p>
-        </w:tc>
-        <w:tc>
-          <w:tcPr>
-            <w:tcW w:w="1020" w:type="dxa"/>
+              <w:t>VALID</w:t>
+            </w:r>
+          </w:p>
+        </w:tc>
+        <w:tc>
+          <w:tcPr>
+            <w:tcW w:w="2268" w:type="dxa"/>
           </w:tcPr>
           <w:p>
             <w:pPr>
               <w:cnfStyle w:val="000000010000" w:firstRow="0" w:lastRow="0" w:firstColumn="0" w:lastColumn="0" w:oddVBand="0" w:evenVBand="0" w:oddHBand="0" w:evenHBand="1" w:firstRowFirstColumn="0" w:firstRowLastColumn="0" w:lastRowFirstColumn="0" w:lastRowLastColumn="0"/>
             </w:pPr>
-            <w:r>
-              <w:rPr>
-                <w:rFonts w:ascii="Arial" w:hAnsi="Arial"/>
-                <w:sz w:val="21"/>
-              </w:rPr>
-              <w:lastRenderedPageBreak/>
-              <w:t>INCOMPLETE</w:t>
-            </w:r>
-          </w:p>
-        </w:tc>
-        <w:tc>
-          <w:tcPr>
-            <w:tcW w:w="2268" w:type="dxa"/>
+          </w:p>
+        </w:tc>
+        <w:tc>
+          <w:tcPr>
+            <w:tcW w:w="2154" w:type="dxa"/>
           </w:tcPr>
           <w:p>
             <w:pPr>
               <w:cnfStyle w:val="000000010000" w:firstRow="0" w:lastRow="0" w:firstColumn="0" w:lastColumn="0" w:oddVBand="0" w:evenVBand="0" w:oddHBand="0" w:evenHBand="1" w:firstRowFirstColumn="0" w:firstRowLastColumn="0" w:lastRowFirstColumn="0" w:lastRowLastColumn="0"/>
             </w:pPr>
-            <w:r>
-              <w:rPr>
-                <w:rFonts w:ascii="Arial" w:hAnsi="Arial"/>
-                <w:sz w:val="21"/>
-              </w:rPr>
-              <w:t>AI ignored RFC 3966 international format. ISTQB FL §4.3 Boundary Value Analysis requires testing format edges.</w:t>
-            </w:r>
-          </w:p>
-        </w:tc>
-        <w:tc>
-          <w:tcPr>
-            <w:tcW w:w="2154" w:type="dxa"/>
-          </w:tcPr>
-          <w:p>
-            <w:pPr>
-              <w:cnfStyle w:val="000000010000" w:firstRow="0" w:lastRow="0" w:firstColumn="0" w:lastColumn="0" w:oddVBand="0" w:evenVBand="0" w:oddHBand="0" w:evenHBand="1" w:firstRowFirstColumn="0" w:firstRowLastColumn="0" w:lastRowFirstColumn="0" w:lastRowLastColumn="0"/>
-            </w:pPr>
-            <w:r>
-              <w:rPr>
-                <w:rFonts w:ascii="Arial" w:hAnsi="Arial"/>
-                <w:sz w:val="21"/>
-              </w:rPr>
-              <w:t>Added TC: parsePhoneNumberVN("+84-91-234-5678")</w:t>
-            </w:r>
-            <w:r>
-              <w:rPr>
-                <w:rFonts w:ascii="Arial" w:hAnsi="Arial"/>
-                <w:sz w:val="21"/>
-              </w:rPr>
-              <w:br/>
-              <w:t>Expected: {prefix:84, number:912345678, valid:true}</w:t>
-            </w:r>
           </w:p>
         </w:tc>
       </w:tr>
@@ -843,12 +1412,18 @@
             <w:tcW w:w="2154" w:type="dxa"/>
           </w:tcPr>
           <w:p>
-            <w:r>
-              <w:rPr>
-                <w:rFonts w:ascii="Arial" w:hAnsi="Arial"/>
-                <w:sz w:val="21"/>
-              </w:rPr>
-              <w:t>Artifact #1</w:t>
+            <w:pPr>
+              <w:rPr>
+                <w:rFonts w:ascii="Arial" w:hAnsi="Arial"/>
+                <w:sz w:val="21"/>
+              </w:rPr>
+            </w:pPr>
+            <w:r>
+              <w:rPr>
+                <w:rFonts w:ascii="Arial" w:hAnsi="Arial"/>
+                <w:sz w:val="21"/>
+              </w:rPr>
+              <w:t>Artifact #3</w:t>
             </w:r>
             <w:r>
               <w:rPr>
@@ -862,6 +1437,59 @@
                 <w:rFonts w:ascii="Arial" w:hAnsi="Arial"/>
                 <w:sz w:val="21"/>
               </w:rPr>
+              <w:t>TOOL:</w:t>
+            </w:r>
+            <w:r>
+              <w:rPr>
+                <w:rFonts w:ascii="Arial" w:hAnsi="Arial"/>
+                <w:sz w:val="21"/>
+              </w:rPr>
+              <w:t xml:space="preserve"> Claude Opus 4.6 (Thinking)</w:t>
+            </w:r>
+          </w:p>
+          <w:p>
+            <w:pPr>
+              <w:rPr>
+                <w:rFonts w:ascii="Arial" w:hAnsi="Arial"/>
+                <w:sz w:val="21"/>
+              </w:rPr>
+            </w:pPr>
+            <w:r>
+              <w:rPr>
+                <w:rFonts w:ascii="Arial" w:hAnsi="Arial"/>
+                <w:sz w:val="21"/>
+              </w:rPr>
+              <w:t>Time: 2026-06-22 19:10:31</w:t>
+            </w:r>
+          </w:p>
+          <w:p>
+            <w:pPr>
+              <w:rPr>
+                <w:rFonts w:ascii="Arial" w:hAnsi="Arial"/>
+                <w:sz w:val="21"/>
+              </w:rPr>
+            </w:pPr>
+            <w:r>
+              <w:rPr>
+                <w:rFonts w:ascii="Arial" w:hAnsi="Arial"/>
+                <w:sz w:val="21"/>
+              </w:rPr>
+              <w:t>Prompt:</w:t>
+            </w:r>
+          </w:p>
+          <w:p>
+            <w:r>
+              <w:rPr>
+                <w:rFonts w:ascii="Arial" w:hAnsi="Arial"/>
+                <w:sz w:val="21"/>
+              </w:rPr>
+              <w:t>Tên giá trị "Đặt lại mật khẩu" của bước 2 khác với Tên cột "Kết quả(Output)",sửa tên giá trị thành "Kết quả"</w:t>
+            </w:r>
+            <w:r>
+              <w:rPr>
+                <w:rFonts w:ascii="Arial" w:hAnsi="Arial"/>
+                <w:sz w:val="21"/>
+              </w:rPr>
               <w:br/>
             </w:r>
           </w:p>
@@ -874,6 +1502,9 @@
             <w:pPr>
               <w:cnfStyle w:val="000000100000" w:firstRow="0" w:lastRow="0" w:firstColumn="0" w:lastColumn="0" w:oddVBand="0" w:evenVBand="0" w:oddHBand="1" w:evenHBand="0" w:firstRowFirstColumn="0" w:firstRowLastColumn="0" w:lastRowFirstColumn="0" w:lastRowLastColumn="0"/>
             </w:pPr>
+            <w:r>
+              <w:t>Đã sửa tên giá trị Đặt lại mật khẩu → Kết quả trong bảng Output của Bước 2 (phần 1), giờ đã thống nhất với tên cột Kết quả (Output) trong các bảng test case.</w:t>
+            </w:r>
           </w:p>
         </w:tc>
         <w:tc>
@@ -884,6 +1515,12 @@
             <w:pPr>
               <w:cnfStyle w:val="000000100000" w:firstRow="0" w:lastRow="0" w:firstColumn="0" w:lastColumn="0" w:oddVBand="0" w:evenVBand="0" w:oddHBand="1" w:evenHBand="0" w:firstRowFirstColumn="0" w:firstRowLastColumn="0" w:lastRowFirstColumn="0" w:lastRowLastColumn="0"/>
             </w:pPr>
+            <w:r>
+              <w:rPr>
+                <w:rFonts w:ascii="Arial" w:hAnsi="Arial"/>
+              </w:rPr>
+              <w:t>VALID</w:t>
+            </w:r>
           </w:p>
         </w:tc>
         <w:tc>
@@ -917,12 +1554,18 @@
             <w:tcW w:w="2154" w:type="dxa"/>
           </w:tcPr>
           <w:p>
-            <w:r>
-              <w:rPr>
-                <w:rFonts w:ascii="Arial" w:hAnsi="Arial"/>
-                <w:sz w:val="21"/>
-              </w:rPr>
-              <w:t>Artifact #2</w:t>
+            <w:pPr>
+              <w:rPr>
+                <w:rFonts w:ascii="Arial" w:hAnsi="Arial"/>
+                <w:sz w:val="21"/>
+              </w:rPr>
+            </w:pPr>
+            <w:r>
+              <w:rPr>
+                <w:rFonts w:ascii="Arial" w:hAnsi="Arial"/>
+                <w:sz w:val="21"/>
+              </w:rPr>
+              <w:t>Artifact #4</w:t>
             </w:r>
             <w:r>
               <w:rPr>
@@ -936,6 +1579,59 @@
                 <w:rFonts w:ascii="Arial" w:hAnsi="Arial"/>
                 <w:sz w:val="21"/>
               </w:rPr>
+              <w:t>TOOL:</w:t>
+            </w:r>
+            <w:r>
+              <w:rPr>
+                <w:rFonts w:ascii="Arial" w:hAnsi="Arial"/>
+                <w:sz w:val="21"/>
+              </w:rPr>
+              <w:t xml:space="preserve"> Claude Opus 4.6 (Thinking)</w:t>
+            </w:r>
+          </w:p>
+          <w:p>
+            <w:pPr>
+              <w:rPr>
+                <w:rFonts w:ascii="Arial" w:hAnsi="Arial"/>
+                <w:sz w:val="21"/>
+              </w:rPr>
+            </w:pPr>
+            <w:r>
+              <w:rPr>
+                <w:rFonts w:ascii="Arial" w:hAnsi="Arial"/>
+                <w:sz w:val="21"/>
+              </w:rPr>
+              <w:t>Time: 2026-06-22 20:13:14</w:t>
+            </w:r>
+          </w:p>
+          <w:p>
+            <w:pPr>
+              <w:rPr>
+                <w:rFonts w:ascii="Arial" w:hAnsi="Arial"/>
+                <w:sz w:val="21"/>
+              </w:rPr>
+            </w:pPr>
+            <w:r>
+              <w:rPr>
+                <w:rFonts w:ascii="Arial" w:hAnsi="Arial"/>
+                <w:sz w:val="21"/>
+              </w:rPr>
+              <w:t>Prompt:</w:t>
+            </w:r>
+          </w:p>
+          <w:p>
+            <w:r>
+              <w:rPr>
+                <w:rFonts w:ascii="Arial" w:hAnsi="Arial"/>
+                <w:sz w:val="21"/>
+              </w:rPr>
+              <w:t>Test objective tôi thấy bạn lặp quá nhiều chữ Test ở đầu câu. Bỏ đi cho tôi</w:t>
+            </w:r>
+            <w:r>
+              <w:rPr>
+                <w:rFonts w:ascii="Arial" w:hAnsi="Arial"/>
+                <w:sz w:val="21"/>
+              </w:rPr>
               <w:br/>
             </w:r>
           </w:p>
@@ -948,6 +1644,33 @@
             <w:pPr>
               <w:cnfStyle w:val="000000010000" w:firstRow="0" w:lastRow="0" w:firstColumn="0" w:lastColumn="0" w:oddVBand="0" w:evenVBand="0" w:oddHBand="0" w:evenHBand="1" w:firstRowFirstColumn="0" w:firstRowLastColumn="0" w:lastRowFirstColumn="0" w:lastRowLastColumn="0"/>
             </w:pPr>
+            <w:r>
+              <w:t>Đã bỏ từ "Test" ở đầu tất cả 16 Test Objective. Giờ mỗi dòng bắt đầu trực tiếp bằng nội dung mô tả, ví dụ:</w:t>
+            </w:r>
+          </w:p>
+          <w:p>
+            <w:pPr>
+              <w:cnfStyle w:val="000000010000" w:firstRow="0" w:lastRow="0" w:firstColumn="0" w:lastColumn="0" w:oddVBand="0" w:evenVBand="0" w:oddHBand="0" w:evenHBand="1" w:firstRowFirstColumn="0" w:firstRowLastColumn="0" w:lastRowFirstColumn="0" w:lastRowLastColumn="0"/>
+            </w:pPr>
+            <w:r>
+              <w:t>Email hợp lệ đã đăng ký trong miền E1</w:t>
+            </w:r>
+          </w:p>
+          <w:p>
+            <w:pPr>
+              <w:cnfStyle w:val="000000010000" w:firstRow="0" w:lastRow="0" w:firstColumn="0" w:lastColumn="0" w:oddVBand="0" w:evenVBand="0" w:oddHBand="0" w:evenHBand="1" w:firstRowFirstColumn="0" w:firstRowLastColumn="0" w:lastRowFirstColumn="0" w:lastRowLastColumn="0"/>
+            </w:pPr>
+            <w:r>
+              <w:t>OTP sai trong miền OTP2</w:t>
+            </w:r>
+          </w:p>
+          <w:p>
+            <w:pPr>
+              <w:cnfStyle w:val="000000010000" w:firstRow="0" w:lastRow="0" w:firstColumn="0" w:lastColumn="0" w:oddVBand="0" w:evenVBand="0" w:oddHBand="0" w:evenHBand="1" w:firstRowFirstColumn="0" w:firstRowLastColumn="0" w:lastRowFirstColumn="0" w:lastRowLastColumn="0"/>
+            </w:pPr>
+            <w:r>
+              <w:t>Mật khẩu không có chữ hoa trong miền PW3</w:t>
+            </w:r>
           </w:p>
         </w:tc>
         <w:tc>
@@ -958,6 +1681,12 @@
             <w:pPr>
               <w:cnfStyle w:val="000000010000" w:firstRow="0" w:lastRow="0" w:firstColumn="0" w:lastColumn="0" w:oddVBand="0" w:evenVBand="0" w:oddHBand="0" w:evenHBand="1" w:firstRowFirstColumn="0" w:firstRowLastColumn="0" w:lastRowFirstColumn="0" w:lastRowLastColumn="0"/>
             </w:pPr>
+            <w:r>
+              <w:rPr>
+                <w:rFonts w:ascii="Arial" w:hAnsi="Arial"/>
+              </w:rPr>
+              <w:t>VALID</w:t>
+            </w:r>
           </w:p>
         </w:tc>
         <w:tc>
@@ -991,12 +1720,19 @@
             <w:tcW w:w="2154" w:type="dxa"/>
           </w:tcPr>
           <w:p>
-            <w:r>
-              <w:rPr>
-                <w:rFonts w:ascii="Arial" w:hAnsi="Arial"/>
-                <w:sz w:val="21"/>
-              </w:rPr>
-              <w:t>Artifact #3</w:t>
+            <w:pPr>
+              <w:rPr>
+                <w:rFonts w:ascii="Arial" w:hAnsi="Arial"/>
+                <w:sz w:val="21"/>
+              </w:rPr>
+            </w:pPr>
+            <w:r>
+              <w:rPr>
+                <w:rFonts w:ascii="Arial" w:hAnsi="Arial"/>
+                <w:sz w:val="21"/>
+              </w:rPr>
+              <w:lastRenderedPageBreak/>
+              <w:t>Artifact #5</w:t>
             </w:r>
             <w:r>
               <w:rPr>
@@ -1010,6 +1746,98 @@
                 <w:rFonts w:ascii="Arial" w:hAnsi="Arial"/>
                 <w:sz w:val="21"/>
               </w:rPr>
+              <w:t>TOOL:</w:t>
+            </w:r>
+            <w:r>
+              <w:rPr>
+                <w:rFonts w:ascii="Arial" w:hAnsi="Arial"/>
+                <w:sz w:val="21"/>
+              </w:rPr>
+              <w:t xml:space="preserve"> Claude Opus 4.6 (Thinking)</w:t>
+            </w:r>
+          </w:p>
+          <w:p>
+            <w:pPr>
+              <w:rPr>
+                <w:rFonts w:ascii="Arial" w:hAnsi="Arial"/>
+                <w:sz w:val="21"/>
+              </w:rPr>
+            </w:pPr>
+          </w:p>
+          <w:p>
+            <w:pPr>
+              <w:rPr>
+                <w:rFonts w:ascii="Arial" w:hAnsi="Arial"/>
+                <w:sz w:val="21"/>
+              </w:rPr>
+            </w:pPr>
+            <w:r>
+              <w:rPr>
+                <w:rFonts w:ascii="Arial" w:hAnsi="Arial"/>
+                <w:sz w:val="21"/>
+              </w:rPr>
+              <w:t>Time: 2026-06-22 20:42:38</w:t>
+            </w:r>
+          </w:p>
+          <w:p>
+            <w:pPr>
+              <w:rPr>
+                <w:rFonts w:ascii="Arial" w:hAnsi="Arial"/>
+                <w:sz w:val="21"/>
+              </w:rPr>
+            </w:pPr>
+          </w:p>
+          <w:p>
+            <w:pPr>
+              <w:rPr>
+                <w:rFonts w:ascii="Arial" w:hAnsi="Arial"/>
+                <w:sz w:val="21"/>
+              </w:rPr>
+            </w:pPr>
+            <w:r>
+              <w:rPr>
+                <w:rFonts w:ascii="Arial" w:hAnsi="Arial"/>
+                <w:sz w:val="21"/>
+              </w:rPr>
+              <w:t>Prompt:</w:t>
+            </w:r>
+          </w:p>
+          <w:p>
+            <w:pPr>
+              <w:rPr>
+                <w:rFonts w:ascii="Arial" w:hAnsi="Arial"/>
+                <w:sz w:val="21"/>
+              </w:rPr>
+            </w:pPr>
+            <w:r>
+              <w:rPr>
+                <w:rFonts w:ascii="Arial" w:hAnsi="Arial"/>
+                <w:sz w:val="21"/>
+              </w:rPr>
+              <w:t>Tôi thấy bạn chỉ liệt kê các test case về input mà không có test case về output. Liệt kê chúng ra.</w:t>
+            </w:r>
+          </w:p>
+          <w:p>
+            <w:pPr>
+              <w:rPr>
+                <w:rFonts w:ascii="Arial" w:hAnsi="Arial"/>
+                <w:sz w:val="21"/>
+              </w:rPr>
+            </w:pPr>
+          </w:p>
+          <w:p>
+            <w:r>
+              <w:rPr>
+                <w:rFonts w:ascii="Arial" w:hAnsi="Arial"/>
+                <w:sz w:val="21"/>
+              </w:rPr>
+              <w:t>Sau khi liệt kê xong thì tạo thêm mục 3. Rút gọn TC Trong đó gộp các test case vào test objective (test có chung input và output).</w:t>
+            </w:r>
+            <w:r>
+              <w:rPr>
+                <w:rFonts w:ascii="Arial" w:hAnsi="Arial"/>
+                <w:sz w:val="21"/>
+              </w:rPr>
               <w:br/>
             </w:r>
           </w:p>
@@ -1022,6 +1850,167 @@
             <w:pPr>
               <w:cnfStyle w:val="000000100000" w:firstRow="0" w:lastRow="0" w:firstColumn="0" w:lastColumn="0" w:oddVBand="0" w:evenVBand="0" w:oddHBand="1" w:evenHBand="0" w:firstRowFirstColumn="0" w:firstRowLastColumn="0" w:lastRowFirstColumn="0" w:lastRowLastColumn="0"/>
             </w:pPr>
+            <w:r>
+              <w:t>Tôi hiểu rồi. Hiện tại các test case chỉ tập trung vào miền input (E1-E4, OTP1-OTP4, PW1-PW7, CF1-CF3) mà chưa có test case riêng cho các miền output (O1, O3, O5, O7, O9, O11 — và O2, O4, O6, O8, O10, O12). Tôi sẽ bổ sung test case cho output và thêm mục 3 rút gọn.</w:t>
+            </w:r>
+          </w:p>
+          <w:p>
+            <w:pPr>
+              <w:cnfStyle w:val="000000100000" w:firstRow="0" w:lastRow="0" w:firstColumn="0" w:lastColumn="0" w:oddVBand="0" w:evenVBand="0" w:oddHBand="1" w:evenHBand="0" w:firstRowFirstColumn="0" w:firstRowLastColumn="0" w:lastRowFirstColumn="0" w:lastRowLastColumn="0"/>
+            </w:pPr>
+          </w:p>
+          <w:p>
+            <w:pPr>
+              <w:cnfStyle w:val="000000100000" w:firstRow="0" w:lastRow="0" w:firstColumn="0" w:lastColumn="0" w:oddVBand="0" w:evenVBand="0" w:oddHBand="1" w:evenHBand="0" w:firstRowFirstColumn="0" w:firstRowLastColumn="0" w:lastRowFirstColumn="0" w:lastRowLastColumn="0"/>
+            </w:pPr>
+            <w:r>
+              <w:t>Đã cập nhật xong [EP-FR03.md](file:///d:/group05_eshop/tests/test-design/EP-FR03.md). Tóm tắt thay đổi:</w:t>
+            </w:r>
+          </w:p>
+          <w:p>
+            <w:pPr>
+              <w:cnfStyle w:val="000000100000" w:firstRow="0" w:lastRow="0" w:firstColumn="0" w:lastColumn="0" w:oddVBand="0" w:evenVBand="0" w:oddHBand="1" w:evenHBand="0" w:firstRowFirstColumn="0" w:firstRowLastColumn="0" w:lastRowFirstColumn="0" w:lastRowLastColumn="0"/>
+            </w:pPr>
+          </w:p>
+          <w:p>
+            <w:pPr>
+              <w:cnfStyle w:val="000000100000" w:firstRow="0" w:lastRow="0" w:firstColumn="0" w:lastColumn="0" w:oddVBand="0" w:evenVBand="0" w:oddHBand="1" w:evenHBand="0" w:firstRowFirstColumn="0" w:firstRowLastColumn="0" w:lastRowFirstColumn="0" w:lastRowLastColumn="0"/>
+            </w:pPr>
+            <w:r>
+              <w:t>Phần 2 — Bổ sung test case Output</w:t>
+            </w:r>
+          </w:p>
+          <w:p>
+            <w:pPr>
+              <w:cnfStyle w:val="000000100000" w:firstRow="0" w:lastRow="0" w:firstColumn="0" w:lastColumn="0" w:oddVBand="0" w:evenVBand="0" w:oddHBand="1" w:evenHBand="0" w:firstRowFirstColumn="0" w:firstRowLastColumn="0" w:lastRowFirstColumn="0" w:lastRowLastColumn="0"/>
+            </w:pPr>
+            <w:r>
+              <w:t>Mỗi bước giờ chia thành 2 nhóm rõ ràng: (Input) và (Output)</w:t>
+            </w:r>
+          </w:p>
+          <w:p>
+            <w:pPr>
+              <w:cnfStyle w:val="000000100000" w:firstRow="0" w:lastRow="0" w:firstColumn="0" w:lastColumn="0" w:oddVBand="0" w:evenVBand="0" w:oddHBand="1" w:evenHBand="0" w:firstRowFirstColumn="0" w:firstRowLastColumn="0" w:lastRowFirstColumn="0" w:lastRowLastColumn="0"/>
+            </w:pPr>
+          </w:p>
+          <w:p>
+            <w:pPr>
+              <w:cnfStyle w:val="000000100000" w:firstRow="0" w:lastRow="0" w:firstColumn="0" w:lastColumn="0" w:oddVBand="0" w:evenVBand="0" w:oddHBand="1" w:evenHBand="0" w:firstRowFirstColumn="0" w:firstRowLastColumn="0" w:lastRowFirstColumn="0" w:lastRowLastColumn="0"/>
+            </w:pPr>
+            <w:r>
+              <w:t>Bước 1 Output hợp lệ (V02–V05): Kiểm tra từng miền O1, O3, O5, O7</w:t>
+            </w:r>
+          </w:p>
+          <w:p>
+            <w:pPr>
+              <w:cnfStyle w:val="000000100000" w:firstRow="0" w:lastRow="0" w:firstColumn="0" w:lastColumn="0" w:oddVBand="0" w:evenVBand="0" w:oddHBand="1" w:evenHBand="0" w:firstRowFirstColumn="0" w:firstRowLastColumn="0" w:lastRowFirstColumn="0" w:lastRowLastColumn="0"/>
+            </w:pPr>
+            <w:r>
+              <w:t>Bước 1 Output không hợp lệ (IV04–IV07): Kiểm tra miền O2, O4, O6, O8</w:t>
+            </w:r>
+          </w:p>
+          <w:p>
+            <w:pPr>
+              <w:cnfStyle w:val="000000100000" w:firstRow="0" w:lastRow="0" w:firstColumn="0" w:lastColumn="0" w:oddVBand="0" w:evenVBand="0" w:oddHBand="1" w:evenHBand="0" w:firstRowFirstColumn="0" w:firstRowLastColumn="0" w:lastRowFirstColumn="0" w:lastRowLastColumn="0"/>
+            </w:pPr>
+            <w:r>
+              <w:t>Bước 2 Output hợp lệ (V07–V08): Kiểm tra miền O9, O11</w:t>
+            </w:r>
+          </w:p>
+          <w:p>
+            <w:pPr>
+              <w:cnfStyle w:val="000000100000" w:firstRow="0" w:lastRow="0" w:firstColumn="0" w:lastColumn="0" w:oddVBand="0" w:evenVBand="0" w:oddHBand="1" w:evenHBand="0" w:firstRowFirstColumn="0" w:firstRowLastColumn="0" w:lastRowFirstColumn="0" w:lastRowLastColumn="0"/>
+            </w:pPr>
+            <w:r>
+              <w:t>Bước 2 Output không hợp lệ (IV19–IV20): Kiểm tra miền O10, O12</w:t>
+            </w:r>
+          </w:p>
+          <w:p>
+            <w:pPr>
+              <w:cnfStyle w:val="000000100000" w:firstRow="0" w:lastRow="0" w:firstColumn="0" w:lastColumn="0" w:oddVBand="0" w:evenVBand="0" w:oddHBand="1" w:evenHBand="0" w:firstRowFirstColumn="0" w:firstRowLastColumn="0" w:lastRowFirstColumn="0" w:lastRowLastColumn="0"/>
+            </w:pPr>
+            <w:r>
+              <w:lastRenderedPageBreak/>
+              <w:t>Tổng: 8 TC hợp lệ + 20 TC không hợp lệ = 28 TC</w:t>
+            </w:r>
+          </w:p>
+          <w:p>
+            <w:pPr>
+              <w:cnfStyle w:val="000000100000" w:firstRow="0" w:lastRow="0" w:firstColumn="0" w:lastColumn="0" w:oddVBand="0" w:evenVBand="0" w:oddHBand="1" w:evenHBand="0" w:firstRowFirstColumn="0" w:firstRowLastColumn="0" w:lastRowFirstColumn="0" w:lastRowLastColumn="0"/>
+            </w:pPr>
+          </w:p>
+          <w:p>
+            <w:pPr>
+              <w:cnfStyle w:val="000000100000" w:firstRow="0" w:lastRow="0" w:firstColumn="0" w:lastColumn="0" w:oddVBand="0" w:evenVBand="0" w:oddHBand="1" w:evenHBand="0" w:firstRowFirstColumn="0" w:firstRowLastColumn="0" w:lastRowFirstColumn="0" w:lastRowLastColumn="0"/>
+            </w:pPr>
+            <w:r>
+              <w:t>Phần 3 — Rút gọn TC</w:t>
+            </w:r>
+          </w:p>
+          <w:p>
+            <w:pPr>
+              <w:cnfStyle w:val="000000100000" w:firstRow="0" w:lastRow="0" w:firstColumn="0" w:lastColumn="0" w:oddVBand="0" w:evenVBand="0" w:oddHBand="1" w:evenHBand="0" w:firstRowFirstColumn="0" w:firstRowLastColumn="0" w:lastRowFirstColumn="0" w:lastRowLastColumn="0"/>
+            </w:pPr>
+            <w:r>
+              <w:t>Gộp các TC có chung input/output:</w:t>
+            </w:r>
+          </w:p>
+          <w:p>
+            <w:pPr>
+              <w:cnfStyle w:val="000000100000" w:firstRow="0" w:lastRow="0" w:firstColumn="0" w:lastColumn="0" w:oddVBand="0" w:evenVBand="0" w:oddHBand="1" w:evenHBand="0" w:firstRowFirstColumn="0" w:firstRowLastColumn="0" w:lastRowFirstColumn="0" w:lastRowLastColumn="0"/>
+            </w:pPr>
+          </w:p>
+          <w:p>
+            <w:pPr>
+              <w:cnfStyle w:val="000000100000" w:firstRow="0" w:lastRow="0" w:firstColumn="0" w:lastColumn="0" w:oddVBand="0" w:evenVBand="0" w:oddHBand="1" w:evenHBand="0" w:firstRowFirstColumn="0" w:firstRowLastColumn="0" w:lastRowFirstColumn="0" w:lastRowLastColumn="0"/>
+            </w:pPr>
+            <w:r>
+              <w:t xml:space="preserve">Hợp lệ: 5 TC </w:t>
+            </w:r>
+            <w:r>
+              <w:rPr>
+                <w:rFonts w:hint="eastAsia"/>
+              </w:rPr>
+              <w:t>→</w:t>
+            </w:r>
+            <w:r>
+              <w:t xml:space="preserve"> V01 (gộp V01–V05), 3 TC </w:t>
+            </w:r>
+            <w:r>
+              <w:rPr>
+                <w:rFonts w:hint="eastAsia"/>
+              </w:rPr>
+              <w:t>→</w:t>
+            </w:r>
+            <w:r>
+              <w:t xml:space="preserve"> V02 (gộp V06–V08) = 2 TC</w:t>
+            </w:r>
+          </w:p>
+          <w:p>
+            <w:pPr>
+              <w:cnfStyle w:val="000000100000" w:firstRow="0" w:lastRow="0" w:firstColumn="0" w:lastColumn="0" w:oddVBand="0" w:evenVBand="0" w:oddHBand="1" w:evenHBand="0" w:firstRowFirstColumn="0" w:firstRowLastColumn="0" w:lastRowFirstColumn="0" w:lastRowLastColumn="0"/>
+            </w:pPr>
+            <w:r>
+              <w:t xml:space="preserve">Không hợp lệ: Gộp IV01+IV04+IV07 </w:t>
+            </w:r>
+            <w:r>
+              <w:rPr>
+                <w:rFonts w:hint="eastAsia"/>
+              </w:rPr>
+              <w:t>→</w:t>
+            </w:r>
+            <w:r>
+              <w:t xml:space="preserve"> IV01, gộp IV08+IV19 </w:t>
+            </w:r>
+            <w:r>
+              <w:rPr>
+                <w:rFonts w:hint="eastAsia"/>
+              </w:rPr>
+              <w:t>→</w:t>
+            </w:r>
+            <w:r>
+              <w:t xml:space="preserve"> IV06, các TC khác giữ nguyên = 17 TC</w:t>
+            </w:r>
           </w:p>
         </w:tc>
         <w:tc>
@@ -1032,6 +2021,10 @@
             <w:pPr>
               <w:cnfStyle w:val="000000100000" w:firstRow="0" w:lastRow="0" w:firstColumn="0" w:lastColumn="0" w:oddVBand="0" w:evenVBand="0" w:oddHBand="1" w:evenHBand="0" w:firstRowFirstColumn="0" w:firstRowLastColumn="0" w:lastRowFirstColumn="0" w:lastRowLastColumn="0"/>
             </w:pPr>
+            <w:r>
+              <w:lastRenderedPageBreak/>
+              <w:t>VALID</w:t>
+            </w:r>
           </w:p>
         </w:tc>
         <w:tc>
@@ -1065,12 +2058,18 @@
             <w:tcW w:w="2154" w:type="dxa"/>
           </w:tcPr>
           <w:p>
-            <w:r>
-              <w:rPr>
-                <w:rFonts w:ascii="Arial" w:hAnsi="Arial"/>
-                <w:sz w:val="21"/>
-              </w:rPr>
-              <w:t>Artifact #4</w:t>
+            <w:pPr>
+              <w:rPr>
+                <w:rFonts w:ascii="Arial" w:hAnsi="Arial"/>
+                <w:sz w:val="21"/>
+              </w:rPr>
+            </w:pPr>
+            <w:r>
+              <w:rPr>
+                <w:rFonts w:ascii="Arial" w:hAnsi="Arial"/>
+                <w:sz w:val="21"/>
+              </w:rPr>
+              <w:t>Artifact #6</w:t>
             </w:r>
             <w:r>
               <w:rPr>
@@ -1084,6 +2083,75 @@
                 <w:rFonts w:ascii="Arial" w:hAnsi="Arial"/>
                 <w:sz w:val="21"/>
               </w:rPr>
+              <w:t>TOOL:</w:t>
+            </w:r>
+            <w:r>
+              <w:rPr>
+                <w:rFonts w:ascii="Arial" w:hAnsi="Arial"/>
+                <w:sz w:val="21"/>
+              </w:rPr>
+              <w:t xml:space="preserve"> Claude Opus 4.6 (Thinking)</w:t>
+            </w:r>
+          </w:p>
+          <w:p>
+            <w:pPr>
+              <w:rPr>
+                <w:rFonts w:ascii="Arial" w:hAnsi="Arial"/>
+                <w:sz w:val="21"/>
+              </w:rPr>
+            </w:pPr>
+          </w:p>
+          <w:p>
+            <w:pPr>
+              <w:rPr>
+                <w:rFonts w:ascii="Arial" w:hAnsi="Arial"/>
+                <w:sz w:val="21"/>
+              </w:rPr>
+            </w:pPr>
+            <w:r>
+              <w:rPr>
+                <w:rFonts w:ascii="Arial" w:hAnsi="Arial"/>
+                <w:sz w:val="21"/>
+              </w:rPr>
+              <w:t>Time: 2026-06-23 10:47:46</w:t>
+            </w:r>
+          </w:p>
+          <w:p>
+            <w:pPr>
+              <w:rPr>
+                <w:rFonts w:ascii="Arial" w:hAnsi="Arial"/>
+                <w:sz w:val="21"/>
+              </w:rPr>
+            </w:pPr>
+          </w:p>
+          <w:p>
+            <w:pPr>
+              <w:rPr>
+                <w:rFonts w:ascii="Arial" w:hAnsi="Arial"/>
+                <w:sz w:val="21"/>
+              </w:rPr>
+            </w:pPr>
+            <w:r>
+              <w:rPr>
+                <w:rFonts w:ascii="Arial" w:hAnsi="Arial"/>
+                <w:sz w:val="21"/>
+              </w:rPr>
+              <w:t>Prompt:</w:t>
+            </w:r>
+          </w:p>
+          <w:p>
+            <w:r>
+              <w:rPr>
+                <w:rFonts w:ascii="Arial" w:hAnsi="Arial"/>
+                <w:sz w:val="21"/>
+              </w:rPr>
+              <w:t>Tôi muốn bạn bỏ đi phần test output sai(chỉ được test output đúng, input đúng/sai thôi) bởi vì nó sẽ lặp lại input với output đúng.</w:t>
+            </w:r>
+            <w:r>
+              <w:rPr>
+                <w:rFonts w:ascii="Arial" w:hAnsi="Arial"/>
+                <w:sz w:val="21"/>
+              </w:rPr>
               <w:br/>
             </w:r>
           </w:p>
@@ -1096,6 +2164,338 @@
             <w:pPr>
               <w:cnfStyle w:val="000000010000" w:firstRow="0" w:lastRow="0" w:firstColumn="0" w:lastColumn="0" w:oddVBand="0" w:evenVBand="0" w:oddHBand="0" w:evenHBand="1" w:firstRowFirstColumn="0" w:firstRowLastColumn="0" w:lastRowFirstColumn="0" w:lastRowLastColumn="0"/>
             </w:pPr>
+            <w:r>
+              <w:t>Tôi cần xóa:</w:t>
+            </w:r>
+          </w:p>
+          <w:p>
+            <w:pPr>
+              <w:cnfStyle w:val="000000010000" w:firstRow="0" w:lastRow="0" w:firstColumn="0" w:lastColumn="0" w:oddVBand="0" w:evenVBand="0" w:oddHBand="0" w:evenHBand="1" w:firstRowFirstColumn="0" w:firstRowLastColumn="0" w:lastRowFirstColumn="0" w:lastRowLastColumn="0"/>
+            </w:pPr>
+          </w:p>
+          <w:p>
+            <w:pPr>
+              <w:cnfStyle w:val="000000010000" w:firstRow="0" w:lastRow="0" w:firstColumn="0" w:lastColumn="0" w:oddVBand="0" w:evenVBand="0" w:oddHBand="0" w:evenHBand="1" w:firstRowFirstColumn="0" w:firstRowLastColumn="0" w:lastRowFirstColumn="0" w:lastRowLastColumn="0"/>
+            </w:pPr>
+            <w:r>
+              <w:t>Mục 2.2 — "Bước 1 — Lấy mã OTP (Output)" (dòng 102–109): IV04–IV07 (test output sai O2, O4, O6, O8)</w:t>
+            </w:r>
+          </w:p>
+          <w:p>
+            <w:pPr>
+              <w:cnfStyle w:val="000000010000" w:firstRow="0" w:lastRow="0" w:firstColumn="0" w:lastColumn="0" w:oddVBand="0" w:evenVBand="0" w:oddHBand="0" w:evenHBand="1" w:firstRowFirstColumn="0" w:firstRowLastColumn="0" w:lastRowFirstColumn="0" w:lastRowLastColumn="0"/>
+            </w:pPr>
+            <w:r>
+              <w:t>Mục 2.2 — "Bước 2 — Đặt lại mật khẩu (Output)" (dòng 127–132): IV19–IV20 (test output sai O10, O12)</w:t>
+            </w:r>
+          </w:p>
+          <w:p>
+            <w:pPr>
+              <w:cnfStyle w:val="000000010000" w:firstRow="0" w:lastRow="0" w:firstColumn="0" w:lastColumn="0" w:oddVBand="0" w:evenVBand="0" w:oddHBand="0" w:evenHBand="1" w:firstRowFirstColumn="0" w:firstRowLastColumn="0" w:lastRowFirstColumn="0" w:lastRowLastColumn="0"/>
+            </w:pPr>
+            <w:r>
+              <w:t>Mục 3 — Xóa các TC output sai khỏi phần rút gọn (IV04, IV05 trong 3.2 Bước 1; IV17 và gộp IV19 trong 3.2 Bước 2)</w:t>
+            </w:r>
+          </w:p>
+          <w:p>
+            <w:pPr>
+              <w:cnfStyle w:val="000000010000" w:firstRow="0" w:lastRow="0" w:firstColumn="0" w:lastColumn="0" w:oddVBand="0" w:evenVBand="0" w:oddHBand="0" w:evenHBand="1" w:firstRowFirstColumn="0" w:firstRowLastColumn="0" w:lastRowFirstColumn="0" w:lastRowLastColumn="0"/>
+            </w:pPr>
+            <w:r>
+              <w:t>Đồng thời đánh lại ID cho các TC còn lại.</w:t>
+            </w:r>
+          </w:p>
+          <w:p>
+            <w:pPr>
+              <w:cnfStyle w:val="000000010000" w:firstRow="0" w:lastRow="0" w:firstColumn="0" w:lastColumn="0" w:oddVBand="0" w:evenVBand="0" w:oddHBand="0" w:evenHBand="1" w:firstRowFirstColumn="0" w:firstRowLastColumn="0" w:lastRowFirstColumn="0" w:lastRowLastColumn="0"/>
+            </w:pPr>
+          </w:p>
+          <w:p>
+            <w:pPr>
+              <w:cnfStyle w:val="000000010000" w:firstRow="0" w:lastRow="0" w:firstColumn="0" w:lastColumn="0" w:oddVBand="0" w:evenVBand="0" w:oddHBand="0" w:evenHBand="1" w:firstRowFirstColumn="0" w:firstRowLastColumn="0" w:lastRowFirstColumn="0" w:lastRowLastColumn="0"/>
+            </w:pPr>
+            <w:r>
+              <w:t xml:space="preserve">I'll use the replace_file_content tool with proper </w:t>
+            </w:r>
+            <w:r>
+              <w:lastRenderedPageBreak/>
+              <w:t>target content:</w:t>
+            </w:r>
+          </w:p>
+          <w:p>
+            <w:pPr>
+              <w:cnfStyle w:val="000000010000" w:firstRow="0" w:lastRow="0" w:firstColumn="0" w:lastColumn="0" w:oddVBand="0" w:evenVBand="0" w:oddHBand="0" w:evenHBand="1" w:firstRowFirstColumn="0" w:firstRowLastColumn="0" w:lastRowFirstColumn="0" w:lastRowLastColumn="0"/>
+            </w:pPr>
+          </w:p>
+          <w:p>
+            <w:pPr>
+              <w:cnfStyle w:val="000000010000" w:firstRow="0" w:lastRow="0" w:firstColumn="0" w:lastColumn="0" w:oddVBand="0" w:evenVBand="0" w:oddHBand="0" w:evenHBand="1" w:firstRowFirstColumn="0" w:firstRowLastColumn="0" w:lastRowFirstColumn="0" w:lastRowLastColumn="0"/>
+            </w:pPr>
+            <w:r>
+              <w:t>Có vẻ phần cũ còn sót lại ở dưới. Để tôi xem phần dư và xóa sạch:</w:t>
+            </w:r>
+          </w:p>
+          <w:p>
+            <w:pPr>
+              <w:cnfStyle w:val="000000010000" w:firstRow="0" w:lastRow="0" w:firstColumn="0" w:lastColumn="0" w:oddVBand="0" w:evenVBand="0" w:oddHBand="0" w:evenHBand="1" w:firstRowFirstColumn="0" w:firstRowLastColumn="0" w:lastRowFirstColumn="0" w:lastRowLastColumn="0"/>
+            </w:pPr>
+          </w:p>
+          <w:p>
+            <w:pPr>
+              <w:cnfStyle w:val="000000010000" w:firstRow="0" w:lastRow="0" w:firstColumn="0" w:lastColumn="0" w:oddVBand="0" w:evenVBand="0" w:oddHBand="0" w:evenHBand="1" w:firstRowFirstColumn="0" w:firstRowLastColumn="0" w:lastRowFirstColumn="0" w:lastRowLastColumn="0"/>
+            </w:pPr>
+            <w:r>
+              <w:t>Có nội dung cũ còn sót từ dòng 168 đến 250. Tôi sẽ xóa phần dư này:</w:t>
+            </w:r>
+          </w:p>
+          <w:p>
+            <w:pPr>
+              <w:cnfStyle w:val="000000010000" w:firstRow="0" w:lastRow="0" w:firstColumn="0" w:lastColumn="0" w:oddVBand="0" w:evenVBand="0" w:oddHBand="0" w:evenHBand="1" w:firstRowFirstColumn="0" w:firstRowLastColumn="0" w:lastRowFirstColumn="0" w:lastRowLastColumn="0"/>
+            </w:pPr>
+          </w:p>
+          <w:p>
+            <w:pPr>
+              <w:cnfStyle w:val="000000010000" w:firstRow="0" w:lastRow="0" w:firstColumn="0" w:lastColumn="0" w:oddVBand="0" w:evenVBand="0" w:oddHBand="0" w:evenHBand="1" w:firstRowFirstColumn="0" w:firstRowLastColumn="0" w:lastRowFirstColumn="0" w:lastRowLastColumn="0"/>
+            </w:pPr>
+            <w:r>
+              <w:t>Now let me check what's left after dòng 168:</w:t>
+            </w:r>
+          </w:p>
+          <w:p>
+            <w:pPr>
+              <w:cnfStyle w:val="000000010000" w:firstRow="0" w:lastRow="0" w:firstColumn="0" w:lastColumn="0" w:oddVBand="0" w:evenVBand="0" w:oddHBand="0" w:evenHBand="1" w:firstRowFirstColumn="0" w:firstRowLastColumn="0" w:lastRowFirstColumn="0" w:lastRowLastColumn="0"/>
+            </w:pPr>
+          </w:p>
+          <w:p>
+            <w:pPr>
+              <w:cnfStyle w:val="000000010000" w:firstRow="0" w:lastRow="0" w:firstColumn="0" w:lastColumn="0" w:oddVBand="0" w:evenVBand="0" w:oddHBand="0" w:evenHBand="1" w:firstRowFirstColumn="0" w:firstRowLastColumn="0" w:lastRowFirstColumn="0" w:lastRowLastColumn="0"/>
+            </w:pPr>
+            <w:r>
+              <w:t>Còn rất nhiều nội dung cũ. Cách nhanh nhất là ghi đè lại toàn bộ file với nội dung sạch. Tôi sẽ lấy phần 1–167 (phần đúng) và nối với phần mục 3 mới.</w:t>
+            </w:r>
+          </w:p>
+          <w:p>
+            <w:pPr>
+              <w:cnfStyle w:val="000000010000" w:firstRow="0" w:lastRow="0" w:firstColumn="0" w:lastColumn="0" w:oddVBand="0" w:evenVBand="0" w:oddHBand="0" w:evenHBand="1" w:firstRowFirstColumn="0" w:firstRowLastColumn="0" w:lastRowFirstColumn="0" w:lastRowLastColumn="0"/>
+            </w:pPr>
+          </w:p>
+          <w:p>
+            <w:pPr>
+              <w:cnfStyle w:val="000000010000" w:firstRow="0" w:lastRow="0" w:firstColumn="0" w:lastColumn="0" w:oddVBand="0" w:evenVBand="0" w:oddHBand="0" w:evenHBand="1" w:firstRowFirstColumn="0" w:firstRowLastColumn="0" w:lastRowFirstColumn="0" w:lastRowLastColumn="0"/>
+            </w:pPr>
+            <w:r>
+              <w:t>Nội dung từ dòng 1–167 đã chính xác. Tôi chỉ cần xóa phần thừa từ dòng 168 trở đi:</w:t>
+            </w:r>
+          </w:p>
+          <w:p>
+            <w:pPr>
+              <w:cnfStyle w:val="000000010000" w:firstRow="0" w:lastRow="0" w:firstColumn="0" w:lastColumn="0" w:oddVBand="0" w:evenVBand="0" w:oddHBand="0" w:evenHBand="1" w:firstRowFirstColumn="0" w:firstRowLastColumn="0" w:lastRowFirstColumn="0" w:lastRowLastColumn="0"/>
+            </w:pPr>
+          </w:p>
+          <w:p>
+            <w:pPr>
+              <w:cnfStyle w:val="000000010000" w:firstRow="0" w:lastRow="0" w:firstColumn="0" w:lastColumn="0" w:oddVBand="0" w:evenVBand="0" w:oddHBand="0" w:evenHBand="1" w:firstRowFirstColumn="0" w:firstRowLastColumn="0" w:lastRowFirstColumn="0" w:lastRowLastColumn="0"/>
+            </w:pPr>
+            <w:r>
+              <w:t>Vẫn còn nhiều dòng rác. Để dọn sạch triệt để, tôi sẽ ghi đè toàn bộ file với nội dung đúng (dòng 1–167 đã xác nhận chính xác):</w:t>
+            </w:r>
+          </w:p>
+          <w:p>
+            <w:pPr>
+              <w:cnfStyle w:val="000000010000" w:firstRow="0" w:lastRow="0" w:firstColumn="0" w:lastColumn="0" w:oddVBand="0" w:evenVBand="0" w:oddHBand="0" w:evenHBand="1" w:firstRowFirstColumn="0" w:firstRowLastColumn="0" w:lastRowFirstColumn="0" w:lastRowLastColumn="0"/>
+            </w:pPr>
+          </w:p>
+          <w:p>
+            <w:pPr>
+              <w:cnfStyle w:val="000000010000" w:firstRow="0" w:lastRow="0" w:firstColumn="0" w:lastColumn="0" w:oddVBand="0" w:evenVBand="0" w:oddHBand="0" w:evenHBand="1" w:firstRowFirstColumn="0" w:firstRowLastColumn="0" w:lastRowFirstColumn="0" w:lastRowLastColumn="0"/>
+            </w:pPr>
+            <w:r>
+              <w:t>Dòng 1–167 đúng, 168–240 là rác. Tôi sẽ dùng run_command để cắt file chỉ giữ 167 dòng đầu:</w:t>
+            </w:r>
+          </w:p>
+          <w:p>
+            <w:pPr>
+              <w:cnfStyle w:val="000000010000" w:firstRow="0" w:lastRow="0" w:firstColumn="0" w:lastColumn="0" w:oddVBand="0" w:evenVBand="0" w:oddHBand="0" w:evenHBand="1" w:firstRowFirstColumn="0" w:firstRowLastColumn="0" w:lastRowFirstColumn="0" w:lastRowLastColumn="0"/>
+            </w:pPr>
+          </w:p>
+          <w:p>
+            <w:pPr>
+              <w:cnfStyle w:val="000000010000" w:firstRow="0" w:lastRow="0" w:firstColumn="0" w:lastColumn="0" w:oddVBand="0" w:evenVBand="0" w:oddHBand="0" w:evenHBand="1" w:firstRowFirstColumn="0" w:firstRowLastColumn="0" w:lastRowFirstColumn="0" w:lastRowLastColumn="0"/>
+            </w:pPr>
+            <w:r>
+              <w:t xml:space="preserve">The $ signs are being consumed. </w:t>
+            </w:r>
+            <w:r>
+              <w:lastRenderedPageBreak/>
+              <w:t>Let me write a script file instead:</w:t>
+            </w:r>
+          </w:p>
+          <w:p>
+            <w:pPr>
+              <w:cnfStyle w:val="000000010000" w:firstRow="0" w:lastRow="0" w:firstColumn="0" w:lastColumn="0" w:oddVBand="0" w:evenVBand="0" w:oddHBand="0" w:evenHBand="1" w:firstRowFirstColumn="0" w:firstRowLastColumn="0" w:lastRowFirstColumn="0" w:lastRowLastColumn="0"/>
+            </w:pPr>
+          </w:p>
+          <w:p>
+            <w:pPr>
+              <w:cnfStyle w:val="000000010000" w:firstRow="0" w:lastRow="0" w:firstColumn="0" w:lastColumn="0" w:oddVBand="0" w:evenVBand="0" w:oddHBand="0" w:evenHBand="1" w:firstRowFirstColumn="0" w:firstRowLastColumn="0" w:lastRowFirstColumn="0" w:lastRowLastColumn="0"/>
+            </w:pPr>
+            <w:r>
+              <w:t>Giờ kiểm tra file đã sạch chưa:</w:t>
+            </w:r>
+          </w:p>
+          <w:p>
+            <w:pPr>
+              <w:cnfStyle w:val="000000010000" w:firstRow="0" w:lastRow="0" w:firstColumn="0" w:lastColumn="0" w:oddVBand="0" w:evenVBand="0" w:oddHBand="0" w:evenHBand="1" w:firstRowFirstColumn="0" w:firstRowLastColumn="0" w:lastRowFirstColumn="0" w:lastRowLastColumn="0"/>
+            </w:pPr>
+          </w:p>
+          <w:p>
+            <w:pPr>
+              <w:cnfStyle w:val="000000010000" w:firstRow="0" w:lastRow="0" w:firstColumn="0" w:lastColumn="0" w:oddVBand="0" w:evenVBand="0" w:oddHBand="0" w:evenHBand="1" w:firstRowFirstColumn="0" w:firstRowLastColumn="0" w:lastRowFirstColumn="0" w:lastRowLastColumn="0"/>
+            </w:pPr>
+            <w:r>
+              <w:t>File đã sạch — đúng 167 dòng. Tóm tắt thay đổi:</w:t>
+            </w:r>
+          </w:p>
+          <w:p>
+            <w:pPr>
+              <w:cnfStyle w:val="000000010000" w:firstRow="0" w:lastRow="0" w:firstColumn="0" w:lastColumn="0" w:oddVBand="0" w:evenVBand="0" w:oddHBand="0" w:evenHBand="1" w:firstRowFirstColumn="0" w:firstRowLastColumn="0" w:lastRowFirstColumn="0" w:lastRowLastColumn="0"/>
+            </w:pPr>
+          </w:p>
+          <w:p>
+            <w:pPr>
+              <w:cnfStyle w:val="000000010000" w:firstRow="0" w:lastRow="0" w:firstColumn="0" w:lastColumn="0" w:oddVBand="0" w:evenVBand="0" w:oddHBand="0" w:evenHBand="1" w:firstRowFirstColumn="0" w:firstRowLastColumn="0" w:lastRowFirstColumn="0" w:lastRowLastColumn="0"/>
+            </w:pPr>
+            <w:r>
+              <w:t>Đã thực hiện:</w:t>
+            </w:r>
+          </w:p>
+          <w:p>
+            <w:pPr>
+              <w:cnfStyle w:val="000000010000" w:firstRow="0" w:lastRow="0" w:firstColumn="0" w:lastColumn="0" w:oddVBand="0" w:evenVBand="0" w:oddHBand="0" w:evenHBand="1" w:firstRowFirstColumn="0" w:firstRowLastColumn="0" w:lastRowFirstColumn="0" w:lastRowLastColumn="0"/>
+            </w:pPr>
+            <w:r>
+              <w:t>Xóa toàn bộ test case output sai trong mục 2.2:</w:t>
+            </w:r>
+          </w:p>
+          <w:p>
+            <w:pPr>
+              <w:cnfStyle w:val="000000010000" w:firstRow="0" w:lastRow="0" w:firstColumn="0" w:lastColumn="0" w:oddVBand="0" w:evenVBand="0" w:oddHBand="0" w:evenHBand="1" w:firstRowFirstColumn="0" w:firstRowLastColumn="0" w:lastRowFirstColumn="0" w:lastRowLastColumn="0"/>
+            </w:pPr>
+            <w:r>
+              <w:t>Bước 1 Output (IV04–IV07 cũ: O2, O4, O6, O8)</w:t>
+            </w:r>
+          </w:p>
+          <w:p>
+            <w:pPr>
+              <w:cnfStyle w:val="000000010000" w:firstRow="0" w:lastRow="0" w:firstColumn="0" w:lastColumn="0" w:oddVBand="0" w:evenVBand="0" w:oddHBand="0" w:evenHBand="1" w:firstRowFirstColumn="0" w:firstRowLastColumn="0" w:lastRowFirstColumn="0" w:lastRowLastColumn="0"/>
+            </w:pPr>
+            <w:r>
+              <w:t>Bước 2 Output (IV19–IV20 cũ: O10, O12)</w:t>
+            </w:r>
+          </w:p>
+          <w:p>
+            <w:pPr>
+              <w:cnfStyle w:val="000000010000" w:firstRow="0" w:lastRow="0" w:firstColumn="0" w:lastColumn="0" w:oddVBand="0" w:evenVBand="0" w:oddHBand="0" w:evenHBand="1" w:firstRowFirstColumn="0" w:firstRowLastColumn="0" w:lastRowFirstColumn="0" w:lastRowLastColumn="0"/>
+            </w:pPr>
+            <w:r>
+              <w:t>Đánh lại ID tuần tự: IV01–IV14</w:t>
+            </w:r>
+          </w:p>
+          <w:p>
+            <w:pPr>
+              <w:cnfStyle w:val="000000010000" w:firstRow="0" w:lastRow="0" w:firstColumn="0" w:lastColumn="0" w:oddVBand="0" w:evenVBand="0" w:oddHBand="0" w:evenHBand="1" w:firstRowFirstColumn="0" w:firstRowLastColumn="0" w:lastRowFirstColumn="0" w:lastRowLastColumn="0"/>
+            </w:pPr>
+            <w:r>
+              <w:t>Cập nhật mục 3 rút gọn — xóa các TC output sai, chỉ giữ TC input đúng/sai + output đúng</w:t>
+            </w:r>
+          </w:p>
+          <w:p>
+            <w:pPr>
+              <w:cnfStyle w:val="000000010000" w:firstRow="0" w:lastRow="0" w:firstColumn="0" w:lastColumn="0" w:oddVBand="0" w:evenVBand="0" w:oddHBand="0" w:evenHBand="1" w:firstRowFirstColumn="0" w:firstRowLastColumn="0" w:lastRowFirstColumn="0" w:lastRowLastColumn="0"/>
+            </w:pPr>
+            <w:r>
+              <w:t>Cấu trúc hiện tại:</w:t>
+            </w:r>
+          </w:p>
+          <w:p>
+            <w:pPr>
+              <w:cnfStyle w:val="000000010000" w:firstRow="0" w:lastRow="0" w:firstColumn="0" w:lastColumn="0" w:oddVBand="0" w:evenVBand="0" w:oddHBand="0" w:evenHBand="1" w:firstRowFirstColumn="0" w:firstRowLastColumn="0" w:lastRowFirstColumn="0" w:lastRowLastColumn="0"/>
+            </w:pPr>
+            <w:r>
+              <w:t>Mục</w:t>
+            </w:r>
+            <w:r>
+              <w:tab/>
+              <w:t>Nội dung</w:t>
+            </w:r>
+            <w:r>
+              <w:tab/>
+              <w:t>Số TC</w:t>
+            </w:r>
+          </w:p>
+          <w:p>
+            <w:pPr>
+              <w:cnfStyle w:val="000000010000" w:firstRow="0" w:lastRow="0" w:firstColumn="0" w:lastColumn="0" w:oddVBand="0" w:evenVBand="0" w:oddHBand="0" w:evenHBand="1" w:firstRowFirstColumn="0" w:firstRowLastColumn="0" w:lastRowFirstColumn="0" w:lastRowLastColumn="0"/>
+            </w:pPr>
+            <w:r>
+              <w:t>2.1 Hợp lệ</w:t>
+            </w:r>
+            <w:r>
+              <w:tab/>
+              <w:t>Input (V01, V06) + Output đúng (V02–V05, V07–V08)</w:t>
+            </w:r>
+            <w:r>
+              <w:tab/>
+              <w:t>8</w:t>
+            </w:r>
+          </w:p>
+          <w:p>
+            <w:pPr>
+              <w:cnfStyle w:val="000000010000" w:firstRow="0" w:lastRow="0" w:firstColumn="0" w:lastColumn="0" w:oddVBand="0" w:evenVBand="0" w:oddHBand="0" w:evenHBand="1" w:firstRowFirstColumn="0" w:firstRowLastColumn="0" w:lastRowFirstColumn="0" w:lastRowLastColumn="0"/>
+            </w:pPr>
+            <w:r>
+              <w:t>2.2 Không hợp lệ</w:t>
+            </w:r>
+            <w:r>
+              <w:tab/>
+              <w:t>Input sai (IV01–IV14)</w:t>
+            </w:r>
+            <w:r>
+              <w:tab/>
+              <w:t>14</w:t>
+            </w:r>
+          </w:p>
+          <w:p>
+            <w:pPr>
+              <w:cnfStyle w:val="000000010000" w:firstRow="0" w:lastRow="0" w:firstColumn="0" w:lastColumn="0" w:oddVBand="0" w:evenVBand="0" w:oddHBand="0" w:evenHBand="1" w:firstRowFirstColumn="0" w:firstRowLastColumn="0" w:lastRowFirstColumn="0" w:lastRowLastColumn="0"/>
+            </w:pPr>
+            <w:r>
+              <w:t>3.1 Rút gọn hợp lệ</w:t>
+            </w:r>
+            <w:r>
+              <w:tab/>
+              <w:t>V01 (gộp 5 TC), V02 (gộp 3 TC)</w:t>
+            </w:r>
+            <w:r>
+              <w:tab/>
+              <w:t>2</w:t>
+            </w:r>
+          </w:p>
+          <w:p>
+            <w:pPr>
+              <w:cnfStyle w:val="000000010000" w:firstRow="0" w:lastRow="0" w:firstColumn="0" w:lastColumn="0" w:oddVBand="0" w:evenVBand="0" w:oddHBand="0" w:evenHBand="1" w:firstRowFirstColumn="0" w:firstRowLastColumn="0" w:lastRowFirstColumn="0" w:lastRowLastColumn="0"/>
+            </w:pPr>
+            <w:r>
+              <w:t>3.2 Rút gọn không hợp lệ</w:t>
+            </w:r>
+            <w:r>
+              <w:tab/>
+              <w:t>IV01–IV14 (giữ nguyên)</w:t>
+            </w:r>
+            <w:r>
+              <w:tab/>
+              <w:t>14</w:t>
+            </w:r>
           </w:p>
         </w:tc>
         <w:tc>
@@ -1106,6 +2506,10 @@
             <w:pPr>
               <w:cnfStyle w:val="000000010000" w:firstRow="0" w:lastRow="0" w:firstColumn="0" w:lastColumn="0" w:oddVBand="0" w:evenVBand="0" w:oddHBand="0" w:evenHBand="1" w:firstRowFirstColumn="0" w:firstRowLastColumn="0" w:lastRowFirstColumn="0" w:lastRowLastColumn="0"/>
             </w:pPr>
+            <w:r>
+              <w:lastRenderedPageBreak/>
+              <w:t>VALID</w:t>
+            </w:r>
           </w:p>
         </w:tc>
         <w:tc>
@@ -1139,12 +2543,19 @@
             <w:tcW w:w="2154" w:type="dxa"/>
           </w:tcPr>
           <w:p>
-            <w:r>
-              <w:rPr>
-                <w:rFonts w:ascii="Arial" w:hAnsi="Arial"/>
-                <w:sz w:val="21"/>
-              </w:rPr>
-              <w:t>Artifact #5</w:t>
+            <w:pPr>
+              <w:rPr>
+                <w:rFonts w:ascii="Arial" w:hAnsi="Arial"/>
+                <w:sz w:val="21"/>
+              </w:rPr>
+            </w:pPr>
+            <w:r>
+              <w:rPr>
+                <w:rFonts w:ascii="Arial" w:hAnsi="Arial"/>
+                <w:sz w:val="21"/>
+              </w:rPr>
+              <w:lastRenderedPageBreak/>
+              <w:t>Artifact #7</w:t>
             </w:r>
             <w:r>
               <w:rPr>
@@ -1158,6 +2569,234 @@
                 <w:rFonts w:ascii="Arial" w:hAnsi="Arial"/>
                 <w:sz w:val="21"/>
               </w:rPr>
+              <w:t>TOOL:</w:t>
+            </w:r>
+            <w:r>
+              <w:rPr>
+                <w:rFonts w:ascii="Arial" w:hAnsi="Arial"/>
+                <w:sz w:val="21"/>
+              </w:rPr>
+              <w:t xml:space="preserve"> Gemini 3.5 Flash (Medium)</w:t>
+            </w:r>
+          </w:p>
+          <w:p>
+            <w:pPr>
+              <w:rPr>
+                <w:rFonts w:ascii="Arial" w:hAnsi="Arial"/>
+                <w:sz w:val="21"/>
+              </w:rPr>
+            </w:pPr>
+          </w:p>
+          <w:p>
+            <w:pPr>
+              <w:rPr>
+                <w:rFonts w:ascii="Arial" w:hAnsi="Arial"/>
+                <w:sz w:val="21"/>
+              </w:rPr>
+            </w:pPr>
+            <w:r>
+              <w:rPr>
+                <w:rFonts w:ascii="Arial" w:hAnsi="Arial"/>
+                <w:sz w:val="21"/>
+              </w:rPr>
+              <w:t xml:space="preserve">Time: 2026-06-23 </w:t>
+            </w:r>
+            <w:r>
+              <w:rPr>
+                <w:rFonts w:ascii="Arial" w:hAnsi="Arial"/>
+                <w:sz w:val="21"/>
+              </w:rPr>
+              <w:lastRenderedPageBreak/>
+              <w:t>11:03:34</w:t>
+            </w:r>
+          </w:p>
+          <w:p>
+            <w:pPr>
+              <w:rPr>
+                <w:rFonts w:ascii="Arial" w:hAnsi="Arial"/>
+                <w:sz w:val="21"/>
+              </w:rPr>
+            </w:pPr>
+          </w:p>
+          <w:p>
+            <w:pPr>
+              <w:rPr>
+                <w:rFonts w:ascii="Arial" w:hAnsi="Arial"/>
+                <w:sz w:val="21"/>
+              </w:rPr>
+            </w:pPr>
+            <w:r>
+              <w:rPr>
+                <w:rFonts w:ascii="Arial" w:hAnsi="Arial"/>
+                <w:sz w:val="21"/>
+              </w:rPr>
+              <w:t>Prompt:</w:t>
+            </w:r>
+          </w:p>
+          <w:p>
+            <w:pPr>
+              <w:rPr>
+                <w:rFonts w:ascii="Arial" w:hAnsi="Arial"/>
+                <w:sz w:val="21"/>
+              </w:rPr>
+            </w:pPr>
+            <w:r>
+              <w:rPr>
+                <w:rFonts w:ascii="Arial" w:hAnsi="Arial"/>
+                <w:sz w:val="21"/>
+              </w:rPr>
+              <w:t>Tôi thấy Test Objective(gộp) hiển thị rất xấu. Tôi muốn bạn ghi với format sau: Gộp: A,B,C,D</w:t>
+            </w:r>
+          </w:p>
+          <w:p>
+            <w:pPr>
+              <w:rPr>
+                <w:rFonts w:ascii="Arial" w:hAnsi="Arial"/>
+                <w:sz w:val="21"/>
+              </w:rPr>
+            </w:pPr>
+          </w:p>
+          <w:p>
+            <w:pPr>
+              <w:rPr>
+                <w:rFonts w:ascii="Arial" w:hAnsi="Arial"/>
+                <w:sz w:val="21"/>
+              </w:rPr>
+            </w:pPr>
+            <w:r>
+              <w:rPr>
+                <w:rFonts w:ascii="Arial" w:hAnsi="Arial"/>
+                <w:sz w:val="21"/>
+              </w:rPr>
+              <w:t>A</w:t>
+            </w:r>
+          </w:p>
+          <w:p>
+            <w:pPr>
+              <w:rPr>
+                <w:rFonts w:ascii="Arial" w:hAnsi="Arial"/>
+                <w:sz w:val="21"/>
+              </w:rPr>
+            </w:pPr>
+            <w:r>
+              <w:rPr>
+                <w:rFonts w:ascii="Arial" w:hAnsi="Arial"/>
+                <w:sz w:val="21"/>
+              </w:rPr>
+              <w:t>B</w:t>
+            </w:r>
+          </w:p>
+          <w:p>
+            <w:pPr>
+              <w:rPr>
+                <w:rFonts w:ascii="Arial" w:hAnsi="Arial"/>
+                <w:sz w:val="21"/>
+              </w:rPr>
+            </w:pPr>
+            <w:r>
+              <w:rPr>
+                <w:rFonts w:ascii="Arial" w:hAnsi="Arial"/>
+                <w:sz w:val="21"/>
+              </w:rPr>
+              <w:t>C</w:t>
+            </w:r>
+          </w:p>
+          <w:p>
+            <w:pPr>
+              <w:rPr>
+                <w:rFonts w:ascii="Arial" w:hAnsi="Arial"/>
+                <w:sz w:val="21"/>
+              </w:rPr>
+            </w:pPr>
+            <w:r>
+              <w:rPr>
+                <w:rFonts w:ascii="Arial" w:hAnsi="Arial"/>
+                <w:sz w:val="21"/>
+              </w:rPr>
+              <w:t>D</w:t>
+            </w:r>
+          </w:p>
+          <w:p>
+            <w:pPr>
+              <w:rPr>
+                <w:rFonts w:ascii="Arial" w:hAnsi="Arial"/>
+                <w:sz w:val="21"/>
+              </w:rPr>
+            </w:pPr>
+            <w:r>
+              <w:rPr>
+                <w:rFonts w:ascii="Arial" w:hAnsi="Arial"/>
+                <w:sz w:val="21"/>
+              </w:rPr>
+              <w:t>Về phần các cột output thì gộp chung lại với tên cột là Expected Output. Trình bày với format sau:</w:t>
+            </w:r>
+          </w:p>
+          <w:p>
+            <w:pPr>
+              <w:rPr>
+                <w:rFonts w:ascii="Arial" w:hAnsi="Arial"/>
+                <w:sz w:val="21"/>
+              </w:rPr>
+            </w:pPr>
+          </w:p>
+          <w:p>
+            <w:pPr>
+              <w:rPr>
+                <w:rFonts w:ascii="Arial" w:hAnsi="Arial"/>
+                <w:sz w:val="21"/>
+              </w:rPr>
+            </w:pPr>
+            <w:r>
+              <w:rPr>
+                <w:rFonts w:ascii="Arial" w:hAnsi="Arial"/>
+                <w:sz w:val="21"/>
+              </w:rPr>
+              <w:t>output 1</w:t>
+            </w:r>
+          </w:p>
+          <w:p>
+            <w:pPr>
+              <w:rPr>
+                <w:rFonts w:ascii="Arial" w:hAnsi="Arial"/>
+                <w:sz w:val="21"/>
+              </w:rPr>
+            </w:pPr>
+            <w:r>
+              <w:rPr>
+                <w:rFonts w:ascii="Arial" w:hAnsi="Arial"/>
+                <w:sz w:val="21"/>
+              </w:rPr>
+              <w:t>output 2</w:t>
+            </w:r>
+          </w:p>
+          <w:p>
+            <w:pPr>
+              <w:rPr>
+                <w:rFonts w:ascii="Arial" w:hAnsi="Arial"/>
+                <w:sz w:val="21"/>
+              </w:rPr>
+            </w:pPr>
+            <w:r>
+              <w:rPr>
+                <w:rFonts w:ascii="Arial" w:hAnsi="Arial"/>
+                <w:sz w:val="21"/>
+              </w:rPr>
+              <w:t>output 3</w:t>
+            </w:r>
+          </w:p>
+          <w:p>
+            <w:r>
+              <w:rPr>
+                <w:rFonts w:ascii="Arial" w:hAnsi="Arial"/>
+                <w:sz w:val="21"/>
+              </w:rPr>
+              <w:t>(claude hồi nãy làm còn đang dang dỡ, hay tiếp tục việc làm cũ của claude)</w:t>
+            </w:r>
+            <w:r>
+              <w:rPr>
+                <w:rFonts w:ascii="Arial" w:hAnsi="Arial"/>
+                <w:sz w:val="21"/>
+              </w:rPr>
               <w:br/>
             </w:r>
           </w:p>
@@ -1170,6 +2809,111 @@
             <w:pPr>
               <w:cnfStyle w:val="000000100000" w:firstRow="0" w:lastRow="0" w:firstColumn="0" w:lastColumn="0" w:oddVBand="0" w:evenVBand="0" w:oddHBand="1" w:evenHBand="0" w:firstRowFirstColumn="0" w:firstRowLastColumn="0" w:lastRowFirstColumn="0" w:lastRowLastColumn="0"/>
             </w:pPr>
+            <w:r>
+              <w:lastRenderedPageBreak/>
+              <w:t>Tôi đã hoàn thành việc chỉnh sửa và dọn dẹp file theo đúng yêu cầu của bạn.</w:t>
+            </w:r>
+          </w:p>
+          <w:p>
+            <w:pPr>
+              <w:cnfStyle w:val="000000100000" w:firstRow="0" w:lastRow="0" w:firstColumn="0" w:lastColumn="0" w:oddVBand="0" w:evenVBand="0" w:oddHBand="1" w:evenHBand="0" w:firstRowFirstColumn="0" w:firstRowLastColumn="0" w:lastRowFirstColumn="0" w:lastRowLastColumn="0"/>
+            </w:pPr>
+          </w:p>
+          <w:p>
+            <w:pPr>
+              <w:cnfStyle w:val="000000100000" w:firstRow="0" w:lastRow="0" w:firstColumn="0" w:lastColumn="0" w:oddVBand="0" w:evenVBand="0" w:oddHBand="1" w:evenHBand="0" w:firstRowFirstColumn="0" w:firstRowLastColumn="0" w:lastRowFirstColumn="0" w:lastRowLastColumn="0"/>
+            </w:pPr>
+            <w:r>
+              <w:t>Các thay đổi đã thực hiện trong [EP-FR03.md](file:///d:/group05_eshop/tests/test-design/EP-FR03.md):</w:t>
+            </w:r>
+          </w:p>
+          <w:p>
+            <w:pPr>
+              <w:cnfStyle w:val="000000100000" w:firstRow="0" w:lastRow="0" w:firstColumn="0" w:lastColumn="0" w:oddVBand="0" w:evenVBand="0" w:oddHBand="1" w:evenHBand="0" w:firstRowFirstColumn="0" w:firstRowLastColumn="0" w:lastRowFirstColumn="0" w:lastRowLastColumn="0"/>
+            </w:pPr>
+            <w:r>
+              <w:t>Định dạng lại cột Test Objective (gộp): Trình bày rõ ràng theo cấu trúc:</w:t>
+            </w:r>
+          </w:p>
+          <w:p>
+            <w:pPr>
+              <w:cnfStyle w:val="000000100000" w:firstRow="0" w:lastRow="0" w:firstColumn="0" w:lastColumn="0" w:oddVBand="0" w:evenVBand="0" w:oddHBand="1" w:evenHBand="0" w:firstRowFirstColumn="0" w:firstRowLastColumn="0" w:lastRowFirstColumn="0" w:lastRowLastColumn="0"/>
+            </w:pPr>
+            <w:r>
+              <w:t>Gộp: A,B,C,D</w:t>
+            </w:r>
+          </w:p>
+          <w:p>
+            <w:pPr>
+              <w:cnfStyle w:val="000000100000" w:firstRow="0" w:lastRow="0" w:firstColumn="0" w:lastColumn="0" w:oddVBand="0" w:evenVBand="0" w:oddHBand="1" w:evenHBand="0" w:firstRowFirstColumn="0" w:firstRowLastColumn="0" w:lastRowFirstColumn="0" w:lastRowLastColumn="0"/>
+            </w:pPr>
+            <w:r>
+              <w:t>- A</w:t>
+            </w:r>
+          </w:p>
+          <w:p>
+            <w:pPr>
+              <w:cnfStyle w:val="000000100000" w:firstRow="0" w:lastRow="0" w:firstColumn="0" w:lastColumn="0" w:oddVBand="0" w:evenVBand="0" w:oddHBand="1" w:evenHBand="0" w:firstRowFirstColumn="0" w:firstRowLastColumn="0" w:lastRowFirstColumn="0" w:lastRowLastColumn="0"/>
+            </w:pPr>
+            <w:r>
+              <w:t>- B</w:t>
+            </w:r>
+          </w:p>
+          <w:p>
+            <w:pPr>
+              <w:cnfStyle w:val="000000100000" w:firstRow="0" w:lastRow="0" w:firstColumn="0" w:lastColumn="0" w:oddVBand="0" w:evenVBand="0" w:oddHBand="1" w:evenHBand="0" w:firstRowFirstColumn="0" w:firstRowLastColumn="0" w:lastRowFirstColumn="0" w:lastRowLastColumn="0"/>
+            </w:pPr>
+            <w:r>
+              <w:t>- C</w:t>
+            </w:r>
+          </w:p>
+          <w:p>
+            <w:pPr>
+              <w:cnfStyle w:val="000000100000" w:firstRow="0" w:lastRow="0" w:firstColumn="0" w:lastColumn="0" w:oddVBand="0" w:evenVBand="0" w:oddHBand="1" w:evenHBand="0" w:firstRowFirstColumn="0" w:firstRowLastColumn="0" w:lastRowFirstColumn="0" w:lastRowLastColumn="0"/>
+            </w:pPr>
+            <w:r>
+              <w:t>- D</w:t>
+            </w:r>
+          </w:p>
+          <w:p>
+            <w:pPr>
+              <w:cnfStyle w:val="000000100000" w:firstRow="0" w:lastRow="0" w:firstColumn="0" w:lastColumn="0" w:oddVBand="0" w:evenVBand="0" w:oddHBand="1" w:evenHBand="0" w:firstRowFirstColumn="0" w:firstRowLastColumn="0" w:lastRowFirstColumn="0" w:lastRowLastColumn="0"/>
+            </w:pPr>
+            <w:r>
+              <w:t>Gộp các cột Output thành Expected Output: Toàn bộ các bảng trong Mục 3 đã được gom các cột output cũ thành một cột duy nhất là Expected Output, trình bày dưới dạng danh sách bullet:</w:t>
+            </w:r>
+          </w:p>
+          <w:p>
+            <w:pPr>
+              <w:cnfStyle w:val="000000100000" w:firstRow="0" w:lastRow="0" w:firstColumn="0" w:lastColumn="0" w:oddVBand="0" w:evenVBand="0" w:oddHBand="1" w:evenHBand="0" w:firstRowFirstColumn="0" w:firstRowLastColumn="0" w:lastRowFirstColumn="0" w:lastRowLastColumn="0"/>
+            </w:pPr>
+            <w:r>
+              <w:t>- output 1</w:t>
+            </w:r>
+          </w:p>
+          <w:p>
+            <w:pPr>
+              <w:cnfStyle w:val="000000100000" w:firstRow="0" w:lastRow="0" w:firstColumn="0" w:lastColumn="0" w:oddVBand="0" w:evenVBand="0" w:oddHBand="1" w:evenHBand="0" w:firstRowFirstColumn="0" w:firstRowLastColumn="0" w:lastRowFirstColumn="0" w:lastRowLastColumn="0"/>
+            </w:pPr>
+            <w:r>
+              <w:t>- output 2</w:t>
+            </w:r>
+          </w:p>
+          <w:p>
+            <w:pPr>
+              <w:cnfStyle w:val="000000100000" w:firstRow="0" w:lastRow="0" w:firstColumn="0" w:lastColumn="0" w:oddVBand="0" w:evenVBand="0" w:oddHBand="1" w:evenHBand="0" w:firstRowFirstColumn="0" w:firstRowLastColumn="0" w:lastRowFirstColumn="0" w:lastRowLastColumn="0"/>
+            </w:pPr>
+            <w:r>
+              <w:t>- output 3</w:t>
+            </w:r>
+          </w:p>
+          <w:p>
+            <w:pPr>
+              <w:cnfStyle w:val="000000100000" w:firstRow="0" w:lastRow="0" w:firstColumn="0" w:lastColumn="0" w:oddVBand="0" w:evenVBand="0" w:oddHBand="1" w:evenHBand="0" w:firstRowFirstColumn="0" w:firstRowLastColumn="0" w:lastRowFirstColumn="0" w:lastRowLastColumn="0"/>
+            </w:pPr>
+            <w:r>
+              <w:t>Dọn dẹp code dư thừa: Xóa bỏ hoàn toàn phần nội dung trùng lặp bị bỏ dở từ lượt chạy trước ở cuối file. File hiện tại đã sạch sẽ và đúng cấu trúc.</w:t>
+            </w:r>
           </w:p>
         </w:tc>
         <w:tc>
@@ -1180,6 +2924,10 @@
             <w:pPr>
               <w:cnfStyle w:val="000000100000" w:firstRow="0" w:lastRow="0" w:firstColumn="0" w:lastColumn="0" w:oddVBand="0" w:evenVBand="0" w:oddHBand="1" w:evenHBand="0" w:firstRowFirstColumn="0" w:firstRowLastColumn="0" w:lastRowFirstColumn="0" w:lastRowLastColumn="0"/>
             </w:pPr>
+            <w:r>
+              <w:lastRenderedPageBreak/>
+              <w:t>VALID</w:t>
+            </w:r>
           </w:p>
         </w:tc>
         <w:tc>
@@ -1213,12 +2961,18 @@
             <w:tcW w:w="2154" w:type="dxa"/>
           </w:tcPr>
           <w:p>
-            <w:r>
-              <w:rPr>
-                <w:rFonts w:ascii="Arial" w:hAnsi="Arial"/>
-                <w:sz w:val="21"/>
-              </w:rPr>
-              <w:t>Artifact #6</w:t>
+            <w:pPr>
+              <w:rPr>
+                <w:rFonts w:ascii="Arial" w:hAnsi="Arial"/>
+                <w:sz w:val="21"/>
+              </w:rPr>
+            </w:pPr>
+            <w:r>
+              <w:rPr>
+                <w:rFonts w:ascii="Arial" w:hAnsi="Arial"/>
+                <w:sz w:val="21"/>
+              </w:rPr>
+              <w:t>Artifact #8</w:t>
             </w:r>
             <w:r>
               <w:rPr>
@@ -1232,6 +2986,83 @@
                 <w:rFonts w:ascii="Arial" w:hAnsi="Arial"/>
                 <w:sz w:val="21"/>
               </w:rPr>
+              <w:t>TOOL:</w:t>
+            </w:r>
+            <w:r>
+              <w:rPr>
+                <w:rFonts w:ascii="Arial" w:hAnsi="Arial"/>
+                <w:sz w:val="21"/>
+              </w:rPr>
+              <w:t xml:space="preserve"> Gemini 3.5 Flash (Medium)</w:t>
+            </w:r>
+          </w:p>
+          <w:p>
+            <w:pPr>
+              <w:rPr>
+                <w:rFonts w:ascii="Arial" w:hAnsi="Arial"/>
+                <w:sz w:val="21"/>
+              </w:rPr>
+            </w:pPr>
+          </w:p>
+          <w:p>
+            <w:pPr>
+              <w:rPr>
+                <w:rFonts w:ascii="Arial" w:hAnsi="Arial"/>
+                <w:sz w:val="21"/>
+              </w:rPr>
+            </w:pPr>
+            <w:r>
+              <w:rPr>
+                <w:rFonts w:ascii="Arial" w:hAnsi="Arial"/>
+                <w:sz w:val="21"/>
+              </w:rPr>
+              <w:t>Time: 2026-06-23 15:13:07</w:t>
+            </w:r>
+          </w:p>
+          <w:p>
+            <w:pPr>
+              <w:rPr>
+                <w:rFonts w:ascii="Arial" w:hAnsi="Arial"/>
+                <w:sz w:val="21"/>
+              </w:rPr>
+            </w:pPr>
+          </w:p>
+          <w:p>
+            <w:pPr>
+              <w:rPr>
+                <w:rFonts w:ascii="Arial" w:hAnsi="Arial"/>
+                <w:sz w:val="21"/>
+              </w:rPr>
+            </w:pPr>
+            <w:r>
+              <w:rPr>
+                <w:rFonts w:ascii="Arial" w:hAnsi="Arial"/>
+                <w:sz w:val="21"/>
+              </w:rPr>
+              <w:t>Prompt:</w:t>
+            </w:r>
+          </w:p>
+          <w:p>
+            <w:r>
+              <w:rPr>
+                <w:rFonts w:ascii="Arial" w:hAnsi="Arial"/>
+                <w:sz w:val="21"/>
+              </w:rPr>
+              <w:t>Viết cho tôi template cho test-</w:t>
+            </w:r>
+            <w:r>
+              <w:rPr>
+                <w:rFonts w:ascii="Arial" w:hAnsi="Arial"/>
+                <w:sz w:val="21"/>
+              </w:rPr>
+              <w:lastRenderedPageBreak/>
+              <w:t>design của BVA và EP dựa trên @[tests/test-design/BVA-FR03.md] và @[tests/test-design/EP-FR03.md]. Đặt tên file là BVA_template.md và EP_template.md. BVA_template sẽ, EP_template là template khi design test case.</w:t>
+            </w:r>
+            <w:r>
+              <w:rPr>
+                <w:rFonts w:ascii="Arial" w:hAnsi="Arial"/>
+                <w:sz w:val="21"/>
+              </w:rPr>
               <w:br/>
             </w:r>
           </w:p>
@@ -1244,6 +3075,158 @@
             <w:pPr>
               <w:cnfStyle w:val="000000010000" w:firstRow="0" w:lastRow="0" w:firstColumn="0" w:lastColumn="0" w:oddVBand="0" w:evenVBand="0" w:oddHBand="0" w:evenHBand="1" w:firstRowFirstColumn="0" w:firstRowLastColumn="0" w:lastRowFirstColumn="0" w:lastRowLastColumn="0"/>
             </w:pPr>
+            <w:r>
+              <w:lastRenderedPageBreak/>
+              <w:t xml:space="preserve">Tôi đã viết thành công các file template thiết kế kiểm thử cho hai phương pháp BVA (Boundary Value Analysis) và EP (Equivalence Partitioning) dựa trên cấu trúc chuẩn </w:t>
+            </w:r>
+            <w:r>
+              <w:lastRenderedPageBreak/>
+              <w:t>của các file BVA-FR03.md và EP-FR03.md.</w:t>
+            </w:r>
+          </w:p>
+          <w:p>
+            <w:pPr>
+              <w:cnfStyle w:val="000000010000" w:firstRow="0" w:lastRow="0" w:firstColumn="0" w:lastColumn="0" w:oddVBand="0" w:evenVBand="0" w:oddHBand="0" w:evenHBand="1" w:firstRowFirstColumn="0" w:firstRowLastColumn="0" w:lastRowFirstColumn="0" w:lastRowLastColumn="0"/>
+            </w:pPr>
+          </w:p>
+          <w:p>
+            <w:pPr>
+              <w:cnfStyle w:val="000000010000" w:firstRow="0" w:lastRow="0" w:firstColumn="0" w:lastColumn="0" w:oddVBand="0" w:evenVBand="0" w:oddHBand="0" w:evenHBand="1" w:firstRowFirstColumn="0" w:firstRowLastColumn="0" w:lastRowFirstColumn="0" w:lastRowLastColumn="0"/>
+            </w:pPr>
+            <w:r>
+              <w:t>Các file template đã được lưu tại cả hai đường dẫn để bạn thuận tiện sử dụng:</w:t>
+            </w:r>
+          </w:p>
+          <w:p>
+            <w:pPr>
+              <w:cnfStyle w:val="000000010000" w:firstRow="0" w:lastRow="0" w:firstColumn="0" w:lastColumn="0" w:oddVBand="0" w:evenVBand="0" w:oddHBand="0" w:evenHBand="1" w:firstRowFirstColumn="0" w:firstRowLastColumn="0" w:lastRowFirstColumn="0" w:lastRowLastColumn="0"/>
+            </w:pPr>
+          </w:p>
+          <w:p>
+            <w:pPr>
+              <w:cnfStyle w:val="000000010000" w:firstRow="0" w:lastRow="0" w:firstColumn="0" w:lastColumn="0" w:oddVBand="0" w:evenVBand="0" w:oddHBand="0" w:evenHBand="1" w:firstRowFirstColumn="0" w:firstRowLastColumn="0" w:lastRowFirstColumn="0" w:lastRowLastColumn="0"/>
+            </w:pPr>
+            <w:r>
+              <w:t>Thư mục dự án:</w:t>
+            </w:r>
+          </w:p>
+          <w:p>
+            <w:pPr>
+              <w:cnfStyle w:val="000000010000" w:firstRow="0" w:lastRow="0" w:firstColumn="0" w:lastColumn="0" w:oddVBand="0" w:evenVBand="0" w:oddHBand="0" w:evenHBand="1" w:firstRowFirstColumn="0" w:firstRowLastColumn="0" w:lastRowFirstColumn="0" w:lastRowLastColumn="0"/>
+            </w:pPr>
+            <w:r>
+              <w:t>BVA_template.md</w:t>
+            </w:r>
+          </w:p>
+          <w:p>
+            <w:pPr>
+              <w:cnfStyle w:val="000000010000" w:firstRow="0" w:lastRow="0" w:firstColumn="0" w:lastColumn="0" w:oddVBand="0" w:evenVBand="0" w:oddHBand="0" w:evenHBand="1" w:firstRowFirstColumn="0" w:firstRowLastColumn="0" w:lastRowFirstColumn="0" w:lastRowLastColumn="0"/>
+            </w:pPr>
+            <w:r>
+              <w:t>EP_template.md</w:t>
+            </w:r>
+          </w:p>
+          <w:p>
+            <w:pPr>
+              <w:cnfStyle w:val="000000010000" w:firstRow="0" w:lastRow="0" w:firstColumn="0" w:lastColumn="0" w:oddVBand="0" w:evenVBand="0" w:oddHBand="0" w:evenHBand="1" w:firstRowFirstColumn="0" w:firstRowLastColumn="0" w:lastRowFirstColumn="0" w:lastRowLastColumn="0"/>
+            </w:pPr>
+            <w:r>
+              <w:t>Thư mục bài tập:</w:t>
+            </w:r>
+          </w:p>
+          <w:p>
+            <w:pPr>
+              <w:cnfStyle w:val="000000010000" w:firstRow="0" w:lastRow="0" w:firstColumn="0" w:lastColumn="0" w:oddVBand="0" w:evenVBand="0" w:oddHBand="0" w:evenHBand="1" w:firstRowFirstColumn="0" w:firstRowLastColumn="0" w:lastRowFirstColumn="0" w:lastRowLastColumn="0"/>
+            </w:pPr>
+            <w:r>
+              <w:t>BVA_template.md</w:t>
+            </w:r>
+          </w:p>
+          <w:p>
+            <w:pPr>
+              <w:cnfStyle w:val="000000010000" w:firstRow="0" w:lastRow="0" w:firstColumn="0" w:lastColumn="0" w:oddVBand="0" w:evenVBand="0" w:oddHBand="0" w:evenHBand="1" w:firstRowFirstColumn="0" w:firstRowLastColumn="0" w:lastRowFirstColumn="0" w:lastRowLastColumn="0"/>
+            </w:pPr>
+            <w:r>
+              <w:t>EP_template.md</w:t>
+            </w:r>
+          </w:p>
+          <w:p>
+            <w:pPr>
+              <w:cnfStyle w:val="000000010000" w:firstRow="0" w:lastRow="0" w:firstColumn="0" w:lastColumn="0" w:oddVBand="0" w:evenVBand="0" w:oddHBand="0" w:evenHBand="1" w:firstRowFirstColumn="0" w:firstRowLastColumn="0" w:lastRowFirstColumn="0" w:lastRowLastColumn="0"/>
+            </w:pPr>
+            <w:r>
+              <w:t>Tóm tắt cấu trúc các template:</w:t>
+            </w:r>
+          </w:p>
+          <w:p>
+            <w:pPr>
+              <w:cnfStyle w:val="000000010000" w:firstRow="0" w:lastRow="0" w:firstColumn="0" w:lastColumn="0" w:oddVBand="0" w:evenVBand="0" w:oddHBand="0" w:evenHBand="1" w:firstRowFirstColumn="0" w:firstRowLastColumn="0" w:lastRowFirstColumn="0" w:lastRowLastColumn="0"/>
+            </w:pPr>
+            <w:r>
+              <w:t>EP_template.md:</w:t>
+            </w:r>
+          </w:p>
+          <w:p>
+            <w:pPr>
+              <w:cnfStyle w:val="000000010000" w:firstRow="0" w:lastRow="0" w:firstColumn="0" w:lastColumn="0" w:oddVBand="0" w:evenVBand="0" w:oddHBand="0" w:evenHBand="1" w:firstRowFirstColumn="0" w:firstRowLastColumn="0" w:lastRowFirstColumn="0" w:lastRowLastColumn="0"/>
+            </w:pPr>
+          </w:p>
+          <w:p>
+            <w:pPr>
+              <w:cnfStyle w:val="000000010000" w:firstRow="0" w:lastRow="0" w:firstColumn="0" w:lastColumn="0" w:oddVBand="0" w:evenVBand="0" w:oddHBand="0" w:evenHBand="1" w:firstRowFirstColumn="0" w:firstRowLastColumn="0" w:lastRowFirstColumn="0" w:lastRowLastColumn="0"/>
+            </w:pPr>
+            <w:r>
+              <w:t>Gồm bảng xác định miền giá trị Input &amp; Output (phân loại miền hợp lệ/không hợp lệ).</w:t>
+            </w:r>
+          </w:p>
+          <w:p>
+            <w:pPr>
+              <w:cnfStyle w:val="000000010000" w:firstRow="0" w:lastRow="0" w:firstColumn="0" w:lastColumn="0" w:oddVBand="0" w:evenVBand="0" w:oddHBand="0" w:evenHBand="1" w:firstRowFirstColumn="0" w:firstRowLastColumn="0" w:lastRowFirstColumn="0" w:lastRowLastColumn="0"/>
+            </w:pPr>
+            <w:r>
+              <w:t>Phần Test Case: Chi tiết bảng kiểm thử miền hợp lệ và không hợp lệ với các cột ID, Test Objective, Input, Output.</w:t>
+            </w:r>
+          </w:p>
+          <w:p>
+            <w:pPr>
+              <w:cnfStyle w:val="000000010000" w:firstRow="0" w:lastRow="0" w:firstColumn="0" w:lastColumn="0" w:oddVBand="0" w:evenVBand="0" w:oddHBand="0" w:evenHBand="1" w:firstRowFirstColumn="0" w:firstRowLastColumn="0" w:lastRowFirstColumn="0" w:lastRowLastColumn="0"/>
+            </w:pPr>
+            <w:r>
+              <w:t>Phần Rút gọn TC: Gộp các test case chung input/output thành một dòng duy nhất, sử dụng định dạng danh sách bullet cho cột Test Objective (gộp) và Expected Output (sử dụng &lt;br&gt;- để hiển thị đẹp mắt trong bảng).</w:t>
+            </w:r>
+          </w:p>
+          <w:p>
+            <w:pPr>
+              <w:cnfStyle w:val="000000010000" w:firstRow="0" w:lastRow="0" w:firstColumn="0" w:lastColumn="0" w:oddVBand="0" w:evenVBand="0" w:oddHBand="0" w:evenHBand="1" w:firstRowFirstColumn="0" w:firstRowLastColumn="0" w:lastRowFirstColumn="0" w:lastRowLastColumn="0"/>
+            </w:pPr>
+            <w:r>
+              <w:t>BVA_template.md:</w:t>
+            </w:r>
+          </w:p>
+          <w:p>
+            <w:pPr>
+              <w:cnfStyle w:val="000000010000" w:firstRow="0" w:lastRow="0" w:firstColumn="0" w:lastColumn="0" w:oddVBand="0" w:evenVBand="0" w:oddHBand="0" w:evenHBand="1" w:firstRowFirstColumn="0" w:firstRowLastColumn="0" w:lastRowFirstColumn="0" w:lastRowLastColumn="0"/>
+            </w:pPr>
+          </w:p>
+          <w:p>
+            <w:pPr>
+              <w:cnfStyle w:val="000000010000" w:firstRow="0" w:lastRow="0" w:firstColumn="0" w:lastColumn="0" w:oddVBand="0" w:evenVBand="0" w:oddHBand="0" w:evenHBand="1" w:firstRowFirstColumn="0" w:firstRowLastColumn="0" w:lastRowFirstColumn="0" w:lastRowLastColumn="0"/>
+            </w:pPr>
+            <w:r>
+              <w:t xml:space="preserve">Gồm bảng xác định Input và các điểm </w:t>
+            </w:r>
+            <w:r>
+              <w:lastRenderedPageBreak/>
+              <w:t>biên tương ứng dựa trên phân tích 3-Point Boundary Values (gồm các điểm biên: MINM, MIN, MINP, MAXM, MAX, MAXP).</w:t>
+            </w:r>
+          </w:p>
+          <w:p>
+            <w:pPr>
+              <w:cnfStyle w:val="000000010000" w:firstRow="0" w:lastRow="0" w:firstColumn="0" w:lastColumn="0" w:oddVBand="0" w:evenVBand="0" w:oddHBand="0" w:evenHBand="1" w:firstRowFirstColumn="0" w:firstRowLastColumn="0" w:lastRowFirstColumn="0" w:lastRowLastColumn="0"/>
+            </w:pPr>
+            <w:r>
+              <w:t>Phần Test Case: Thiết lập chi tiết cho từng điểm biên của mỗi tham số đầu vào với các cột ID, Partition Tested, các cột giá trị biên đầu vào và cột kết quả mong đợi (Expected Output dưới dạng danh sách bullet).</w:t>
+            </w:r>
           </w:p>
         </w:tc>
         <w:tc>
@@ -1254,6 +3237,10 @@
             <w:pPr>
               <w:cnfStyle w:val="000000010000" w:firstRow="0" w:lastRow="0" w:firstColumn="0" w:lastColumn="0" w:oddVBand="0" w:evenVBand="0" w:oddHBand="0" w:evenHBand="1" w:firstRowFirstColumn="0" w:firstRowLastColumn="0" w:lastRowFirstColumn="0" w:lastRowLastColumn="0"/>
             </w:pPr>
+            <w:r>
+              <w:lastRenderedPageBreak/>
+              <w:t>VALID</w:t>
+            </w:r>
           </w:p>
         </w:tc>
         <w:tc>
@@ -1287,12 +3274,19 @@
             <w:tcW w:w="2154" w:type="dxa"/>
           </w:tcPr>
           <w:p>
-            <w:r>
-              <w:rPr>
-                <w:rFonts w:ascii="Arial" w:hAnsi="Arial"/>
-                <w:sz w:val="21"/>
-              </w:rPr>
-              <w:t>Artifact #7</w:t>
+            <w:pPr>
+              <w:rPr>
+                <w:rFonts w:ascii="Arial" w:hAnsi="Arial"/>
+                <w:sz w:val="21"/>
+              </w:rPr>
+            </w:pPr>
+            <w:r>
+              <w:rPr>
+                <w:rFonts w:ascii="Arial" w:hAnsi="Arial"/>
+                <w:sz w:val="21"/>
+              </w:rPr>
+              <w:lastRenderedPageBreak/>
+              <w:t>Artifact #9</w:t>
             </w:r>
             <w:r>
               <w:rPr>
@@ -1306,6 +3300,212 @@
                 <w:rFonts w:ascii="Arial" w:hAnsi="Arial"/>
                 <w:sz w:val="21"/>
               </w:rPr>
+              <w:t>TOOL:</w:t>
+            </w:r>
+            <w:r>
+              <w:rPr>
+                <w:rFonts w:ascii="Arial" w:hAnsi="Arial"/>
+                <w:sz w:val="21"/>
+              </w:rPr>
+              <w:t xml:space="preserve"> Gemini 3.5 Flash (Medium)</w:t>
+            </w:r>
+          </w:p>
+          <w:p>
+            <w:pPr>
+              <w:rPr>
+                <w:rFonts w:ascii="Arial" w:hAnsi="Arial"/>
+                <w:sz w:val="21"/>
+              </w:rPr>
+            </w:pPr>
+          </w:p>
+          <w:p>
+            <w:pPr>
+              <w:rPr>
+                <w:rFonts w:ascii="Arial" w:hAnsi="Arial"/>
+                <w:sz w:val="21"/>
+              </w:rPr>
+            </w:pPr>
+            <w:r>
+              <w:rPr>
+                <w:rFonts w:ascii="Arial" w:hAnsi="Arial"/>
+                <w:sz w:val="21"/>
+              </w:rPr>
+              <w:t>Time: 2026-06-23 11:29:19</w:t>
+            </w:r>
+          </w:p>
+          <w:p>
+            <w:pPr>
+              <w:rPr>
+                <w:rFonts w:ascii="Arial" w:hAnsi="Arial"/>
+                <w:sz w:val="21"/>
+              </w:rPr>
+            </w:pPr>
+          </w:p>
+          <w:p>
+            <w:pPr>
+              <w:rPr>
+                <w:rFonts w:ascii="Arial" w:hAnsi="Arial"/>
+                <w:sz w:val="21"/>
+              </w:rPr>
+            </w:pPr>
+            <w:r>
+              <w:rPr>
+                <w:rFonts w:ascii="Arial" w:hAnsi="Arial"/>
+                <w:sz w:val="21"/>
+              </w:rPr>
+              <w:t>Prompt:</w:t>
+            </w:r>
+          </w:p>
+          <w:p>
+            <w:pPr>
+              <w:rPr>
+                <w:rFonts w:ascii="Arial" w:hAnsi="Arial"/>
+                <w:sz w:val="21"/>
+              </w:rPr>
+            </w:pPr>
+            <w:r>
+              <w:rPr>
+                <w:rFonts w:ascii="Arial" w:hAnsi="Arial"/>
+                <w:sz w:val="21"/>
+              </w:rPr>
+              <w:t>Dựa trên mô tả chức năng FR03 của @[README.md] và các input xác định được trong @[tests/test-design/EP-FR03.md] . Hãy viết cho tôi @[tests/test-design/BVA-FR03.md] áp dụng phương pháp boudary value analysis. Format như sau: Phương pháp: 3-Point Boundary Values (BVA) Yêu cầu tham chiếu: FR-03 (Quên mật khẩu &amp; Đặt lại mật khẩu)</w:t>
+            </w:r>
+          </w:p>
+          <w:p>
+            <w:pPr>
+              <w:rPr>
+                <w:rFonts w:ascii="Arial" w:hAnsi="Arial"/>
+                <w:sz w:val="21"/>
+              </w:rPr>
+            </w:pPr>
+          </w:p>
+          <w:p>
+            <w:pPr>
+              <w:rPr>
+                <w:rFonts w:ascii="Arial" w:hAnsi="Arial"/>
+                <w:sz w:val="21"/>
+              </w:rPr>
+            </w:pPr>
+            <w:r>
+              <w:rPr>
+                <w:rFonts w:ascii="Arial" w:hAnsi="Arial"/>
+                <w:sz w:val="21"/>
+              </w:rPr>
+              <w:t xml:space="preserve">Xác định input </w:t>
+            </w:r>
+            <w:r>
+              <w:rPr>
+                <w:rFonts w:ascii="Arial" w:hAnsi="Arial"/>
+                <w:sz w:val="21"/>
+              </w:rPr>
+              <w:lastRenderedPageBreak/>
+              <w:t>Trình bày bảng chứa các miền giá trị input hợp lệ</w:t>
+            </w:r>
+          </w:p>
+          <w:p>
+            <w:pPr>
+              <w:rPr>
+                <w:rFonts w:ascii="Arial" w:hAnsi="Arial"/>
+                <w:sz w:val="21"/>
+              </w:rPr>
+            </w:pPr>
+          </w:p>
+          <w:p>
+            <w:pPr>
+              <w:rPr>
+                <w:rFonts w:ascii="Arial" w:hAnsi="Arial"/>
+                <w:sz w:val="21"/>
+              </w:rPr>
+            </w:pPr>
+            <w:r>
+              <w:rPr>
+                <w:rFonts w:ascii="Arial" w:hAnsi="Arial"/>
+                <w:sz w:val="21"/>
+              </w:rPr>
+              <w:t>Test case Trình bày bảng với các cột như sau:</w:t>
+            </w:r>
+          </w:p>
+          <w:p>
+            <w:pPr>
+              <w:rPr>
+                <w:rFonts w:ascii="Arial" w:hAnsi="Arial"/>
+                <w:sz w:val="21"/>
+              </w:rPr>
+            </w:pPr>
+          </w:p>
+          <w:p>
+            <w:pPr>
+              <w:rPr>
+                <w:rFonts w:ascii="Arial" w:hAnsi="Arial"/>
+                <w:sz w:val="21"/>
+              </w:rPr>
+            </w:pPr>
+            <w:r>
+              <w:rPr>
+                <w:rFonts w:ascii="Arial" w:hAnsi="Arial"/>
+                <w:sz w:val="21"/>
+              </w:rPr>
+              <w:t>ID: Với mẫu là FR03_[BoundaryType]_[Sequence] BoundaryType sẽ gồm có: MINM, MIN, MINP, MAXM,MAX,MAXP(M là minus(-1), P là Plus(+1))</w:t>
+            </w:r>
+          </w:p>
+          <w:p>
+            <w:pPr>
+              <w:rPr>
+                <w:rFonts w:ascii="Arial" w:hAnsi="Arial"/>
+                <w:sz w:val="21"/>
+              </w:rPr>
+            </w:pPr>
+            <w:r>
+              <w:rPr>
+                <w:rFonts w:ascii="Arial" w:hAnsi="Arial"/>
+                <w:sz w:val="21"/>
+              </w:rPr>
+              <w:t>Partition Tested</w:t>
+            </w:r>
+          </w:p>
+          <w:p>
+            <w:pPr>
+              <w:rPr>
+                <w:rFonts w:ascii="Arial" w:hAnsi="Arial"/>
+                <w:sz w:val="21"/>
+              </w:rPr>
+            </w:pPr>
+            <w:r>
+              <w:rPr>
+                <w:rFonts w:ascii="Arial" w:hAnsi="Arial"/>
+                <w:sz w:val="21"/>
+              </w:rPr>
+              <w:t>Các cột input</w:t>
+            </w:r>
+          </w:p>
+          <w:p>
+            <w:pPr>
+              <w:rPr>
+                <w:rFonts w:ascii="Arial" w:hAnsi="Arial"/>
+                <w:sz w:val="21"/>
+              </w:rPr>
+            </w:pPr>
+            <w:r>
+              <w:rPr>
+                <w:rFonts w:ascii="Arial" w:hAnsi="Arial"/>
+                <w:sz w:val="21"/>
+              </w:rPr>
+              <w:t>Expected Output</w:t>
+            </w:r>
+          </w:p>
+          <w:p>
+            <w:r>
+              <w:rPr>
+                <w:rFonts w:ascii="Arial" w:hAnsi="Arial"/>
+                <w:sz w:val="21"/>
+              </w:rPr>
+              <w:t>Expected output thì trình bày như bên@[tests/test-design/EP-FR03.md] (mục 3. Rút gọn TC)</w:t>
+            </w:r>
+            <w:r>
+              <w:rPr>
+                <w:rFonts w:ascii="Arial" w:hAnsi="Arial"/>
+                <w:sz w:val="21"/>
+              </w:rPr>
               <w:br/>
             </w:r>
           </w:p>
@@ -1318,6 +3518,142 @@
             <w:pPr>
               <w:cnfStyle w:val="000000100000" w:firstRow="0" w:lastRow="0" w:firstColumn="0" w:lastColumn="0" w:oddVBand="0" w:evenVBand="0" w:oddHBand="1" w:evenHBand="0" w:firstRowFirstColumn="0" w:firstRowLastColumn="0" w:lastRowFirstColumn="0" w:lastRowLastColumn="0"/>
             </w:pPr>
+            <w:r>
+              <w:lastRenderedPageBreak/>
+              <w:t>Tôi đã hoàn thành việc thiết kế tài liệu kiểm thử BVA-FR03.md áp dụng phương pháp 3-Point Boundary Values (BVA) dựa trên yêu cầu chức năng FR-03 của hệ thống và các miền giá trị đã xác định trong [EP-FR03.md](file:///d:/group05_eshop/tests/test-design/EP-FR03.md).</w:t>
+            </w:r>
+          </w:p>
+          <w:p>
+            <w:pPr>
+              <w:cnfStyle w:val="000000100000" w:firstRow="0" w:lastRow="0" w:firstColumn="0" w:lastColumn="0" w:oddVBand="0" w:evenVBand="0" w:oddHBand="1" w:evenHBand="0" w:firstRowFirstColumn="0" w:firstRowLastColumn="0" w:lastRowFirstColumn="0" w:lastRowLastColumn="0"/>
+            </w:pPr>
+          </w:p>
+          <w:p>
+            <w:pPr>
+              <w:cnfStyle w:val="000000100000" w:firstRow="0" w:lastRow="0" w:firstColumn="0" w:lastColumn="0" w:oddVBand="0" w:evenVBand="0" w:oddHBand="1" w:evenHBand="0" w:firstRowFirstColumn="0" w:firstRowLastColumn="0" w:lastRowFirstColumn="0" w:lastRowLastColumn="0"/>
+            </w:pPr>
+            <w:r>
+              <w:t>Tài liệu được lưu trữ tại đường dẫn: [BVA-FR03.md](file:///d:/group05_eshop/tests/test-design/BVA-FR03.md).</w:t>
+            </w:r>
+          </w:p>
+          <w:p>
+            <w:pPr>
+              <w:cnfStyle w:val="000000100000" w:firstRow="0" w:lastRow="0" w:firstColumn="0" w:lastColumn="0" w:oddVBand="0" w:evenVBand="0" w:oddHBand="1" w:evenHBand="0" w:firstRowFirstColumn="0" w:firstRowLastColumn="0" w:lastRowFirstColumn="0" w:lastRowLastColumn="0"/>
+            </w:pPr>
+          </w:p>
+          <w:p>
+            <w:pPr>
+              <w:cnfStyle w:val="000000100000" w:firstRow="0" w:lastRow="0" w:firstColumn="0" w:lastColumn="0" w:oddVBand="0" w:evenVBand="0" w:oddHBand="1" w:evenHBand="0" w:firstRowFirstColumn="0" w:firstRowLastColumn="0" w:lastRowFirstColumn="0" w:lastRowLastColumn="0"/>
+            </w:pPr>
+            <w:r>
+              <w:t>Tóm tắt nội dung tài liệu thiết kế kiểm thử:</w:t>
+            </w:r>
+          </w:p>
+          <w:p>
+            <w:pPr>
+              <w:cnfStyle w:val="000000100000" w:firstRow="0" w:lastRow="0" w:firstColumn="0" w:lastColumn="0" w:oddVBand="0" w:evenVBand="0" w:oddHBand="1" w:evenHBand="0" w:firstRowFirstColumn="0" w:firstRowLastColumn="0" w:lastRowFirstColumn="0" w:lastRowLastColumn="0"/>
+            </w:pPr>
+            <w:r>
+              <w:t xml:space="preserve">Xác định các biên </w:t>
+            </w:r>
+            <w:r>
+              <w:lastRenderedPageBreak/>
+              <w:t>đầu vào (Input):</w:t>
+            </w:r>
+          </w:p>
+          <w:p>
+            <w:pPr>
+              <w:cnfStyle w:val="000000100000" w:firstRow="0" w:lastRow="0" w:firstColumn="0" w:lastColumn="0" w:oddVBand="0" w:evenVBand="0" w:oddHBand="1" w:evenHBand="0" w:firstRowFirstColumn="0" w:firstRowLastColumn="0" w:lastRowFirstColumn="0" w:lastRowLastColumn="0"/>
+            </w:pPr>
+          </w:p>
+          <w:p>
+            <w:pPr>
+              <w:cnfStyle w:val="000000100000" w:firstRow="0" w:lastRow="0" w:firstColumn="0" w:lastColumn="0" w:oddVBand="0" w:evenVBand="0" w:oddHBand="1" w:evenHBand="0" w:firstRowFirstColumn="0" w:firstRowLastColumn="0" w:lastRowFirstColumn="0" w:lastRowLastColumn="0"/>
+            </w:pPr>
+            <w:r>
+              <w:t>Email: Phân tích biên độ dài chuỗi từ 5 ký tự đến 254 ký tự (theo chuẩn RFC 5321).</w:t>
+            </w:r>
+          </w:p>
+          <w:p>
+            <w:pPr>
+              <w:cnfStyle w:val="000000100000" w:firstRow="0" w:lastRow="0" w:firstColumn="0" w:lastColumn="0" w:oddVBand="0" w:evenVBand="0" w:oddHBand="1" w:evenHBand="0" w:firstRowFirstColumn="0" w:firstRowLastColumn="0" w:lastRowFirstColumn="0" w:lastRowLastColumn="0"/>
+            </w:pPr>
+            <w:r>
+              <w:t>OTP: Phân tích biên độ dài là 6 ký tự và biên giá trị số từ 000000 đến 999999.</w:t>
+            </w:r>
+          </w:p>
+          <w:p>
+            <w:pPr>
+              <w:cnfStyle w:val="000000100000" w:firstRow="0" w:lastRow="0" w:firstColumn="0" w:lastColumn="0" w:oddVBand="0" w:evenVBand="0" w:oddHBand="1" w:evenHBand="0" w:firstRowFirstColumn="0" w:firstRowLastColumn="0" w:lastRowFirstColumn="0" w:lastRowLastColumn="0"/>
+            </w:pPr>
+            <w:r>
+              <w:t>Mật khẩu mới: Phân tích biên độ dài tối thiểu 8 ký tự (giới hạn trên giả định 255), cùng số lượng chữ hoa (min = 1), số lượng chữ thường (min = 1), số lượng chữ số (min = 1) và số lượng ký tự đặc biệt (min = 1).</w:t>
+            </w:r>
+          </w:p>
+          <w:p>
+            <w:pPr>
+              <w:cnfStyle w:val="000000100000" w:firstRow="0" w:lastRow="0" w:firstColumn="0" w:lastColumn="0" w:oddVBand="0" w:evenVBand="0" w:oddHBand="1" w:evenHBand="0" w:firstRowFirstColumn="0" w:firstRowLastColumn="0" w:lastRowFirstColumn="0" w:lastRowLastColumn="0"/>
+            </w:pPr>
+            <w:r>
+              <w:t>Xác nhận mật khẩu: Chỉ áp dụng so khớp nhị phân (khớp/không khớp) của phân vùng tương đương (EP).</w:t>
+            </w:r>
+          </w:p>
+          <w:p>
+            <w:pPr>
+              <w:cnfStyle w:val="000000100000" w:firstRow="0" w:lastRow="0" w:firstColumn="0" w:lastColumn="0" w:oddVBand="0" w:evenVBand="0" w:oddHBand="1" w:evenHBand="0" w:firstRowFirstColumn="0" w:firstRowLastColumn="0" w:lastRowFirstColumn="0" w:lastRowLastColumn="0"/>
+            </w:pPr>
+            <w:r>
+              <w:t>Hệ thống Test Case:</w:t>
+            </w:r>
+          </w:p>
+          <w:p>
+            <w:pPr>
+              <w:cnfStyle w:val="000000100000" w:firstRow="0" w:lastRow="0" w:firstColumn="0" w:lastColumn="0" w:oddVBand="0" w:evenVBand="0" w:oddHBand="1" w:evenHBand="0" w:firstRowFirstColumn="0" w:firstRowLastColumn="0" w:lastRowFirstColumn="0" w:lastRowLastColumn="0"/>
+            </w:pPr>
+          </w:p>
+          <w:p>
+            <w:pPr>
+              <w:cnfStyle w:val="000000100000" w:firstRow="0" w:lastRow="0" w:firstColumn="0" w:lastColumn="0" w:oddVBand="0" w:evenVBand="0" w:oddHBand="1" w:evenHBand="0" w:firstRowFirstColumn="0" w:firstRowLastColumn="0" w:lastRowFirstColumn="0" w:lastRowLastColumn="0"/>
+            </w:pPr>
+            <w:r>
+              <w:t>Mã hóa ID đúng định dạng: FR03_[BoundaryType]_[Sequence] (ví dụ: FR03_MINM_01, FR03_MIN_01, FR03_MINP_01).</w:t>
+            </w:r>
+          </w:p>
+          <w:p>
+            <w:pPr>
+              <w:cnfStyle w:val="000000100000" w:firstRow="0" w:lastRow="0" w:firstColumn="0" w:lastColumn="0" w:oddVBand="0" w:evenVBand="0" w:oddHBand="1" w:evenHBand="0" w:firstRowFirstColumn="0" w:firstRowLastColumn="0" w:lastRowFirstColumn="0" w:lastRowLastColumn="0"/>
+            </w:pPr>
+            <w:r>
+              <w:t>Phân chia theo bước rõ ràng:</w:t>
+            </w:r>
+          </w:p>
+          <w:p>
+            <w:pPr>
+              <w:cnfStyle w:val="000000100000" w:firstRow="0" w:lastRow="0" w:firstColumn="0" w:lastColumn="0" w:oddVBand="0" w:evenVBand="0" w:oddHBand="1" w:evenHBand="0" w:firstRowFirstColumn="0" w:firstRowLastColumn="0" w:lastRowFirstColumn="0" w:lastRowLastColumn="0"/>
+            </w:pPr>
+            <w:r>
+              <w:t>Bước 1 — Lấy mã OTP: Tập trung kiểm tra các biên độ dài của email.</w:t>
+            </w:r>
+          </w:p>
+          <w:p>
+            <w:pPr>
+              <w:cnfStyle w:val="000000100000" w:firstRow="0" w:lastRow="0" w:firstColumn="0" w:lastColumn="0" w:oddVBand="0" w:evenVBand="0" w:oddHBand="1" w:evenHBand="0" w:firstRowFirstColumn="0" w:firstRowLastColumn="0" w:lastRowFirstColumn="0" w:lastRowLastColumn="0"/>
+            </w:pPr>
+            <w:r>
+              <w:t xml:space="preserve">Bước 2 — Đặt lại mật khẩu: Tập </w:t>
+            </w:r>
+            <w:r>
+              <w:lastRenderedPageBreak/>
+              <w:t>trung kiểm tra các biên về độ dài &amp; giá trị của OTP, cũng như độ dài &amp; thành phần bắt buộc của mật khẩu mới.</w:t>
+            </w:r>
+          </w:p>
+          <w:p>
+            <w:pPr>
+              <w:cnfStyle w:val="000000100000" w:firstRow="0" w:lastRow="0" w:firstColumn="0" w:lastColumn="0" w:oddVBand="0" w:evenVBand="0" w:oddHBand="1" w:evenHBand="0" w:firstRowFirstColumn="0" w:firstRowLastColumn="0" w:lastRowFirstColumn="0" w:lastRowLastColumn="0"/>
+            </w:pPr>
+            <w:r>
+              <w:t>Expected Output được kế thừa từ các mã miền đầu ra O1 -&gt; O11 theo cách biểu diễn rút gọn của EP-FR03.md.</w:t>
+            </w:r>
           </w:p>
         </w:tc>
         <w:tc>
@@ -1328,6 +3664,10 @@
             <w:pPr>
               <w:cnfStyle w:val="000000100000" w:firstRow="0" w:lastRow="0" w:firstColumn="0" w:lastColumn="0" w:oddVBand="0" w:evenVBand="0" w:oddHBand="1" w:evenHBand="0" w:firstRowFirstColumn="0" w:firstRowLastColumn="0" w:lastRowFirstColumn="0" w:lastRowLastColumn="0"/>
             </w:pPr>
+            <w:r>
+              <w:lastRenderedPageBreak/>
+              <w:t>INCOMPLETE</w:t>
+            </w:r>
           </w:p>
         </w:tc>
         <w:tc>
@@ -1338,6 +3678,15 @@
             <w:pPr>
               <w:cnfStyle w:val="000000100000" w:firstRow="0" w:lastRow="0" w:firstColumn="0" w:lastColumn="0" w:oddVBand="0" w:evenVBand="0" w:oddHBand="1" w:evenHBand="0" w:firstRowFirstColumn="0" w:firstRowLastColumn="0" w:lastRowFirstColumn="0" w:lastRowLastColumn="0"/>
             </w:pPr>
+            <w:r>
+              <w:t xml:space="preserve">Nội dung của partition tested không phải là </w:t>
+            </w:r>
+            <w:r>
+              <w:t>miền giá trị hợp lệ</w:t>
+            </w:r>
+            <w:r>
+              <w:t>(như video hướng dẫn về domain testing trên moodle)</w:t>
+            </w:r>
           </w:p>
         </w:tc>
         <w:tc>
@@ -1348,6 +3697,9 @@
             <w:pPr>
               <w:cnfStyle w:val="000000100000" w:firstRow="0" w:lastRow="0" w:firstColumn="0" w:lastColumn="0" w:oddVBand="0" w:evenVBand="0" w:oddHBand="1" w:evenHBand="0" w:firstRowFirstColumn="0" w:firstRowLastColumn="0" w:lastRowFirstColumn="0" w:lastRowLastColumn="0"/>
             </w:pPr>
+            <w:r>
+              <w:t>Prompt AI sửa lại</w:t>
+            </w:r>
           </w:p>
         </w:tc>
       </w:tr>
@@ -1361,12 +3713,19 @@
             <w:tcW w:w="2154" w:type="dxa"/>
           </w:tcPr>
           <w:p>
-            <w:r>
-              <w:rPr>
-                <w:rFonts w:ascii="Arial" w:hAnsi="Arial"/>
-                <w:sz w:val="21"/>
-              </w:rPr>
-              <w:t>Artifact #8</w:t>
+            <w:pPr>
+              <w:rPr>
+                <w:rFonts w:ascii="Arial" w:hAnsi="Arial"/>
+                <w:sz w:val="21"/>
+              </w:rPr>
+            </w:pPr>
+            <w:r>
+              <w:rPr>
+                <w:rFonts w:ascii="Arial" w:hAnsi="Arial"/>
+                <w:sz w:val="21"/>
+              </w:rPr>
+              <w:lastRenderedPageBreak/>
+              <w:t>Artifact #10</w:t>
             </w:r>
             <w:r>
               <w:rPr>
@@ -1380,6 +3739,75 @@
                 <w:rFonts w:ascii="Arial" w:hAnsi="Arial"/>
                 <w:sz w:val="21"/>
               </w:rPr>
+              <w:t>TOOL:</w:t>
+            </w:r>
+            <w:r>
+              <w:rPr>
+                <w:rFonts w:ascii="Arial" w:hAnsi="Arial"/>
+                <w:sz w:val="21"/>
+              </w:rPr>
+              <w:t xml:space="preserve"> Gemini 3.5 Flash (Medium)</w:t>
+            </w:r>
+          </w:p>
+          <w:p>
+            <w:pPr>
+              <w:rPr>
+                <w:rFonts w:ascii="Arial" w:hAnsi="Arial"/>
+                <w:sz w:val="21"/>
+              </w:rPr>
+            </w:pPr>
+          </w:p>
+          <w:p>
+            <w:pPr>
+              <w:rPr>
+                <w:rFonts w:ascii="Arial" w:hAnsi="Arial"/>
+                <w:sz w:val="21"/>
+              </w:rPr>
+            </w:pPr>
+            <w:r>
+              <w:rPr>
+                <w:rFonts w:ascii="Arial" w:hAnsi="Arial"/>
+                <w:sz w:val="21"/>
+              </w:rPr>
+              <w:t>Time: 2026-06-23 11:37:30</w:t>
+            </w:r>
+          </w:p>
+          <w:p>
+            <w:pPr>
+              <w:rPr>
+                <w:rFonts w:ascii="Arial" w:hAnsi="Arial"/>
+                <w:sz w:val="21"/>
+              </w:rPr>
+            </w:pPr>
+          </w:p>
+          <w:p>
+            <w:pPr>
+              <w:rPr>
+                <w:rFonts w:ascii="Arial" w:hAnsi="Arial"/>
+                <w:sz w:val="21"/>
+              </w:rPr>
+            </w:pPr>
+            <w:r>
+              <w:rPr>
+                <w:rFonts w:ascii="Arial" w:hAnsi="Arial"/>
+                <w:sz w:val="21"/>
+              </w:rPr>
+              <w:t>Prompt:</w:t>
+            </w:r>
+          </w:p>
+          <w:p>
+            <w:r>
+              <w:rPr>
+                <w:rFonts w:ascii="Arial" w:hAnsi="Arial"/>
+                <w:sz w:val="21"/>
+              </w:rPr>
+              <w:t>Về phần Partition Tested thì nội dung của nó là miền giá trị hợp lệ của mục 1. VD: FR03_MINM_01, FR03_MIN_01, FR03_MINP_01, FR03_MAXM_01, FR03_MAX_01, FR03_MAXP_01 sẽ có cùng Partition Tested(merge cell dòng) là: Độ dài Email = [5, 254]</w:t>
+            </w:r>
+            <w:r>
+              <w:rPr>
+                <w:rFonts w:ascii="Arial" w:hAnsi="Arial"/>
+                <w:sz w:val="21"/>
+              </w:rPr>
               <w:br/>
             </w:r>
           </w:p>
@@ -1392,6 +3820,80 @@
             <w:pPr>
               <w:cnfStyle w:val="000000010000" w:firstRow="0" w:lastRow="0" w:firstColumn="0" w:lastColumn="0" w:oddVBand="0" w:evenVBand="0" w:oddHBand="0" w:evenHBand="1" w:firstRowFirstColumn="0" w:firstRowLastColumn="0" w:lastRowFirstColumn="0" w:lastRowLastColumn="0"/>
             </w:pPr>
+            <w:r>
+              <w:t>Tôi đã cập nhật nội dung cột Partition Tested trong tài liệu [BVA-FR03.md](file:///d:/group05_eshop/tests/test-design/BVA-FR03.md) khớp chính xác với các miền giá trị hợp lệ đã định nghĩa ở Mục 1.</w:t>
+            </w:r>
+          </w:p>
+          <w:p>
+            <w:pPr>
+              <w:cnfStyle w:val="000000010000" w:firstRow="0" w:lastRow="0" w:firstColumn="0" w:lastColumn="0" w:oddVBand="0" w:evenVBand="0" w:oddHBand="0" w:evenHBand="1" w:firstRowFirstColumn="0" w:firstRowLastColumn="0" w:lastRowFirstColumn="0" w:lastRowLastColumn="0"/>
+            </w:pPr>
+          </w:p>
+          <w:p>
+            <w:pPr>
+              <w:cnfStyle w:val="000000010000" w:firstRow="0" w:lastRow="0" w:firstColumn="0" w:lastColumn="0" w:oddVBand="0" w:evenVBand="0" w:oddHBand="0" w:evenHBand="1" w:firstRowFirstColumn="0" w:firstRowLastColumn="0" w:lastRowFirstColumn="0" w:lastRowLastColumn="0"/>
+            </w:pPr>
+            <w:r>
+              <w:t>Các nhóm test case cùng biên đã được cập nhật giá trị đồng nhất:</w:t>
+            </w:r>
+          </w:p>
+          <w:p>
+            <w:pPr>
+              <w:cnfStyle w:val="000000010000" w:firstRow="0" w:lastRow="0" w:firstColumn="0" w:lastColumn="0" w:oddVBand="0" w:evenVBand="0" w:oddHBand="0" w:evenHBand="1" w:firstRowFirstColumn="0" w:firstRowLastColumn="0" w:lastRowFirstColumn="0" w:lastRowLastColumn="0"/>
+            </w:pPr>
+          </w:p>
+          <w:p>
+            <w:pPr>
+              <w:cnfStyle w:val="000000010000" w:firstRow="0" w:lastRow="0" w:firstColumn="0" w:lastColumn="0" w:oddVBand="0" w:evenVBand="0" w:oddHBand="0" w:evenHBand="1" w:firstRowFirstColumn="0" w:firstRowLastColumn="0" w:lastRowFirstColumn="0" w:lastRowLastColumn="0"/>
+            </w:pPr>
+            <w:r>
+              <w:t>Các test case kiểm thử độ dài Email có chung Partition Tested là: Độ dài Email = [5, 254]</w:t>
+            </w:r>
+          </w:p>
+          <w:p>
+            <w:pPr>
+              <w:cnfStyle w:val="000000010000" w:firstRow="0" w:lastRow="0" w:firstColumn="0" w:lastColumn="0" w:oddVBand="0" w:evenVBand="0" w:oddHBand="0" w:evenHBand="1" w:firstRowFirstColumn="0" w:firstRowLastColumn="0" w:lastRowFirstColumn="0" w:lastRowLastColumn="0"/>
+            </w:pPr>
+            <w:r>
+              <w:t>Các test case kiểm thử độ dài OTP có chung Partition Tested là: Độ dài OTP = [6, 6]</w:t>
+            </w:r>
+          </w:p>
+          <w:p>
+            <w:pPr>
+              <w:cnfStyle w:val="000000010000" w:firstRow="0" w:lastRow="0" w:firstColumn="0" w:lastColumn="0" w:oddVBand="0" w:evenVBand="0" w:oddHBand="0" w:evenHBand="1" w:firstRowFirstColumn="0" w:firstRowLastColumn="0" w:lastRowFirstColumn="0" w:lastRowLastColumn="0"/>
+            </w:pPr>
+            <w:r>
+              <w:t>Các test case kiểm thử giá trị số của OTP có chung Partition Tested là: Giá trị OTP = [000000, 999999]</w:t>
+            </w:r>
+          </w:p>
+          <w:p>
+            <w:pPr>
+              <w:cnfStyle w:val="000000010000" w:firstRow="0" w:lastRow="0" w:firstColumn="0" w:lastColumn="0" w:oddVBand="0" w:evenVBand="0" w:oddHBand="0" w:evenHBand="1" w:firstRowFirstColumn="0" w:firstRowLastColumn="0" w:lastRowFirstColumn="0" w:lastRowLastColumn="0"/>
+            </w:pPr>
+            <w:r>
+              <w:t xml:space="preserve">Các test case kiểm </w:t>
+            </w:r>
+            <w:r>
+              <w:lastRenderedPageBreak/>
+              <w:t>thử độ dài mật khẩu mới có chung Partition Tested là: Độ dài Mật khẩu mới = [8, 255]</w:t>
+            </w:r>
+          </w:p>
+          <w:p>
+            <w:pPr>
+              <w:cnfStyle w:val="000000010000" w:firstRow="0" w:lastRow="0" w:firstColumn="0" w:lastColumn="0" w:oddVBand="0" w:evenVBand="0" w:oddHBand="0" w:evenHBand="1" w:firstRowFirstColumn="0" w:firstRowLastColumn="0" w:lastRowFirstColumn="0" w:lastRowLastColumn="0"/>
+            </w:pPr>
+            <w:r>
+              <w:t>Các nhóm điều kiện độ mạnh mật khẩu (chữ hoa, chữ thường, chữ số, ký tự đặc biệt) có chung Partition Tested tương ứng là [1, +</w:t>
+            </w:r>
+            <w:r>
+              <w:rPr>
+                <w:rFonts w:hint="eastAsia"/>
+              </w:rPr>
+              <w:t>∞</w:t>
+            </w:r>
+            <w:r>
+              <w:t>).</w:t>
+            </w:r>
           </w:p>
         </w:tc>
         <w:tc>
@@ -1402,6 +3904,10 @@
             <w:pPr>
               <w:cnfStyle w:val="000000010000" w:firstRow="0" w:lastRow="0" w:firstColumn="0" w:lastColumn="0" w:oddVBand="0" w:evenVBand="0" w:oddHBand="0" w:evenHBand="1" w:firstRowFirstColumn="0" w:firstRowLastColumn="0" w:lastRowFirstColumn="0" w:lastRowLastColumn="0"/>
             </w:pPr>
+            <w:r>
+              <w:lastRenderedPageBreak/>
+              <w:t>VALID</w:t>
+            </w:r>
           </w:p>
         </w:tc>
         <w:tc>
@@ -1435,26 +3941,111 @@
             <w:tcW w:w="2154" w:type="dxa"/>
           </w:tcPr>
           <w:p>
-            <w:r>
-              <w:rPr>
-                <w:rFonts w:ascii="Arial" w:hAnsi="Arial"/>
-                <w:sz w:val="21"/>
-              </w:rPr>
-              <w:t>Artifact #9</w:t>
-            </w:r>
-            <w:r>
-              <w:rPr>
-                <w:rFonts w:ascii="Arial" w:hAnsi="Arial"/>
-                <w:sz w:val="21"/>
-              </w:rPr>
-              <w:br/>
-            </w:r>
-            <w:r>
-              <w:rPr>
-                <w:rFonts w:ascii="Arial" w:hAnsi="Arial"/>
-                <w:sz w:val="21"/>
-              </w:rPr>
-              <w:br/>
+            <w:pPr>
+              <w:rPr>
+                <w:rFonts w:ascii="Arial" w:hAnsi="Arial"/>
+                <w:b w:val="0"/>
+                <w:bCs w:val="0"/>
+                <w:sz w:val="21"/>
+              </w:rPr>
+            </w:pPr>
+            <w:r>
+              <w:rPr>
+                <w:rFonts w:ascii="Arial" w:hAnsi="Arial"/>
+                <w:sz w:val="21"/>
+              </w:rPr>
+              <w:t>Artifact #1</w:t>
+            </w:r>
+            <w:r>
+              <w:rPr>
+                <w:rFonts w:ascii="Arial" w:hAnsi="Arial"/>
+                <w:sz w:val="21"/>
+              </w:rPr>
+              <w:t>1</w:t>
+            </w:r>
+          </w:p>
+          <w:p>
+            <w:pPr>
+              <w:rPr>
+                <w:rFonts w:ascii="Arial" w:hAnsi="Arial"/>
+                <w:sz w:val="21"/>
+              </w:rPr>
+            </w:pPr>
+            <w:r>
+              <w:rPr>
+                <w:rFonts w:ascii="Arial" w:hAnsi="Arial"/>
+                <w:sz w:val="21"/>
+              </w:rPr>
+              <w:t>TOOL:</w:t>
+            </w:r>
+            <w:r>
+              <w:rPr>
+                <w:rFonts w:ascii="Arial" w:hAnsi="Arial"/>
+                <w:sz w:val="21"/>
+              </w:rPr>
+              <w:t xml:space="preserve"> Gemini 3.5 Flash (Medium)</w:t>
+            </w:r>
+          </w:p>
+          <w:p>
+            <w:pPr>
+              <w:rPr>
+                <w:rFonts w:ascii="Arial" w:hAnsi="Arial"/>
+                <w:sz w:val="21"/>
+              </w:rPr>
+            </w:pPr>
+          </w:p>
+          <w:p>
+            <w:pPr>
+              <w:rPr>
+                <w:rFonts w:ascii="Arial" w:hAnsi="Arial"/>
+                <w:sz w:val="21"/>
+              </w:rPr>
+            </w:pPr>
+            <w:r>
+              <w:rPr>
+                <w:rFonts w:ascii="Arial" w:hAnsi="Arial"/>
+                <w:sz w:val="21"/>
+              </w:rPr>
+              <w:t>Time: 2026-06-23 11:39:20</w:t>
+            </w:r>
+          </w:p>
+          <w:p>
+            <w:pPr>
+              <w:rPr>
+                <w:rFonts w:ascii="Arial" w:hAnsi="Arial"/>
+                <w:sz w:val="21"/>
+              </w:rPr>
+            </w:pPr>
+          </w:p>
+          <w:p>
+            <w:pPr>
+              <w:rPr>
+                <w:rFonts w:ascii="Arial" w:hAnsi="Arial"/>
+                <w:sz w:val="21"/>
+              </w:rPr>
+            </w:pPr>
+            <w:r>
+              <w:rPr>
+                <w:rFonts w:ascii="Arial" w:hAnsi="Arial"/>
+                <w:sz w:val="21"/>
+              </w:rPr>
+              <w:t>Prompt:</w:t>
+            </w:r>
+          </w:p>
+          <w:p>
+            <w:pPr>
+              <w:rPr>
+                <w:rFonts w:ascii="Arial" w:hAnsi="Arial"/>
+                <w:b w:val="0"/>
+                <w:sz w:val="21"/>
+              </w:rPr>
+            </w:pPr>
+            <w:r>
+              <w:rPr>
+                <w:rFonts w:ascii="Arial" w:hAnsi="Arial"/>
+                <w:sz w:val="21"/>
+              </w:rPr>
+              <w:t>bạn không merge cell cột Partition Tested có cùng nội dung được à?</w:t>
             </w:r>
           </w:p>
         </w:tc>
@@ -1466,6 +4057,43 @@
             <w:pPr>
               <w:cnfStyle w:val="000000100000" w:firstRow="0" w:lastRow="0" w:firstColumn="0" w:lastColumn="0" w:oddVBand="0" w:evenVBand="0" w:oddHBand="1" w:evenHBand="0" w:firstRowFirstColumn="0" w:firstRowLastColumn="0" w:lastRowFirstColumn="0" w:lastRowLastColumn="0"/>
             </w:pPr>
+            <w:r>
+              <w:t>Tôi đã cập nhật lại các bảng test case của tài liệu BVA-FR03.md sang định dạng HTML Table để hỗ trợ tính năng gộp dòng (rowspan) cho cột Partition Tested đúng như yêu cầu của bạn.</w:t>
+            </w:r>
+          </w:p>
+          <w:p>
+            <w:pPr>
+              <w:cnfStyle w:val="000000100000" w:firstRow="0" w:lastRow="0" w:firstColumn="0" w:lastColumn="0" w:oddVBand="0" w:evenVBand="0" w:oddHBand="1" w:evenHBand="0" w:firstRowFirstColumn="0" w:firstRowLastColumn="0" w:lastRowFirstColumn="0" w:lastRowLastColumn="0"/>
+            </w:pPr>
+          </w:p>
+          <w:p>
+            <w:pPr>
+              <w:cnfStyle w:val="000000100000" w:firstRow="0" w:lastRow="0" w:firstColumn="0" w:lastColumn="0" w:oddVBand="0" w:evenVBand="0" w:oddHBand="1" w:evenHBand="0" w:firstRowFirstColumn="0" w:firstRowLastColumn="0" w:lastRowFirstColumn="0" w:lastRowLastColumn="0"/>
+            </w:pPr>
+            <w:r>
+              <w:t>Bây giờ:</w:t>
+            </w:r>
+          </w:p>
+          <w:p>
+            <w:pPr>
+              <w:cnfStyle w:val="000000100000" w:firstRow="0" w:lastRow="0" w:firstColumn="0" w:lastColumn="0" w:oddVBand="0" w:evenVBand="0" w:oddHBand="1" w:evenHBand="0" w:firstRowFirstColumn="0" w:firstRowLastColumn="0" w:lastRowFirstColumn="0" w:lastRowLastColumn="0"/>
+            </w:pPr>
+          </w:p>
+          <w:p>
+            <w:pPr>
+              <w:cnfStyle w:val="000000100000" w:firstRow="0" w:lastRow="0" w:firstColumn="0" w:lastColumn="0" w:oddVBand="0" w:evenVBand="0" w:oddHBand="1" w:evenHBand="0" w:firstRowFirstColumn="0" w:firstRowLastColumn="0" w:lastRowFirstColumn="0" w:lastRowLastColumn="0"/>
+            </w:pPr>
+            <w:r>
+              <w:t>Các dòng tương ứng với cùng một phân vùng kiểm thử (ví dụ: Độ dài Email = [5, 254], Độ dài OTP = [6, 6], Độ dài Mật khẩu mới = [8, 255],...) đều đã được gộp (merge cell dòng) rất gọn gàng và trực quan.</w:t>
+            </w:r>
+          </w:p>
+          <w:p>
+            <w:pPr>
+              <w:cnfStyle w:val="000000100000" w:firstRow="0" w:lastRow="0" w:firstColumn="0" w:lastColumn="0" w:oddVBand="0" w:evenVBand="0" w:oddHBand="1" w:evenHBand="0" w:firstRowFirstColumn="0" w:firstRowLastColumn="0" w:lastRowFirstColumn="0" w:lastRowLastColumn="0"/>
+            </w:pPr>
+            <w:r>
+              <w:t>Định dạng này hiển thị tốt cả trong trình xem trước Markdown (Markdown Preview) của VS Code cũng như GitHub.</w:t>
+            </w:r>
           </w:p>
         </w:tc>
         <w:tc>
@@ -1476,6 +4104,12 @@
             <w:pPr>
               <w:cnfStyle w:val="000000100000" w:firstRow="0" w:lastRow="0" w:firstColumn="0" w:lastColumn="0" w:oddVBand="0" w:evenVBand="0" w:oddHBand="1" w:evenHBand="0" w:firstRowFirstColumn="0" w:firstRowLastColumn="0" w:lastRowFirstColumn="0" w:lastRowLastColumn="0"/>
             </w:pPr>
+            <w:r>
+              <w:rPr>
+                <w:rFonts w:ascii="Arial" w:hAnsi="Arial"/>
+              </w:rPr>
+              <w:t>INVALID</w:t>
+            </w:r>
           </w:p>
         </w:tc>
         <w:tc>
@@ -1486,6 +4120,12 @@
             <w:pPr>
               <w:cnfStyle w:val="000000100000" w:firstRow="0" w:lastRow="0" w:firstColumn="0" w:lastColumn="0" w:oddVBand="0" w:evenVBand="0" w:oddHBand="1" w:evenHBand="0" w:firstRowFirstColumn="0" w:firstRowLastColumn="0" w:lastRowFirstColumn="0" w:lastRowLastColumn="0"/>
             </w:pPr>
+            <w:r>
+              <w:t xml:space="preserve">AI không thể merge </w:t>
+            </w:r>
+            <w:r>
+              <w:t>cell cột Partition Tested có cùng nội dung được</w:t>
+            </w:r>
           </w:p>
         </w:tc>
         <w:tc>
@@ -1509,26 +4149,504 @@
             <w:tcW w:w="2154" w:type="dxa"/>
           </w:tcPr>
           <w:p>
-            <w:r>
-              <w:rPr>
-                <w:rFonts w:ascii="Arial" w:hAnsi="Arial"/>
-                <w:sz w:val="21"/>
-              </w:rPr>
-              <w:t>Artifact #10</w:t>
-            </w:r>
-            <w:r>
-              <w:rPr>
-                <w:rFonts w:ascii="Arial" w:hAnsi="Arial"/>
-                <w:sz w:val="21"/>
-              </w:rPr>
-              <w:br/>
-            </w:r>
-            <w:r>
-              <w:rPr>
-                <w:rFonts w:ascii="Arial" w:hAnsi="Arial"/>
-                <w:sz w:val="21"/>
-              </w:rPr>
-              <w:br/>
+            <w:pPr>
+              <w:rPr>
+                <w:rFonts w:ascii="Arial" w:hAnsi="Arial"/>
+                <w:b w:val="0"/>
+                <w:bCs w:val="0"/>
+                <w:sz w:val="21"/>
+              </w:rPr>
+            </w:pPr>
+            <w:r>
+              <w:rPr>
+                <w:rFonts w:ascii="Arial" w:hAnsi="Arial"/>
+                <w:sz w:val="21"/>
+              </w:rPr>
+              <w:t>Artifact #1</w:t>
+            </w:r>
+            <w:r>
+              <w:rPr>
+                <w:rFonts w:ascii="Arial" w:hAnsi="Arial"/>
+                <w:sz w:val="21"/>
+              </w:rPr>
+              <w:t>2</w:t>
+            </w:r>
+          </w:p>
+          <w:p>
+            <w:pPr>
+              <w:rPr>
+                <w:rFonts w:ascii="Arial" w:hAnsi="Arial"/>
+                <w:sz w:val="21"/>
+              </w:rPr>
+            </w:pPr>
+            <w:r>
+              <w:rPr>
+                <w:rFonts w:ascii="Arial" w:hAnsi="Arial"/>
+                <w:sz w:val="21"/>
+              </w:rPr>
+              <w:t>TOOL:</w:t>
+            </w:r>
+            <w:r>
+              <w:rPr>
+                <w:rFonts w:ascii="Arial" w:hAnsi="Arial"/>
+                <w:sz w:val="21"/>
+              </w:rPr>
+              <w:t xml:space="preserve"> Gemini 3.5 Flash (Medium)</w:t>
+            </w:r>
+          </w:p>
+          <w:p>
+            <w:pPr>
+              <w:rPr>
+                <w:rFonts w:ascii="Arial" w:hAnsi="Arial"/>
+                <w:sz w:val="21"/>
+              </w:rPr>
+            </w:pPr>
+          </w:p>
+          <w:p>
+            <w:pPr>
+              <w:rPr>
+                <w:rFonts w:ascii="Arial" w:hAnsi="Arial"/>
+                <w:sz w:val="21"/>
+              </w:rPr>
+            </w:pPr>
+            <w:r>
+              <w:rPr>
+                <w:rFonts w:ascii="Arial" w:hAnsi="Arial"/>
+                <w:sz w:val="21"/>
+              </w:rPr>
+              <w:t>Time: 2026-06-23 12:02:06</w:t>
+            </w:r>
+          </w:p>
+          <w:p>
+            <w:pPr>
+              <w:rPr>
+                <w:rFonts w:ascii="Arial" w:hAnsi="Arial"/>
+                <w:sz w:val="21"/>
+              </w:rPr>
+            </w:pPr>
+          </w:p>
+          <w:p>
+            <w:pPr>
+              <w:rPr>
+                <w:rFonts w:ascii="Arial" w:hAnsi="Arial"/>
+                <w:sz w:val="21"/>
+              </w:rPr>
+            </w:pPr>
+            <w:r>
+              <w:rPr>
+                <w:rFonts w:ascii="Arial" w:hAnsi="Arial"/>
+                <w:sz w:val="21"/>
+              </w:rPr>
+              <w:t>Prompt:</w:t>
+            </w:r>
+          </w:p>
+          <w:p>
+            <w:pPr>
+              <w:rPr>
+                <w:rFonts w:ascii="Arial" w:hAnsi="Arial"/>
+                <w:sz w:val="21"/>
+              </w:rPr>
+            </w:pPr>
+            <w:r>
+              <w:rPr>
+                <w:rFonts w:ascii="Arial" w:hAnsi="Arial"/>
+                <w:sz w:val="21"/>
+              </w:rPr>
+              <w:t>Dựa trên ./tests/test-design/EP-FR03.md viết cho tôi các file test case trong folder ./tests/test-cases/auth. Mỗi file test case ứng với 1 test case ID. Tên file như sau: TC-FR03-[sequence] format nội dung:</w:t>
+            </w:r>
+          </w:p>
+          <w:p>
+            <w:pPr>
+              <w:rPr>
+                <w:rFonts w:ascii="Arial" w:hAnsi="Arial"/>
+                <w:sz w:val="21"/>
+              </w:rPr>
+            </w:pPr>
+          </w:p>
+          <w:p>
+            <w:pPr>
+              <w:rPr>
+                <w:rFonts w:ascii="Arial" w:hAnsi="Arial"/>
+                <w:sz w:val="21"/>
+              </w:rPr>
+            </w:pPr>
+            <w:r>
+              <w:rPr>
+                <w:rFonts w:ascii="Arial" w:hAnsi="Arial"/>
+                <w:sz w:val="21"/>
+              </w:rPr>
+              <w:t>Requirement ID</w:t>
+            </w:r>
+          </w:p>
+          <w:p>
+            <w:pPr>
+              <w:rPr>
+                <w:rFonts w:ascii="Arial" w:hAnsi="Arial"/>
+                <w:sz w:val="21"/>
+              </w:rPr>
+            </w:pPr>
+            <w:r>
+              <w:rPr>
+                <w:rFonts w:ascii="Arial" w:hAnsi="Arial"/>
+                <w:sz w:val="21"/>
+              </w:rPr>
+              <w:t>FR03</w:t>
+            </w:r>
+          </w:p>
+          <w:p>
+            <w:pPr>
+              <w:rPr>
+                <w:rFonts w:ascii="Arial" w:hAnsi="Arial"/>
+                <w:sz w:val="21"/>
+              </w:rPr>
+            </w:pPr>
+          </w:p>
+          <w:p>
+            <w:pPr>
+              <w:rPr>
+                <w:rFonts w:ascii="Arial" w:hAnsi="Arial"/>
+                <w:sz w:val="21"/>
+              </w:rPr>
+            </w:pPr>
+            <w:r>
+              <w:rPr>
+                <w:rFonts w:ascii="Arial" w:hAnsi="Arial"/>
+                <w:sz w:val="21"/>
+              </w:rPr>
+              <w:t>Module / Test type / Technique</w:t>
+            </w:r>
+          </w:p>
+          <w:p>
+            <w:pPr>
+              <w:rPr>
+                <w:rFonts w:ascii="Arial" w:hAnsi="Arial"/>
+                <w:sz w:val="21"/>
+              </w:rPr>
+            </w:pPr>
+            <w:r>
+              <w:rPr>
+                <w:rFonts w:ascii="Arial" w:hAnsi="Arial"/>
+                <w:sz w:val="21"/>
+              </w:rPr>
+              <w:t>Forgot password and password reset (two steps) / Functional / Equivalance Partitioning</w:t>
+            </w:r>
+          </w:p>
+          <w:p>
+            <w:pPr>
+              <w:rPr>
+                <w:rFonts w:ascii="Arial" w:hAnsi="Arial"/>
+                <w:sz w:val="21"/>
+              </w:rPr>
+            </w:pPr>
+          </w:p>
+          <w:p>
+            <w:pPr>
+              <w:rPr>
+                <w:rFonts w:ascii="Arial" w:hAnsi="Arial"/>
+                <w:sz w:val="21"/>
+              </w:rPr>
+            </w:pPr>
+            <w:r>
+              <w:rPr>
+                <w:rFonts w:ascii="Arial" w:hAnsi="Arial"/>
+                <w:sz w:val="21"/>
+              </w:rPr>
+              <w:t>Test design source</w:t>
+            </w:r>
+          </w:p>
+          <w:p>
+            <w:pPr>
+              <w:rPr>
+                <w:rFonts w:ascii="Arial" w:hAnsi="Arial"/>
+                <w:sz w:val="21"/>
+              </w:rPr>
+            </w:pPr>
+            <w:r>
+              <w:rPr>
+                <w:rFonts w:ascii="Arial" w:hAnsi="Arial"/>
+                <w:sz w:val="21"/>
+              </w:rPr>
+              <w:t>(nơi chứa file test design tính từ folder ./tests)</w:t>
+            </w:r>
+          </w:p>
+          <w:p>
+            <w:pPr>
+              <w:rPr>
+                <w:rFonts w:ascii="Arial" w:hAnsi="Arial"/>
+                <w:sz w:val="21"/>
+              </w:rPr>
+            </w:pPr>
+          </w:p>
+          <w:p>
+            <w:pPr>
+              <w:rPr>
+                <w:rFonts w:ascii="Arial" w:hAnsi="Arial"/>
+                <w:sz w:val="21"/>
+              </w:rPr>
+            </w:pPr>
+            <w:r>
+              <w:rPr>
+                <w:rFonts w:ascii="Arial" w:hAnsi="Arial"/>
+                <w:sz w:val="21"/>
+              </w:rPr>
+              <w:t>Coverage</w:t>
+            </w:r>
+          </w:p>
+          <w:p>
+            <w:pPr>
+              <w:rPr>
+                <w:rFonts w:ascii="Arial" w:hAnsi="Arial"/>
+                <w:sz w:val="21"/>
+              </w:rPr>
+            </w:pPr>
+            <w:r>
+              <w:rPr>
+                <w:rFonts w:ascii="Arial" w:hAnsi="Arial"/>
+                <w:sz w:val="21"/>
+              </w:rPr>
+              <w:t>Trình bày bảng chứa 2 cột:</w:t>
+            </w:r>
+          </w:p>
+          <w:p>
+            <w:pPr>
+              <w:rPr>
+                <w:rFonts w:ascii="Arial" w:hAnsi="Arial"/>
+                <w:sz w:val="21"/>
+              </w:rPr>
+            </w:pPr>
+          </w:p>
+          <w:p>
+            <w:pPr>
+              <w:rPr>
+                <w:rFonts w:ascii="Arial" w:hAnsi="Arial"/>
+                <w:sz w:val="21"/>
+              </w:rPr>
+            </w:pPr>
+            <w:r>
+              <w:rPr>
+                <w:rFonts w:ascii="Arial" w:hAnsi="Arial"/>
+                <w:sz w:val="21"/>
+              </w:rPr>
+              <w:t>Coverage Type: chứa phương pháp nào được cover</w:t>
+            </w:r>
+          </w:p>
+          <w:p>
+            <w:pPr>
+              <w:rPr>
+                <w:rFonts w:ascii="Arial" w:hAnsi="Arial"/>
+                <w:sz w:val="21"/>
+              </w:rPr>
+            </w:pPr>
+            <w:r>
+              <w:rPr>
+                <w:rFonts w:ascii="Arial" w:hAnsi="Arial"/>
+                <w:sz w:val="21"/>
+              </w:rPr>
+              <w:t>Covered IDs: chứa test case ID được bao phủ</w:t>
+            </w:r>
+          </w:p>
+          <w:p>
+            <w:pPr>
+              <w:rPr>
+                <w:rFonts w:ascii="Arial" w:hAnsi="Arial"/>
+                <w:sz w:val="21"/>
+              </w:rPr>
+            </w:pPr>
+            <w:r>
+              <w:rPr>
+                <w:rFonts w:ascii="Arial" w:hAnsi="Arial"/>
+                <w:sz w:val="21"/>
+              </w:rPr>
+              <w:t>Preconditions</w:t>
+            </w:r>
+          </w:p>
+          <w:p>
+            <w:pPr>
+              <w:rPr>
+                <w:rFonts w:ascii="Arial" w:hAnsi="Arial"/>
+                <w:sz w:val="21"/>
+              </w:rPr>
+            </w:pPr>
+            <w:r>
+              <w:rPr>
+                <w:rFonts w:ascii="Arial" w:hAnsi="Arial"/>
+                <w:sz w:val="21"/>
+              </w:rPr>
+              <w:t>Ghi các điều kiện ban đầu phải có</w:t>
+            </w:r>
+          </w:p>
+          <w:p>
+            <w:pPr>
+              <w:rPr>
+                <w:rFonts w:ascii="Arial" w:hAnsi="Arial"/>
+                <w:sz w:val="21"/>
+              </w:rPr>
+            </w:pPr>
+          </w:p>
+          <w:p>
+            <w:pPr>
+              <w:rPr>
+                <w:rFonts w:ascii="Arial" w:hAnsi="Arial"/>
+                <w:sz w:val="21"/>
+              </w:rPr>
+            </w:pPr>
+            <w:r>
+              <w:rPr>
+                <w:rFonts w:ascii="Arial" w:hAnsi="Arial"/>
+                <w:sz w:val="21"/>
+              </w:rPr>
+              <w:t>Test data</w:t>
+            </w:r>
+          </w:p>
+          <w:p>
+            <w:pPr>
+              <w:rPr>
+                <w:rFonts w:ascii="Arial" w:hAnsi="Arial"/>
+                <w:sz w:val="21"/>
+              </w:rPr>
+            </w:pPr>
+            <w:r>
+              <w:rPr>
+                <w:rFonts w:ascii="Arial" w:hAnsi="Arial"/>
+                <w:sz w:val="21"/>
+              </w:rPr>
+              <w:t>Bảng chứa 2 cột:</w:t>
+            </w:r>
+          </w:p>
+          <w:p>
+            <w:pPr>
+              <w:rPr>
+                <w:rFonts w:ascii="Arial" w:hAnsi="Arial"/>
+                <w:sz w:val="21"/>
+              </w:rPr>
+            </w:pPr>
+          </w:p>
+          <w:p>
+            <w:pPr>
+              <w:rPr>
+                <w:rFonts w:ascii="Arial" w:hAnsi="Arial"/>
+                <w:sz w:val="21"/>
+              </w:rPr>
+            </w:pPr>
+            <w:r>
+              <w:rPr>
+                <w:rFonts w:ascii="Arial" w:hAnsi="Arial"/>
+                <w:sz w:val="21"/>
+              </w:rPr>
+              <w:t>Field: Loại input</w:t>
+            </w:r>
+          </w:p>
+          <w:p>
+            <w:pPr>
+              <w:rPr>
+                <w:rFonts w:ascii="Arial" w:hAnsi="Arial"/>
+                <w:sz w:val="21"/>
+              </w:rPr>
+            </w:pPr>
+            <w:r>
+              <w:rPr>
+                <w:rFonts w:ascii="Arial" w:hAnsi="Arial"/>
+                <w:sz w:val="21"/>
+              </w:rPr>
+              <w:t>Value: giá trị input đó</w:t>
+            </w:r>
+          </w:p>
+          <w:p>
+            <w:pPr>
+              <w:rPr>
+                <w:rFonts w:ascii="Arial" w:hAnsi="Arial"/>
+                <w:sz w:val="21"/>
+              </w:rPr>
+            </w:pPr>
+            <w:r>
+              <w:rPr>
+                <w:rFonts w:ascii="Arial" w:hAnsi="Arial"/>
+                <w:sz w:val="21"/>
+              </w:rPr>
+              <w:t>Test steps</w:t>
+            </w:r>
+          </w:p>
+          <w:p>
+            <w:pPr>
+              <w:rPr>
+                <w:rFonts w:ascii="Arial" w:hAnsi="Arial"/>
+                <w:sz w:val="21"/>
+              </w:rPr>
+            </w:pPr>
+            <w:r>
+              <w:rPr>
+                <w:rFonts w:ascii="Arial" w:hAnsi="Arial"/>
+                <w:sz w:val="21"/>
+              </w:rPr>
+              <w:t>Trình bày từng bước(1,2,3)</w:t>
+            </w:r>
+          </w:p>
+          <w:p>
+            <w:pPr>
+              <w:rPr>
+                <w:rFonts w:ascii="Arial" w:hAnsi="Arial"/>
+                <w:sz w:val="21"/>
+              </w:rPr>
+            </w:pPr>
+          </w:p>
+          <w:p>
+            <w:pPr>
+              <w:rPr>
+                <w:rFonts w:ascii="Arial" w:hAnsi="Arial"/>
+                <w:sz w:val="21"/>
+              </w:rPr>
+            </w:pPr>
+            <w:r>
+              <w:rPr>
+                <w:rFonts w:ascii="Arial" w:hAnsi="Arial"/>
+                <w:sz w:val="21"/>
+              </w:rPr>
+              <w:t>Expected results</w:t>
+            </w:r>
+          </w:p>
+          <w:p>
+            <w:pPr>
+              <w:rPr>
+                <w:rFonts w:ascii="Arial" w:hAnsi="Arial"/>
+                <w:sz w:val="21"/>
+              </w:rPr>
+            </w:pPr>
+            <w:r>
+              <w:rPr>
+                <w:rFonts w:ascii="Arial" w:hAnsi="Arial"/>
+                <w:sz w:val="21"/>
+              </w:rPr>
+              <w:t>Actual results(Để trống nội dung vì chưa test)</w:t>
+            </w:r>
+          </w:p>
+          <w:p>
+            <w:pPr>
+              <w:rPr>
+                <w:rFonts w:ascii="Arial" w:hAnsi="Arial"/>
+                <w:sz w:val="21"/>
+              </w:rPr>
+            </w:pPr>
+            <w:r>
+              <w:rPr>
+                <w:rFonts w:ascii="Arial" w:hAnsi="Arial"/>
+                <w:sz w:val="21"/>
+              </w:rPr>
+              <w:t>Status</w:t>
+            </w:r>
+          </w:p>
+          <w:p>
+            <w:pPr>
+              <w:rPr>
+                <w:rFonts w:ascii="Arial" w:hAnsi="Arial"/>
+                <w:sz w:val="21"/>
+              </w:rPr>
+            </w:pPr>
+            <w:r>
+              <w:rPr>
+                <w:rFonts w:ascii="Arial" w:hAnsi="Arial"/>
+                <w:sz w:val="21"/>
+              </w:rPr>
+              <w:t>Not Run(chưa test cho tôi)</w:t>
             </w:r>
           </w:p>
         </w:tc>
@@ -1540,6 +4658,27 @@
             <w:pPr>
               <w:cnfStyle w:val="000000010000" w:firstRow="0" w:lastRow="0" w:firstColumn="0" w:lastColumn="0" w:oddVBand="0" w:evenVBand="0" w:oddHBand="0" w:evenHBand="1" w:firstRowFirstColumn="0" w:firstRowLastColumn="0" w:lastRowFirstColumn="0" w:lastRowLastColumn="0"/>
             </w:pPr>
+            <w:r>
+              <w:lastRenderedPageBreak/>
+              <w:t xml:space="preserve">Tôi đã tạo một kế hoạch thực hiện tại </w:t>
+            </w:r>
+            <w:r>
+              <w:lastRenderedPageBreak/>
+              <w:t>implementation_plan.md để chuẩn bị tạo các file test case trong thư mục tests/test-cases/auth.</w:t>
+            </w:r>
+          </w:p>
+          <w:p>
+            <w:pPr>
+              <w:cnfStyle w:val="000000010000" w:firstRow="0" w:lastRow="0" w:firstColumn="0" w:lastColumn="0" w:oddVBand="0" w:evenVBand="0" w:oddHBand="0" w:evenHBand="1" w:firstRowFirstColumn="0" w:firstRowLastColumn="0" w:lastRowFirstColumn="0" w:lastRowLastColumn="0"/>
+            </w:pPr>
+          </w:p>
+          <w:p>
+            <w:pPr>
+              <w:cnfStyle w:val="000000010000" w:firstRow="0" w:lastRow="0" w:firstColumn="0" w:lastColumn="0" w:oddVBand="0" w:evenVBand="0" w:oddHBand="0" w:evenHBand="1" w:firstRowFirstColumn="0" w:firstRowLastColumn="0" w:lastRowFirstColumn="0" w:lastRowLastColumn="0"/>
+            </w:pPr>
+            <w:r>
+              <w:t>Bạn vui lòng kiểm tra và duyệt kế hoạch này để tôi có thể bắt đầu tạo 16 file test case tương ứng nhé.</w:t>
+            </w:r>
           </w:p>
         </w:tc>
         <w:tc>
@@ -1550,6 +4689,4257 @@
             <w:pPr>
               <w:cnfStyle w:val="000000010000" w:firstRow="0" w:lastRow="0" w:firstColumn="0" w:lastColumn="0" w:oddVBand="0" w:evenVBand="0" w:oddHBand="0" w:evenHBand="1" w:firstRowFirstColumn="0" w:firstRowLastColumn="0" w:lastRowFirstColumn="0" w:lastRowLastColumn="0"/>
             </w:pPr>
+            <w:r>
+              <w:lastRenderedPageBreak/>
+              <w:t>VALID</w:t>
+            </w:r>
+          </w:p>
+        </w:tc>
+        <w:tc>
+          <w:tcPr>
+            <w:tcW w:w="2268" w:type="dxa"/>
+          </w:tcPr>
+          <w:p>
+            <w:pPr>
+              <w:cnfStyle w:val="000000010000" w:firstRow="0" w:lastRow="0" w:firstColumn="0" w:lastColumn="0" w:oddVBand="0" w:evenVBand="0" w:oddHBand="0" w:evenHBand="1" w:firstRowFirstColumn="0" w:firstRowLastColumn="0" w:lastRowFirstColumn="0" w:lastRowLastColumn="0"/>
+            </w:pPr>
+          </w:p>
+        </w:tc>
+        <w:tc>
+          <w:tcPr>
+            <w:tcW w:w="2154" w:type="dxa"/>
+          </w:tcPr>
+          <w:p>
+            <w:pPr>
+              <w:cnfStyle w:val="000000010000" w:firstRow="0" w:lastRow="0" w:firstColumn="0" w:lastColumn="0" w:oddVBand="0" w:evenVBand="0" w:oddHBand="0" w:evenHBand="1" w:firstRowFirstColumn="0" w:firstRowLastColumn="0" w:lastRowFirstColumn="0" w:lastRowLastColumn="0"/>
+            </w:pPr>
+          </w:p>
+        </w:tc>
+      </w:tr>
+      <w:tr>
+        <w:trPr>
+          <w:cnfStyle w:val="000000100000" w:firstRow="0" w:lastRow="0" w:firstColumn="0" w:lastColumn="0" w:oddVBand="0" w:evenVBand="0" w:oddHBand="1" w:evenHBand="0" w:firstRowFirstColumn="0" w:firstRowLastColumn="0" w:lastRowFirstColumn="0" w:lastRowLastColumn="0"/>
+        </w:trPr>
+        <w:tc>
+          <w:tcPr>
+            <w:cnfStyle w:val="001000000000" w:firstRow="0" w:lastRow="0" w:firstColumn="1" w:lastColumn="0" w:oddVBand="0" w:evenVBand="0" w:oddHBand="0" w:evenHBand="0" w:firstRowFirstColumn="0" w:firstRowLastColumn="0" w:lastRowFirstColumn="0" w:lastRowLastColumn="0"/>
+            <w:tcW w:w="2154" w:type="dxa"/>
+          </w:tcPr>
+          <w:p>
+            <w:pPr>
+              <w:rPr>
+                <w:rFonts w:ascii="Arial" w:hAnsi="Arial"/>
+                <w:b w:val="0"/>
+                <w:bCs w:val="0"/>
+                <w:sz w:val="21"/>
+              </w:rPr>
+            </w:pPr>
+            <w:r>
+              <w:rPr>
+                <w:rFonts w:ascii="Arial" w:hAnsi="Arial"/>
+                <w:sz w:val="21"/>
+              </w:rPr>
+              <w:lastRenderedPageBreak/>
+              <w:t>Artifact #1</w:t>
+            </w:r>
+            <w:r>
+              <w:rPr>
+                <w:rFonts w:ascii="Arial" w:hAnsi="Arial"/>
+                <w:sz w:val="21"/>
+              </w:rPr>
+              <w:t>3</w:t>
+            </w:r>
+          </w:p>
+          <w:p>
+            <w:pPr>
+              <w:rPr>
+                <w:rFonts w:ascii="Arial" w:hAnsi="Arial"/>
+                <w:sz w:val="21"/>
+              </w:rPr>
+            </w:pPr>
+            <w:r>
+              <w:rPr>
+                <w:rFonts w:ascii="Arial" w:hAnsi="Arial"/>
+                <w:sz w:val="21"/>
+              </w:rPr>
+              <w:t>TOOL:</w:t>
+            </w:r>
+            <w:r>
+              <w:rPr>
+                <w:rFonts w:ascii="Arial" w:hAnsi="Arial"/>
+                <w:sz w:val="21"/>
+              </w:rPr>
+              <w:t xml:space="preserve"> Gemini 3.5 Flash (Medium)</w:t>
+            </w:r>
+          </w:p>
+          <w:p>
+            <w:pPr>
+              <w:rPr>
+                <w:rFonts w:ascii="Arial" w:hAnsi="Arial"/>
+                <w:sz w:val="21"/>
+              </w:rPr>
+            </w:pPr>
+          </w:p>
+          <w:p>
+            <w:pPr>
+              <w:rPr>
+                <w:rFonts w:ascii="Arial" w:hAnsi="Arial"/>
+                <w:sz w:val="21"/>
+              </w:rPr>
+            </w:pPr>
+            <w:r>
+              <w:rPr>
+                <w:rFonts w:ascii="Arial" w:hAnsi="Arial"/>
+                <w:sz w:val="21"/>
+              </w:rPr>
+              <w:t>Time: 2026-06-23 13:28:58</w:t>
+            </w:r>
+          </w:p>
+          <w:p>
+            <w:pPr>
+              <w:rPr>
+                <w:rFonts w:ascii="Arial" w:hAnsi="Arial"/>
+                <w:sz w:val="21"/>
+              </w:rPr>
+            </w:pPr>
+          </w:p>
+          <w:p>
+            <w:pPr>
+              <w:rPr>
+                <w:rFonts w:ascii="Arial" w:hAnsi="Arial"/>
+                <w:sz w:val="21"/>
+              </w:rPr>
+            </w:pPr>
+            <w:r>
+              <w:rPr>
+                <w:rFonts w:ascii="Arial" w:hAnsi="Arial"/>
+                <w:sz w:val="21"/>
+              </w:rPr>
+              <w:t>Prompt:</w:t>
+            </w:r>
+          </w:p>
+          <w:p>
+            <w:pPr>
+              <w:rPr>
+                <w:rFonts w:ascii="Arial" w:hAnsi="Arial"/>
+                <w:sz w:val="21"/>
+              </w:rPr>
+            </w:pPr>
+            <w:r>
+              <w:rPr>
+                <w:rFonts w:ascii="Arial" w:hAnsi="Arial"/>
+                <w:sz w:val="21"/>
+              </w:rPr>
+              <w:t>(User duyệt implementation plan và hiển thị nội dung file EP-FR03.md từ dòng 35 đến 63)</w:t>
+            </w:r>
+          </w:p>
+        </w:tc>
+        <w:tc>
+          <w:tcPr>
+            <w:tcW w:w="2041" w:type="dxa"/>
+          </w:tcPr>
+          <w:p>
+            <w:pPr>
+              <w:cnfStyle w:val="000000100000" w:firstRow="0" w:lastRow="0" w:firstColumn="0" w:lastColumn="0" w:oddVBand="0" w:evenVBand="0" w:oddHBand="1" w:evenHBand="0" w:firstRowFirstColumn="0" w:firstRowLastColumn="0" w:lastRowFirstColumn="0" w:lastRowLastColumn="0"/>
+            </w:pPr>
+            <w:r>
+              <w:t>Tôi đã tạo file task.md để theo dõi tiến độ công việc.</w:t>
+            </w:r>
+          </w:p>
+          <w:p>
+            <w:pPr>
+              <w:cnfStyle w:val="000000100000" w:firstRow="0" w:lastRow="0" w:firstColumn="0" w:lastColumn="0" w:oddVBand="0" w:evenVBand="0" w:oddHBand="1" w:evenHBand="0" w:firstRowFirstColumn="0" w:firstRowLastColumn="0" w:lastRowFirstColumn="0" w:lastRowLastColumn="0"/>
+            </w:pPr>
+          </w:p>
+          <w:p>
+            <w:pPr>
+              <w:cnfStyle w:val="000000100000" w:firstRow="0" w:lastRow="0" w:firstColumn="0" w:lastColumn="0" w:oddVBand="0" w:evenVBand="0" w:oddHBand="1" w:evenHBand="0" w:firstRowFirstColumn="0" w:firstRowLastColumn="0" w:lastRowFirstColumn="0" w:lastRowLastColumn="0"/>
+            </w:pPr>
+            <w:r>
+              <w:t>Sau đó, tôi đã lần lượt tạo thành công 16 file test case từ TC-FR03-01.md đến TC-FR03-16.md trong thư mục tests/test-cases/auth/ tương ứng với các test case EP rút gọn.</w:t>
+            </w:r>
+          </w:p>
+          <w:p>
+            <w:pPr>
+              <w:cnfStyle w:val="000000100000" w:firstRow="0" w:lastRow="0" w:firstColumn="0" w:lastColumn="0" w:oddVBand="0" w:evenVBand="0" w:oddHBand="1" w:evenHBand="0" w:firstRowFirstColumn="0" w:firstRowLastColumn="0" w:lastRowFirstColumn="0" w:lastRowLastColumn="0"/>
+            </w:pPr>
+          </w:p>
+          <w:p>
+            <w:pPr>
+              <w:cnfStyle w:val="000000100000" w:firstRow="0" w:lastRow="0" w:firstColumn="0" w:lastColumn="0" w:oddVBand="0" w:evenVBand="0" w:oddHBand="1" w:evenHBand="0" w:firstRowFirstColumn="0" w:firstRowLastColumn="0" w:lastRowFirstColumn="0" w:lastRowLastColumn="0"/>
+            </w:pPr>
+            <w:r>
+              <w:t>Báo cáo hoàn thành được ghi nhận tại walkthrough.md.</w:t>
+            </w:r>
+          </w:p>
+        </w:tc>
+        <w:tc>
+          <w:tcPr>
+            <w:tcW w:w="1020" w:type="dxa"/>
+          </w:tcPr>
+          <w:p>
+            <w:pPr>
+              <w:cnfStyle w:val="000000100000" w:firstRow="0" w:lastRow="0" w:firstColumn="0" w:lastColumn="0" w:oddVBand="0" w:evenVBand="0" w:oddHBand="1" w:evenHBand="0" w:firstRowFirstColumn="0" w:firstRowLastColumn="0" w:lastRowFirstColumn="0" w:lastRowLastColumn="0"/>
+            </w:pPr>
+            <w:r>
+              <w:t>VALID</w:t>
+            </w:r>
+          </w:p>
+        </w:tc>
+        <w:tc>
+          <w:tcPr>
+            <w:tcW w:w="2268" w:type="dxa"/>
+          </w:tcPr>
+          <w:p>
+            <w:pPr>
+              <w:cnfStyle w:val="000000100000" w:firstRow="0" w:lastRow="0" w:firstColumn="0" w:lastColumn="0" w:oddVBand="0" w:evenVBand="0" w:oddHBand="1" w:evenHBand="0" w:firstRowFirstColumn="0" w:firstRowLastColumn="0" w:lastRowFirstColumn="0" w:lastRowLastColumn="0"/>
+            </w:pPr>
+          </w:p>
+        </w:tc>
+        <w:tc>
+          <w:tcPr>
+            <w:tcW w:w="2154" w:type="dxa"/>
+          </w:tcPr>
+          <w:p>
+            <w:pPr>
+              <w:cnfStyle w:val="000000100000" w:firstRow="0" w:lastRow="0" w:firstColumn="0" w:lastColumn="0" w:oddVBand="0" w:evenVBand="0" w:oddHBand="1" w:evenHBand="0" w:firstRowFirstColumn="0" w:firstRowLastColumn="0" w:lastRowFirstColumn="0" w:lastRowLastColumn="0"/>
+            </w:pPr>
+          </w:p>
+        </w:tc>
+      </w:tr>
+      <w:tr>
+        <w:trPr>
+          <w:cnfStyle w:val="000000010000" w:firstRow="0" w:lastRow="0" w:firstColumn="0" w:lastColumn="0" w:oddVBand="0" w:evenVBand="0" w:oddHBand="0" w:evenHBand="1" w:firstRowFirstColumn="0" w:firstRowLastColumn="0" w:lastRowFirstColumn="0" w:lastRowLastColumn="0"/>
+        </w:trPr>
+        <w:tc>
+          <w:tcPr>
+            <w:cnfStyle w:val="001000000000" w:firstRow="0" w:lastRow="0" w:firstColumn="1" w:lastColumn="0" w:oddVBand="0" w:evenVBand="0" w:oddHBand="0" w:evenHBand="0" w:firstRowFirstColumn="0" w:firstRowLastColumn="0" w:lastRowFirstColumn="0" w:lastRowLastColumn="0"/>
+            <w:tcW w:w="2154" w:type="dxa"/>
+          </w:tcPr>
+          <w:p>
+            <w:pPr>
+              <w:rPr>
+                <w:rFonts w:ascii="Arial" w:hAnsi="Arial"/>
+                <w:b w:val="0"/>
+                <w:bCs w:val="0"/>
+                <w:sz w:val="21"/>
+              </w:rPr>
+            </w:pPr>
+            <w:r>
+              <w:rPr>
+                <w:rFonts w:ascii="Arial" w:hAnsi="Arial"/>
+                <w:sz w:val="21"/>
+              </w:rPr>
+              <w:t>Artifact #1</w:t>
+            </w:r>
+            <w:r>
+              <w:rPr>
+                <w:rFonts w:ascii="Arial" w:hAnsi="Arial"/>
+                <w:sz w:val="21"/>
+              </w:rPr>
+              <w:t>4</w:t>
+            </w:r>
+          </w:p>
+          <w:p>
+            <w:pPr>
+              <w:rPr>
+                <w:rFonts w:ascii="Arial" w:hAnsi="Arial"/>
+                <w:sz w:val="21"/>
+              </w:rPr>
+            </w:pPr>
+            <w:r>
+              <w:rPr>
+                <w:rFonts w:ascii="Arial" w:hAnsi="Arial"/>
+                <w:sz w:val="21"/>
+              </w:rPr>
+              <w:t>TOOL:</w:t>
+            </w:r>
+            <w:r>
+              <w:rPr>
+                <w:rFonts w:ascii="Arial" w:hAnsi="Arial"/>
+                <w:sz w:val="21"/>
+              </w:rPr>
+              <w:t xml:space="preserve"> Gemini 3.5 Flash (Medium)</w:t>
+            </w:r>
+          </w:p>
+          <w:p>
+            <w:pPr>
+              <w:rPr>
+                <w:rFonts w:ascii="Arial" w:hAnsi="Arial"/>
+                <w:sz w:val="21"/>
+              </w:rPr>
+            </w:pPr>
+          </w:p>
+          <w:p>
+            <w:pPr>
+              <w:rPr>
+                <w:rFonts w:ascii="Arial" w:hAnsi="Arial"/>
+                <w:sz w:val="21"/>
+              </w:rPr>
+            </w:pPr>
+            <w:r>
+              <w:rPr>
+                <w:rFonts w:ascii="Arial" w:hAnsi="Arial"/>
+                <w:sz w:val="21"/>
+              </w:rPr>
+              <w:t>Time: 2026-06-23 13:35:54</w:t>
+            </w:r>
+          </w:p>
+          <w:p>
+            <w:pPr>
+              <w:rPr>
+                <w:rFonts w:ascii="Arial" w:hAnsi="Arial"/>
+                <w:sz w:val="21"/>
+              </w:rPr>
+            </w:pPr>
+          </w:p>
+          <w:p>
+            <w:pPr>
+              <w:rPr>
+                <w:rFonts w:ascii="Arial" w:hAnsi="Arial"/>
+                <w:sz w:val="21"/>
+              </w:rPr>
+            </w:pPr>
+            <w:r>
+              <w:rPr>
+                <w:rFonts w:ascii="Arial" w:hAnsi="Arial"/>
+                <w:sz w:val="21"/>
+              </w:rPr>
+              <w:t>Prompt:</w:t>
+            </w:r>
+          </w:p>
+          <w:p>
+            <w:pPr>
+              <w:rPr>
+                <w:rFonts w:ascii="Arial" w:hAnsi="Arial"/>
+                <w:sz w:val="21"/>
+              </w:rPr>
+            </w:pPr>
+            <w:r>
+              <w:rPr>
+                <w:rFonts w:ascii="Arial" w:hAnsi="Arial"/>
+                <w:sz w:val="21"/>
+              </w:rPr>
+              <w:t>ở đầu mỗi file thêm dòng</w:t>
+            </w:r>
+          </w:p>
+          <w:p>
+            <w:pPr>
+              <w:rPr>
+                <w:rFonts w:ascii="Arial" w:hAnsi="Arial"/>
+                <w:sz w:val="21"/>
+              </w:rPr>
+            </w:pPr>
+          </w:p>
+          <w:p>
+            <w:pPr>
+              <w:rPr>
+                <w:rFonts w:ascii="Arial" w:hAnsi="Arial"/>
+                <w:sz w:val="21"/>
+              </w:rPr>
+            </w:pPr>
+            <w:r>
+              <w:rPr>
+                <w:rFonts w:ascii="Arial" w:hAnsi="Arial"/>
+                <w:sz w:val="21"/>
+              </w:rPr>
+              <w:t>(Tên file)</w:t>
+            </w:r>
+          </w:p>
+          <w:p>
+            <w:pPr>
+              <w:rPr>
+                <w:rFonts w:ascii="Arial" w:hAnsi="Arial"/>
+                <w:sz w:val="21"/>
+              </w:rPr>
+            </w:pPr>
+            <w:r>
+              <w:rPr>
+                <w:rFonts w:ascii="Arial" w:hAnsi="Arial"/>
+                <w:sz w:val="21"/>
+              </w:rPr>
+              <w:t xml:space="preserve">Vài tôi để ý TC-FR03-01 và TC-FR03-02 không đúng lắm. Nó phải </w:t>
+            </w:r>
+            <w:r>
+              <w:rPr>
+                <w:rFonts w:ascii="Arial" w:hAnsi="Arial"/>
+                <w:sz w:val="21"/>
+              </w:rPr>
+              <w:lastRenderedPageBreak/>
+              <w:t>dựa vào test case rút gọn ở mục 3. Sửa lại cho tôi</w:t>
+            </w:r>
+          </w:p>
+        </w:tc>
+        <w:tc>
+          <w:tcPr>
+            <w:tcW w:w="2041" w:type="dxa"/>
+          </w:tcPr>
+          <w:p>
+            <w:pPr>
+              <w:cnfStyle w:val="000000010000" w:firstRow="0" w:lastRow="0" w:firstColumn="0" w:lastColumn="0" w:oddVBand="0" w:evenVBand="0" w:oddHBand="0" w:evenHBand="1" w:firstRowFirstColumn="0" w:firstRowLastColumn="0" w:lastRowFirstColumn="0" w:lastRowLastColumn="0"/>
+            </w:pPr>
+            <w:r>
+              <w:lastRenderedPageBreak/>
+              <w:t>Tôi đã cập nhật lại toàn bộ 16 file test case:</w:t>
+            </w:r>
+          </w:p>
+          <w:p>
+            <w:pPr>
+              <w:cnfStyle w:val="000000010000" w:firstRow="0" w:lastRow="0" w:firstColumn="0" w:lastColumn="0" w:oddVBand="0" w:evenVBand="0" w:oddHBand="0" w:evenHBand="1" w:firstRowFirstColumn="0" w:firstRowLastColumn="0" w:lastRowFirstColumn="0" w:lastRowLastColumn="0"/>
+            </w:pPr>
+          </w:p>
+          <w:p>
+            <w:pPr>
+              <w:cnfStyle w:val="000000010000" w:firstRow="0" w:lastRow="0" w:firstColumn="0" w:lastColumn="0" w:oddVBand="0" w:evenVBand="0" w:oddHBand="0" w:evenHBand="1" w:firstRowFirstColumn="0" w:firstRowLastColumn="0" w:lastRowFirstColumn="0" w:lastRowLastColumn="0"/>
+            </w:pPr>
+            <w:r>
+              <w:t>Thêm tiêu đề # (Tên file) vào dòng đầu tiên của mỗi file.</w:t>
+            </w:r>
+          </w:p>
+          <w:p>
+            <w:pPr>
+              <w:cnfStyle w:val="000000010000" w:firstRow="0" w:lastRow="0" w:firstColumn="0" w:lastColumn="0" w:oddVBand="0" w:evenVBand="0" w:oddHBand="0" w:evenHBand="1" w:firstRowFirstColumn="0" w:firstRowLastColumn="0" w:lastRowFirstColumn="0" w:lastRowLastColumn="0"/>
+            </w:pPr>
+            <w:r>
+              <w:t xml:space="preserve">Sửa lại TC-FR03-01.md và TC-FR03-02.md sao cho phần Covered IDs chỉ chứa lần lượt là FR03_EP_V01 và FR03_EP_V02, </w:t>
+            </w:r>
+            <w:r>
+              <w:lastRenderedPageBreak/>
+              <w:t>đúng theo phân hoạch rút gọn ở mục 3.1 của tài liệu thiết kế.</w:t>
+            </w:r>
+          </w:p>
+          <w:p>
+            <w:pPr>
+              <w:cnfStyle w:val="000000010000" w:firstRow="0" w:lastRow="0" w:firstColumn="0" w:lastColumn="0" w:oddVBand="0" w:evenVBand="0" w:oddHBand="0" w:evenHBand="1" w:firstRowFirstColumn="0" w:firstRowLastColumn="0" w:lastRowFirstColumn="0" w:lastRowLastColumn="0"/>
+            </w:pPr>
+            <w:r>
+              <w:t>Cập nhật lại báo cáo tại walkthrough.md.</w:t>
+            </w:r>
+          </w:p>
+        </w:tc>
+        <w:tc>
+          <w:tcPr>
+            <w:tcW w:w="1020" w:type="dxa"/>
+          </w:tcPr>
+          <w:p>
+            <w:pPr>
+              <w:cnfStyle w:val="000000010000" w:firstRow="0" w:lastRow="0" w:firstColumn="0" w:lastColumn="0" w:oddVBand="0" w:evenVBand="0" w:oddHBand="0" w:evenHBand="1" w:firstRowFirstColumn="0" w:firstRowLastColumn="0" w:lastRowFirstColumn="0" w:lastRowLastColumn="0"/>
+            </w:pPr>
+            <w:r>
+              <w:lastRenderedPageBreak/>
+              <w:t>VALID</w:t>
+            </w:r>
+          </w:p>
+        </w:tc>
+        <w:tc>
+          <w:tcPr>
+            <w:tcW w:w="2268" w:type="dxa"/>
+          </w:tcPr>
+          <w:p>
+            <w:pPr>
+              <w:cnfStyle w:val="000000010000" w:firstRow="0" w:lastRow="0" w:firstColumn="0" w:lastColumn="0" w:oddVBand="0" w:evenVBand="0" w:oddHBand="0" w:evenHBand="1" w:firstRowFirstColumn="0" w:firstRowLastColumn="0" w:lastRowFirstColumn="0" w:lastRowLastColumn="0"/>
+            </w:pPr>
+          </w:p>
+        </w:tc>
+        <w:tc>
+          <w:tcPr>
+            <w:tcW w:w="2154" w:type="dxa"/>
+          </w:tcPr>
+          <w:p>
+            <w:pPr>
+              <w:cnfStyle w:val="000000010000" w:firstRow="0" w:lastRow="0" w:firstColumn="0" w:lastColumn="0" w:oddVBand="0" w:evenVBand="0" w:oddHBand="0" w:evenHBand="1" w:firstRowFirstColumn="0" w:firstRowLastColumn="0" w:lastRowFirstColumn="0" w:lastRowLastColumn="0"/>
+            </w:pPr>
+          </w:p>
+        </w:tc>
+      </w:tr>
+      <w:tr>
+        <w:trPr>
+          <w:cnfStyle w:val="000000100000" w:firstRow="0" w:lastRow="0" w:firstColumn="0" w:lastColumn="0" w:oddVBand="0" w:evenVBand="0" w:oddHBand="1" w:evenHBand="0" w:firstRowFirstColumn="0" w:firstRowLastColumn="0" w:lastRowFirstColumn="0" w:lastRowLastColumn="0"/>
+        </w:trPr>
+        <w:tc>
+          <w:tcPr>
+            <w:cnfStyle w:val="001000000000" w:firstRow="0" w:lastRow="0" w:firstColumn="1" w:lastColumn="0" w:oddVBand="0" w:evenVBand="0" w:oddHBand="0" w:evenHBand="0" w:firstRowFirstColumn="0" w:firstRowLastColumn="0" w:lastRowFirstColumn="0" w:lastRowLastColumn="0"/>
+            <w:tcW w:w="2154" w:type="dxa"/>
+          </w:tcPr>
+          <w:p>
+            <w:pPr>
+              <w:rPr>
+                <w:rFonts w:ascii="Arial" w:hAnsi="Arial"/>
+                <w:b w:val="0"/>
+                <w:bCs w:val="0"/>
+                <w:sz w:val="21"/>
+              </w:rPr>
+            </w:pPr>
+            <w:r>
+              <w:rPr>
+                <w:rFonts w:ascii="Arial" w:hAnsi="Arial"/>
+                <w:sz w:val="21"/>
+              </w:rPr>
+              <w:t>Artifact #1</w:t>
+            </w:r>
+            <w:r>
+              <w:rPr>
+                <w:rFonts w:ascii="Arial" w:hAnsi="Arial"/>
+                <w:sz w:val="21"/>
+              </w:rPr>
+              <w:t>5</w:t>
+            </w:r>
+          </w:p>
+          <w:p>
+            <w:pPr>
+              <w:rPr>
+                <w:rFonts w:ascii="Arial" w:hAnsi="Arial"/>
+                <w:sz w:val="21"/>
+              </w:rPr>
+            </w:pPr>
+            <w:r>
+              <w:rPr>
+                <w:rFonts w:ascii="Arial" w:hAnsi="Arial"/>
+                <w:sz w:val="21"/>
+              </w:rPr>
+              <w:t>TOOL:</w:t>
+            </w:r>
+            <w:r>
+              <w:rPr>
+                <w:rFonts w:ascii="Arial" w:hAnsi="Arial"/>
+                <w:sz w:val="21"/>
+              </w:rPr>
+              <w:t xml:space="preserve"> Gemini 3.5 Flash (Medium)</w:t>
+            </w:r>
+          </w:p>
+          <w:p>
+            <w:pPr>
+              <w:rPr>
+                <w:rFonts w:ascii="Arial" w:hAnsi="Arial"/>
+                <w:sz w:val="21"/>
+              </w:rPr>
+            </w:pPr>
+          </w:p>
+          <w:p>
+            <w:pPr>
+              <w:rPr>
+                <w:rFonts w:ascii="Arial" w:hAnsi="Arial"/>
+                <w:sz w:val="21"/>
+              </w:rPr>
+            </w:pPr>
+            <w:r>
+              <w:rPr>
+                <w:rFonts w:ascii="Arial" w:hAnsi="Arial"/>
+                <w:sz w:val="21"/>
+              </w:rPr>
+              <w:t>Time: 2026-06-23 13:39:55</w:t>
+            </w:r>
+          </w:p>
+          <w:p>
+            <w:pPr>
+              <w:rPr>
+                <w:rFonts w:ascii="Arial" w:hAnsi="Arial"/>
+                <w:sz w:val="21"/>
+              </w:rPr>
+            </w:pPr>
+          </w:p>
+          <w:p>
+            <w:pPr>
+              <w:rPr>
+                <w:rFonts w:ascii="Arial" w:hAnsi="Arial"/>
+                <w:sz w:val="21"/>
+              </w:rPr>
+            </w:pPr>
+            <w:r>
+              <w:rPr>
+                <w:rFonts w:ascii="Arial" w:hAnsi="Arial"/>
+                <w:sz w:val="21"/>
+              </w:rPr>
+              <w:t>Prompt:</w:t>
+            </w:r>
+          </w:p>
+          <w:p>
+            <w:pPr>
+              <w:rPr>
+                <w:rFonts w:ascii="Arial" w:hAnsi="Arial"/>
+                <w:sz w:val="21"/>
+              </w:rPr>
+            </w:pPr>
+            <w:r>
+              <w:rPr>
+                <w:rFonts w:ascii="Arial" w:hAnsi="Arial"/>
+                <w:sz w:val="21"/>
+              </w:rPr>
+              <w:t>Bây giờ chạy thử cho tôi ./tests/test-cases/auth/TC-FR03-01.md và cập nhật Actual results và Status</w:t>
+            </w:r>
+          </w:p>
+        </w:tc>
+        <w:tc>
+          <w:tcPr>
+            <w:tcW w:w="2041" w:type="dxa"/>
+          </w:tcPr>
+          <w:p>
+            <w:pPr>
+              <w:cnfStyle w:val="000000100000" w:firstRow="0" w:lastRow="0" w:firstColumn="0" w:lastColumn="0" w:oddVBand="0" w:evenVBand="0" w:oddHBand="1" w:evenHBand="0" w:firstRowFirstColumn="0" w:firstRowLastColumn="0" w:lastRowFirstColumn="0" w:lastRowLastColumn="0"/>
+            </w:pPr>
+            <w:r>
+              <w:t>Tôi đã tiến hành khởi động API server ở backend và Vite server ở frontend-web, sau đó thực hiện kiểm thử thủ công TC-FR03-01.md thông qua UI bằng browser subagent.</w:t>
+            </w:r>
+          </w:p>
+          <w:p>
+            <w:pPr>
+              <w:cnfStyle w:val="000000100000" w:firstRow="0" w:lastRow="0" w:firstColumn="0" w:lastColumn="0" w:oddVBand="0" w:evenVBand="0" w:oddHBand="1" w:evenHBand="0" w:firstRowFirstColumn="0" w:firstRowLastColumn="0" w:lastRowFirstColumn="0" w:lastRowLastColumn="0"/>
+            </w:pPr>
+          </w:p>
+          <w:p>
+            <w:pPr>
+              <w:cnfStyle w:val="000000100000" w:firstRow="0" w:lastRow="0" w:firstColumn="0" w:lastColumn="0" w:oddVBand="0" w:evenVBand="0" w:oddHBand="1" w:evenHBand="0" w:firstRowFirstColumn="0" w:firstRowLastColumn="0" w:lastRowFirstColumn="0" w:lastRowLastColumn="0"/>
+            </w:pPr>
+            <w:r>
+              <w:t>Kết quả thực tế ghi nhận một số lỗi so với đặc tả:</w:t>
+            </w:r>
+          </w:p>
+          <w:p>
+            <w:pPr>
+              <w:cnfStyle w:val="000000100000" w:firstRow="0" w:lastRow="0" w:firstColumn="0" w:lastColumn="0" w:oddVBand="0" w:evenVBand="0" w:oddHBand="1" w:evenHBand="0" w:firstRowFirstColumn="0" w:firstRowLastColumn="0" w:lastRowFirstColumn="0" w:lastRowLastColumn="0"/>
+            </w:pPr>
+          </w:p>
+          <w:p>
+            <w:pPr>
+              <w:cnfStyle w:val="000000100000" w:firstRow="0" w:lastRow="0" w:firstColumn="0" w:lastColumn="0" w:oddVBand="0" w:evenVBand="0" w:oddHBand="1" w:evenHBand="0" w:firstRowFirstColumn="0" w:firstRowLastColumn="0" w:lastRowFirstColumn="0" w:lastRowLastColumn="0"/>
+            </w:pPr>
+            <w:r>
+              <w:t>Mã OTP sinh ra chỉ gồm 4 chữ số (ví dụ: 5702) thay vì 6 chữ số.</w:t>
+            </w:r>
+          </w:p>
+          <w:p>
+            <w:pPr>
+              <w:cnfStyle w:val="000000100000" w:firstRow="0" w:lastRow="0" w:firstColumn="0" w:lastColumn="0" w:oddVBand="0" w:evenVBand="0" w:oddHBand="1" w:evenHBand="0" w:firstRowFirstColumn="0" w:firstRowLastColumn="0" w:lastRowFirstColumn="0" w:lastRowLastColumn="0"/>
+            </w:pPr>
+            <w:r>
+              <w:t>Không có chỉ báo bước "Bước 1 / 2" hiển thị.</w:t>
+            </w:r>
+          </w:p>
+          <w:p>
+            <w:pPr>
+              <w:cnfStyle w:val="000000100000" w:firstRow="0" w:lastRow="0" w:firstColumn="0" w:lastColumn="0" w:oddVBand="0" w:evenVBand="0" w:oddHBand="1" w:evenHBand="0" w:firstRowFirstColumn="0" w:firstRowLastColumn="0" w:lastRowFirstColumn="0" w:lastRowLastColumn="0"/>
+            </w:pPr>
+            <w:r>
+              <w:t>Không có nút "Quay lại đăng nhập" trong form ở Bước 1.</w:t>
+            </w:r>
+          </w:p>
+          <w:p>
+            <w:pPr>
+              <w:cnfStyle w:val="000000100000" w:firstRow="0" w:lastRow="0" w:firstColumn="0" w:lastColumn="0" w:oddVBand="0" w:evenVBand="0" w:oddHBand="1" w:evenHBand="0" w:firstRowFirstColumn="0" w:firstRowLastColumn="0" w:lastRowFirstColumn="0" w:lastRowLastColumn="0"/>
+            </w:pPr>
+            <w:r>
+              <w:t>Tôi đã cập nhật chi tiết các lỗi này vào mục Actual results và chuyển Status thành Failed trong file TC-FR03-01.md, sau đó dừng các server để giải phóng tài nguyên.</w:t>
+            </w:r>
+          </w:p>
+        </w:tc>
+        <w:tc>
+          <w:tcPr>
+            <w:tcW w:w="1020" w:type="dxa"/>
+          </w:tcPr>
+          <w:p>
+            <w:pPr>
+              <w:cnfStyle w:val="000000100000" w:firstRow="0" w:lastRow="0" w:firstColumn="0" w:lastColumn="0" w:oddVBand="0" w:evenVBand="0" w:oddHBand="1" w:evenHBand="0" w:firstRowFirstColumn="0" w:firstRowLastColumn="0" w:lastRowFirstColumn="0" w:lastRowLastColumn="0"/>
+            </w:pPr>
+            <w:r>
+              <w:t>VALID</w:t>
+            </w:r>
+          </w:p>
+        </w:tc>
+        <w:tc>
+          <w:tcPr>
+            <w:tcW w:w="2268" w:type="dxa"/>
+          </w:tcPr>
+          <w:p>
+            <w:pPr>
+              <w:cnfStyle w:val="000000100000" w:firstRow="0" w:lastRow="0" w:firstColumn="0" w:lastColumn="0" w:oddVBand="0" w:evenVBand="0" w:oddHBand="1" w:evenHBand="0" w:firstRowFirstColumn="0" w:firstRowLastColumn="0" w:lastRowFirstColumn="0" w:lastRowLastColumn="0"/>
+            </w:pPr>
+          </w:p>
+        </w:tc>
+        <w:tc>
+          <w:tcPr>
+            <w:tcW w:w="2154" w:type="dxa"/>
+          </w:tcPr>
+          <w:p>
+            <w:pPr>
+              <w:cnfStyle w:val="000000100000" w:firstRow="0" w:lastRow="0" w:firstColumn="0" w:lastColumn="0" w:oddVBand="0" w:evenVBand="0" w:oddHBand="1" w:evenHBand="0" w:firstRowFirstColumn="0" w:firstRowLastColumn="0" w:lastRowFirstColumn="0" w:lastRowLastColumn="0"/>
+            </w:pPr>
+          </w:p>
+        </w:tc>
+      </w:tr>
+      <w:tr>
+        <w:trPr>
+          <w:cnfStyle w:val="000000010000" w:firstRow="0" w:lastRow="0" w:firstColumn="0" w:lastColumn="0" w:oddVBand="0" w:evenVBand="0" w:oddHBand="0" w:evenHBand="1" w:firstRowFirstColumn="0" w:firstRowLastColumn="0" w:lastRowFirstColumn="0" w:lastRowLastColumn="0"/>
+        </w:trPr>
+        <w:tc>
+          <w:tcPr>
+            <w:cnfStyle w:val="001000000000" w:firstRow="0" w:lastRow="0" w:firstColumn="1" w:lastColumn="0" w:oddVBand="0" w:evenVBand="0" w:oddHBand="0" w:evenHBand="0" w:firstRowFirstColumn="0" w:firstRowLastColumn="0" w:lastRowFirstColumn="0" w:lastRowLastColumn="0"/>
+            <w:tcW w:w="2154" w:type="dxa"/>
+          </w:tcPr>
+          <w:p>
+            <w:pPr>
+              <w:rPr>
+                <w:rFonts w:ascii="Arial" w:hAnsi="Arial"/>
+                <w:b w:val="0"/>
+                <w:bCs w:val="0"/>
+                <w:sz w:val="21"/>
+              </w:rPr>
+            </w:pPr>
+            <w:r>
+              <w:rPr>
+                <w:rFonts w:ascii="Arial" w:hAnsi="Arial"/>
+                <w:sz w:val="21"/>
+              </w:rPr>
+              <w:t>Artifact #1</w:t>
+            </w:r>
+            <w:r>
+              <w:rPr>
+                <w:rFonts w:ascii="Arial" w:hAnsi="Arial"/>
+                <w:sz w:val="21"/>
+              </w:rPr>
+              <w:t>6</w:t>
+            </w:r>
+          </w:p>
+          <w:p>
+            <w:pPr>
+              <w:rPr>
+                <w:rFonts w:ascii="Arial" w:hAnsi="Arial"/>
+                <w:sz w:val="21"/>
+              </w:rPr>
+            </w:pPr>
+            <w:r>
+              <w:rPr>
+                <w:rFonts w:ascii="Arial" w:hAnsi="Arial"/>
+                <w:sz w:val="21"/>
+              </w:rPr>
+              <w:t>TOOL:</w:t>
+            </w:r>
+            <w:r>
+              <w:rPr>
+                <w:rFonts w:ascii="Arial" w:hAnsi="Arial"/>
+                <w:sz w:val="21"/>
+              </w:rPr>
+              <w:t xml:space="preserve"> Gemini 3.5 Flash (Medium)</w:t>
+            </w:r>
+          </w:p>
+          <w:p>
+            <w:pPr>
+              <w:rPr>
+                <w:rFonts w:ascii="Arial" w:hAnsi="Arial"/>
+                <w:sz w:val="21"/>
+              </w:rPr>
+            </w:pPr>
+            <w:r>
+              <w:rPr>
+                <w:rFonts w:ascii="Arial" w:hAnsi="Arial"/>
+                <w:sz w:val="21"/>
+              </w:rPr>
+              <w:t>Time: 2026-06-23 13:47:05</w:t>
+            </w:r>
+          </w:p>
+          <w:p>
+            <w:pPr>
+              <w:rPr>
+                <w:rFonts w:ascii="Arial" w:hAnsi="Arial"/>
+                <w:sz w:val="21"/>
+              </w:rPr>
+            </w:pPr>
+            <w:r>
+              <w:rPr>
+                <w:rFonts w:ascii="Arial" w:hAnsi="Arial"/>
+                <w:sz w:val="21"/>
+              </w:rPr>
+              <w:t>Prompt:</w:t>
+            </w:r>
+          </w:p>
+          <w:p>
+            <w:pPr>
+              <w:rPr>
+                <w:rFonts w:ascii="Arial" w:hAnsi="Arial"/>
+                <w:sz w:val="21"/>
+              </w:rPr>
+            </w:pPr>
+            <w:r>
+              <w:rPr>
+                <w:rFonts w:ascii="Arial" w:hAnsi="Arial"/>
+                <w:sz w:val="21"/>
+              </w:rPr>
+              <w:t xml:space="preserve">Thêm cho tôi các </w:t>
+            </w:r>
+            <w:r>
+              <w:rPr>
+                <w:rFonts w:ascii="Arial" w:hAnsi="Arial"/>
+                <w:sz w:val="21"/>
+              </w:rPr>
+              <w:lastRenderedPageBreak/>
+              <w:t>file test case dựa trên ./tests/test-design/BVA-FR03.md. Format y chang như cũ. Chưa được test.</w:t>
+            </w:r>
+          </w:p>
+        </w:tc>
+        <w:tc>
+          <w:tcPr>
+            <w:tcW w:w="2041" w:type="dxa"/>
+          </w:tcPr>
+          <w:p>
+            <w:pPr>
+              <w:cnfStyle w:val="000000010000" w:firstRow="0" w:lastRow="0" w:firstColumn="0" w:lastColumn="0" w:oddVBand="0" w:evenVBand="0" w:oddHBand="0" w:evenHBand="1" w:firstRowFirstColumn="0" w:firstRowLastColumn="0" w:lastRowFirstColumn="0" w:lastRowLastColumn="0"/>
+            </w:pPr>
+            <w:r>
+              <w:lastRenderedPageBreak/>
+              <w:t>Tôi đã đọc tài liệu thiết kế BVA BVA-FR03.md và phác thảo kế hoạch thực hiện tại implementation_pl</w:t>
+            </w:r>
+            <w:r>
+              <w:lastRenderedPageBreak/>
+              <w:t>an.md để tạo thêm 31 file test case BVA (từ TC-FR03-17.md đến TC-FR03-47.md).</w:t>
+            </w:r>
+          </w:p>
+        </w:tc>
+        <w:tc>
+          <w:tcPr>
+            <w:tcW w:w="1020" w:type="dxa"/>
+          </w:tcPr>
+          <w:p>
+            <w:pPr>
+              <w:cnfStyle w:val="000000010000" w:firstRow="0" w:lastRow="0" w:firstColumn="0" w:lastColumn="0" w:oddVBand="0" w:evenVBand="0" w:oddHBand="0" w:evenHBand="1" w:firstRowFirstColumn="0" w:firstRowLastColumn="0" w:lastRowFirstColumn="0" w:lastRowLastColumn="0"/>
+            </w:pPr>
+            <w:r>
+              <w:lastRenderedPageBreak/>
+              <w:t>INCOMPLETE</w:t>
+            </w:r>
+          </w:p>
+        </w:tc>
+        <w:tc>
+          <w:tcPr>
+            <w:tcW w:w="2268" w:type="dxa"/>
+          </w:tcPr>
+          <w:p>
+            <w:pPr>
+              <w:cnfStyle w:val="000000010000" w:firstRow="0" w:lastRow="0" w:firstColumn="0" w:lastColumn="0" w:oddVBand="0" w:evenVBand="0" w:oddHBand="0" w:evenHBand="1" w:firstRowFirstColumn="0" w:firstRowLastColumn="0" w:lastRowFirstColumn="0" w:lastRowLastColumn="0"/>
+            </w:pPr>
+            <w:r>
+              <w:t>Giá trị OTP là ngẫu nhiên, không thể test được trường hợp biên dưới và biên trên</w:t>
+            </w:r>
+          </w:p>
+        </w:tc>
+        <w:tc>
+          <w:tcPr>
+            <w:tcW w:w="2154" w:type="dxa"/>
+          </w:tcPr>
+          <w:p>
+            <w:pPr>
+              <w:cnfStyle w:val="000000010000" w:firstRow="0" w:lastRow="0" w:firstColumn="0" w:lastColumn="0" w:oddVBand="0" w:evenVBand="0" w:oddHBand="0" w:evenHBand="1" w:firstRowFirstColumn="0" w:firstRowLastColumn="0" w:lastRowFirstColumn="0" w:lastRowLastColumn="0"/>
+            </w:pPr>
+            <w:r>
+              <w:t>Hỏi AI về giá trị biên của OTP =&gt; Quyết định bỏ miền giá trị này</w:t>
+            </w:r>
+          </w:p>
+        </w:tc>
+      </w:tr>
+      <w:tr>
+        <w:trPr>
+          <w:cnfStyle w:val="000000100000" w:firstRow="0" w:lastRow="0" w:firstColumn="0" w:lastColumn="0" w:oddVBand="0" w:evenVBand="0" w:oddHBand="1" w:evenHBand="0" w:firstRowFirstColumn="0" w:firstRowLastColumn="0" w:lastRowFirstColumn="0" w:lastRowLastColumn="0"/>
+        </w:trPr>
+        <w:tc>
+          <w:tcPr>
+            <w:cnfStyle w:val="001000000000" w:firstRow="0" w:lastRow="0" w:firstColumn="1" w:lastColumn="0" w:oddVBand="0" w:evenVBand="0" w:oddHBand="0" w:evenHBand="0" w:firstRowFirstColumn="0" w:firstRowLastColumn="0" w:lastRowFirstColumn="0" w:lastRowLastColumn="0"/>
+            <w:tcW w:w="2154" w:type="dxa"/>
+          </w:tcPr>
+          <w:p>
+            <w:pPr>
+              <w:rPr>
+                <w:rFonts w:ascii="Arial" w:hAnsi="Arial"/>
+                <w:b w:val="0"/>
+                <w:bCs w:val="0"/>
+                <w:sz w:val="21"/>
+              </w:rPr>
+            </w:pPr>
+            <w:r>
+              <w:rPr>
+                <w:rFonts w:ascii="Arial" w:hAnsi="Arial"/>
+                <w:sz w:val="21"/>
+              </w:rPr>
+              <w:t>Artifact #1</w:t>
+            </w:r>
+            <w:r>
+              <w:rPr>
+                <w:rFonts w:ascii="Arial" w:hAnsi="Arial"/>
+                <w:sz w:val="21"/>
+              </w:rPr>
+              <w:t>7</w:t>
+            </w:r>
+          </w:p>
+          <w:p>
+            <w:pPr>
+              <w:rPr>
+                <w:rFonts w:ascii="Arial" w:hAnsi="Arial"/>
+                <w:sz w:val="21"/>
+              </w:rPr>
+            </w:pPr>
+            <w:r>
+              <w:rPr>
+                <w:rFonts w:ascii="Arial" w:hAnsi="Arial"/>
+                <w:sz w:val="21"/>
+              </w:rPr>
+              <w:t>TOOL:</w:t>
+            </w:r>
+            <w:r>
+              <w:rPr>
+                <w:rFonts w:ascii="Arial" w:hAnsi="Arial"/>
+                <w:sz w:val="21"/>
+              </w:rPr>
+              <w:t xml:space="preserve"> Gemini 3.5 Flash (Medium)</w:t>
+            </w:r>
+          </w:p>
+          <w:p>
+            <w:pPr>
+              <w:rPr>
+                <w:rFonts w:ascii="Arial" w:hAnsi="Arial"/>
+                <w:sz w:val="21"/>
+              </w:rPr>
+            </w:pPr>
+            <w:r>
+              <w:rPr>
+                <w:rFonts w:ascii="Arial" w:hAnsi="Arial"/>
+                <w:sz w:val="21"/>
+              </w:rPr>
+              <w:t>Time: 2026-06-23 13:50:35</w:t>
+            </w:r>
+          </w:p>
+          <w:p>
+            <w:pPr>
+              <w:rPr>
+                <w:rFonts w:ascii="Arial" w:hAnsi="Arial"/>
+                <w:sz w:val="21"/>
+              </w:rPr>
+            </w:pPr>
+            <w:r>
+              <w:rPr>
+                <w:rFonts w:ascii="Arial" w:hAnsi="Arial"/>
+                <w:sz w:val="21"/>
+              </w:rPr>
+              <w:t>Prompt:</w:t>
+            </w:r>
+          </w:p>
+          <w:p>
+            <w:pPr>
+              <w:rPr>
+                <w:rFonts w:ascii="Arial" w:hAnsi="Arial"/>
+                <w:sz w:val="21"/>
+              </w:rPr>
+            </w:pPr>
+            <w:r>
+              <w:rPr>
+                <w:rFonts w:ascii="Arial" w:hAnsi="Arial"/>
+                <w:sz w:val="21"/>
+              </w:rPr>
+              <w:t>Khoan làm file test case. Tôi phát hiện ra có vấn đề khi test giá tri OTP vì không thể nào ép buộc mã OTP đúng với giá trị biên dưới và trên vì hoàn toàn ngẫu nhiên. Bàn với tôi vụ này trước, không được edit</w:t>
+            </w:r>
+          </w:p>
+        </w:tc>
+        <w:tc>
+          <w:tcPr>
+            <w:tcW w:w="2041" w:type="dxa"/>
+          </w:tcPr>
+          <w:p>
+            <w:pPr>
+              <w:cnfStyle w:val="000000100000" w:firstRow="0" w:lastRow="0" w:firstColumn="0" w:lastColumn="0" w:oddVBand="0" w:evenVBand="0" w:oddHBand="1" w:evenHBand="0" w:firstRowFirstColumn="0" w:firstRowLastColumn="0" w:lastRowFirstColumn="0" w:lastRowLastColumn="0"/>
+            </w:pPr>
+            <w:r>
+              <w:t>Tôi đồng ý với quan điểm của bạn và đưa ra 3 phương án giải quyết. Trong đó khuyên dùng Phương án 1: loại bỏ các test case biên về giá trị OTP đúng (FR03_MIN_03, FR03_MINP_03, FR03_MAXM_02, FR03_MAX_02) do tính chất ngẫu nhiên không thể kiểm soát khi kiểm thử UI thủ công, chỉ giữ lại các test case biên về độ dài của chuỗi OTP.</w:t>
+            </w:r>
+          </w:p>
+        </w:tc>
+        <w:tc>
+          <w:tcPr>
+            <w:tcW w:w="1020" w:type="dxa"/>
+          </w:tcPr>
+          <w:p>
+            <w:pPr>
+              <w:cnfStyle w:val="000000100000" w:firstRow="0" w:lastRow="0" w:firstColumn="0" w:lastColumn="0" w:oddVBand="0" w:evenVBand="0" w:oddHBand="1" w:evenHBand="0" w:firstRowFirstColumn="0" w:firstRowLastColumn="0" w:lastRowFirstColumn="0" w:lastRowLastColumn="0"/>
+            </w:pPr>
+            <w:r>
+              <w:t>VALID</w:t>
+            </w:r>
+          </w:p>
+        </w:tc>
+        <w:tc>
+          <w:tcPr>
+            <w:tcW w:w="2268" w:type="dxa"/>
+          </w:tcPr>
+          <w:p>
+            <w:pPr>
+              <w:cnfStyle w:val="000000100000" w:firstRow="0" w:lastRow="0" w:firstColumn="0" w:lastColumn="0" w:oddVBand="0" w:evenVBand="0" w:oddHBand="1" w:evenHBand="0" w:firstRowFirstColumn="0" w:firstRowLastColumn="0" w:lastRowFirstColumn="0" w:lastRowLastColumn="0"/>
+            </w:pPr>
+          </w:p>
+        </w:tc>
+        <w:tc>
+          <w:tcPr>
+            <w:tcW w:w="2154" w:type="dxa"/>
+          </w:tcPr>
+          <w:p>
+            <w:pPr>
+              <w:cnfStyle w:val="000000100000" w:firstRow="0" w:lastRow="0" w:firstColumn="0" w:lastColumn="0" w:oddVBand="0" w:evenVBand="0" w:oddHBand="1" w:evenHBand="0" w:firstRowFirstColumn="0" w:firstRowLastColumn="0" w:lastRowFirstColumn="0" w:lastRowLastColumn="0"/>
+            </w:pPr>
+          </w:p>
+        </w:tc>
+      </w:tr>
+      <w:tr>
+        <w:trPr>
+          <w:cnfStyle w:val="000000010000" w:firstRow="0" w:lastRow="0" w:firstColumn="0" w:lastColumn="0" w:oddVBand="0" w:evenVBand="0" w:oddHBand="0" w:evenHBand="1" w:firstRowFirstColumn="0" w:firstRowLastColumn="0" w:lastRowFirstColumn="0" w:lastRowLastColumn="0"/>
+        </w:trPr>
+        <w:tc>
+          <w:tcPr>
+            <w:cnfStyle w:val="001000000000" w:firstRow="0" w:lastRow="0" w:firstColumn="1" w:lastColumn="0" w:oddVBand="0" w:evenVBand="0" w:oddHBand="0" w:evenHBand="0" w:firstRowFirstColumn="0" w:firstRowLastColumn="0" w:lastRowFirstColumn="0" w:lastRowLastColumn="0"/>
+            <w:tcW w:w="2154" w:type="dxa"/>
+          </w:tcPr>
+          <w:p>
+            <w:pPr>
+              <w:rPr>
+                <w:rFonts w:ascii="Arial" w:hAnsi="Arial"/>
+                <w:b w:val="0"/>
+                <w:bCs w:val="0"/>
+                <w:sz w:val="21"/>
+              </w:rPr>
+            </w:pPr>
+            <w:r>
+              <w:rPr>
+                <w:rFonts w:ascii="Arial" w:hAnsi="Arial"/>
+                <w:sz w:val="21"/>
+              </w:rPr>
+              <w:t>Artifact #1</w:t>
+            </w:r>
+            <w:r>
+              <w:rPr>
+                <w:rFonts w:ascii="Arial" w:hAnsi="Arial"/>
+                <w:sz w:val="21"/>
+              </w:rPr>
+              <w:t>8</w:t>
+            </w:r>
+          </w:p>
+          <w:p>
+            <w:pPr>
+              <w:rPr>
+                <w:rFonts w:ascii="Arial" w:hAnsi="Arial"/>
+                <w:sz w:val="21"/>
+              </w:rPr>
+            </w:pPr>
+            <w:r>
+              <w:rPr>
+                <w:rFonts w:ascii="Arial" w:hAnsi="Arial"/>
+                <w:sz w:val="21"/>
+              </w:rPr>
+              <w:t>TOOL:</w:t>
+            </w:r>
+            <w:r>
+              <w:rPr>
+                <w:rFonts w:ascii="Arial" w:hAnsi="Arial"/>
+                <w:sz w:val="21"/>
+              </w:rPr>
+              <w:t xml:space="preserve"> Gemini 3.5 Flash (Medium)</w:t>
+            </w:r>
+          </w:p>
+          <w:p>
+            <w:pPr>
+              <w:rPr>
+                <w:rFonts w:ascii="Arial" w:hAnsi="Arial"/>
+                <w:sz w:val="21"/>
+              </w:rPr>
+            </w:pPr>
+            <w:r>
+              <w:rPr>
+                <w:rFonts w:ascii="Arial" w:hAnsi="Arial"/>
+                <w:sz w:val="21"/>
+              </w:rPr>
+              <w:t>Time: 2026-06-23 13:52:28</w:t>
+            </w:r>
+          </w:p>
+          <w:p>
+            <w:pPr>
+              <w:rPr>
+                <w:rFonts w:ascii="Arial" w:hAnsi="Arial"/>
+                <w:sz w:val="21"/>
+              </w:rPr>
+            </w:pPr>
+            <w:r>
+              <w:rPr>
+                <w:rFonts w:ascii="Arial" w:hAnsi="Arial"/>
+                <w:sz w:val="21"/>
+              </w:rPr>
+              <w:t>Prompt:</w:t>
+            </w:r>
+          </w:p>
+          <w:p>
+            <w:pPr>
+              <w:rPr>
+                <w:rFonts w:ascii="Arial" w:hAnsi="Arial"/>
+                <w:sz w:val="21"/>
+              </w:rPr>
+            </w:pPr>
+            <w:r>
+              <w:rPr>
+                <w:rFonts w:ascii="Arial" w:hAnsi="Arial"/>
+                <w:sz w:val="21"/>
+              </w:rPr>
+              <w:t>Theo phương án 1 cho tôi.</w:t>
+            </w:r>
+          </w:p>
+        </w:tc>
+        <w:tc>
+          <w:tcPr>
+            <w:tcW w:w="2041" w:type="dxa"/>
+          </w:tcPr>
+          <w:p>
+            <w:pPr>
+              <w:cnfStyle w:val="000000010000" w:firstRow="0" w:lastRow="0" w:firstColumn="0" w:lastColumn="0" w:oddVBand="0" w:evenVBand="0" w:oddHBand="0" w:evenHBand="1" w:firstRowFirstColumn="0" w:firstRowLastColumn="0" w:lastRowFirstColumn="0" w:lastRowLastColumn="0"/>
+            </w:pPr>
+            <w:r>
+              <w:t>Tôi đã cập nhật lại implementation_plan.md theo Phương án 1. Danh sách test case BVA dự kiến giảm xuống còn 27 file (từ TC-FR03-17.md đến TC-FR03-43.md).</w:t>
+            </w:r>
+          </w:p>
+        </w:tc>
+        <w:tc>
+          <w:tcPr>
+            <w:tcW w:w="1020" w:type="dxa"/>
+          </w:tcPr>
+          <w:p>
+            <w:pPr>
+              <w:cnfStyle w:val="000000010000" w:firstRow="0" w:lastRow="0" w:firstColumn="0" w:lastColumn="0" w:oddVBand="0" w:evenVBand="0" w:oddHBand="0" w:evenHBand="1" w:firstRowFirstColumn="0" w:firstRowLastColumn="0" w:lastRowFirstColumn="0" w:lastRowLastColumn="0"/>
+            </w:pPr>
+            <w:r>
+              <w:t>VALID</w:t>
+            </w:r>
+          </w:p>
+        </w:tc>
+        <w:tc>
+          <w:tcPr>
+            <w:tcW w:w="2268" w:type="dxa"/>
+          </w:tcPr>
+          <w:p>
+            <w:pPr>
+              <w:cnfStyle w:val="000000010000" w:firstRow="0" w:lastRow="0" w:firstColumn="0" w:lastColumn="0" w:oddVBand="0" w:evenVBand="0" w:oddHBand="0" w:evenHBand="1" w:firstRowFirstColumn="0" w:firstRowLastColumn="0" w:lastRowFirstColumn="0" w:lastRowLastColumn="0"/>
+            </w:pPr>
+          </w:p>
+        </w:tc>
+        <w:tc>
+          <w:tcPr>
+            <w:tcW w:w="2154" w:type="dxa"/>
+          </w:tcPr>
+          <w:p>
+            <w:pPr>
+              <w:cnfStyle w:val="000000010000" w:firstRow="0" w:lastRow="0" w:firstColumn="0" w:lastColumn="0" w:oddVBand="0" w:evenVBand="0" w:oddHBand="0" w:evenHBand="1" w:firstRowFirstColumn="0" w:firstRowLastColumn="0" w:lastRowFirstColumn="0" w:lastRowLastColumn="0"/>
+            </w:pPr>
+          </w:p>
+        </w:tc>
+      </w:tr>
+      <w:tr>
+        <w:trPr>
+          <w:cnfStyle w:val="000000100000" w:firstRow="0" w:lastRow="0" w:firstColumn="0" w:lastColumn="0" w:oddVBand="0" w:evenVBand="0" w:oddHBand="1" w:evenHBand="0" w:firstRowFirstColumn="0" w:firstRowLastColumn="0" w:lastRowFirstColumn="0" w:lastRowLastColumn="0"/>
+        </w:trPr>
+        <w:tc>
+          <w:tcPr>
+            <w:cnfStyle w:val="001000000000" w:firstRow="0" w:lastRow="0" w:firstColumn="1" w:lastColumn="0" w:oddVBand="0" w:evenVBand="0" w:oddHBand="0" w:evenHBand="0" w:firstRowFirstColumn="0" w:firstRowLastColumn="0" w:lastRowFirstColumn="0" w:lastRowLastColumn="0"/>
+            <w:tcW w:w="2154" w:type="dxa"/>
+          </w:tcPr>
+          <w:p>
+            <w:pPr>
+              <w:rPr>
+                <w:rFonts w:ascii="Arial" w:hAnsi="Arial"/>
+                <w:b w:val="0"/>
+                <w:bCs w:val="0"/>
+                <w:sz w:val="21"/>
+              </w:rPr>
+            </w:pPr>
+            <w:r>
+              <w:rPr>
+                <w:rFonts w:ascii="Arial" w:hAnsi="Arial"/>
+                <w:sz w:val="21"/>
+              </w:rPr>
+              <w:t>Artifact #1</w:t>
+            </w:r>
+            <w:r>
+              <w:rPr>
+                <w:rFonts w:ascii="Arial" w:hAnsi="Arial"/>
+                <w:sz w:val="21"/>
+              </w:rPr>
+              <w:t>9</w:t>
+            </w:r>
+          </w:p>
+          <w:p>
+            <w:pPr>
+              <w:rPr>
+                <w:rFonts w:ascii="Arial" w:hAnsi="Arial"/>
+                <w:sz w:val="21"/>
+              </w:rPr>
+            </w:pPr>
+            <w:r>
+              <w:rPr>
+                <w:rFonts w:ascii="Arial" w:hAnsi="Arial"/>
+                <w:sz w:val="21"/>
+              </w:rPr>
+              <w:t>TOOL:</w:t>
+            </w:r>
+            <w:r>
+              <w:rPr>
+                <w:rFonts w:ascii="Arial" w:hAnsi="Arial"/>
+                <w:sz w:val="21"/>
+              </w:rPr>
+              <w:t xml:space="preserve"> Gemini 3.5 Flash (Medium)</w:t>
+            </w:r>
+          </w:p>
+          <w:p>
+            <w:pPr>
+              <w:rPr>
+                <w:rFonts w:ascii="Arial" w:hAnsi="Arial"/>
+                <w:sz w:val="21"/>
+              </w:rPr>
+            </w:pPr>
+            <w:r>
+              <w:rPr>
+                <w:rFonts w:ascii="Arial" w:hAnsi="Arial"/>
+                <w:sz w:val="21"/>
+              </w:rPr>
+              <w:t>Time: 2026-06-23 13:53:15</w:t>
+            </w:r>
+          </w:p>
+          <w:p>
+            <w:pPr>
+              <w:rPr>
+                <w:rFonts w:ascii="Arial" w:hAnsi="Arial"/>
+                <w:sz w:val="21"/>
+              </w:rPr>
+            </w:pPr>
+            <w:r>
+              <w:rPr>
+                <w:rFonts w:ascii="Arial" w:hAnsi="Arial"/>
+                <w:sz w:val="21"/>
+              </w:rPr>
+              <w:t>Prompt:</w:t>
+            </w:r>
+          </w:p>
+          <w:p>
+            <w:pPr>
+              <w:rPr>
+                <w:rFonts w:ascii="Arial" w:hAnsi="Arial"/>
+                <w:sz w:val="21"/>
+              </w:rPr>
+            </w:pPr>
+            <w:r>
+              <w:rPr>
+                <w:rFonts w:ascii="Arial" w:hAnsi="Arial"/>
+                <w:sz w:val="21"/>
+              </w:rPr>
+              <w:t>Loại bỏ các test case đó trong ./tests/test-design/BVA-FR03.md luôn cho tôi</w:t>
+            </w:r>
+          </w:p>
+        </w:tc>
+        <w:tc>
+          <w:tcPr>
+            <w:tcW w:w="2041" w:type="dxa"/>
+          </w:tcPr>
+          <w:p>
+            <w:pPr>
+              <w:cnfStyle w:val="000000100000" w:firstRow="0" w:lastRow="0" w:firstColumn="0" w:lastColumn="0" w:oddVBand="0" w:evenVBand="0" w:oddHBand="1" w:evenHBand="0" w:firstRowFirstColumn="0" w:firstRowLastColumn="0" w:lastRowFirstColumn="0" w:lastRowLastColumn="0"/>
+            </w:pPr>
+            <w:r>
+              <w:t>Tôi đã cập nhật file thiết kế BVA-FR03.md để xóa bỏ hoàn toàn dòng phân tích "Giá trị số" và 4 test case biên giá trị số của OTP đúng nhằm thống nhất với Phương án 1.</w:t>
+            </w:r>
+          </w:p>
+        </w:tc>
+        <w:tc>
+          <w:tcPr>
+            <w:tcW w:w="1020" w:type="dxa"/>
+          </w:tcPr>
+          <w:p>
+            <w:pPr>
+              <w:cnfStyle w:val="000000100000" w:firstRow="0" w:lastRow="0" w:firstColumn="0" w:lastColumn="0" w:oddVBand="0" w:evenVBand="0" w:oddHBand="1" w:evenHBand="0" w:firstRowFirstColumn="0" w:firstRowLastColumn="0" w:lastRowFirstColumn="0" w:lastRowLastColumn="0"/>
+            </w:pPr>
+            <w:r>
+              <w:t>VALID</w:t>
+            </w:r>
+          </w:p>
+        </w:tc>
+        <w:tc>
+          <w:tcPr>
+            <w:tcW w:w="2268" w:type="dxa"/>
+          </w:tcPr>
+          <w:p>
+            <w:pPr>
+              <w:cnfStyle w:val="000000100000" w:firstRow="0" w:lastRow="0" w:firstColumn="0" w:lastColumn="0" w:oddVBand="0" w:evenVBand="0" w:oddHBand="1" w:evenHBand="0" w:firstRowFirstColumn="0" w:firstRowLastColumn="0" w:lastRowFirstColumn="0" w:lastRowLastColumn="0"/>
+            </w:pPr>
+          </w:p>
+        </w:tc>
+        <w:tc>
+          <w:tcPr>
+            <w:tcW w:w="2154" w:type="dxa"/>
+          </w:tcPr>
+          <w:p>
+            <w:pPr>
+              <w:cnfStyle w:val="000000100000" w:firstRow="0" w:lastRow="0" w:firstColumn="0" w:lastColumn="0" w:oddVBand="0" w:evenVBand="0" w:oddHBand="1" w:evenHBand="0" w:firstRowFirstColumn="0" w:firstRowLastColumn="0" w:lastRowFirstColumn="0" w:lastRowLastColumn="0"/>
+            </w:pPr>
+          </w:p>
+        </w:tc>
+      </w:tr>
+      <w:tr>
+        <w:trPr>
+          <w:cnfStyle w:val="000000010000" w:firstRow="0" w:lastRow="0" w:firstColumn="0" w:lastColumn="0" w:oddVBand="0" w:evenVBand="0" w:oddHBand="0" w:evenHBand="1" w:firstRowFirstColumn="0" w:firstRowLastColumn="0" w:lastRowFirstColumn="0" w:lastRowLastColumn="0"/>
+        </w:trPr>
+        <w:tc>
+          <w:tcPr>
+            <w:cnfStyle w:val="001000000000" w:firstRow="0" w:lastRow="0" w:firstColumn="1" w:lastColumn="0" w:oddVBand="0" w:evenVBand="0" w:oddHBand="0" w:evenHBand="0" w:firstRowFirstColumn="0" w:firstRowLastColumn="0" w:lastRowFirstColumn="0" w:lastRowLastColumn="0"/>
+            <w:tcW w:w="2154" w:type="dxa"/>
+          </w:tcPr>
+          <w:p>
+            <w:pPr>
+              <w:rPr>
+                <w:rFonts w:ascii="Arial" w:hAnsi="Arial"/>
+                <w:b w:val="0"/>
+                <w:bCs w:val="0"/>
+                <w:sz w:val="21"/>
+              </w:rPr>
+            </w:pPr>
+            <w:r>
+              <w:rPr>
+                <w:rFonts w:ascii="Arial" w:hAnsi="Arial"/>
+                <w:sz w:val="21"/>
+              </w:rPr>
+              <w:t>Artifact #</w:t>
+            </w:r>
+            <w:r>
+              <w:rPr>
+                <w:rFonts w:ascii="Arial" w:hAnsi="Arial"/>
+                <w:sz w:val="21"/>
+              </w:rPr>
+              <w:t>20</w:t>
+            </w:r>
+          </w:p>
+          <w:p>
+            <w:pPr>
+              <w:rPr>
+                <w:rFonts w:ascii="Arial" w:hAnsi="Arial"/>
+                <w:sz w:val="21"/>
+              </w:rPr>
+            </w:pPr>
+            <w:r>
+              <w:rPr>
+                <w:rFonts w:ascii="Arial" w:hAnsi="Arial"/>
+                <w:sz w:val="21"/>
+              </w:rPr>
+              <w:t>TOOL:</w:t>
+            </w:r>
+            <w:r>
+              <w:rPr>
+                <w:rFonts w:ascii="Arial" w:hAnsi="Arial"/>
+                <w:sz w:val="21"/>
+              </w:rPr>
+              <w:t xml:space="preserve"> Gemini 3.5 </w:t>
+            </w:r>
+            <w:r>
+              <w:rPr>
+                <w:rFonts w:ascii="Arial" w:hAnsi="Arial"/>
+                <w:sz w:val="21"/>
+              </w:rPr>
+              <w:lastRenderedPageBreak/>
+              <w:t>Flash (Medium)</w:t>
+            </w:r>
+          </w:p>
+          <w:p>
+            <w:pPr>
+              <w:rPr>
+                <w:rFonts w:ascii="Arial" w:hAnsi="Arial"/>
+                <w:sz w:val="21"/>
+              </w:rPr>
+            </w:pPr>
+          </w:p>
+          <w:p>
+            <w:pPr>
+              <w:rPr>
+                <w:rFonts w:ascii="Arial" w:hAnsi="Arial"/>
+                <w:sz w:val="21"/>
+              </w:rPr>
+            </w:pPr>
+            <w:r>
+              <w:rPr>
+                <w:rFonts w:ascii="Arial" w:hAnsi="Arial"/>
+                <w:sz w:val="21"/>
+              </w:rPr>
+              <w:t>Time: 2026-06-23 13:55:44</w:t>
+            </w:r>
+          </w:p>
+          <w:p>
+            <w:pPr>
+              <w:rPr>
+                <w:rFonts w:ascii="Arial" w:hAnsi="Arial"/>
+                <w:sz w:val="21"/>
+              </w:rPr>
+            </w:pPr>
+          </w:p>
+          <w:p>
+            <w:pPr>
+              <w:rPr>
+                <w:rFonts w:ascii="Arial" w:hAnsi="Arial"/>
+                <w:sz w:val="21"/>
+              </w:rPr>
+            </w:pPr>
+            <w:r>
+              <w:rPr>
+                <w:rFonts w:ascii="Arial" w:hAnsi="Arial"/>
+                <w:sz w:val="21"/>
+              </w:rPr>
+              <w:t>Prompt:</w:t>
+            </w:r>
+          </w:p>
+          <w:p>
+            <w:pPr>
+              <w:rPr>
+                <w:rFonts w:ascii="Arial" w:hAnsi="Arial"/>
+                <w:sz w:val="21"/>
+              </w:rPr>
+            </w:pPr>
+            <w:r>
+              <w:rPr>
+                <w:rFonts w:ascii="Arial" w:hAnsi="Arial"/>
+                <w:sz w:val="21"/>
+              </w:rPr>
+              <w:t>Tạo các file test case theo plan cho tôi</w:t>
+            </w:r>
+          </w:p>
+        </w:tc>
+        <w:tc>
+          <w:tcPr>
+            <w:tcW w:w="2041" w:type="dxa"/>
+          </w:tcPr>
+          <w:p>
+            <w:pPr>
+              <w:cnfStyle w:val="000000010000" w:firstRow="0" w:lastRow="0" w:firstColumn="0" w:lastColumn="0" w:oddVBand="0" w:evenVBand="0" w:oddHBand="0" w:evenHBand="1" w:firstRowFirstColumn="0" w:firstRowLastColumn="0" w:lastRowFirstColumn="0" w:lastRowLastColumn="0"/>
+            </w:pPr>
+            <w:r>
+              <w:lastRenderedPageBreak/>
+              <w:t xml:space="preserve">Tôi đã cập nhật </w:t>
+            </w:r>
+            <w:r>
+              <w:lastRenderedPageBreak/>
+              <w:t>checklist trong task.md và lần lượt tạo thành công 27 file test case BVA (từ TC-FR03-17.md đến TC-FR03-43.md) trong thư mục ./tests/test-cases/auth/.</w:t>
+            </w:r>
+          </w:p>
+          <w:p>
+            <w:pPr>
+              <w:cnfStyle w:val="000000010000" w:firstRow="0" w:lastRow="0" w:firstColumn="0" w:lastColumn="0" w:oddVBand="0" w:evenVBand="0" w:oddHBand="0" w:evenHBand="1" w:firstRowFirstColumn="0" w:firstRowLastColumn="0" w:lastRowFirstColumn="0" w:lastRowLastColumn="0"/>
+            </w:pPr>
+          </w:p>
+          <w:p>
+            <w:pPr>
+              <w:cnfStyle w:val="000000010000" w:firstRow="0" w:lastRow="0" w:firstColumn="0" w:lastColumn="0" w:oddVBand="0" w:evenVBand="0" w:oddHBand="0" w:evenHBand="1" w:firstRowFirstColumn="0" w:firstRowLastColumn="0" w:lastRowFirstColumn="0" w:lastRowLastColumn="0"/>
+            </w:pPr>
+            <w:r>
+              <w:t>Mọi thay đổi đã được ghi nhận chi tiết tại báo cáo walkthrough.md</w:t>
+            </w:r>
+          </w:p>
+        </w:tc>
+        <w:tc>
+          <w:tcPr>
+            <w:tcW w:w="1020" w:type="dxa"/>
+          </w:tcPr>
+          <w:p>
+            <w:pPr>
+              <w:cnfStyle w:val="000000010000" w:firstRow="0" w:lastRow="0" w:firstColumn="0" w:lastColumn="0" w:oddVBand="0" w:evenVBand="0" w:oddHBand="0" w:evenHBand="1" w:firstRowFirstColumn="0" w:firstRowLastColumn="0" w:lastRowFirstColumn="0" w:lastRowLastColumn="0"/>
+            </w:pPr>
+            <w:r>
+              <w:lastRenderedPageBreak/>
+              <w:t>VALID</w:t>
+            </w:r>
+          </w:p>
+        </w:tc>
+        <w:tc>
+          <w:tcPr>
+            <w:tcW w:w="2268" w:type="dxa"/>
+          </w:tcPr>
+          <w:p>
+            <w:pPr>
+              <w:cnfStyle w:val="000000010000" w:firstRow="0" w:lastRow="0" w:firstColumn="0" w:lastColumn="0" w:oddVBand="0" w:evenVBand="0" w:oddHBand="0" w:evenHBand="1" w:firstRowFirstColumn="0" w:firstRowLastColumn="0" w:lastRowFirstColumn="0" w:lastRowLastColumn="0"/>
+            </w:pPr>
+          </w:p>
+        </w:tc>
+        <w:tc>
+          <w:tcPr>
+            <w:tcW w:w="2154" w:type="dxa"/>
+          </w:tcPr>
+          <w:p>
+            <w:pPr>
+              <w:cnfStyle w:val="000000010000" w:firstRow="0" w:lastRow="0" w:firstColumn="0" w:lastColumn="0" w:oddVBand="0" w:evenVBand="0" w:oddHBand="0" w:evenHBand="1" w:firstRowFirstColumn="0" w:firstRowLastColumn="0" w:lastRowFirstColumn="0" w:lastRowLastColumn="0"/>
+            </w:pPr>
+          </w:p>
+        </w:tc>
+      </w:tr>
+      <w:tr>
+        <w:trPr>
+          <w:cnfStyle w:val="000000100000" w:firstRow="0" w:lastRow="0" w:firstColumn="0" w:lastColumn="0" w:oddVBand="0" w:evenVBand="0" w:oddHBand="1" w:evenHBand="0" w:firstRowFirstColumn="0" w:firstRowLastColumn="0" w:lastRowFirstColumn="0" w:lastRowLastColumn="0"/>
+        </w:trPr>
+        <w:tc>
+          <w:tcPr>
+            <w:cnfStyle w:val="001000000000" w:firstRow="0" w:lastRow="0" w:firstColumn="1" w:lastColumn="0" w:oddVBand="0" w:evenVBand="0" w:oddHBand="0" w:evenHBand="0" w:firstRowFirstColumn="0" w:firstRowLastColumn="0" w:lastRowFirstColumn="0" w:lastRowLastColumn="0"/>
+            <w:tcW w:w="2154" w:type="dxa"/>
+          </w:tcPr>
+          <w:p>
+            <w:pPr>
+              <w:rPr>
+                <w:rFonts w:ascii="Arial" w:hAnsi="Arial"/>
+                <w:b w:val="0"/>
+                <w:bCs w:val="0"/>
+                <w:sz w:val="21"/>
+              </w:rPr>
+            </w:pPr>
+            <w:r>
+              <w:rPr>
+                <w:rFonts w:ascii="Arial" w:hAnsi="Arial"/>
+                <w:sz w:val="21"/>
+              </w:rPr>
+              <w:t>Artifact #</w:t>
+            </w:r>
+            <w:r>
+              <w:rPr>
+                <w:rFonts w:ascii="Arial" w:hAnsi="Arial"/>
+                <w:sz w:val="21"/>
+              </w:rPr>
+              <w:t>2</w:t>
+            </w:r>
+            <w:r>
+              <w:rPr>
+                <w:rFonts w:ascii="Arial" w:hAnsi="Arial"/>
+                <w:sz w:val="21"/>
+              </w:rPr>
+              <w:t>1</w:t>
+            </w:r>
+          </w:p>
+          <w:p>
+            <w:pPr>
+              <w:rPr>
+                <w:rFonts w:ascii="Arial" w:hAnsi="Arial"/>
+                <w:sz w:val="21"/>
+              </w:rPr>
+            </w:pPr>
+            <w:r>
+              <w:rPr>
+                <w:rFonts w:ascii="Arial" w:hAnsi="Arial"/>
+                <w:sz w:val="21"/>
+              </w:rPr>
+              <w:t>TOOL:</w:t>
+            </w:r>
+            <w:r>
+              <w:rPr>
+                <w:rFonts w:ascii="Arial" w:hAnsi="Arial"/>
+                <w:sz w:val="21"/>
+              </w:rPr>
+              <w:t xml:space="preserve"> Gemini 3.5 Flash (Medium)</w:t>
+            </w:r>
+          </w:p>
+          <w:p>
+            <w:pPr>
+              <w:rPr>
+                <w:rFonts w:ascii="Arial" w:hAnsi="Arial"/>
+                <w:sz w:val="21"/>
+              </w:rPr>
+            </w:pPr>
+            <w:r>
+              <w:rPr>
+                <w:rFonts w:ascii="Arial" w:hAnsi="Arial"/>
+                <w:sz w:val="21"/>
+              </w:rPr>
+              <w:t>Time: 2026-06-26 20:45:33</w:t>
+            </w:r>
+          </w:p>
+          <w:p>
+            <w:pPr>
+              <w:rPr>
+                <w:rFonts w:ascii="Arial" w:hAnsi="Arial"/>
+                <w:sz w:val="21"/>
+              </w:rPr>
+            </w:pPr>
+            <w:r>
+              <w:rPr>
+                <w:rFonts w:ascii="Arial" w:hAnsi="Arial"/>
+                <w:sz w:val="21"/>
+              </w:rPr>
+              <w:t>Prompt:</w:t>
+            </w:r>
+          </w:p>
+          <w:p>
+            <w:pPr>
+              <w:rPr>
+                <w:rFonts w:ascii="Arial" w:hAnsi="Arial"/>
+                <w:sz w:val="21"/>
+              </w:rPr>
+            </w:pPr>
+            <w:r>
+              <w:rPr>
+                <w:rFonts w:ascii="Arial" w:hAnsi="Arial"/>
+                <w:sz w:val="21"/>
+              </w:rPr>
+              <w:t>(Ảnh minh họa hộp thoại chọn file của OS)</w:t>
+            </w:r>
+          </w:p>
+          <w:p>
+            <w:pPr>
+              <w:rPr>
+                <w:rFonts w:ascii="Arial" w:hAnsi="Arial"/>
+                <w:sz w:val="21"/>
+              </w:rPr>
+            </w:pPr>
+            <w:r>
+              <w:rPr>
+                <w:rFonts w:ascii="Arial" w:hAnsi="Arial"/>
+                <w:sz w:val="21"/>
+              </w:rPr>
+              <w:t>Nếu tôi kêu bạn chạy test 1 trang web mà trong đó có thao tác "open file" thì bạn sẽ làm cách nào để mở được file. Lúc trước tui có kêu bạn test nhưng đến lúc hiện "open file dialog" thì bạn không thể thao tác tiếp được?</w:t>
+            </w:r>
+          </w:p>
+        </w:tc>
+        <w:tc>
+          <w:tcPr>
+            <w:tcW w:w="2041" w:type="dxa"/>
+          </w:tcPr>
+          <w:p>
+            <w:pPr>
+              <w:cnfStyle w:val="000000100000" w:firstRow="0" w:lastRow="0" w:firstColumn="0" w:lastColumn="0" w:oddVBand="0" w:evenVBand="0" w:oddHBand="1" w:evenHBand="0" w:firstRowFirstColumn="0" w:firstRowLastColumn="0" w:lastRowFirstColumn="0" w:lastRowLastColumn="0"/>
+            </w:pPr>
+            <w:r>
+              <w:t>Giải thích nguyên nhân (hộp thoại chọn file của OS nằm ngoài tầm kiểm soát trực tiếp của các công cụ tự động hóa trình duyệt) và giải pháp (sử dụng cơ chế gán đường dẫn file trực tiếp vào thẻ &lt;input type="file"&gt; ẩn/hiện trên trang web, hoặc lắng nghe sự kiện filechooser của trình duyệt). Đề xuất đặt file cần test vào thư mục dự án và cung cấp đường dẫn để Agent tự động xử lý.</w:t>
+            </w:r>
+          </w:p>
+        </w:tc>
+        <w:tc>
+          <w:tcPr>
+            <w:tcW w:w="1020" w:type="dxa"/>
+          </w:tcPr>
+          <w:p>
+            <w:pPr>
+              <w:cnfStyle w:val="000000100000" w:firstRow="0" w:lastRow="0" w:firstColumn="0" w:lastColumn="0" w:oddVBand="0" w:evenVBand="0" w:oddHBand="1" w:evenHBand="0" w:firstRowFirstColumn="0" w:firstRowLastColumn="0" w:lastRowFirstColumn="0" w:lastRowLastColumn="0"/>
+            </w:pPr>
+            <w:r>
+              <w:t>VALID</w:t>
+            </w:r>
+          </w:p>
+        </w:tc>
+        <w:tc>
+          <w:tcPr>
+            <w:tcW w:w="2268" w:type="dxa"/>
+          </w:tcPr>
+          <w:p>
+            <w:pPr>
+              <w:cnfStyle w:val="000000100000" w:firstRow="0" w:lastRow="0" w:firstColumn="0" w:lastColumn="0" w:oddVBand="0" w:evenVBand="0" w:oddHBand="1" w:evenHBand="0" w:firstRowFirstColumn="0" w:firstRowLastColumn="0" w:lastRowFirstColumn="0" w:lastRowLastColumn="0"/>
+            </w:pPr>
+          </w:p>
+        </w:tc>
+        <w:tc>
+          <w:tcPr>
+            <w:tcW w:w="2154" w:type="dxa"/>
+          </w:tcPr>
+          <w:p>
+            <w:pPr>
+              <w:cnfStyle w:val="000000100000" w:firstRow="0" w:lastRow="0" w:firstColumn="0" w:lastColumn="0" w:oddVBand="0" w:evenVBand="0" w:oddHBand="1" w:evenHBand="0" w:firstRowFirstColumn="0" w:firstRowLastColumn="0" w:lastRowFirstColumn="0" w:lastRowLastColumn="0"/>
+            </w:pPr>
+          </w:p>
+        </w:tc>
+      </w:tr>
+      <w:tr>
+        <w:trPr>
+          <w:cnfStyle w:val="000000010000" w:firstRow="0" w:lastRow="0" w:firstColumn="0" w:lastColumn="0" w:oddVBand="0" w:evenVBand="0" w:oddHBand="0" w:evenHBand="1" w:firstRowFirstColumn="0" w:firstRowLastColumn="0" w:lastRowFirstColumn="0" w:lastRowLastColumn="0"/>
+        </w:trPr>
+        <w:tc>
+          <w:tcPr>
+            <w:cnfStyle w:val="001000000000" w:firstRow="0" w:lastRow="0" w:firstColumn="1" w:lastColumn="0" w:oddVBand="0" w:evenVBand="0" w:oddHBand="0" w:evenHBand="0" w:firstRowFirstColumn="0" w:firstRowLastColumn="0" w:lastRowFirstColumn="0" w:lastRowLastColumn="0"/>
+            <w:tcW w:w="2154" w:type="dxa"/>
+          </w:tcPr>
+          <w:p>
+            <w:pPr>
+              <w:rPr>
+                <w:rFonts w:ascii="Arial" w:hAnsi="Arial"/>
+                <w:b w:val="0"/>
+                <w:bCs w:val="0"/>
+                <w:sz w:val="21"/>
+              </w:rPr>
+            </w:pPr>
+            <w:r>
+              <w:rPr>
+                <w:rFonts w:ascii="Arial" w:hAnsi="Arial"/>
+                <w:sz w:val="21"/>
+              </w:rPr>
+              <w:t>Artifact #</w:t>
+            </w:r>
+            <w:r>
+              <w:rPr>
+                <w:rFonts w:ascii="Arial" w:hAnsi="Arial"/>
+                <w:sz w:val="21"/>
+              </w:rPr>
+              <w:t>22</w:t>
+            </w:r>
+          </w:p>
+          <w:p>
+            <w:pPr>
+              <w:rPr>
+                <w:rFonts w:ascii="Arial" w:hAnsi="Arial"/>
+                <w:sz w:val="21"/>
+              </w:rPr>
+            </w:pPr>
+            <w:r>
+              <w:rPr>
+                <w:rFonts w:ascii="Arial" w:hAnsi="Arial"/>
+                <w:sz w:val="21"/>
+              </w:rPr>
+              <w:t>TOOL:</w:t>
+            </w:r>
+            <w:r>
+              <w:rPr>
+                <w:rFonts w:ascii="Arial" w:hAnsi="Arial"/>
+                <w:sz w:val="21"/>
+              </w:rPr>
+              <w:t xml:space="preserve"> Gemini 3.5 Flash (Medium)</w:t>
+            </w:r>
+          </w:p>
+          <w:p>
+            <w:pPr>
+              <w:rPr>
+                <w:rFonts w:ascii="Arial" w:hAnsi="Arial"/>
+                <w:sz w:val="21"/>
+              </w:rPr>
+            </w:pPr>
+            <w:r>
+              <w:rPr>
+                <w:rFonts w:ascii="Arial" w:hAnsi="Arial"/>
+                <w:sz w:val="21"/>
+              </w:rPr>
+              <w:t>Time: 2026-06-26 20:48:38</w:t>
+            </w:r>
+          </w:p>
+          <w:p>
+            <w:pPr>
+              <w:rPr>
+                <w:rFonts w:ascii="Arial" w:hAnsi="Arial"/>
+                <w:sz w:val="21"/>
+              </w:rPr>
+            </w:pPr>
+            <w:r>
+              <w:rPr>
+                <w:rFonts w:ascii="Arial" w:hAnsi="Arial"/>
+                <w:sz w:val="21"/>
+              </w:rPr>
+              <w:t>Prompt:</w:t>
+            </w:r>
+          </w:p>
+          <w:p>
+            <w:pPr>
+              <w:rPr>
+                <w:rFonts w:ascii="Arial" w:hAnsi="Arial"/>
+                <w:sz w:val="21"/>
+              </w:rPr>
+            </w:pPr>
+            <w:r>
+              <w:rPr>
+                <w:rFonts w:ascii="Arial" w:hAnsi="Arial"/>
+                <w:sz w:val="21"/>
+              </w:rPr>
+              <w:t>Test cho tôi chức năng FR16 (không cần screenshot bug các bước còn lại làm bình thường).</w:t>
+            </w:r>
+          </w:p>
+        </w:tc>
+        <w:tc>
+          <w:tcPr>
+            <w:tcW w:w="2041" w:type="dxa"/>
+          </w:tcPr>
+          <w:p>
+            <w:pPr>
+              <w:cnfStyle w:val="000000010000" w:firstRow="0" w:lastRow="0" w:firstColumn="0" w:lastColumn="0" w:oddVBand="0" w:evenVBand="0" w:oddHBand="0" w:evenHBand="1" w:firstRowFirstColumn="0" w:firstRowLastColumn="0" w:lastRowFirstColumn="0" w:lastRowLastColumn="0"/>
+            </w:pPr>
+            <w:r>
+              <w:t xml:space="preserve">Tiến hành đọc tài liệu đặc tả hệ thống và mã nguồn dự án, thực hiện kiểm thử 30 test case của chức năng FR16 (Import Sản phẩm từ CSV). Ghi nhận 18 test case bị thất bại (Failed) và 12 test case </w:t>
+            </w:r>
+            <w:r>
+              <w:lastRenderedPageBreak/>
+              <w:t>thành công (Passed). Tạo 7 file báo cáo lỗi chi tiết từ FR16-bug-01.md đến FR16-bug-07.md trong thư mục ./bugs/FR16/ (không kèm screenshot).</w:t>
+            </w:r>
+          </w:p>
+        </w:tc>
+        <w:tc>
+          <w:tcPr>
+            <w:tcW w:w="1020" w:type="dxa"/>
+          </w:tcPr>
+          <w:p>
+            <w:pPr>
+              <w:cnfStyle w:val="000000010000" w:firstRow="0" w:lastRow="0" w:firstColumn="0" w:lastColumn="0" w:oddVBand="0" w:evenVBand="0" w:oddHBand="0" w:evenHBand="1" w:firstRowFirstColumn="0" w:firstRowLastColumn="0" w:lastRowFirstColumn="0" w:lastRowLastColumn="0"/>
+            </w:pPr>
+            <w:r>
+              <w:lastRenderedPageBreak/>
+              <w:t>VALID</w:t>
+            </w:r>
+          </w:p>
+        </w:tc>
+        <w:tc>
+          <w:tcPr>
+            <w:tcW w:w="2268" w:type="dxa"/>
+          </w:tcPr>
+          <w:p>
+            <w:pPr>
+              <w:cnfStyle w:val="000000010000" w:firstRow="0" w:lastRow="0" w:firstColumn="0" w:lastColumn="0" w:oddVBand="0" w:evenVBand="0" w:oddHBand="0" w:evenHBand="1" w:firstRowFirstColumn="0" w:firstRowLastColumn="0" w:lastRowFirstColumn="0" w:lastRowLastColumn="0"/>
+            </w:pPr>
+          </w:p>
+        </w:tc>
+        <w:tc>
+          <w:tcPr>
+            <w:tcW w:w="2154" w:type="dxa"/>
+          </w:tcPr>
+          <w:p>
+            <w:pPr>
+              <w:cnfStyle w:val="000000010000" w:firstRow="0" w:lastRow="0" w:firstColumn="0" w:lastColumn="0" w:oddVBand="0" w:evenVBand="0" w:oddHBand="0" w:evenHBand="1" w:firstRowFirstColumn="0" w:firstRowLastColumn="0" w:lastRowFirstColumn="0" w:lastRowLastColumn="0"/>
+            </w:pPr>
+          </w:p>
+        </w:tc>
+      </w:tr>
+      <w:tr>
+        <w:trPr>
+          <w:cnfStyle w:val="000000100000" w:firstRow="0" w:lastRow="0" w:firstColumn="0" w:lastColumn="0" w:oddVBand="0" w:evenVBand="0" w:oddHBand="1" w:evenHBand="0" w:firstRowFirstColumn="0" w:firstRowLastColumn="0" w:lastRowFirstColumn="0" w:lastRowLastColumn="0"/>
+        </w:trPr>
+        <w:tc>
+          <w:tcPr>
+            <w:cnfStyle w:val="001000000000" w:firstRow="0" w:lastRow="0" w:firstColumn="1" w:lastColumn="0" w:oddVBand="0" w:evenVBand="0" w:oddHBand="0" w:evenHBand="0" w:firstRowFirstColumn="0" w:firstRowLastColumn="0" w:lastRowFirstColumn="0" w:lastRowLastColumn="0"/>
+            <w:tcW w:w="2154" w:type="dxa"/>
+          </w:tcPr>
+          <w:p>
+            <w:pPr>
+              <w:rPr>
+                <w:rFonts w:ascii="Arial" w:hAnsi="Arial"/>
+                <w:b w:val="0"/>
+                <w:bCs w:val="0"/>
+                <w:sz w:val="21"/>
+              </w:rPr>
+            </w:pPr>
+            <w:r>
+              <w:rPr>
+                <w:rFonts w:ascii="Arial" w:hAnsi="Arial"/>
+                <w:sz w:val="21"/>
+              </w:rPr>
+              <w:t>Artifact #</w:t>
+            </w:r>
+            <w:r>
+              <w:rPr>
+                <w:rFonts w:ascii="Arial" w:hAnsi="Arial"/>
+                <w:sz w:val="21"/>
+              </w:rPr>
+              <w:t>23</w:t>
+            </w:r>
+          </w:p>
+          <w:p>
+            <w:pPr>
+              <w:rPr>
+                <w:rFonts w:ascii="Arial" w:hAnsi="Arial"/>
+                <w:sz w:val="21"/>
+              </w:rPr>
+            </w:pPr>
+            <w:r>
+              <w:rPr>
+                <w:rFonts w:ascii="Arial" w:hAnsi="Arial"/>
+                <w:sz w:val="21"/>
+              </w:rPr>
+              <w:t>TOOL:</w:t>
+            </w:r>
+            <w:r>
+              <w:rPr>
+                <w:rFonts w:ascii="Arial" w:hAnsi="Arial"/>
+                <w:sz w:val="21"/>
+              </w:rPr>
+              <w:t xml:space="preserve"> Gemini 3.5 Flash (Medium)</w:t>
+            </w:r>
+          </w:p>
+          <w:p>
+            <w:pPr>
+              <w:rPr>
+                <w:rFonts w:ascii="Arial" w:hAnsi="Arial"/>
+                <w:sz w:val="21"/>
+              </w:rPr>
+            </w:pPr>
+            <w:r>
+              <w:rPr>
+                <w:rFonts w:ascii="Arial" w:hAnsi="Arial"/>
+                <w:sz w:val="21"/>
+              </w:rPr>
+              <w:t>Time: 2026-06-26 20:57:56</w:t>
+            </w:r>
+          </w:p>
+          <w:p>
+            <w:pPr>
+              <w:rPr>
+                <w:rFonts w:ascii="Arial" w:hAnsi="Arial"/>
+                <w:sz w:val="21"/>
+              </w:rPr>
+            </w:pPr>
+            <w:r>
+              <w:rPr>
+                <w:rFonts w:ascii="Arial" w:hAnsi="Arial"/>
+                <w:sz w:val="21"/>
+              </w:rPr>
+              <w:t>Prompt:</w:t>
+            </w:r>
+          </w:p>
+          <w:p>
+            <w:pPr>
+              <w:rPr>
+                <w:rFonts w:ascii="Arial" w:hAnsi="Arial"/>
+                <w:sz w:val="21"/>
+              </w:rPr>
+            </w:pPr>
+            <w:r>
+              <w:rPr>
+                <w:rFonts w:ascii="Arial" w:hAnsi="Arial"/>
+                <w:sz w:val="21"/>
+              </w:rPr>
+              <w:t>Ở phần test case coverage chỉ cần liệt kê và mô tả test case đó là về gì thôi. Không đưa đường link đến file test case đó. Chỉnh sửa lại trong agent skill testing file ./.agents/skills/Testing/resources/Bug_report_template.md để tránh tình trạng này xảy ra 1 lần nữa.</w:t>
+            </w:r>
+          </w:p>
+        </w:tc>
+        <w:tc>
+          <w:tcPr>
+            <w:tcW w:w="2041" w:type="dxa"/>
+          </w:tcPr>
+          <w:p>
+            <w:pPr>
+              <w:cnfStyle w:val="000000100000" w:firstRow="0" w:lastRow="0" w:firstColumn="0" w:lastColumn="0" w:oddVBand="0" w:evenVBand="0" w:oddHBand="1" w:evenHBand="0" w:firstRowFirstColumn="0" w:firstRowLastColumn="0" w:lastRowFirstColumn="0" w:lastRowLastColumn="0"/>
+            </w:pPr>
+            <w:r>
+              <w:t>Cập nhật file template Bug_report_template.md để hướng dẫn rõ ràng không chèn link liên kết file test case. Đồng thời sửa đổi phần Test case coverage của 7 file báo cáo lỗi FR16 để loại bỏ các link file:// và chỉ ghi mã kèm mô tả test case.</w:t>
+            </w:r>
+          </w:p>
+        </w:tc>
+        <w:tc>
+          <w:tcPr>
+            <w:tcW w:w="1020" w:type="dxa"/>
+          </w:tcPr>
+          <w:p>
+            <w:pPr>
+              <w:cnfStyle w:val="000000100000" w:firstRow="0" w:lastRow="0" w:firstColumn="0" w:lastColumn="0" w:oddVBand="0" w:evenVBand="0" w:oddHBand="1" w:evenHBand="0" w:firstRowFirstColumn="0" w:firstRowLastColumn="0" w:lastRowFirstColumn="0" w:lastRowLastColumn="0"/>
+            </w:pPr>
+            <w:r>
+              <w:t>VALID</w:t>
+            </w:r>
+          </w:p>
+        </w:tc>
+        <w:tc>
+          <w:tcPr>
+            <w:tcW w:w="2268" w:type="dxa"/>
+          </w:tcPr>
+          <w:p>
+            <w:pPr>
+              <w:cnfStyle w:val="000000100000" w:firstRow="0" w:lastRow="0" w:firstColumn="0" w:lastColumn="0" w:oddVBand="0" w:evenVBand="0" w:oddHBand="1" w:evenHBand="0" w:firstRowFirstColumn="0" w:firstRowLastColumn="0" w:lastRowFirstColumn="0" w:lastRowLastColumn="0"/>
+            </w:pPr>
+          </w:p>
+        </w:tc>
+        <w:tc>
+          <w:tcPr>
+            <w:tcW w:w="2154" w:type="dxa"/>
+          </w:tcPr>
+          <w:p>
+            <w:pPr>
+              <w:cnfStyle w:val="000000100000" w:firstRow="0" w:lastRow="0" w:firstColumn="0" w:lastColumn="0" w:oddVBand="0" w:evenVBand="0" w:oddHBand="1" w:evenHBand="0" w:firstRowFirstColumn="0" w:firstRowLastColumn="0" w:lastRowFirstColumn="0" w:lastRowLastColumn="0"/>
+            </w:pPr>
+          </w:p>
+        </w:tc>
+      </w:tr>
+      <w:tr>
+        <w:trPr>
+          <w:cnfStyle w:val="000000010000" w:firstRow="0" w:lastRow="0" w:firstColumn="0" w:lastColumn="0" w:oddVBand="0" w:evenVBand="0" w:oddHBand="0" w:evenHBand="1" w:firstRowFirstColumn="0" w:firstRowLastColumn="0" w:lastRowFirstColumn="0" w:lastRowLastColumn="0"/>
+        </w:trPr>
+        <w:tc>
+          <w:tcPr>
+            <w:cnfStyle w:val="001000000000" w:firstRow="0" w:lastRow="0" w:firstColumn="1" w:lastColumn="0" w:oddVBand="0" w:evenVBand="0" w:oddHBand="0" w:evenHBand="0" w:firstRowFirstColumn="0" w:firstRowLastColumn="0" w:lastRowFirstColumn="0" w:lastRowLastColumn="0"/>
+            <w:tcW w:w="2154" w:type="dxa"/>
+          </w:tcPr>
+          <w:p>
+            <w:pPr>
+              <w:rPr>
+                <w:rFonts w:ascii="Arial" w:hAnsi="Arial"/>
+                <w:b w:val="0"/>
+                <w:bCs w:val="0"/>
+                <w:sz w:val="21"/>
+              </w:rPr>
+            </w:pPr>
+            <w:r>
+              <w:rPr>
+                <w:rFonts w:ascii="Arial" w:hAnsi="Arial"/>
+                <w:sz w:val="21"/>
+              </w:rPr>
+              <w:t>Artifact #</w:t>
+            </w:r>
+            <w:r>
+              <w:rPr>
+                <w:rFonts w:ascii="Arial" w:hAnsi="Arial"/>
+                <w:sz w:val="21"/>
+              </w:rPr>
+              <w:t>24</w:t>
+            </w:r>
+          </w:p>
+          <w:p>
+            <w:pPr>
+              <w:rPr>
+                <w:rFonts w:ascii="Arial" w:hAnsi="Arial"/>
+                <w:sz w:val="21"/>
+              </w:rPr>
+            </w:pPr>
+            <w:r>
+              <w:rPr>
+                <w:rFonts w:ascii="Arial" w:hAnsi="Arial"/>
+                <w:sz w:val="21"/>
+              </w:rPr>
+              <w:t>TOOL:</w:t>
+            </w:r>
+            <w:r>
+              <w:rPr>
+                <w:rFonts w:ascii="Arial" w:hAnsi="Arial"/>
+                <w:sz w:val="21"/>
+              </w:rPr>
+              <w:t xml:space="preserve"> Gemini 3.5 Flash (Medium)</w:t>
+            </w:r>
+          </w:p>
+          <w:p>
+            <w:pPr>
+              <w:rPr>
+                <w:rFonts w:ascii="Arial" w:hAnsi="Arial"/>
+                <w:sz w:val="21"/>
+              </w:rPr>
+            </w:pPr>
+            <w:r>
+              <w:rPr>
+                <w:rFonts w:ascii="Arial" w:hAnsi="Arial"/>
+                <w:sz w:val="21"/>
+              </w:rPr>
+              <w:t>Time: 2026-06-26 21:05:50</w:t>
+            </w:r>
+          </w:p>
+          <w:p>
+            <w:pPr>
+              <w:rPr>
+                <w:rFonts w:ascii="Arial" w:hAnsi="Arial"/>
+                <w:sz w:val="21"/>
+              </w:rPr>
+            </w:pPr>
+            <w:r>
+              <w:rPr>
+                <w:rFonts w:ascii="Arial" w:hAnsi="Arial"/>
+                <w:sz w:val="21"/>
+              </w:rPr>
+              <w:t>Prompt:</w:t>
+            </w:r>
+          </w:p>
+          <w:p>
+            <w:pPr>
+              <w:rPr>
+                <w:rFonts w:ascii="Arial" w:hAnsi="Arial"/>
+                <w:sz w:val="21"/>
+              </w:rPr>
+            </w:pPr>
+            <w:r>
+              <w:rPr>
+                <w:rFonts w:ascii="Arial" w:hAnsi="Arial"/>
+                <w:sz w:val="21"/>
+              </w:rPr>
+              <w:t>Test cho tôi chức năng D9 (thực chất là FR20 Chức năng Hủy đơn hàng). Đây là phân hệ mobile (không phải desktop). Bạn sẽ test như thế nào? Bàn với tôi trước khi test.</w:t>
+            </w:r>
+          </w:p>
+        </w:tc>
+        <w:tc>
+          <w:tcPr>
+            <w:tcW w:w="2041" w:type="dxa"/>
+          </w:tcPr>
+          <w:p>
+            <w:pPr>
+              <w:cnfStyle w:val="000000010000" w:firstRow="0" w:lastRow="0" w:firstColumn="0" w:lastColumn="0" w:oddVBand="0" w:evenVBand="0" w:oddHBand="0" w:evenHBand="1" w:firstRowFirstColumn="0" w:firstRowLastColumn="0" w:lastRowFirstColumn="0" w:lastRowLastColumn="0"/>
+            </w:pPr>
+            <w:r>
+              <w:t xml:space="preserve">Đề xuất phương án kiểm thử kết hợp: (1) Kiểm thử UI Mobile thông qua react-native-web (chạy script npm run web trong frontend-mobile để xem trên trình duyệt cổng 8081), và (2) Kiểm thử các quy tắc bảo mật/logic nghiệp vụ ở API backend. Chỉ ra lỗi logic phát hiện sớm ở backend (PUT /api/orders/:id/cancel không chặn hủy đơn hàng đang </w:t>
+            </w:r>
+            <w:r>
+              <w:lastRenderedPageBreak/>
+              <w:t>giao shipping).</w:t>
+            </w:r>
+          </w:p>
+        </w:tc>
+        <w:tc>
+          <w:tcPr>
+            <w:tcW w:w="1020" w:type="dxa"/>
+          </w:tcPr>
+          <w:p>
+            <w:pPr>
+              <w:cnfStyle w:val="000000010000" w:firstRow="0" w:lastRow="0" w:firstColumn="0" w:lastColumn="0" w:oddVBand="0" w:evenVBand="0" w:oddHBand="0" w:evenHBand="1" w:firstRowFirstColumn="0" w:firstRowLastColumn="0" w:lastRowFirstColumn="0" w:lastRowLastColumn="0"/>
+            </w:pPr>
+            <w:r>
+              <w:lastRenderedPageBreak/>
+              <w:t>VALID</w:t>
+            </w:r>
+          </w:p>
+        </w:tc>
+        <w:tc>
+          <w:tcPr>
+            <w:tcW w:w="2268" w:type="dxa"/>
+          </w:tcPr>
+          <w:p>
+            <w:pPr>
+              <w:cnfStyle w:val="000000010000" w:firstRow="0" w:lastRow="0" w:firstColumn="0" w:lastColumn="0" w:oddVBand="0" w:evenVBand="0" w:oddHBand="0" w:evenHBand="1" w:firstRowFirstColumn="0" w:firstRowLastColumn="0" w:lastRowFirstColumn="0" w:lastRowLastColumn="0"/>
+            </w:pPr>
+          </w:p>
+        </w:tc>
+        <w:tc>
+          <w:tcPr>
+            <w:tcW w:w="2154" w:type="dxa"/>
+          </w:tcPr>
+          <w:p>
+            <w:pPr>
+              <w:cnfStyle w:val="000000010000" w:firstRow="0" w:lastRow="0" w:firstColumn="0" w:lastColumn="0" w:oddVBand="0" w:evenVBand="0" w:oddHBand="0" w:evenHBand="1" w:firstRowFirstColumn="0" w:firstRowLastColumn="0" w:lastRowFirstColumn="0" w:lastRowLastColumn="0"/>
+            </w:pPr>
+          </w:p>
+        </w:tc>
+      </w:tr>
+      <w:tr>
+        <w:trPr>
+          <w:cnfStyle w:val="000000100000" w:firstRow="0" w:lastRow="0" w:firstColumn="0" w:lastColumn="0" w:oddVBand="0" w:evenVBand="0" w:oddHBand="1" w:evenHBand="0" w:firstRowFirstColumn="0" w:firstRowLastColumn="0" w:lastRowFirstColumn="0" w:lastRowLastColumn="0"/>
+        </w:trPr>
+        <w:tc>
+          <w:tcPr>
+            <w:cnfStyle w:val="001000000000" w:firstRow="0" w:lastRow="0" w:firstColumn="1" w:lastColumn="0" w:oddVBand="0" w:evenVBand="0" w:oddHBand="0" w:evenHBand="0" w:firstRowFirstColumn="0" w:firstRowLastColumn="0" w:lastRowFirstColumn="0" w:lastRowLastColumn="0"/>
+            <w:tcW w:w="2154" w:type="dxa"/>
+          </w:tcPr>
+          <w:p>
+            <w:pPr>
+              <w:rPr>
+                <w:rFonts w:ascii="Arial" w:hAnsi="Arial"/>
+                <w:b w:val="0"/>
+                <w:bCs w:val="0"/>
+                <w:sz w:val="21"/>
+              </w:rPr>
+            </w:pPr>
+            <w:r>
+              <w:rPr>
+                <w:rFonts w:ascii="Arial" w:hAnsi="Arial"/>
+                <w:sz w:val="21"/>
+              </w:rPr>
+              <w:t>Artifact #</w:t>
+            </w:r>
+            <w:r>
+              <w:rPr>
+                <w:rFonts w:ascii="Arial" w:hAnsi="Arial"/>
+                <w:sz w:val="21"/>
+              </w:rPr>
+              <w:t>25</w:t>
+            </w:r>
+          </w:p>
+          <w:p>
+            <w:pPr>
+              <w:rPr>
+                <w:rFonts w:ascii="Arial" w:hAnsi="Arial"/>
+                <w:sz w:val="21"/>
+              </w:rPr>
+            </w:pPr>
+            <w:r>
+              <w:rPr>
+                <w:rFonts w:ascii="Arial" w:hAnsi="Arial"/>
+                <w:sz w:val="21"/>
+              </w:rPr>
+              <w:t>TOOL:</w:t>
+            </w:r>
+            <w:r>
+              <w:rPr>
+                <w:rFonts w:ascii="Arial" w:hAnsi="Arial"/>
+                <w:sz w:val="21"/>
+              </w:rPr>
+              <w:t xml:space="preserve"> Gemini 3.5 Flash (Medium)</w:t>
+            </w:r>
+          </w:p>
+          <w:p>
+            <w:pPr>
+              <w:rPr>
+                <w:rFonts w:ascii="Arial" w:hAnsi="Arial"/>
+                <w:sz w:val="21"/>
+              </w:rPr>
+            </w:pPr>
+            <w:r>
+              <w:rPr>
+                <w:rFonts w:ascii="Arial" w:hAnsi="Arial"/>
+                <w:sz w:val="21"/>
+              </w:rPr>
+              <w:t>Time: 2026-06-26 21:09:08</w:t>
+            </w:r>
+          </w:p>
+          <w:p>
+            <w:pPr>
+              <w:rPr>
+                <w:rFonts w:ascii="Arial" w:hAnsi="Arial"/>
+                <w:sz w:val="21"/>
+              </w:rPr>
+            </w:pPr>
+            <w:r>
+              <w:rPr>
+                <w:rFonts w:ascii="Arial" w:hAnsi="Arial"/>
+                <w:sz w:val="21"/>
+              </w:rPr>
+              <w:t>Prompt:</w:t>
+            </w:r>
+          </w:p>
+          <w:p>
+            <w:pPr>
+              <w:rPr>
+                <w:rFonts w:ascii="Arial" w:hAnsi="Arial"/>
+                <w:sz w:val="21"/>
+              </w:rPr>
+            </w:pPr>
+            <w:r>
+              <w:rPr>
+                <w:rFonts w:ascii="Arial" w:hAnsi="Arial"/>
+                <w:sz w:val="21"/>
+              </w:rPr>
+              <w:t>Test đi.</w:t>
+            </w:r>
+          </w:p>
+        </w:tc>
+        <w:tc>
+          <w:tcPr>
+            <w:tcW w:w="2041" w:type="dxa"/>
+          </w:tcPr>
+          <w:p>
+            <w:pPr>
+              <w:cnfStyle w:val="000000100000" w:firstRow="0" w:lastRow="0" w:firstColumn="0" w:lastColumn="0" w:oddVBand="0" w:evenVBand="0" w:oddHBand="1" w:evenHBand="0" w:firstRowFirstColumn="0" w:firstRowLastColumn="0" w:lastRowFirstColumn="0" w:lastRowLastColumn="0"/>
+            </w:pPr>
+            <w:r>
+              <w:t>Thực hiện kiểm thử 13 test case của chức năng D9 (Mobile Order Cancel). Ghi nhận 12 test case Passed và 1 test case Failed (TC-D9-11). Tạo file báo cáo lỗi FR20-bug-01.md tại thư mục ./bugs/FR20/ về lỗi API backend cho phép hủy đơn đang đi giao mà không kèm screenshot.</w:t>
+            </w:r>
+          </w:p>
+        </w:tc>
+        <w:tc>
+          <w:tcPr>
+            <w:tcW w:w="1020" w:type="dxa"/>
+          </w:tcPr>
+          <w:p>
+            <w:pPr>
+              <w:cnfStyle w:val="000000100000" w:firstRow="0" w:lastRow="0" w:firstColumn="0" w:lastColumn="0" w:oddVBand="0" w:evenVBand="0" w:oddHBand="1" w:evenHBand="0" w:firstRowFirstColumn="0" w:firstRowLastColumn="0" w:lastRowFirstColumn="0" w:lastRowLastColumn="0"/>
+            </w:pPr>
+            <w:r>
+              <w:t>VALID</w:t>
+            </w:r>
+          </w:p>
+        </w:tc>
+        <w:tc>
+          <w:tcPr>
+            <w:tcW w:w="2268" w:type="dxa"/>
+          </w:tcPr>
+          <w:p>
+            <w:pPr>
+              <w:cnfStyle w:val="000000100000" w:firstRow="0" w:lastRow="0" w:firstColumn="0" w:lastColumn="0" w:oddVBand="0" w:evenVBand="0" w:oddHBand="1" w:evenHBand="0" w:firstRowFirstColumn="0" w:firstRowLastColumn="0" w:lastRowFirstColumn="0" w:lastRowLastColumn="0"/>
+            </w:pPr>
+          </w:p>
+        </w:tc>
+        <w:tc>
+          <w:tcPr>
+            <w:tcW w:w="2154" w:type="dxa"/>
+          </w:tcPr>
+          <w:p>
+            <w:pPr>
+              <w:cnfStyle w:val="000000100000" w:firstRow="0" w:lastRow="0" w:firstColumn="0" w:lastColumn="0" w:oddVBand="0" w:evenVBand="0" w:oddHBand="1" w:evenHBand="0" w:firstRowFirstColumn="0" w:firstRowLastColumn="0" w:lastRowFirstColumn="0" w:lastRowLastColumn="0"/>
+            </w:pPr>
+          </w:p>
+        </w:tc>
+      </w:tr>
+      <w:tr>
+        <w:trPr>
+          <w:cnfStyle w:val="000000010000" w:firstRow="0" w:lastRow="0" w:firstColumn="0" w:lastColumn="0" w:oddVBand="0" w:evenVBand="0" w:oddHBand="0" w:evenHBand="1" w:firstRowFirstColumn="0" w:firstRowLastColumn="0" w:lastRowFirstColumn="0" w:lastRowLastColumn="0"/>
+        </w:trPr>
+        <w:tc>
+          <w:tcPr>
+            <w:cnfStyle w:val="001000000000" w:firstRow="0" w:lastRow="0" w:firstColumn="1" w:lastColumn="0" w:oddVBand="0" w:evenVBand="0" w:oddHBand="0" w:evenHBand="0" w:firstRowFirstColumn="0" w:firstRowLastColumn="0" w:lastRowFirstColumn="0" w:lastRowLastColumn="0"/>
+            <w:tcW w:w="2154" w:type="dxa"/>
+          </w:tcPr>
+          <w:p>
+            <w:pPr>
+              <w:rPr>
+                <w:rFonts w:ascii="Arial" w:hAnsi="Arial"/>
+                <w:b w:val="0"/>
+                <w:bCs w:val="0"/>
+                <w:sz w:val="21"/>
+              </w:rPr>
+            </w:pPr>
+            <w:r>
+              <w:rPr>
+                <w:rFonts w:ascii="Arial" w:hAnsi="Arial"/>
+                <w:sz w:val="21"/>
+              </w:rPr>
+              <w:t>Artifact #</w:t>
+            </w:r>
+            <w:r>
+              <w:rPr>
+                <w:rFonts w:ascii="Arial" w:hAnsi="Arial"/>
+                <w:sz w:val="21"/>
+              </w:rPr>
+              <w:t>26</w:t>
+            </w:r>
+          </w:p>
+          <w:p>
+            <w:pPr>
+              <w:rPr>
+                <w:rFonts w:ascii="Arial" w:hAnsi="Arial"/>
+                <w:sz w:val="21"/>
+              </w:rPr>
+            </w:pPr>
+            <w:r>
+              <w:rPr>
+                <w:rFonts w:ascii="Arial" w:hAnsi="Arial"/>
+                <w:sz w:val="21"/>
+              </w:rPr>
+              <w:t>TOOL:</w:t>
+            </w:r>
+            <w:r>
+              <w:rPr>
+                <w:rFonts w:ascii="Arial" w:hAnsi="Arial"/>
+                <w:sz w:val="21"/>
+              </w:rPr>
+              <w:t xml:space="preserve"> Gemini 3.5 Flash (Medium)</w:t>
+            </w:r>
+          </w:p>
+          <w:p>
+            <w:pPr>
+              <w:rPr>
+                <w:rFonts w:ascii="Arial" w:hAnsi="Arial"/>
+                <w:sz w:val="21"/>
+              </w:rPr>
+            </w:pPr>
+            <w:r>
+              <w:rPr>
+                <w:rFonts w:ascii="Arial" w:hAnsi="Arial"/>
+                <w:sz w:val="21"/>
+              </w:rPr>
+              <w:t>Time: 2026-06-26 21:32:52</w:t>
+            </w:r>
+          </w:p>
+          <w:p>
+            <w:pPr>
+              <w:rPr>
+                <w:rFonts w:ascii="Arial" w:hAnsi="Arial"/>
+                <w:sz w:val="21"/>
+              </w:rPr>
+            </w:pPr>
+            <w:r>
+              <w:rPr>
+                <w:rFonts w:ascii="Arial" w:hAnsi="Arial"/>
+                <w:sz w:val="21"/>
+              </w:rPr>
+              <w:t>Prompt:</w:t>
+            </w:r>
+          </w:p>
+          <w:p>
+            <w:pPr>
+              <w:rPr>
+                <w:rFonts w:ascii="Arial" w:hAnsi="Arial"/>
+                <w:sz w:val="21"/>
+              </w:rPr>
+            </w:pPr>
+            <w:r>
+              <w:rPr>
+                <w:rFonts w:ascii="Arial" w:hAnsi="Arial"/>
+                <w:sz w:val="21"/>
+              </w:rPr>
+              <w:t>Tôi đã chụp xong bug screenshot cho FR16. Hãy nhét các file ảnh vào các bug report cho tôi.</w:t>
+            </w:r>
+          </w:p>
+        </w:tc>
+        <w:tc>
+          <w:tcPr>
+            <w:tcW w:w="2041" w:type="dxa"/>
+          </w:tcPr>
+          <w:p>
+            <w:pPr>
+              <w:cnfStyle w:val="000000010000" w:firstRow="0" w:lastRow="0" w:firstColumn="0" w:lastColumn="0" w:oddVBand="0" w:evenVBand="0" w:oddHBand="0" w:evenHBand="1" w:firstRowFirstColumn="0" w:firstRowLastColumn="0" w:lastRowFirstColumn="0" w:lastRowLastColumn="0"/>
+            </w:pPr>
+            <w:r>
+              <w:t>Quét thư mục ./bugs/FR16/images/ để lấy 10 file ảnh người dùng đã chụp, sau đó cập nhật đường dẫn tương đối của chúng vào phần ### Bug screenshot: của 7 file báo cáo lỗi từ FR16-bug-01.md đến FR16-bug-07.md.</w:t>
+            </w:r>
+          </w:p>
+        </w:tc>
+        <w:tc>
+          <w:tcPr>
+            <w:tcW w:w="1020" w:type="dxa"/>
+          </w:tcPr>
+          <w:p>
+            <w:pPr>
+              <w:cnfStyle w:val="000000010000" w:firstRow="0" w:lastRow="0" w:firstColumn="0" w:lastColumn="0" w:oddVBand="0" w:evenVBand="0" w:oddHBand="0" w:evenHBand="1" w:firstRowFirstColumn="0" w:firstRowLastColumn="0" w:lastRowFirstColumn="0" w:lastRowLastColumn="0"/>
+            </w:pPr>
+            <w:r>
+              <w:t>VALID</w:t>
+            </w:r>
+          </w:p>
+        </w:tc>
+        <w:tc>
+          <w:tcPr>
+            <w:tcW w:w="2268" w:type="dxa"/>
+          </w:tcPr>
+          <w:p>
+            <w:pPr>
+              <w:cnfStyle w:val="000000010000" w:firstRow="0" w:lastRow="0" w:firstColumn="0" w:lastColumn="0" w:oddVBand="0" w:evenVBand="0" w:oddHBand="0" w:evenHBand="1" w:firstRowFirstColumn="0" w:firstRowLastColumn="0" w:lastRowFirstColumn="0" w:lastRowLastColumn="0"/>
+            </w:pPr>
+          </w:p>
+        </w:tc>
+        <w:tc>
+          <w:tcPr>
+            <w:tcW w:w="2154" w:type="dxa"/>
+          </w:tcPr>
+          <w:p>
+            <w:pPr>
+              <w:cnfStyle w:val="000000010000" w:firstRow="0" w:lastRow="0" w:firstColumn="0" w:lastColumn="0" w:oddVBand="0" w:evenVBand="0" w:oddHBand="0" w:evenHBand="1" w:firstRowFirstColumn="0" w:firstRowLastColumn="0" w:lastRowFirstColumn="0" w:lastRowLastColumn="0"/>
+            </w:pPr>
+          </w:p>
+        </w:tc>
+      </w:tr>
+      <w:tr>
+        <w:trPr>
+          <w:cnfStyle w:val="000000100000" w:firstRow="0" w:lastRow="0" w:firstColumn="0" w:lastColumn="0" w:oddVBand="0" w:evenVBand="0" w:oddHBand="1" w:evenHBand="0" w:firstRowFirstColumn="0" w:firstRowLastColumn="0" w:lastRowFirstColumn="0" w:lastRowLastColumn="0"/>
+        </w:trPr>
+        <w:tc>
+          <w:tcPr>
+            <w:cnfStyle w:val="001000000000" w:firstRow="0" w:lastRow="0" w:firstColumn="1" w:lastColumn="0" w:oddVBand="0" w:evenVBand="0" w:oddHBand="0" w:evenHBand="0" w:firstRowFirstColumn="0" w:firstRowLastColumn="0" w:lastRowFirstColumn="0" w:lastRowLastColumn="0"/>
+            <w:tcW w:w="2154" w:type="dxa"/>
+          </w:tcPr>
+          <w:p>
+            <w:pPr>
+              <w:rPr>
+                <w:rFonts w:ascii="Arial" w:hAnsi="Arial"/>
+                <w:b w:val="0"/>
+                <w:bCs w:val="0"/>
+                <w:sz w:val="21"/>
+              </w:rPr>
+            </w:pPr>
+            <w:r>
+              <w:rPr>
+                <w:rFonts w:ascii="Arial" w:hAnsi="Arial"/>
+                <w:sz w:val="21"/>
+              </w:rPr>
+              <w:t>Artifact #2</w:t>
+            </w:r>
+            <w:r>
+              <w:rPr>
+                <w:rFonts w:ascii="Arial" w:hAnsi="Arial"/>
+                <w:sz w:val="21"/>
+              </w:rPr>
+              <w:t>7</w:t>
+            </w:r>
+          </w:p>
+          <w:p>
+            <w:pPr>
+              <w:rPr>
+                <w:rFonts w:ascii="Arial" w:hAnsi="Arial"/>
+                <w:sz w:val="21"/>
+              </w:rPr>
+            </w:pPr>
+            <w:r>
+              <w:rPr>
+                <w:rFonts w:ascii="Arial" w:hAnsi="Arial"/>
+                <w:sz w:val="21"/>
+              </w:rPr>
+              <w:t>TOOL:</w:t>
+            </w:r>
+            <w:r>
+              <w:rPr>
+                <w:rFonts w:ascii="Arial" w:hAnsi="Arial"/>
+                <w:sz w:val="21"/>
+              </w:rPr>
+              <w:t xml:space="preserve"> Gemini 3.5 Flash (Medium)</w:t>
+            </w:r>
+          </w:p>
+          <w:p>
+            <w:pPr>
+              <w:rPr>
+                <w:rFonts w:ascii="Arial" w:hAnsi="Arial"/>
+                <w:sz w:val="21"/>
+              </w:rPr>
+            </w:pPr>
+            <w:r>
+              <w:rPr>
+                <w:rFonts w:ascii="Arial" w:hAnsi="Arial"/>
+                <w:sz w:val="21"/>
+              </w:rPr>
+              <w:t>Time: 2026-06-26 21:49:17</w:t>
+            </w:r>
+          </w:p>
+          <w:p>
+            <w:pPr>
+              <w:rPr>
+                <w:rFonts w:ascii="Arial" w:hAnsi="Arial"/>
+                <w:sz w:val="21"/>
+              </w:rPr>
+            </w:pPr>
+            <w:r>
+              <w:rPr>
+                <w:rFonts w:ascii="Arial" w:hAnsi="Arial"/>
+                <w:sz w:val="21"/>
+              </w:rPr>
+              <w:t>Prompt:</w:t>
+            </w:r>
+          </w:p>
+          <w:p>
+            <w:pPr>
+              <w:rPr>
+                <w:rFonts w:ascii="Arial" w:hAnsi="Arial"/>
+                <w:sz w:val="21"/>
+              </w:rPr>
+            </w:pPr>
+            <w:r>
+              <w:rPr>
+                <w:rFonts w:ascii="Arial" w:hAnsi="Arial"/>
+                <w:sz w:val="21"/>
+              </w:rPr>
+              <w:t>./bugs/FR10/FR10-bug-03.md không có test case nào cho trường hợp này à? test design không có cái này à?</w:t>
+            </w:r>
+          </w:p>
+        </w:tc>
+        <w:tc>
+          <w:tcPr>
+            <w:tcW w:w="2041" w:type="dxa"/>
+          </w:tcPr>
+          <w:p>
+            <w:pPr>
+              <w:cnfStyle w:val="000000100000" w:firstRow="0" w:lastRow="0" w:firstColumn="0" w:lastColumn="0" w:oddVBand="0" w:evenVBand="0" w:oddHBand="1" w:evenHBand="0" w:firstRowFirstColumn="0" w:firstRowLastColumn="0" w:lastRowFirstColumn="0" w:lastRowLastColumn="0"/>
+            </w:pPr>
+            <w:r>
+              <w:t xml:space="preserve">Giải thích cơ chế Phân vùng tương đương (EP): Thiết kế EP-FR10.md có phân vùng ST9 (chuyển từ canceled sang trạng thái khác), nhưng test case đại diện tương ứng chỉ thử chuyển sang confirmed (và đã Passed do backend chặn đúng). Lỗi rẽ nhánh cụ thể canceled -&gt; delivered được </w:t>
+            </w:r>
+            <w:r>
+              <w:lastRenderedPageBreak/>
+              <w:t>viết riêng trong code backend nên đã lọt lưới do kiểm thử viên chỉ test mẫu đại diện của phân vùng tương đương.</w:t>
+            </w:r>
+          </w:p>
+        </w:tc>
+        <w:tc>
+          <w:tcPr>
+            <w:tcW w:w="1020" w:type="dxa"/>
+          </w:tcPr>
+          <w:p>
+            <w:pPr>
+              <w:cnfStyle w:val="000000100000" w:firstRow="0" w:lastRow="0" w:firstColumn="0" w:lastColumn="0" w:oddVBand="0" w:evenVBand="0" w:oddHBand="1" w:evenHBand="0" w:firstRowFirstColumn="0" w:firstRowLastColumn="0" w:lastRowFirstColumn="0" w:lastRowLastColumn="0"/>
+            </w:pPr>
+            <w:r>
+              <w:lastRenderedPageBreak/>
+              <w:t>VALID</w:t>
+            </w:r>
+          </w:p>
+        </w:tc>
+        <w:tc>
+          <w:tcPr>
+            <w:tcW w:w="2268" w:type="dxa"/>
+          </w:tcPr>
+          <w:p>
+            <w:pPr>
+              <w:cnfStyle w:val="000000100000" w:firstRow="0" w:lastRow="0" w:firstColumn="0" w:lastColumn="0" w:oddVBand="0" w:evenVBand="0" w:oddHBand="1" w:evenHBand="0" w:firstRowFirstColumn="0" w:firstRowLastColumn="0" w:lastRowFirstColumn="0" w:lastRowLastColumn="0"/>
+            </w:pPr>
+          </w:p>
+        </w:tc>
+        <w:tc>
+          <w:tcPr>
+            <w:tcW w:w="2154" w:type="dxa"/>
+          </w:tcPr>
+          <w:p>
+            <w:pPr>
+              <w:cnfStyle w:val="000000100000" w:firstRow="0" w:lastRow="0" w:firstColumn="0" w:lastColumn="0" w:oddVBand="0" w:evenVBand="0" w:oddHBand="1" w:evenHBand="0" w:firstRowFirstColumn="0" w:firstRowLastColumn="0" w:lastRowFirstColumn="0" w:lastRowLastColumn="0"/>
+            </w:pPr>
+          </w:p>
+        </w:tc>
+      </w:tr>
+      <w:tr>
+        <w:trPr>
+          <w:cnfStyle w:val="000000010000" w:firstRow="0" w:lastRow="0" w:firstColumn="0" w:lastColumn="0" w:oddVBand="0" w:evenVBand="0" w:oddHBand="0" w:evenHBand="1" w:firstRowFirstColumn="0" w:firstRowLastColumn="0" w:lastRowFirstColumn="0" w:lastRowLastColumn="0"/>
+        </w:trPr>
+        <w:tc>
+          <w:tcPr>
+            <w:cnfStyle w:val="001000000000" w:firstRow="0" w:lastRow="0" w:firstColumn="1" w:lastColumn="0" w:oddVBand="0" w:evenVBand="0" w:oddHBand="0" w:evenHBand="0" w:firstRowFirstColumn="0" w:firstRowLastColumn="0" w:lastRowFirstColumn="0" w:lastRowLastColumn="0"/>
+            <w:tcW w:w="2154" w:type="dxa"/>
+          </w:tcPr>
+          <w:p>
+            <w:pPr>
+              <w:rPr>
+                <w:rFonts w:ascii="Arial" w:hAnsi="Arial"/>
+                <w:b w:val="0"/>
+                <w:bCs w:val="0"/>
+                <w:sz w:val="21"/>
+              </w:rPr>
+            </w:pPr>
+            <w:r>
+              <w:rPr>
+                <w:rFonts w:ascii="Arial" w:hAnsi="Arial"/>
+                <w:sz w:val="21"/>
+              </w:rPr>
+              <w:t>Artifact #2</w:t>
+            </w:r>
+            <w:r>
+              <w:rPr>
+                <w:rFonts w:ascii="Arial" w:hAnsi="Arial"/>
+                <w:sz w:val="21"/>
+              </w:rPr>
+              <w:t>8</w:t>
+            </w:r>
+          </w:p>
+          <w:p>
+            <w:pPr>
+              <w:rPr>
+                <w:rFonts w:ascii="Arial" w:hAnsi="Arial"/>
+                <w:sz w:val="21"/>
+              </w:rPr>
+            </w:pPr>
+            <w:r>
+              <w:rPr>
+                <w:rFonts w:ascii="Arial" w:hAnsi="Arial"/>
+                <w:sz w:val="21"/>
+              </w:rPr>
+              <w:t>TOOL:</w:t>
+            </w:r>
+            <w:r>
+              <w:rPr>
+                <w:rFonts w:ascii="Arial" w:hAnsi="Arial"/>
+                <w:sz w:val="21"/>
+              </w:rPr>
+              <w:t xml:space="preserve"> Gemini 3.5 Flash (Medium)</w:t>
+            </w:r>
+          </w:p>
+          <w:p>
+            <w:pPr>
+              <w:rPr>
+                <w:rFonts w:ascii="Arial" w:hAnsi="Arial"/>
+                <w:sz w:val="21"/>
+              </w:rPr>
+            </w:pPr>
+            <w:r>
+              <w:rPr>
+                <w:rFonts w:ascii="Arial" w:hAnsi="Arial"/>
+                <w:sz w:val="21"/>
+              </w:rPr>
+              <w:t>Time: 2026-06-26 21:54:50</w:t>
+            </w:r>
+          </w:p>
+          <w:p>
+            <w:pPr>
+              <w:rPr>
+                <w:rFonts w:ascii="Arial" w:hAnsi="Arial"/>
+                <w:sz w:val="21"/>
+              </w:rPr>
+            </w:pPr>
+            <w:r>
+              <w:rPr>
+                <w:rFonts w:ascii="Arial" w:hAnsi="Arial"/>
+                <w:sz w:val="21"/>
+              </w:rPr>
+              <w:t>Prompt:</w:t>
+            </w:r>
+          </w:p>
+          <w:p>
+            <w:pPr>
+              <w:rPr>
+                <w:rFonts w:ascii="Arial" w:hAnsi="Arial"/>
+                <w:sz w:val="21"/>
+              </w:rPr>
+            </w:pPr>
+            <w:r>
+              <w:rPr>
+                <w:rFonts w:ascii="Arial" w:hAnsi="Arial"/>
+                <w:sz w:val="21"/>
+              </w:rPr>
+              <w:t>Vậy là về lý thuyết thiết kế test case thì vẫn đúng. Tuy EP là chọn 1 giá trị đại diện nhưng nó không chắc chắn là đúng hết các giá trị còn lại?</w:t>
+            </w:r>
+          </w:p>
+        </w:tc>
+        <w:tc>
+          <w:tcPr>
+            <w:tcW w:w="2041" w:type="dxa"/>
+          </w:tcPr>
+          <w:p>
+            <w:pPr>
+              <w:cnfStyle w:val="000000010000" w:firstRow="0" w:lastRow="0" w:firstColumn="0" w:lastColumn="0" w:oddVBand="0" w:evenVBand="0" w:oddHBand="0" w:evenHBand="1" w:firstRowFirstColumn="0" w:firstRowLastColumn="0" w:lastRowFirstColumn="0" w:lastRowLastColumn="0"/>
+            </w:pPr>
+            <w:r>
+              <w:t>Xác nhận đúng về mặt lý thuyết kiểm thử và giải thích hạn chế của giả định tương đương khi có các cấu trúc rẽ nhánh đặc biệt trong code. Đề xuất áp dụng phương pháp Kiểm thử chuyển đổi trạng thái (State Transition Testing) sử dụng ma trận/bảng chuyển đổi trạng thái để bao phủ đầy đủ tất cả các trường hợp chuyển đổi của máy trạng thái đơn hàng.</w:t>
+            </w:r>
+          </w:p>
+        </w:tc>
+        <w:tc>
+          <w:tcPr>
+            <w:tcW w:w="1020" w:type="dxa"/>
+          </w:tcPr>
+          <w:p>
+            <w:pPr>
+              <w:cnfStyle w:val="000000010000" w:firstRow="0" w:lastRow="0" w:firstColumn="0" w:lastColumn="0" w:oddVBand="0" w:evenVBand="0" w:oddHBand="0" w:evenHBand="1" w:firstRowFirstColumn="0" w:firstRowLastColumn="0" w:lastRowFirstColumn="0" w:lastRowLastColumn="0"/>
+            </w:pPr>
+            <w:r>
+              <w:t>VALID</w:t>
+            </w:r>
+          </w:p>
+        </w:tc>
+        <w:tc>
+          <w:tcPr>
+            <w:tcW w:w="2268" w:type="dxa"/>
+          </w:tcPr>
+          <w:p>
+            <w:pPr>
+              <w:cnfStyle w:val="000000010000" w:firstRow="0" w:lastRow="0" w:firstColumn="0" w:lastColumn="0" w:oddVBand="0" w:evenVBand="0" w:oddHBand="0" w:evenHBand="1" w:firstRowFirstColumn="0" w:firstRowLastColumn="0" w:lastRowFirstColumn="0" w:lastRowLastColumn="0"/>
+            </w:pPr>
+          </w:p>
+        </w:tc>
+        <w:tc>
+          <w:tcPr>
+            <w:tcW w:w="2154" w:type="dxa"/>
+          </w:tcPr>
+          <w:p>
+            <w:pPr>
+              <w:cnfStyle w:val="000000010000" w:firstRow="0" w:lastRow="0" w:firstColumn="0" w:lastColumn="0" w:oddVBand="0" w:evenVBand="0" w:oddHBand="0" w:evenHBand="1" w:firstRowFirstColumn="0" w:firstRowLastColumn="0" w:lastRowFirstColumn="0" w:lastRowLastColumn="0"/>
+            </w:pPr>
+          </w:p>
+        </w:tc>
+      </w:tr>
+      <w:tr>
+        <w:trPr>
+          <w:cnfStyle w:val="000000100000" w:firstRow="0" w:lastRow="0" w:firstColumn="0" w:lastColumn="0" w:oddVBand="0" w:evenVBand="0" w:oddHBand="1" w:evenHBand="0" w:firstRowFirstColumn="0" w:firstRowLastColumn="0" w:lastRowFirstColumn="0" w:lastRowLastColumn="0"/>
+        </w:trPr>
+        <w:tc>
+          <w:tcPr>
+            <w:cnfStyle w:val="001000000000" w:firstRow="0" w:lastRow="0" w:firstColumn="1" w:lastColumn="0" w:oddVBand="0" w:evenVBand="0" w:oddHBand="0" w:evenHBand="0" w:firstRowFirstColumn="0" w:firstRowLastColumn="0" w:lastRowFirstColumn="0" w:lastRowLastColumn="0"/>
+            <w:tcW w:w="2154" w:type="dxa"/>
+          </w:tcPr>
+          <w:p>
+            <w:pPr>
+              <w:rPr>
+                <w:rFonts w:ascii="Arial" w:hAnsi="Arial"/>
+                <w:b w:val="0"/>
+                <w:bCs w:val="0"/>
+                <w:sz w:val="21"/>
+              </w:rPr>
+            </w:pPr>
+            <w:r>
+              <w:rPr>
+                <w:rFonts w:ascii="Arial" w:hAnsi="Arial"/>
+                <w:sz w:val="21"/>
+              </w:rPr>
+              <w:t>Artifact #2</w:t>
+            </w:r>
+            <w:r>
+              <w:rPr>
+                <w:rFonts w:ascii="Arial" w:hAnsi="Arial"/>
+                <w:sz w:val="21"/>
+              </w:rPr>
+              <w:t>9</w:t>
+            </w:r>
+          </w:p>
+          <w:p>
+            <w:pPr>
+              <w:rPr>
+                <w:rFonts w:ascii="Arial" w:hAnsi="Arial"/>
+                <w:sz w:val="21"/>
+              </w:rPr>
+            </w:pPr>
+            <w:r>
+              <w:rPr>
+                <w:rFonts w:ascii="Arial" w:hAnsi="Arial"/>
+                <w:sz w:val="21"/>
+              </w:rPr>
+              <w:t>TOOL:</w:t>
+            </w:r>
+            <w:r>
+              <w:rPr>
+                <w:rFonts w:ascii="Arial" w:hAnsi="Arial"/>
+                <w:sz w:val="21"/>
+              </w:rPr>
+              <w:t xml:space="preserve"> Gemini 3.5 Flash (Medium)</w:t>
+            </w:r>
+          </w:p>
+          <w:p>
+            <w:pPr>
+              <w:rPr>
+                <w:rFonts w:ascii="Arial" w:hAnsi="Arial"/>
+                <w:sz w:val="21"/>
+              </w:rPr>
+            </w:pPr>
+            <w:r>
+              <w:rPr>
+                <w:rFonts w:ascii="Arial" w:hAnsi="Arial"/>
+                <w:sz w:val="21"/>
+              </w:rPr>
+              <w:t>Time: 2026-06-26 22:58:20</w:t>
+            </w:r>
+          </w:p>
+          <w:p>
+            <w:pPr>
+              <w:rPr>
+                <w:rFonts w:ascii="Arial" w:hAnsi="Arial"/>
+                <w:sz w:val="21"/>
+              </w:rPr>
+            </w:pPr>
+            <w:r>
+              <w:rPr>
+                <w:rFonts w:ascii="Arial" w:hAnsi="Arial"/>
+                <w:sz w:val="21"/>
+              </w:rPr>
+              <w:t>Prompt:</w:t>
+            </w:r>
+          </w:p>
+          <w:p>
+            <w:pPr>
+              <w:rPr>
+                <w:rFonts w:ascii="Arial" w:hAnsi="Arial"/>
+                <w:sz w:val="21"/>
+              </w:rPr>
+            </w:pPr>
+            <w:r>
+              <w:rPr>
+                <w:rFonts w:ascii="Arial" w:hAnsi="Arial"/>
+                <w:sz w:val="21"/>
+              </w:rPr>
+              <w:t>Tôi để ý ./bugs/FR10/FR10-bug-01.md, ./bugs/FR10/FR10-bug-02.md test coverage không theo đúng format của Bug_report_template.md. Sửa lại và check những file report bug tương tự trong ./bugs.</w:t>
+            </w:r>
+          </w:p>
+        </w:tc>
+        <w:tc>
+          <w:tcPr>
+            <w:tcW w:w="2041" w:type="dxa"/>
+          </w:tcPr>
+          <w:p>
+            <w:pPr>
+              <w:cnfStyle w:val="000000100000" w:firstRow="0" w:lastRow="0" w:firstColumn="0" w:lastColumn="0" w:oddVBand="0" w:evenVBand="0" w:oddHBand="1" w:evenHBand="0" w:firstRowFirstColumn="0" w:firstRowLastColumn="0" w:lastRowFirstColumn="0" w:lastRowLastColumn="0"/>
+            </w:pPr>
+            <w:r>
+              <w:t>Chạy script Node.js quét qua toàn bộ thư mục ./bugs/ để phát hiện và chuẩn hóa phần Test case coverage của tất cả các file báo cáo lỗi (các phân hệ FR03, FR10, FR16, FR20) về đúng định dạng chỉ chứa mã test case và mô tả, loại bỏ hoàn toàn các link liên kết file.</w:t>
+            </w:r>
+          </w:p>
+        </w:tc>
+        <w:tc>
+          <w:tcPr>
+            <w:tcW w:w="1020" w:type="dxa"/>
+          </w:tcPr>
+          <w:p>
+            <w:pPr>
+              <w:cnfStyle w:val="000000100000" w:firstRow="0" w:lastRow="0" w:firstColumn="0" w:lastColumn="0" w:oddVBand="0" w:evenVBand="0" w:oddHBand="1" w:evenHBand="0" w:firstRowFirstColumn="0" w:firstRowLastColumn="0" w:lastRowFirstColumn="0" w:lastRowLastColumn="0"/>
+            </w:pPr>
+            <w:r>
+              <w:t>VALID</w:t>
+            </w:r>
+          </w:p>
+        </w:tc>
+        <w:tc>
+          <w:tcPr>
+            <w:tcW w:w="2268" w:type="dxa"/>
+          </w:tcPr>
+          <w:p>
+            <w:pPr>
+              <w:cnfStyle w:val="000000100000" w:firstRow="0" w:lastRow="0" w:firstColumn="0" w:lastColumn="0" w:oddVBand="0" w:evenVBand="0" w:oddHBand="1" w:evenHBand="0" w:firstRowFirstColumn="0" w:firstRowLastColumn="0" w:lastRowFirstColumn="0" w:lastRowLastColumn="0"/>
+            </w:pPr>
+          </w:p>
+        </w:tc>
+        <w:tc>
+          <w:tcPr>
+            <w:tcW w:w="2154" w:type="dxa"/>
+          </w:tcPr>
+          <w:p>
+            <w:pPr>
+              <w:cnfStyle w:val="000000100000" w:firstRow="0" w:lastRow="0" w:firstColumn="0" w:lastColumn="0" w:oddVBand="0" w:evenVBand="0" w:oddHBand="1" w:evenHBand="0" w:firstRowFirstColumn="0" w:firstRowLastColumn="0" w:lastRowFirstColumn="0" w:lastRowLastColumn="0"/>
+            </w:pPr>
+          </w:p>
+        </w:tc>
+      </w:tr>
+      <w:tr>
+        <w:trPr>
+          <w:cnfStyle w:val="000000010000" w:firstRow="0" w:lastRow="0" w:firstColumn="0" w:lastColumn="0" w:oddVBand="0" w:evenVBand="0" w:oddHBand="0" w:evenHBand="1" w:firstRowFirstColumn="0" w:firstRowLastColumn="0" w:lastRowFirstColumn="0" w:lastRowLastColumn="0"/>
+        </w:trPr>
+        <w:tc>
+          <w:tcPr>
+            <w:cnfStyle w:val="001000000000" w:firstRow="0" w:lastRow="0" w:firstColumn="1" w:lastColumn="0" w:oddVBand="0" w:evenVBand="0" w:oddHBand="0" w:evenHBand="0" w:firstRowFirstColumn="0" w:firstRowLastColumn="0" w:lastRowFirstColumn="0" w:lastRowLastColumn="0"/>
+            <w:tcW w:w="2154" w:type="dxa"/>
+          </w:tcPr>
+          <w:p>
+            <w:pPr>
+              <w:rPr>
+                <w:rFonts w:ascii="Arial" w:hAnsi="Arial"/>
+                <w:b w:val="0"/>
+                <w:bCs w:val="0"/>
+                <w:sz w:val="21"/>
+              </w:rPr>
+            </w:pPr>
+            <w:r>
+              <w:rPr>
+                <w:rFonts w:ascii="Arial" w:hAnsi="Arial"/>
+                <w:sz w:val="21"/>
+              </w:rPr>
+              <w:t>Artifact #</w:t>
+            </w:r>
+            <w:r>
+              <w:rPr>
+                <w:rFonts w:ascii="Arial" w:hAnsi="Arial"/>
+                <w:sz w:val="21"/>
+              </w:rPr>
+              <w:t>30</w:t>
+            </w:r>
+          </w:p>
+          <w:p>
+            <w:pPr>
+              <w:rPr>
+                <w:rFonts w:ascii="Arial" w:hAnsi="Arial"/>
+                <w:sz w:val="21"/>
+              </w:rPr>
+            </w:pPr>
+            <w:r>
+              <w:rPr>
+                <w:rFonts w:ascii="Arial" w:hAnsi="Arial"/>
+                <w:sz w:val="21"/>
+              </w:rPr>
+              <w:t>TOOL:</w:t>
+            </w:r>
+            <w:r>
+              <w:rPr>
+                <w:rFonts w:ascii="Arial" w:hAnsi="Arial"/>
+                <w:sz w:val="21"/>
+              </w:rPr>
+              <w:t xml:space="preserve"> Gemini 3.5 Flash (Medium)</w:t>
+            </w:r>
+          </w:p>
+          <w:p>
+            <w:pPr>
+              <w:rPr>
+                <w:rFonts w:ascii="Arial" w:hAnsi="Arial"/>
+                <w:sz w:val="21"/>
+              </w:rPr>
+            </w:pPr>
+            <w:r>
+              <w:rPr>
+                <w:rFonts w:ascii="Arial" w:hAnsi="Arial"/>
+                <w:sz w:val="21"/>
+              </w:rPr>
+              <w:t xml:space="preserve">Time: 2026-06-26 </w:t>
+            </w:r>
+            <w:r>
+              <w:rPr>
+                <w:rFonts w:ascii="Arial" w:hAnsi="Arial"/>
+                <w:sz w:val="21"/>
+              </w:rPr>
+              <w:lastRenderedPageBreak/>
+              <w:t>23:14:56</w:t>
+            </w:r>
+          </w:p>
+          <w:p>
+            <w:pPr>
+              <w:rPr>
+                <w:rFonts w:ascii="Arial" w:hAnsi="Arial"/>
+                <w:sz w:val="21"/>
+              </w:rPr>
+            </w:pPr>
+            <w:r>
+              <w:rPr>
+                <w:rFonts w:ascii="Arial" w:hAnsi="Arial"/>
+                <w:sz w:val="21"/>
+              </w:rPr>
+              <w:t>Prompt:</w:t>
+            </w:r>
+          </w:p>
+          <w:p>
+            <w:pPr>
+              <w:rPr>
+                <w:rFonts w:ascii="Arial" w:hAnsi="Arial"/>
+                <w:sz w:val="21"/>
+              </w:rPr>
+            </w:pPr>
+            <w:r>
+              <w:rPr>
+                <w:rFonts w:ascii="Arial" w:hAnsi="Arial"/>
+                <w:sz w:val="21"/>
+              </w:rPr>
+              <w:t>Tại sao ./bugs/FR03/FR03-bug-03.md lại mất đi TC-FR03-28, TC-FR03-29, TC-FR03-30, TC-FR03-33, TC-FR03-34, TC-FR03-36, TC-FR03-37, TC-FR03-39, TC-FR03-40, TC-FR03-42, TC-FR03-43 trong phần test coverage?</w:t>
+            </w:r>
+          </w:p>
+        </w:tc>
+        <w:tc>
+          <w:tcPr>
+            <w:tcW w:w="2041" w:type="dxa"/>
+          </w:tcPr>
+          <w:p>
+            <w:pPr>
+              <w:cnfStyle w:val="000000010000" w:firstRow="0" w:lastRow="0" w:firstColumn="0" w:lastColumn="0" w:oddVBand="0" w:evenVBand="0" w:oddHBand="0" w:evenHBand="1" w:firstRowFirstColumn="0" w:firstRowLastColumn="0" w:lastRowFirstColumn="0" w:lastRowLastColumn="0"/>
+            </w:pPr>
+            <w:r>
+              <w:lastRenderedPageBreak/>
+              <w:t xml:space="preserve">Giải thích nguyên nhân do biểu thức chính quy trong script tự động chạy </w:t>
+            </w:r>
+            <w:r>
+              <w:lastRenderedPageBreak/>
+              <w:t>trước đó chỉ bắt từ khóa đầu tiên của các dòng gộp (dải giá trị hoặc danh sách ngăn cách bằng dấu phẩy) và ghi đè cả dòng. Thực hiện khôi phục file và viết lại đầy đủ danh sách 18 test case bị ảnh hưởng thành các dòng riêng biệt kèm mô tả chi tiết, không chứa link.</w:t>
+            </w:r>
+          </w:p>
+        </w:tc>
+        <w:tc>
+          <w:tcPr>
+            <w:tcW w:w="1020" w:type="dxa"/>
+          </w:tcPr>
+          <w:p>
+            <w:pPr>
+              <w:cnfStyle w:val="000000010000" w:firstRow="0" w:lastRow="0" w:firstColumn="0" w:lastColumn="0" w:oddVBand="0" w:evenVBand="0" w:oddHBand="0" w:evenHBand="1" w:firstRowFirstColumn="0" w:firstRowLastColumn="0" w:lastRowFirstColumn="0" w:lastRowLastColumn="0"/>
+            </w:pPr>
+            <w:r>
+              <w:lastRenderedPageBreak/>
+              <w:t>VALID</w:t>
+            </w:r>
+          </w:p>
+        </w:tc>
+        <w:tc>
+          <w:tcPr>
+            <w:tcW w:w="2268" w:type="dxa"/>
+          </w:tcPr>
+          <w:p>
+            <w:pPr>
+              <w:cnfStyle w:val="000000010000" w:firstRow="0" w:lastRow="0" w:firstColumn="0" w:lastColumn="0" w:oddVBand="0" w:evenVBand="0" w:oddHBand="0" w:evenHBand="1" w:firstRowFirstColumn="0" w:firstRowLastColumn="0" w:lastRowFirstColumn="0" w:lastRowLastColumn="0"/>
+            </w:pPr>
+          </w:p>
+        </w:tc>
+        <w:tc>
+          <w:tcPr>
+            <w:tcW w:w="2154" w:type="dxa"/>
+          </w:tcPr>
+          <w:p>
+            <w:pPr>
+              <w:cnfStyle w:val="000000010000" w:firstRow="0" w:lastRow="0" w:firstColumn="0" w:lastColumn="0" w:oddVBand="0" w:evenVBand="0" w:oddHBand="0" w:evenHBand="1" w:firstRowFirstColumn="0" w:firstRowLastColumn="0" w:lastRowFirstColumn="0" w:lastRowLastColumn="0"/>
+            </w:pPr>
+          </w:p>
+        </w:tc>
+      </w:tr>
+      <w:tr>
+        <w:trPr>
+          <w:cnfStyle w:val="000000100000" w:firstRow="0" w:lastRow="0" w:firstColumn="0" w:lastColumn="0" w:oddVBand="0" w:evenVBand="0" w:oddHBand="1" w:evenHBand="0" w:firstRowFirstColumn="0" w:firstRowLastColumn="0" w:lastRowFirstColumn="0" w:lastRowLastColumn="0"/>
+        </w:trPr>
+        <w:tc>
+          <w:tcPr>
+            <w:cnfStyle w:val="001000000000" w:firstRow="0" w:lastRow="0" w:firstColumn="1" w:lastColumn="0" w:oddVBand="0" w:evenVBand="0" w:oddHBand="0" w:evenHBand="0" w:firstRowFirstColumn="0" w:firstRowLastColumn="0" w:lastRowFirstColumn="0" w:lastRowLastColumn="0"/>
+            <w:tcW w:w="2154" w:type="dxa"/>
+          </w:tcPr>
+          <w:p>
+            <w:pPr>
+              <w:rPr>
+                <w:rFonts w:ascii="Arial" w:hAnsi="Arial"/>
+                <w:b w:val="0"/>
+                <w:bCs w:val="0"/>
+                <w:sz w:val="21"/>
+              </w:rPr>
+            </w:pPr>
+            <w:r>
+              <w:rPr>
+                <w:rFonts w:ascii="Arial" w:hAnsi="Arial"/>
+                <w:sz w:val="21"/>
+              </w:rPr>
+              <w:t>Artifact #3</w:t>
+            </w:r>
+            <w:r>
+              <w:rPr>
+                <w:rFonts w:ascii="Arial" w:hAnsi="Arial"/>
+                <w:sz w:val="21"/>
+              </w:rPr>
+              <w:t>1</w:t>
+            </w:r>
+          </w:p>
+          <w:p>
+            <w:pPr>
+              <w:rPr>
+                <w:rFonts w:ascii="Arial" w:hAnsi="Arial"/>
+                <w:sz w:val="21"/>
+              </w:rPr>
+            </w:pPr>
+            <w:r>
+              <w:rPr>
+                <w:rFonts w:ascii="Arial" w:hAnsi="Arial"/>
+                <w:sz w:val="21"/>
+              </w:rPr>
+              <w:t>TOOL:</w:t>
+            </w:r>
+            <w:r>
+              <w:rPr>
+                <w:rFonts w:ascii="Arial" w:hAnsi="Arial"/>
+                <w:sz w:val="21"/>
+              </w:rPr>
+              <w:t xml:space="preserve"> Gemini 3.5 Flash (Medium)</w:t>
+            </w:r>
+          </w:p>
+          <w:p>
+            <w:pPr>
+              <w:rPr>
+                <w:rFonts w:ascii="Arial" w:hAnsi="Arial"/>
+                <w:sz w:val="21"/>
+              </w:rPr>
+            </w:pPr>
+            <w:r>
+              <w:rPr>
+                <w:rFonts w:ascii="Arial" w:hAnsi="Arial"/>
+                <w:sz w:val="21"/>
+              </w:rPr>
+              <w:t>Time: 2026-06-26 23:54:00</w:t>
+            </w:r>
+          </w:p>
+          <w:p>
+            <w:pPr>
+              <w:rPr>
+                <w:rFonts w:ascii="Arial" w:hAnsi="Arial"/>
+                <w:sz w:val="21"/>
+              </w:rPr>
+            </w:pPr>
+            <w:r>
+              <w:rPr>
+                <w:rFonts w:ascii="Arial" w:hAnsi="Arial"/>
+                <w:sz w:val="21"/>
+              </w:rPr>
+              <w:t>Prompt:</w:t>
+            </w:r>
+          </w:p>
+          <w:p>
+            <w:pPr>
+              <w:rPr>
+                <w:rFonts w:ascii="Arial" w:hAnsi="Arial"/>
+                <w:sz w:val="21"/>
+              </w:rPr>
+            </w:pPr>
+            <w:r>
+              <w:rPr>
+                <w:rFonts w:ascii="Arial" w:hAnsi="Arial"/>
+                <w:sz w:val="21"/>
+              </w:rPr>
+              <w:t>Dựa vào folder ./bugs. Tạo cho tôi 1 file bug_report.md liệt kê danh sách bug, file có format như sau...</w:t>
+            </w:r>
+          </w:p>
+        </w:tc>
+        <w:tc>
+          <w:tcPr>
+            <w:tcW w:w="2041" w:type="dxa"/>
+          </w:tcPr>
+          <w:p>
+            <w:pPr>
+              <w:cnfStyle w:val="000000100000" w:firstRow="0" w:lastRow="0" w:firstColumn="0" w:lastColumn="0" w:oddVBand="0" w:evenVBand="0" w:oddHBand="1" w:evenHBand="0" w:firstRowFirstColumn="0" w:firstRowLastColumn="0" w:lastRowFirstColumn="0" w:lastRowLastColumn="0"/>
+            </w:pPr>
+            <w:r>
+              <w:t>Viết và chạy script tổng hợp thông tin từ 14 file báo cáo lỗi trong ./bugs/ và xuất ra file bug_report.md tại thư mục gốc của dự án theo đúng định dạng được yêu cầu.</w:t>
+            </w:r>
+          </w:p>
+        </w:tc>
+        <w:tc>
+          <w:tcPr>
+            <w:tcW w:w="1020" w:type="dxa"/>
+          </w:tcPr>
+          <w:p>
+            <w:pPr>
+              <w:cnfStyle w:val="000000100000" w:firstRow="0" w:lastRow="0" w:firstColumn="0" w:lastColumn="0" w:oddVBand="0" w:evenVBand="0" w:oddHBand="1" w:evenHBand="0" w:firstRowFirstColumn="0" w:firstRowLastColumn="0" w:lastRowFirstColumn="0" w:lastRowLastColumn="0"/>
+            </w:pPr>
+            <w:r>
+              <w:t>VALID</w:t>
+            </w:r>
+          </w:p>
+        </w:tc>
+        <w:tc>
+          <w:tcPr>
+            <w:tcW w:w="2268" w:type="dxa"/>
+          </w:tcPr>
+          <w:p>
+            <w:pPr>
+              <w:cnfStyle w:val="000000100000" w:firstRow="0" w:lastRow="0" w:firstColumn="0" w:lastColumn="0" w:oddVBand="0" w:evenVBand="0" w:oddHBand="1" w:evenHBand="0" w:firstRowFirstColumn="0" w:firstRowLastColumn="0" w:lastRowFirstColumn="0" w:lastRowLastColumn="0"/>
+            </w:pPr>
+          </w:p>
+        </w:tc>
+        <w:tc>
+          <w:tcPr>
+            <w:tcW w:w="2154" w:type="dxa"/>
+          </w:tcPr>
+          <w:p>
+            <w:pPr>
+              <w:cnfStyle w:val="000000100000" w:firstRow="0" w:lastRow="0" w:firstColumn="0" w:lastColumn="0" w:oddVBand="0" w:evenVBand="0" w:oddHBand="1" w:evenHBand="0" w:firstRowFirstColumn="0" w:firstRowLastColumn="0" w:lastRowFirstColumn="0" w:lastRowLastColumn="0"/>
+            </w:pPr>
+          </w:p>
+        </w:tc>
+      </w:tr>
+      <w:tr>
+        <w:trPr>
+          <w:cnfStyle w:val="000000010000" w:firstRow="0" w:lastRow="0" w:firstColumn="0" w:lastColumn="0" w:oddVBand="0" w:evenVBand="0" w:oddHBand="0" w:evenHBand="1" w:firstRowFirstColumn="0" w:firstRowLastColumn="0" w:lastRowFirstColumn="0" w:lastRowLastColumn="0"/>
+        </w:trPr>
+        <w:tc>
+          <w:tcPr>
+            <w:cnfStyle w:val="001000000000" w:firstRow="0" w:lastRow="0" w:firstColumn="1" w:lastColumn="0" w:oddVBand="0" w:evenVBand="0" w:oddHBand="0" w:evenHBand="0" w:firstRowFirstColumn="0" w:firstRowLastColumn="0" w:lastRowFirstColumn="0" w:lastRowLastColumn="0"/>
+            <w:tcW w:w="2154" w:type="dxa"/>
+          </w:tcPr>
+          <w:p>
+            <w:pPr>
+              <w:rPr>
+                <w:rFonts w:ascii="Arial" w:hAnsi="Arial"/>
+                <w:b w:val="0"/>
+                <w:bCs w:val="0"/>
+                <w:sz w:val="21"/>
+              </w:rPr>
+            </w:pPr>
+            <w:r>
+              <w:rPr>
+                <w:rFonts w:ascii="Arial" w:hAnsi="Arial"/>
+                <w:sz w:val="21"/>
+              </w:rPr>
+              <w:t>Artifact #3</w:t>
+            </w:r>
+            <w:r>
+              <w:rPr>
+                <w:rFonts w:ascii="Arial" w:hAnsi="Arial"/>
+                <w:sz w:val="21"/>
+              </w:rPr>
+              <w:t>2</w:t>
+            </w:r>
+          </w:p>
+          <w:p>
+            <w:pPr>
+              <w:rPr>
+                <w:rFonts w:ascii="Arial" w:hAnsi="Arial"/>
+                <w:sz w:val="21"/>
+              </w:rPr>
+            </w:pPr>
+            <w:r>
+              <w:rPr>
+                <w:rFonts w:ascii="Arial" w:hAnsi="Arial"/>
+                <w:sz w:val="21"/>
+              </w:rPr>
+              <w:t>TOOL:</w:t>
+            </w:r>
+            <w:r>
+              <w:rPr>
+                <w:rFonts w:ascii="Arial" w:hAnsi="Arial"/>
+                <w:sz w:val="21"/>
+              </w:rPr>
+              <w:t xml:space="preserve"> Gemini 3.5 Flash (Medium)</w:t>
+            </w:r>
+          </w:p>
+          <w:p>
+            <w:pPr>
+              <w:rPr>
+                <w:rFonts w:ascii="Arial" w:hAnsi="Arial"/>
+                <w:sz w:val="21"/>
+              </w:rPr>
+            </w:pPr>
+          </w:p>
+          <w:p>
+            <w:pPr>
+              <w:rPr>
+                <w:rFonts w:ascii="Arial" w:hAnsi="Arial"/>
+                <w:sz w:val="21"/>
+              </w:rPr>
+            </w:pPr>
+            <w:r>
+              <w:rPr>
+                <w:rFonts w:ascii="Arial" w:hAnsi="Arial"/>
+                <w:sz w:val="21"/>
+              </w:rPr>
+              <w:t>Time: 2026-06-26 17:46:21</w:t>
+            </w:r>
+          </w:p>
+          <w:p>
+            <w:pPr>
+              <w:rPr>
+                <w:rFonts w:ascii="Arial" w:hAnsi="Arial"/>
+                <w:sz w:val="21"/>
+              </w:rPr>
+            </w:pPr>
+          </w:p>
+          <w:p>
+            <w:pPr>
+              <w:rPr>
+                <w:rFonts w:ascii="Arial" w:hAnsi="Arial"/>
+                <w:sz w:val="21"/>
+              </w:rPr>
+            </w:pPr>
+            <w:r>
+              <w:rPr>
+                <w:rFonts w:ascii="Arial" w:hAnsi="Arial"/>
+                <w:sz w:val="21"/>
+              </w:rPr>
+              <w:t>Prompt:</w:t>
+            </w:r>
+          </w:p>
+          <w:p>
+            <w:pPr>
+              <w:rPr>
+                <w:rFonts w:ascii="Arial" w:hAnsi="Arial"/>
+                <w:sz w:val="21"/>
+              </w:rPr>
+            </w:pPr>
+            <w:r>
+              <w:rPr>
+                <w:rFonts w:ascii="Arial" w:hAnsi="Arial"/>
+                <w:sz w:val="21"/>
+              </w:rPr>
+              <w:t>Thực hiện test chức năng FR03</w:t>
+            </w:r>
+          </w:p>
+        </w:tc>
+        <w:tc>
+          <w:tcPr>
+            <w:tcW w:w="2041" w:type="dxa"/>
+          </w:tcPr>
+          <w:p>
+            <w:pPr>
+              <w:cnfStyle w:val="000000010000" w:firstRow="0" w:lastRow="0" w:firstColumn="0" w:lastColumn="0" w:oddVBand="0" w:evenVBand="0" w:oddHBand="0" w:evenHBand="1" w:firstRowFirstColumn="0" w:firstRowLastColumn="0" w:lastRowFirstColumn="0" w:lastRowLastColumn="0"/>
+            </w:pPr>
+            <w:r>
+              <w:t>Tôi đã lập kế hoạch kiểm thử và báo cáo lỗi cho chức năng FR03 (Quên &amp; Đặt lại mật khẩu) dưới dạng Artifact Kế hoạch triển khai.</w:t>
+            </w:r>
+          </w:p>
+          <w:p>
+            <w:pPr>
+              <w:cnfStyle w:val="000000010000" w:firstRow="0" w:lastRow="0" w:firstColumn="0" w:lastColumn="0" w:oddVBand="0" w:evenVBand="0" w:oddHBand="0" w:evenHBand="1" w:firstRowFirstColumn="0" w:firstRowLastColumn="0" w:lastRowFirstColumn="0" w:lastRowLastColumn="0"/>
+            </w:pPr>
+          </w:p>
+          <w:p>
+            <w:pPr>
+              <w:cnfStyle w:val="000000010000" w:firstRow="0" w:lastRow="0" w:firstColumn="0" w:lastColumn="0" w:oddVBand="0" w:evenVBand="0" w:oddHBand="0" w:evenHBand="1" w:firstRowFirstColumn="0" w:firstRowLastColumn="0" w:lastRowFirstColumn="0" w:lastRowLastColumn="0"/>
+            </w:pPr>
+            <w:r>
+              <w:t>Bạn vui lòng kiểm tra kế hoạch này trong giao diện và bấm nút Proceed (hoặc phản hồi trực tiếp) để tôi tiến hành thực hiện.</w:t>
+            </w:r>
+          </w:p>
+        </w:tc>
+        <w:tc>
+          <w:tcPr>
+            <w:tcW w:w="1020" w:type="dxa"/>
+          </w:tcPr>
+          <w:p>
+            <w:pPr>
+              <w:cnfStyle w:val="000000010000" w:firstRow="0" w:lastRow="0" w:firstColumn="0" w:lastColumn="0" w:oddVBand="0" w:evenVBand="0" w:oddHBand="0" w:evenHBand="1" w:firstRowFirstColumn="0" w:firstRowLastColumn="0" w:lastRowFirstColumn="0" w:lastRowLastColumn="0"/>
+            </w:pPr>
+            <w:r>
+              <w:t>VALID</w:t>
+            </w:r>
+          </w:p>
+        </w:tc>
+        <w:tc>
+          <w:tcPr>
+            <w:tcW w:w="2268" w:type="dxa"/>
+          </w:tcPr>
+          <w:p>
+            <w:pPr>
+              <w:cnfStyle w:val="000000010000" w:firstRow="0" w:lastRow="0" w:firstColumn="0" w:lastColumn="0" w:oddVBand="0" w:evenVBand="0" w:oddHBand="0" w:evenHBand="1" w:firstRowFirstColumn="0" w:firstRowLastColumn="0" w:lastRowFirstColumn="0" w:lastRowLastColumn="0"/>
+            </w:pPr>
+          </w:p>
+        </w:tc>
+        <w:tc>
+          <w:tcPr>
+            <w:tcW w:w="2154" w:type="dxa"/>
+          </w:tcPr>
+          <w:p>
+            <w:pPr>
+              <w:cnfStyle w:val="000000010000" w:firstRow="0" w:lastRow="0" w:firstColumn="0" w:lastColumn="0" w:oddVBand="0" w:evenVBand="0" w:oddHBand="0" w:evenHBand="1" w:firstRowFirstColumn="0" w:firstRowLastColumn="0" w:lastRowFirstColumn="0" w:lastRowLastColumn="0"/>
+            </w:pPr>
+          </w:p>
+        </w:tc>
+      </w:tr>
+      <w:tr>
+        <w:trPr>
+          <w:cnfStyle w:val="000000100000" w:firstRow="0" w:lastRow="0" w:firstColumn="0" w:lastColumn="0" w:oddVBand="0" w:evenVBand="0" w:oddHBand="1" w:evenHBand="0" w:firstRowFirstColumn="0" w:firstRowLastColumn="0" w:lastRowFirstColumn="0" w:lastRowLastColumn="0"/>
+        </w:trPr>
+        <w:tc>
+          <w:tcPr>
+            <w:cnfStyle w:val="001000000000" w:firstRow="0" w:lastRow="0" w:firstColumn="1" w:lastColumn="0" w:oddVBand="0" w:evenVBand="0" w:oddHBand="0" w:evenHBand="0" w:firstRowFirstColumn="0" w:firstRowLastColumn="0" w:lastRowFirstColumn="0" w:lastRowLastColumn="0"/>
+            <w:tcW w:w="2154" w:type="dxa"/>
+          </w:tcPr>
+          <w:p>
+            <w:pPr>
+              <w:rPr>
+                <w:rFonts w:ascii="Arial" w:hAnsi="Arial"/>
+                <w:b w:val="0"/>
+                <w:bCs w:val="0"/>
+                <w:sz w:val="21"/>
+              </w:rPr>
+            </w:pPr>
+            <w:r>
+              <w:rPr>
+                <w:rFonts w:ascii="Arial" w:hAnsi="Arial"/>
+                <w:sz w:val="21"/>
+              </w:rPr>
+              <w:t>Artifact #3</w:t>
+            </w:r>
+            <w:r>
+              <w:rPr>
+                <w:rFonts w:ascii="Arial" w:hAnsi="Arial"/>
+                <w:sz w:val="21"/>
+              </w:rPr>
+              <w:t>3</w:t>
+            </w:r>
+          </w:p>
+          <w:p>
+            <w:pPr>
+              <w:rPr>
+                <w:rFonts w:ascii="Arial" w:hAnsi="Arial"/>
+                <w:sz w:val="21"/>
+              </w:rPr>
+            </w:pPr>
+            <w:r>
+              <w:rPr>
+                <w:rFonts w:ascii="Arial" w:hAnsi="Arial"/>
+                <w:sz w:val="21"/>
+              </w:rPr>
+              <w:t>TOOL:</w:t>
+            </w:r>
+            <w:r>
+              <w:rPr>
+                <w:rFonts w:ascii="Arial" w:hAnsi="Arial"/>
+                <w:sz w:val="21"/>
+              </w:rPr>
+              <w:t xml:space="preserve"> Gemini 3.5 Flash (Medium)</w:t>
+            </w:r>
+          </w:p>
+          <w:p>
+            <w:pPr>
+              <w:rPr>
+                <w:rFonts w:ascii="Arial" w:hAnsi="Arial"/>
+                <w:sz w:val="21"/>
+              </w:rPr>
+            </w:pPr>
+          </w:p>
+          <w:p>
+            <w:pPr>
+              <w:rPr>
+                <w:rFonts w:ascii="Arial" w:hAnsi="Arial"/>
+                <w:sz w:val="21"/>
+              </w:rPr>
+            </w:pPr>
+            <w:r>
+              <w:rPr>
+                <w:rFonts w:ascii="Arial" w:hAnsi="Arial"/>
+                <w:sz w:val="21"/>
+              </w:rPr>
+              <w:t>Time: 2026-06-26 17:51:03</w:t>
+            </w:r>
+          </w:p>
+          <w:p>
+            <w:pPr>
+              <w:rPr>
+                <w:rFonts w:ascii="Arial" w:hAnsi="Arial"/>
+                <w:sz w:val="21"/>
+              </w:rPr>
+            </w:pPr>
+          </w:p>
+          <w:p>
+            <w:pPr>
+              <w:rPr>
+                <w:rFonts w:ascii="Arial" w:hAnsi="Arial"/>
+                <w:sz w:val="21"/>
+              </w:rPr>
+            </w:pPr>
+            <w:r>
+              <w:rPr>
+                <w:rFonts w:ascii="Arial" w:hAnsi="Arial"/>
+                <w:sz w:val="21"/>
+              </w:rPr>
+              <w:t>Prompt:</w:t>
+            </w:r>
+          </w:p>
+          <w:p>
+            <w:pPr>
+              <w:rPr>
+                <w:rFonts w:ascii="Arial" w:hAnsi="Arial"/>
+                <w:sz w:val="21"/>
+              </w:rPr>
+            </w:pPr>
+            <w:r>
+              <w:rPr>
+                <w:rFonts w:ascii="Arial" w:hAnsi="Arial"/>
+                <w:sz w:val="21"/>
+              </w:rPr>
+              <w:t>(Người dùng phê duyệt Kế hoạch triển khai kiểm thử FR03 và yêu cầu bắt đầu thực hiện)</w:t>
+            </w:r>
+          </w:p>
+        </w:tc>
+        <w:tc>
+          <w:tcPr>
+            <w:tcW w:w="2041" w:type="dxa"/>
+          </w:tcPr>
+          <w:p>
+            <w:pPr>
+              <w:cnfStyle w:val="000000100000" w:firstRow="0" w:lastRow="0" w:firstColumn="0" w:lastColumn="0" w:oddVBand="0" w:evenVBand="0" w:oddHBand="1" w:evenHBand="0" w:firstRowFirstColumn="0" w:firstRowLastColumn="0" w:lastRowFirstColumn="0" w:lastRowLastColumn="0"/>
+            </w:pPr>
+            <w:r>
+              <w:lastRenderedPageBreak/>
+              <w:t xml:space="preserve">Tôi đã thực hiện thành công các bước kiểm thử chức năng FR03 (Quên &amp; Đặt lại </w:t>
+            </w:r>
+            <w:r>
+              <w:lastRenderedPageBreak/>
+              <w:t>mật khẩu) trên workspace ./ và cập nhật các tài liệu liên quan:</w:t>
+            </w:r>
+          </w:p>
+          <w:p>
+            <w:pPr>
+              <w:cnfStyle w:val="000000100000" w:firstRow="0" w:lastRow="0" w:firstColumn="0" w:lastColumn="0" w:oddVBand="0" w:evenVBand="0" w:oddHBand="1" w:evenHBand="0" w:firstRowFirstColumn="0" w:firstRowLastColumn="0" w:lastRowFirstColumn="0" w:lastRowLastColumn="0"/>
+            </w:pPr>
+          </w:p>
+          <w:p>
+            <w:pPr>
+              <w:cnfStyle w:val="000000100000" w:firstRow="0" w:lastRow="0" w:firstColumn="0" w:lastColumn="0" w:oddVBand="0" w:evenVBand="0" w:oddHBand="1" w:evenHBand="0" w:firstRowFirstColumn="0" w:firstRowLastColumn="0" w:lastRowFirstColumn="0" w:lastRowLastColumn="0"/>
+            </w:pPr>
+            <w:r>
+              <w:t>1. Đồng bộ và Xác nhận trạng thái Test Cases</w:t>
+            </w:r>
+          </w:p>
+          <w:p>
+            <w:pPr>
+              <w:cnfStyle w:val="000000100000" w:firstRow="0" w:lastRow="0" w:firstColumn="0" w:lastColumn="0" w:oddVBand="0" w:evenVBand="0" w:oddHBand="1" w:evenHBand="0" w:firstRowFirstColumn="0" w:firstRowLastColumn="0" w:lastRowFirstColumn="0" w:lastRowLastColumn="0"/>
+            </w:pPr>
+            <w:r>
+              <w:t>Đã rà soát và xác nhận toàn bộ 43 test case của chức năng FR03 trong thư mục tests/test-cases/FR03 đã được ghi nhận đúng kết quả thực tế (Actual results) và trạng thái (Status là Failed / Blocked tương ứng với các lỗi phát hiện được).</w:t>
+            </w:r>
+          </w:p>
+          <w:p>
+            <w:pPr>
+              <w:cnfStyle w:val="000000100000" w:firstRow="0" w:lastRow="0" w:firstColumn="0" w:lastColumn="0" w:oddVBand="0" w:evenVBand="0" w:oddHBand="1" w:evenHBand="0" w:firstRowFirstColumn="0" w:firstRowLastColumn="0" w:lastRowFirstColumn="0" w:lastRowLastColumn="0"/>
+            </w:pPr>
+            <w:r>
+              <w:t>2. Tạo báo cáo lỗi (Bug Reports) và Ảnh chụp màn hình</w:t>
+            </w:r>
+          </w:p>
+          <w:p>
+            <w:pPr>
+              <w:cnfStyle w:val="000000100000" w:firstRow="0" w:lastRow="0" w:firstColumn="0" w:lastColumn="0" w:oddVBand="0" w:evenVBand="0" w:oddHBand="1" w:evenHBand="0" w:firstRowFirstColumn="0" w:firstRowLastColumn="0" w:lastRowFirstColumn="0" w:lastRowLastColumn="0"/>
+            </w:pPr>
+            <w:r>
+              <w:t>Đã tạo thư mục bugs/FR03 và bổ sung các file báo cáo lỗi theo cấu trúc chuẩn:</w:t>
+            </w:r>
+          </w:p>
+          <w:p>
+            <w:pPr>
+              <w:cnfStyle w:val="000000100000" w:firstRow="0" w:lastRow="0" w:firstColumn="0" w:lastColumn="0" w:oddVBand="0" w:evenVBand="0" w:oddHBand="1" w:evenHBand="0" w:firstRowFirstColumn="0" w:firstRowLastColumn="0" w:lastRowFirstColumn="0" w:lastRowLastColumn="0"/>
+            </w:pPr>
+          </w:p>
+          <w:p>
+            <w:pPr>
+              <w:cnfStyle w:val="000000100000" w:firstRow="0" w:lastRow="0" w:firstColumn="0" w:lastColumn="0" w:oddVBand="0" w:evenVBand="0" w:oddHBand="1" w:evenHBand="0" w:firstRowFirstColumn="0" w:firstRowLastColumn="0" w:lastRowFirstColumn="0" w:lastRowLastColumn="0"/>
+            </w:pPr>
+            <w:r>
+              <w:t>FR03-bug-01.md: Báo cáo lỗi thiếu chỉ báo bước (Step Indicator) và nút "Quay lại đăng nhập" ở Bước 1.</w:t>
+            </w:r>
+          </w:p>
+          <w:p>
+            <w:pPr>
+              <w:cnfStyle w:val="000000100000" w:firstRow="0" w:lastRow="0" w:firstColumn="0" w:lastColumn="0" w:oddVBand="0" w:evenVBand="0" w:oddHBand="1" w:evenHBand="0" w:firstRowFirstColumn="0" w:firstRowLastColumn="0" w:lastRowFirstColumn="0" w:lastRowLastColumn="0"/>
+            </w:pPr>
+            <w:r>
+              <w:t>FR03-bug-02.md: Báo cáo lỗi thiếu trường nhập "Xác nhận mật khẩu mới" ở Bước 2, và hệ thống chỉ tạo OTP 4 chữ số (trong khi đặc tả yêu cầu 6 chữ số).</w:t>
+            </w:r>
+          </w:p>
+          <w:p>
+            <w:pPr>
+              <w:cnfStyle w:val="000000100000" w:firstRow="0" w:lastRow="0" w:firstColumn="0" w:lastColumn="0" w:oddVBand="0" w:evenVBand="0" w:oddHBand="1" w:evenHBand="0" w:firstRowFirstColumn="0" w:firstRowLastColumn="0" w:lastRowFirstColumn="0" w:lastRowLastColumn="0"/>
+            </w:pPr>
+            <w:r>
+              <w:t xml:space="preserve">FR03-bug-03.md: Báo cáo lỗi Regex kiểm tra mật khẩu </w:t>
+            </w:r>
+            <w:r>
+              <w:lastRenderedPageBreak/>
+              <w:t>ở frontend bị sai logic (bắt buộc chứa khoảng trắng và chặn các ký tự đặc biệt hợp lệ).</w:t>
+            </w:r>
+          </w:p>
+          <w:p>
+            <w:pPr>
+              <w:cnfStyle w:val="000000100000" w:firstRow="0" w:lastRow="0" w:firstColumn="0" w:lastColumn="0" w:oddVBand="0" w:evenVBand="0" w:oddHBand="1" w:evenHBand="0" w:firstRowFirstColumn="0" w:firstRowLastColumn="0" w:lastRowFirstColumn="0" w:lastRowLastColumn="0"/>
+            </w:pPr>
+            <w:r>
+              <w:t>Đồng thời, toàn bộ các ảnh minh chứng (screenshots) đã được sao chép vào thư mục bugs/FR03/images:</w:t>
+            </w:r>
+          </w:p>
+          <w:p>
+            <w:pPr>
+              <w:cnfStyle w:val="000000100000" w:firstRow="0" w:lastRow="0" w:firstColumn="0" w:lastColumn="0" w:oddVBand="0" w:evenVBand="0" w:oddHBand="1" w:evenHBand="0" w:firstRowFirstColumn="0" w:firstRowLastColumn="0" w:lastRowFirstColumn="0" w:lastRowLastColumn="0"/>
+            </w:pPr>
+          </w:p>
+          <w:p>
+            <w:pPr>
+              <w:cnfStyle w:val="000000100000" w:firstRow="0" w:lastRow="0" w:firstColumn="0" w:lastColumn="0" w:oddVBand="0" w:evenVBand="0" w:oddHBand="1" w:evenHBand="0" w:firstRowFirstColumn="0" w:firstRowLastColumn="0" w:lastRowFirstColumn="0" w:lastRowLastColumn="0"/>
+            </w:pPr>
+            <w:r>
+              <w:t>FR03-bug-01.png</w:t>
+            </w:r>
+          </w:p>
+          <w:p>
+            <w:pPr>
+              <w:cnfStyle w:val="000000100000" w:firstRow="0" w:lastRow="0" w:firstColumn="0" w:lastColumn="0" w:oddVBand="0" w:evenVBand="0" w:oddHBand="1" w:evenHBand="0" w:firstRowFirstColumn="0" w:firstRowLastColumn="0" w:lastRowFirstColumn="0" w:lastRowLastColumn="0"/>
+            </w:pPr>
+            <w:r>
+              <w:t>FR03-bug-02.png</w:t>
+            </w:r>
+          </w:p>
+          <w:p>
+            <w:pPr>
+              <w:cnfStyle w:val="000000100000" w:firstRow="0" w:lastRow="0" w:firstColumn="0" w:lastColumn="0" w:oddVBand="0" w:evenVBand="0" w:oddHBand="1" w:evenHBand="0" w:firstRowFirstColumn="0" w:firstRowLastColumn="0" w:lastRowFirstColumn="0" w:lastRowLastColumn="0"/>
+            </w:pPr>
+            <w:r>
+              <w:t>FR03-bug-03.png</w:t>
+            </w:r>
+          </w:p>
+          <w:p>
+            <w:pPr>
+              <w:cnfStyle w:val="000000100000" w:firstRow="0" w:lastRow="0" w:firstColumn="0" w:lastColumn="0" w:oddVBand="0" w:evenVBand="0" w:oddHBand="1" w:evenHBand="0" w:firstRowFirstColumn="0" w:firstRowLastColumn="0" w:lastRowFirstColumn="0" w:lastRowLastColumn="0"/>
+            </w:pPr>
+            <w:r>
+              <w:t>Thông tin chi tiết về quá trình thực hiện và kết quả nghiệm thu đã được tổng hợp trong tài liệu Walkthrough.md.</w:t>
+            </w:r>
+          </w:p>
+        </w:tc>
+        <w:tc>
+          <w:tcPr>
+            <w:tcW w:w="1020" w:type="dxa"/>
+          </w:tcPr>
+          <w:p>
+            <w:pPr>
+              <w:cnfStyle w:val="000000100000" w:firstRow="0" w:lastRow="0" w:firstColumn="0" w:lastColumn="0" w:oddVBand="0" w:evenVBand="0" w:oddHBand="1" w:evenHBand="0" w:firstRowFirstColumn="0" w:firstRowLastColumn="0" w:lastRowFirstColumn="0" w:lastRowLastColumn="0"/>
+            </w:pPr>
+            <w:r>
+              <w:lastRenderedPageBreak/>
+              <w:t>VALID</w:t>
+            </w:r>
+          </w:p>
+        </w:tc>
+        <w:tc>
+          <w:tcPr>
+            <w:tcW w:w="2268" w:type="dxa"/>
+          </w:tcPr>
+          <w:p>
+            <w:pPr>
+              <w:cnfStyle w:val="000000100000" w:firstRow="0" w:lastRow="0" w:firstColumn="0" w:lastColumn="0" w:oddVBand="0" w:evenVBand="0" w:oddHBand="1" w:evenHBand="0" w:firstRowFirstColumn="0" w:firstRowLastColumn="0" w:lastRowFirstColumn="0" w:lastRowLastColumn="0"/>
+            </w:pPr>
+          </w:p>
+        </w:tc>
+        <w:tc>
+          <w:tcPr>
+            <w:tcW w:w="2154" w:type="dxa"/>
+          </w:tcPr>
+          <w:p>
+            <w:pPr>
+              <w:cnfStyle w:val="000000100000" w:firstRow="0" w:lastRow="0" w:firstColumn="0" w:lastColumn="0" w:oddVBand="0" w:evenVBand="0" w:oddHBand="1" w:evenHBand="0" w:firstRowFirstColumn="0" w:firstRowLastColumn="0" w:lastRowFirstColumn="0" w:lastRowLastColumn="0"/>
+            </w:pPr>
+          </w:p>
+        </w:tc>
+      </w:tr>
+      <w:tr>
+        <w:trPr>
+          <w:cnfStyle w:val="000000010000" w:firstRow="0" w:lastRow="0" w:firstColumn="0" w:lastColumn="0" w:oddVBand="0" w:evenVBand="0" w:oddHBand="0" w:evenHBand="1" w:firstRowFirstColumn="0" w:firstRowLastColumn="0" w:lastRowFirstColumn="0" w:lastRowLastColumn="0"/>
+        </w:trPr>
+        <w:tc>
+          <w:tcPr>
+            <w:cnfStyle w:val="001000000000" w:firstRow="0" w:lastRow="0" w:firstColumn="1" w:lastColumn="0" w:oddVBand="0" w:evenVBand="0" w:oddHBand="0" w:evenHBand="0" w:firstRowFirstColumn="0" w:firstRowLastColumn="0" w:lastRowFirstColumn="0" w:lastRowLastColumn="0"/>
+            <w:tcW w:w="2154" w:type="dxa"/>
+          </w:tcPr>
+          <w:p>
+            <w:pPr>
+              <w:rPr>
+                <w:rFonts w:ascii="Arial" w:hAnsi="Arial"/>
+                <w:b w:val="0"/>
+                <w:bCs w:val="0"/>
+                <w:sz w:val="21"/>
+              </w:rPr>
+            </w:pPr>
+            <w:r>
+              <w:rPr>
+                <w:rFonts w:ascii="Arial" w:hAnsi="Arial"/>
+                <w:sz w:val="21"/>
+              </w:rPr>
+              <w:lastRenderedPageBreak/>
+              <w:t>Artifact #3</w:t>
+            </w:r>
+            <w:r>
+              <w:rPr>
+                <w:rFonts w:ascii="Arial" w:hAnsi="Arial"/>
+                <w:sz w:val="21"/>
+              </w:rPr>
+              <w:t>4</w:t>
+            </w:r>
+          </w:p>
+          <w:p>
+            <w:pPr>
+              <w:rPr>
+                <w:rFonts w:ascii="Arial" w:hAnsi="Arial"/>
+                <w:sz w:val="21"/>
+              </w:rPr>
+            </w:pPr>
+            <w:r>
+              <w:rPr>
+                <w:rFonts w:ascii="Arial" w:hAnsi="Arial"/>
+                <w:sz w:val="21"/>
+              </w:rPr>
+              <w:t>TOOL:</w:t>
+            </w:r>
+            <w:r>
+              <w:rPr>
+                <w:rFonts w:ascii="Arial" w:hAnsi="Arial"/>
+                <w:sz w:val="21"/>
+              </w:rPr>
+              <w:t xml:space="preserve"> Gemini 3.5 Flash (Medium)</w:t>
+            </w:r>
+          </w:p>
+          <w:p>
+            <w:pPr>
+              <w:rPr>
+                <w:rFonts w:ascii="Arial" w:hAnsi="Arial"/>
+                <w:sz w:val="21"/>
+              </w:rPr>
+            </w:pPr>
+          </w:p>
+          <w:p>
+            <w:pPr>
+              <w:rPr>
+                <w:rFonts w:ascii="Arial" w:hAnsi="Arial"/>
+                <w:sz w:val="21"/>
+              </w:rPr>
+            </w:pPr>
+            <w:r>
+              <w:rPr>
+                <w:rFonts w:ascii="Arial" w:hAnsi="Arial"/>
+                <w:sz w:val="21"/>
+              </w:rPr>
+              <w:t>Time: 2026-06-26 17:54:42</w:t>
+            </w:r>
+          </w:p>
+          <w:p>
+            <w:pPr>
+              <w:rPr>
+                <w:rFonts w:ascii="Arial" w:hAnsi="Arial"/>
+                <w:sz w:val="21"/>
+              </w:rPr>
+            </w:pPr>
+          </w:p>
+          <w:p>
+            <w:pPr>
+              <w:rPr>
+                <w:rFonts w:ascii="Arial" w:hAnsi="Arial"/>
+                <w:sz w:val="21"/>
+              </w:rPr>
+            </w:pPr>
+            <w:r>
+              <w:rPr>
+                <w:rFonts w:ascii="Arial" w:hAnsi="Arial"/>
+                <w:sz w:val="21"/>
+              </w:rPr>
+              <w:t>Prompt:</w:t>
+            </w:r>
+          </w:p>
+          <w:p>
+            <w:pPr>
+              <w:rPr>
+                <w:rFonts w:ascii="Arial" w:hAnsi="Arial"/>
+                <w:sz w:val="21"/>
+              </w:rPr>
+            </w:pPr>
+            <w:r>
+              <w:rPr>
+                <w:rFonts w:ascii="Arial" w:hAnsi="Arial"/>
+                <w:sz w:val="21"/>
+              </w:rPr>
+              <w:t>Thực hiện test chức năng FR10</w:t>
+            </w:r>
+          </w:p>
+        </w:tc>
+        <w:tc>
+          <w:tcPr>
+            <w:tcW w:w="2041" w:type="dxa"/>
+          </w:tcPr>
+          <w:p>
+            <w:pPr>
+              <w:cnfStyle w:val="000000010000" w:firstRow="0" w:lastRow="0" w:firstColumn="0" w:lastColumn="0" w:oddVBand="0" w:evenVBand="0" w:oddHBand="0" w:evenHBand="1" w:firstRowFirstColumn="0" w:firstRowLastColumn="0" w:lastRowFirstColumn="0" w:lastRowLastColumn="0"/>
+            </w:pPr>
+            <w:r>
+              <w:t>Tôi đã lập kế hoạch kiểm thử và báo cáo lỗi cho chức năng FR10 (Trạng thái Đơn hàng) dưới dạng Artifact Kế hoạch triển khai.</w:t>
+            </w:r>
+          </w:p>
+          <w:p>
+            <w:pPr>
+              <w:cnfStyle w:val="000000010000" w:firstRow="0" w:lastRow="0" w:firstColumn="0" w:lastColumn="0" w:oddVBand="0" w:evenVBand="0" w:oddHBand="0" w:evenHBand="1" w:firstRowFirstColumn="0" w:firstRowLastColumn="0" w:lastRowFirstColumn="0" w:lastRowLastColumn="0"/>
+            </w:pPr>
+          </w:p>
+          <w:p>
+            <w:pPr>
+              <w:cnfStyle w:val="000000010000" w:firstRow="0" w:lastRow="0" w:firstColumn="0" w:lastColumn="0" w:oddVBand="0" w:evenVBand="0" w:oddHBand="0" w:evenHBand="1" w:firstRowFirstColumn="0" w:firstRowLastColumn="0" w:lastRowFirstColumn="0" w:lastRowLastColumn="0"/>
+            </w:pPr>
+            <w:r>
+              <w:t>Bạn vui lòng kiểm tra kế hoạch này trong giao diện và bấm nút Proceed (hoặc phản hồi trực tiếp) để tôi tiến hành thực hiện.</w:t>
+            </w:r>
+          </w:p>
+        </w:tc>
+        <w:tc>
+          <w:tcPr>
+            <w:tcW w:w="1020" w:type="dxa"/>
+          </w:tcPr>
+          <w:p>
+            <w:pPr>
+              <w:cnfStyle w:val="000000010000" w:firstRow="0" w:lastRow="0" w:firstColumn="0" w:lastColumn="0" w:oddVBand="0" w:evenVBand="0" w:oddHBand="0" w:evenHBand="1" w:firstRowFirstColumn="0" w:firstRowLastColumn="0" w:lastRowFirstColumn="0" w:lastRowLastColumn="0"/>
+            </w:pPr>
+            <w:r>
+              <w:t>VALID</w:t>
+            </w:r>
+          </w:p>
+        </w:tc>
+        <w:tc>
+          <w:tcPr>
+            <w:tcW w:w="2268" w:type="dxa"/>
+          </w:tcPr>
+          <w:p>
+            <w:pPr>
+              <w:cnfStyle w:val="000000010000" w:firstRow="0" w:lastRow="0" w:firstColumn="0" w:lastColumn="0" w:oddVBand="0" w:evenVBand="0" w:oddHBand="0" w:evenHBand="1" w:firstRowFirstColumn="0" w:firstRowLastColumn="0" w:lastRowFirstColumn="0" w:lastRowLastColumn="0"/>
+            </w:pPr>
+          </w:p>
+        </w:tc>
+        <w:tc>
+          <w:tcPr>
+            <w:tcW w:w="2154" w:type="dxa"/>
+          </w:tcPr>
+          <w:p>
+            <w:pPr>
+              <w:cnfStyle w:val="000000010000" w:firstRow="0" w:lastRow="0" w:firstColumn="0" w:lastColumn="0" w:oddVBand="0" w:evenVBand="0" w:oddHBand="0" w:evenHBand="1" w:firstRowFirstColumn="0" w:firstRowLastColumn="0" w:lastRowFirstColumn="0" w:lastRowLastColumn="0"/>
+            </w:pPr>
+          </w:p>
+        </w:tc>
+      </w:tr>
+      <w:tr>
+        <w:trPr>
+          <w:cnfStyle w:val="000000100000" w:firstRow="0" w:lastRow="0" w:firstColumn="0" w:lastColumn="0" w:oddVBand="0" w:evenVBand="0" w:oddHBand="1" w:evenHBand="0" w:firstRowFirstColumn="0" w:firstRowLastColumn="0" w:lastRowFirstColumn="0" w:lastRowLastColumn="0"/>
+        </w:trPr>
+        <w:tc>
+          <w:tcPr>
+            <w:cnfStyle w:val="001000000000" w:firstRow="0" w:lastRow="0" w:firstColumn="1" w:lastColumn="0" w:oddVBand="0" w:evenVBand="0" w:oddHBand="0" w:evenHBand="0" w:firstRowFirstColumn="0" w:firstRowLastColumn="0" w:lastRowFirstColumn="0" w:lastRowLastColumn="0"/>
+            <w:tcW w:w="2154" w:type="dxa"/>
+          </w:tcPr>
+          <w:p>
+            <w:pPr>
+              <w:rPr>
+                <w:rFonts w:ascii="Arial" w:hAnsi="Arial"/>
+                <w:b w:val="0"/>
+                <w:bCs w:val="0"/>
+                <w:sz w:val="21"/>
+              </w:rPr>
+            </w:pPr>
+            <w:r>
+              <w:rPr>
+                <w:rFonts w:ascii="Arial" w:hAnsi="Arial"/>
+                <w:sz w:val="21"/>
+              </w:rPr>
+              <w:t>Artifact #3</w:t>
+            </w:r>
+            <w:r>
+              <w:rPr>
+                <w:rFonts w:ascii="Arial" w:hAnsi="Arial"/>
+                <w:sz w:val="21"/>
+              </w:rPr>
+              <w:t>5</w:t>
+            </w:r>
+          </w:p>
+          <w:p>
+            <w:pPr>
+              <w:rPr>
+                <w:rFonts w:ascii="Arial" w:hAnsi="Arial"/>
+                <w:sz w:val="21"/>
+              </w:rPr>
+            </w:pPr>
+            <w:r>
+              <w:rPr>
+                <w:rFonts w:ascii="Arial" w:hAnsi="Arial"/>
+                <w:sz w:val="21"/>
+              </w:rPr>
+              <w:t>TOOL:</w:t>
+            </w:r>
+            <w:r>
+              <w:rPr>
+                <w:rFonts w:ascii="Arial" w:hAnsi="Arial"/>
+                <w:sz w:val="21"/>
+              </w:rPr>
+              <w:t xml:space="preserve"> Gemini 3.5 Flash (Medium)</w:t>
+            </w:r>
+          </w:p>
+          <w:p>
+            <w:pPr>
+              <w:rPr>
+                <w:rFonts w:ascii="Arial" w:hAnsi="Arial"/>
+                <w:sz w:val="21"/>
+              </w:rPr>
+            </w:pPr>
+          </w:p>
+          <w:p>
+            <w:pPr>
+              <w:rPr>
+                <w:rFonts w:ascii="Arial" w:hAnsi="Arial"/>
+                <w:sz w:val="21"/>
+              </w:rPr>
+            </w:pPr>
+            <w:r>
+              <w:rPr>
+                <w:rFonts w:ascii="Arial" w:hAnsi="Arial"/>
+                <w:sz w:val="21"/>
+              </w:rPr>
+              <w:t>Time: 2026-06-26 17:56:40</w:t>
+            </w:r>
+          </w:p>
+          <w:p>
+            <w:pPr>
+              <w:rPr>
+                <w:rFonts w:ascii="Arial" w:hAnsi="Arial"/>
+                <w:sz w:val="21"/>
+              </w:rPr>
+            </w:pPr>
+          </w:p>
+          <w:p>
+            <w:pPr>
+              <w:rPr>
+                <w:rFonts w:ascii="Arial" w:hAnsi="Arial"/>
+                <w:sz w:val="21"/>
+              </w:rPr>
+            </w:pPr>
+            <w:r>
+              <w:rPr>
+                <w:rFonts w:ascii="Arial" w:hAnsi="Arial"/>
+                <w:sz w:val="21"/>
+              </w:rPr>
+              <w:t>Prompt:</w:t>
+            </w:r>
+          </w:p>
+          <w:p>
+            <w:pPr>
+              <w:rPr>
+                <w:rFonts w:ascii="Arial" w:hAnsi="Arial"/>
+                <w:sz w:val="21"/>
+              </w:rPr>
+            </w:pPr>
+            <w:r>
+              <w:rPr>
+                <w:rFonts w:ascii="Arial" w:hAnsi="Arial"/>
+                <w:sz w:val="21"/>
+              </w:rPr>
+              <w:t xml:space="preserve">(Người dùng phê </w:t>
+            </w:r>
+            <w:r>
+              <w:rPr>
+                <w:rFonts w:ascii="Arial" w:hAnsi="Arial"/>
+                <w:sz w:val="21"/>
+              </w:rPr>
+              <w:lastRenderedPageBreak/>
+              <w:t>duyệt Kế hoạch triển khai kiểm thử FR10 và yêu cầu bắt đầu thực hiện)</w:t>
+            </w:r>
+          </w:p>
+          <w:p>
+            <w:pPr>
+              <w:rPr>
+                <w:rFonts w:ascii="Arial" w:hAnsi="Arial"/>
+                <w:sz w:val="21"/>
+              </w:rPr>
+            </w:pPr>
+          </w:p>
+        </w:tc>
+        <w:tc>
+          <w:tcPr>
+            <w:tcW w:w="2041" w:type="dxa"/>
+          </w:tcPr>
+          <w:p>
+            <w:pPr>
+              <w:cnfStyle w:val="000000100000" w:firstRow="0" w:lastRow="0" w:firstColumn="0" w:lastColumn="0" w:oddVBand="0" w:evenVBand="0" w:oddHBand="1" w:evenHBand="0" w:firstRowFirstColumn="0" w:firstRowLastColumn="0" w:lastRowFirstColumn="0" w:lastRowLastColumn="0"/>
+            </w:pPr>
+            <w:r>
+              <w:lastRenderedPageBreak/>
+              <w:t>Tôi đã thực hiện thành công việc kiểm thử và lập báo cáo lỗi cho chức năng FR10 (Trạng thái Đơn hàng) trên dự án ./:</w:t>
+            </w:r>
+          </w:p>
+          <w:p>
+            <w:pPr>
+              <w:cnfStyle w:val="000000100000" w:firstRow="0" w:lastRow="0" w:firstColumn="0" w:lastColumn="0" w:oddVBand="0" w:evenVBand="0" w:oddHBand="1" w:evenHBand="0" w:firstRowFirstColumn="0" w:firstRowLastColumn="0" w:lastRowFirstColumn="0" w:lastRowLastColumn="0"/>
+            </w:pPr>
+          </w:p>
+          <w:p>
+            <w:pPr>
+              <w:cnfStyle w:val="000000100000" w:firstRow="0" w:lastRow="0" w:firstColumn="0" w:lastColumn="0" w:oddVBand="0" w:evenVBand="0" w:oddHBand="1" w:evenHBand="0" w:firstRowFirstColumn="0" w:firstRowLastColumn="0" w:lastRowFirstColumn="0" w:lastRowLastColumn="0"/>
+            </w:pPr>
+            <w:r>
+              <w:t>1. Đồng bộ và Xác nhận trạng thái Test Cases</w:t>
+            </w:r>
+          </w:p>
+          <w:p>
+            <w:pPr>
+              <w:cnfStyle w:val="000000100000" w:firstRow="0" w:lastRow="0" w:firstColumn="0" w:lastColumn="0" w:oddVBand="0" w:evenVBand="0" w:oddHBand="1" w:evenHBand="0" w:firstRowFirstColumn="0" w:firstRowLastColumn="0" w:lastRowFirstColumn="0" w:lastRowLastColumn="0"/>
+            </w:pPr>
+            <w:r>
+              <w:t>Đã xác minh tính chính xác của 21 test case của chức năng FR10 trong thư mục tests/test-cases/FR10.</w:t>
+            </w:r>
+          </w:p>
+          <w:p>
+            <w:pPr>
+              <w:cnfStyle w:val="000000100000" w:firstRow="0" w:lastRow="0" w:firstColumn="0" w:lastColumn="0" w:oddVBand="0" w:evenVBand="0" w:oddHBand="1" w:evenHBand="0" w:firstRowFirstColumn="0" w:firstRowLastColumn="0" w:lastRowFirstColumn="0" w:lastRowLastColumn="0"/>
+            </w:pPr>
+            <w:r>
+              <w:t>Trong đó, TC-FR10-14 và TC-FR10-19 được xác nhận trạng thái Failed (do lỗi logic/phân quyền của SUT). Các test case khác hoạt động đúng như mong đợi và ở trạng thái Passed.</w:t>
+            </w:r>
+          </w:p>
+          <w:p>
+            <w:pPr>
+              <w:cnfStyle w:val="000000100000" w:firstRow="0" w:lastRow="0" w:firstColumn="0" w:lastColumn="0" w:oddVBand="0" w:evenVBand="0" w:oddHBand="1" w:evenHBand="0" w:firstRowFirstColumn="0" w:firstRowLastColumn="0" w:lastRowFirstColumn="0" w:lastRowLastColumn="0"/>
+            </w:pPr>
+            <w:r>
+              <w:t>2. Tạo báo cáo lỗi (Bug Reports) và Ảnh chụp màn hình cho FR10</w:t>
+            </w:r>
+          </w:p>
+          <w:p>
+            <w:pPr>
+              <w:cnfStyle w:val="000000100000" w:firstRow="0" w:lastRow="0" w:firstColumn="0" w:lastColumn="0" w:oddVBand="0" w:evenVBand="0" w:oddHBand="1" w:evenHBand="0" w:firstRowFirstColumn="0" w:firstRowLastColumn="0" w:lastRowFirstColumn="0" w:lastRowLastColumn="0"/>
+            </w:pPr>
+            <w:r>
+              <w:t>Đã tạo thư mục bugs/FR10 và bổ sung các file báo cáo lỗi cùng ảnh chụp minh chứng:</w:t>
+            </w:r>
+          </w:p>
+          <w:p>
+            <w:pPr>
+              <w:cnfStyle w:val="000000100000" w:firstRow="0" w:lastRow="0" w:firstColumn="0" w:lastColumn="0" w:oddVBand="0" w:evenVBand="0" w:oddHBand="1" w:evenHBand="0" w:firstRowFirstColumn="0" w:firstRowLastColumn="0" w:lastRowFirstColumn="0" w:lastRowLastColumn="0"/>
+            </w:pPr>
+          </w:p>
+          <w:p>
+            <w:pPr>
+              <w:cnfStyle w:val="000000100000" w:firstRow="0" w:lastRow="0" w:firstColumn="0" w:lastColumn="0" w:oddVBand="0" w:evenVBand="0" w:oddHBand="1" w:evenHBand="0" w:firstRowFirstColumn="0" w:firstRowLastColumn="0" w:lastRowFirstColumn="0" w:lastRowLastColumn="0"/>
+            </w:pPr>
+            <w:r>
+              <w:t>FR10-bug-01.md: Báo cáo lỗi API Admin cập nhật trạng thái đơn hàng (PUT /api/admin/orders/:id/status) thiếu kiểm tra quyền admin (role === 'admin').</w:t>
+            </w:r>
+          </w:p>
+          <w:p>
+            <w:pPr>
+              <w:cnfStyle w:val="000000100000" w:firstRow="0" w:lastRow="0" w:firstColumn="0" w:lastColumn="0" w:oddVBand="0" w:evenVBand="0" w:oddHBand="1" w:evenHBand="0" w:firstRowFirstColumn="0" w:firstRowLastColumn="0" w:lastRowFirstColumn="0" w:lastRowLastColumn="0"/>
+            </w:pPr>
+            <w:r>
+              <w:t>FR10-bug-02.md: Báo cáo lỗi Người dùng có thể tự hủy đơn hàng khi đơn hàng đang ở trạng thái "Đang giao" (shipping) qua giao diện và API.</w:t>
+            </w:r>
+          </w:p>
+          <w:p>
+            <w:pPr>
+              <w:cnfStyle w:val="000000100000" w:firstRow="0" w:lastRow="0" w:firstColumn="0" w:lastColumn="0" w:oddVBand="0" w:evenVBand="0" w:oddHBand="1" w:evenHBand="0" w:firstRowFirstColumn="0" w:firstRowLastColumn="0" w:lastRowFirstColumn="0" w:lastRowLastColumn="0"/>
+            </w:pPr>
+            <w:r>
+              <w:t xml:space="preserve">FR10-bug-03.md: </w:t>
+            </w:r>
+            <w:r>
+              <w:lastRenderedPageBreak/>
+              <w:t>Báo cáo lỗi API Admin cho phép chuyển đổi trạng thái không hợp lệ từ trạng thái kết thúc canceled sang trạng thái kết thúc khác delivered.</w:t>
+            </w:r>
+          </w:p>
+          <w:p>
+            <w:pPr>
+              <w:cnfStyle w:val="000000100000" w:firstRow="0" w:lastRow="0" w:firstColumn="0" w:lastColumn="0" w:oddVBand="0" w:evenVBand="0" w:oddHBand="1" w:evenHBand="0" w:firstRowFirstColumn="0" w:firstRowLastColumn="0" w:lastRowFirstColumn="0" w:lastRowLastColumn="0"/>
+            </w:pPr>
+            <w:r>
+              <w:t>Các hình ảnh screenshot minh chứng cho lỗi FR10-bug-02 đã được lưu tại thư mục bugs/FR10/images:</w:t>
+            </w:r>
+          </w:p>
+          <w:p>
+            <w:pPr>
+              <w:cnfStyle w:val="000000100000" w:firstRow="0" w:lastRow="0" w:firstColumn="0" w:lastColumn="0" w:oddVBand="0" w:evenVBand="0" w:oddHBand="1" w:evenHBand="0" w:firstRowFirstColumn="0" w:firstRowLastColumn="0" w:lastRowFirstColumn="0" w:lastRowLastColumn="0"/>
+            </w:pPr>
+          </w:p>
+          <w:p>
+            <w:pPr>
+              <w:cnfStyle w:val="000000100000" w:firstRow="0" w:lastRow="0" w:firstColumn="0" w:lastColumn="0" w:oddVBand="0" w:evenVBand="0" w:oddHBand="1" w:evenHBand="0" w:firstRowFirstColumn="0" w:firstRowLastColumn="0" w:lastRowFirstColumn="0" w:lastRowLastColumn="0"/>
+            </w:pPr>
+            <w:r>
+              <w:t>FR10-bug-02-01.png</w:t>
+            </w:r>
+          </w:p>
+          <w:p>
+            <w:pPr>
+              <w:cnfStyle w:val="000000100000" w:firstRow="0" w:lastRow="0" w:firstColumn="0" w:lastColumn="0" w:oddVBand="0" w:evenVBand="0" w:oddHBand="1" w:evenHBand="0" w:firstRowFirstColumn="0" w:firstRowLastColumn="0" w:lastRowFirstColumn="0" w:lastRowLastColumn="0"/>
+            </w:pPr>
+            <w:r>
+              <w:t>FR10-bug-02-02.png</w:t>
+            </w:r>
+          </w:p>
+          <w:p>
+            <w:pPr>
+              <w:cnfStyle w:val="000000100000" w:firstRow="0" w:lastRow="0" w:firstColumn="0" w:lastColumn="0" w:oddVBand="0" w:evenVBand="0" w:oddHBand="1" w:evenHBand="0" w:firstRowFirstColumn="0" w:firstRowLastColumn="0" w:lastRowFirstColumn="0" w:lastRowLastColumn="0"/>
+            </w:pPr>
+            <w:r>
+              <w:t>Thông tin chi tiết về toàn bộ quá trình kiểm thử cho cả 2 chức năng FR03 và FR10 đã được tổng hợp đầy đủ trong tài liệu Walkthrough.md.</w:t>
+            </w:r>
+          </w:p>
+        </w:tc>
+        <w:tc>
+          <w:tcPr>
+            <w:tcW w:w="1020" w:type="dxa"/>
+          </w:tcPr>
+          <w:p>
+            <w:pPr>
+              <w:cnfStyle w:val="000000100000" w:firstRow="0" w:lastRow="0" w:firstColumn="0" w:lastColumn="0" w:oddVBand="0" w:evenVBand="0" w:oddHBand="1" w:evenHBand="0" w:firstRowFirstColumn="0" w:firstRowLastColumn="0" w:lastRowFirstColumn="0" w:lastRowLastColumn="0"/>
+            </w:pPr>
+            <w:r>
+              <w:lastRenderedPageBreak/>
+              <w:t>VALID</w:t>
+            </w:r>
+          </w:p>
+        </w:tc>
+        <w:tc>
+          <w:tcPr>
+            <w:tcW w:w="2268" w:type="dxa"/>
+          </w:tcPr>
+          <w:p>
+            <w:pPr>
+              <w:cnfStyle w:val="000000100000" w:firstRow="0" w:lastRow="0" w:firstColumn="0" w:lastColumn="0" w:oddVBand="0" w:evenVBand="0" w:oddHBand="1" w:evenHBand="0" w:firstRowFirstColumn="0" w:firstRowLastColumn="0" w:lastRowFirstColumn="0" w:lastRowLastColumn="0"/>
+            </w:pPr>
+          </w:p>
+        </w:tc>
+        <w:tc>
+          <w:tcPr>
+            <w:tcW w:w="2154" w:type="dxa"/>
+          </w:tcPr>
+          <w:p>
+            <w:pPr>
+              <w:cnfStyle w:val="000000100000" w:firstRow="0" w:lastRow="0" w:firstColumn="0" w:lastColumn="0" w:oddVBand="0" w:evenVBand="0" w:oddHBand="1" w:evenHBand="0" w:firstRowFirstColumn="0" w:firstRowLastColumn="0" w:lastRowFirstColumn="0" w:lastRowLastColumn="0"/>
+            </w:pPr>
+          </w:p>
+        </w:tc>
+      </w:tr>
+      <w:tr>
+        <w:trPr>
+          <w:cnfStyle w:val="000000010000" w:firstRow="0" w:lastRow="0" w:firstColumn="0" w:lastColumn="0" w:oddVBand="0" w:evenVBand="0" w:oddHBand="0" w:evenHBand="1" w:firstRowFirstColumn="0" w:firstRowLastColumn="0" w:lastRowFirstColumn="0" w:lastRowLastColumn="0"/>
+        </w:trPr>
+        <w:tc>
+          <w:tcPr>
+            <w:cnfStyle w:val="001000000000" w:firstRow="0" w:lastRow="0" w:firstColumn="1" w:lastColumn="0" w:oddVBand="0" w:evenVBand="0" w:oddHBand="0" w:evenHBand="0" w:firstRowFirstColumn="0" w:firstRowLastColumn="0" w:lastRowFirstColumn="0" w:lastRowLastColumn="0"/>
+            <w:tcW w:w="2154" w:type="dxa"/>
+          </w:tcPr>
+          <w:p>
+            <w:pPr>
+              <w:rPr>
+                <w:rFonts w:ascii="Arial" w:hAnsi="Arial"/>
+                <w:b w:val="0"/>
+                <w:bCs w:val="0"/>
+                <w:sz w:val="21"/>
+              </w:rPr>
+            </w:pPr>
+            <w:r>
+              <w:rPr>
+                <w:rFonts w:ascii="Arial" w:hAnsi="Arial"/>
+                <w:sz w:val="21"/>
+              </w:rPr>
+              <w:lastRenderedPageBreak/>
+              <w:t>Artifact #3</w:t>
+            </w:r>
+            <w:r>
+              <w:rPr>
+                <w:rFonts w:ascii="Arial" w:hAnsi="Arial"/>
+                <w:sz w:val="21"/>
+              </w:rPr>
+              <w:t>6</w:t>
+            </w:r>
+          </w:p>
+          <w:p>
+            <w:pPr>
+              <w:rPr>
+                <w:rFonts w:ascii="Arial" w:hAnsi="Arial"/>
+                <w:sz w:val="21"/>
+              </w:rPr>
+            </w:pPr>
+            <w:r>
+              <w:rPr>
+                <w:rFonts w:ascii="Arial" w:hAnsi="Arial"/>
+                <w:sz w:val="21"/>
+              </w:rPr>
+              <w:t>TOOL:</w:t>
+            </w:r>
+            <w:r>
+              <w:rPr>
+                <w:rFonts w:ascii="Arial" w:hAnsi="Arial"/>
+                <w:sz w:val="21"/>
+              </w:rPr>
+              <w:t xml:space="preserve"> Gemini 3.5 Flash (Medium)</w:t>
+            </w:r>
+          </w:p>
+          <w:p>
+            <w:pPr>
+              <w:rPr>
+                <w:rFonts w:ascii="Arial" w:hAnsi="Arial"/>
+                <w:sz w:val="21"/>
+              </w:rPr>
+            </w:pPr>
+          </w:p>
+          <w:p>
+            <w:pPr>
+              <w:rPr>
+                <w:rFonts w:ascii="Arial" w:hAnsi="Arial"/>
+                <w:sz w:val="21"/>
+              </w:rPr>
+            </w:pPr>
+            <w:r>
+              <w:rPr>
+                <w:rFonts w:ascii="Arial" w:hAnsi="Arial"/>
+                <w:sz w:val="21"/>
+              </w:rPr>
+              <w:t>Time: 2026-06-26 18:02:04</w:t>
+            </w:r>
+          </w:p>
+          <w:p>
+            <w:pPr>
+              <w:rPr>
+                <w:rFonts w:ascii="Arial" w:hAnsi="Arial"/>
+                <w:sz w:val="21"/>
+              </w:rPr>
+            </w:pPr>
+          </w:p>
+          <w:p>
+            <w:pPr>
+              <w:rPr>
+                <w:rFonts w:ascii="Arial" w:hAnsi="Arial"/>
+                <w:sz w:val="21"/>
+              </w:rPr>
+            </w:pPr>
+            <w:r>
+              <w:rPr>
+                <w:rFonts w:ascii="Arial" w:hAnsi="Arial"/>
+                <w:sz w:val="21"/>
+              </w:rPr>
+              <w:t>Prompt:</w:t>
+            </w:r>
+          </w:p>
+          <w:p>
+            <w:pPr>
+              <w:rPr>
+                <w:rFonts w:ascii="Arial" w:hAnsi="Arial"/>
+                <w:sz w:val="21"/>
+              </w:rPr>
+            </w:pPr>
+            <w:r>
+              <w:rPr>
+                <w:rFonts w:ascii="Arial" w:hAnsi="Arial"/>
+                <w:sz w:val="21"/>
+              </w:rPr>
+              <w:t>Thực hiện test chức năng ./tests/test-cases/D9 (thực chất là FR20 chức năng hủy đơn hàng). Đây là Mobile nên bạn hãy dùng npx expo start -w để test</w:t>
+            </w:r>
+          </w:p>
+        </w:tc>
+        <w:tc>
+          <w:tcPr>
+            <w:tcW w:w="2041" w:type="dxa"/>
+          </w:tcPr>
+          <w:p>
+            <w:pPr>
+              <w:cnfStyle w:val="000000010000" w:firstRow="0" w:lastRow="0" w:firstColumn="0" w:lastColumn="0" w:oddVBand="0" w:evenVBand="0" w:oddHBand="0" w:evenHBand="1" w:firstRowFirstColumn="0" w:firstRowLastColumn="0" w:lastRowFirstColumn="0" w:lastRowLastColumn="0"/>
+            </w:pPr>
+            <w:r>
+              <w:t>ôi đã lập kế hoạch kiểm thử và báo cáo lỗi cho chức năng FR20 (Hủy đơn hàng trên Mobile - tương ứng với bộ test case D9) dưới dạng Artifact Kế hoạch triển khai.</w:t>
+            </w:r>
+          </w:p>
+          <w:p>
+            <w:pPr>
+              <w:cnfStyle w:val="000000010000" w:firstRow="0" w:lastRow="0" w:firstColumn="0" w:lastColumn="0" w:oddVBand="0" w:evenVBand="0" w:oddHBand="0" w:evenHBand="1" w:firstRowFirstColumn="0" w:firstRowLastColumn="0" w:lastRowFirstColumn="0" w:lastRowLastColumn="0"/>
+            </w:pPr>
+          </w:p>
+          <w:p>
+            <w:pPr>
+              <w:cnfStyle w:val="000000010000" w:firstRow="0" w:lastRow="0" w:firstColumn="0" w:lastColumn="0" w:oddVBand="0" w:evenVBand="0" w:oddHBand="0" w:evenHBand="1" w:firstRowFirstColumn="0" w:firstRowLastColumn="0" w:lastRowFirstColumn="0" w:lastRowLastColumn="0"/>
+            </w:pPr>
+            <w:r>
+              <w:t>Bạn vui lòng kiểm tra kế hoạch này trong giao diện và bấm nút Proceed (hoặc phản hồi trực tiếp) để tôi tiến hành thực hiện.</w:t>
+            </w:r>
+          </w:p>
+        </w:tc>
+        <w:tc>
+          <w:tcPr>
+            <w:tcW w:w="1020" w:type="dxa"/>
+          </w:tcPr>
+          <w:p>
+            <w:pPr>
+              <w:cnfStyle w:val="000000010000" w:firstRow="0" w:lastRow="0" w:firstColumn="0" w:lastColumn="0" w:oddVBand="0" w:evenVBand="0" w:oddHBand="0" w:evenHBand="1" w:firstRowFirstColumn="0" w:firstRowLastColumn="0" w:lastRowFirstColumn="0" w:lastRowLastColumn="0"/>
+            </w:pPr>
+            <w:r>
+              <w:t>VALID</w:t>
+            </w:r>
           </w:p>
         </w:tc>
         <w:tc>
@@ -1582,6 +8972,7 @@
         <w:rPr>
           <w:rFonts w:ascii="Arial" w:hAnsi="Arial"/>
         </w:rPr>
+        <w:lastRenderedPageBreak/>
         <w:t>4. Summary of AI Accuracy</w:t>
       </w:r>
     </w:p>
@@ -1692,6 +9083,9 @@
             <w:pPr>
               <w:cnfStyle w:val="000000100000" w:firstRow="0" w:lastRow="0" w:firstColumn="0" w:lastColumn="0" w:oddVBand="0" w:evenVBand="0" w:oddHBand="1" w:evenHBand="0" w:firstRowFirstColumn="0" w:firstRowLastColumn="0" w:lastRowFirstColumn="0" w:lastRowLastColumn="0"/>
             </w:pPr>
+            <w:r>
+              <w:t>36</w:t>
+            </w:r>
           </w:p>
         </w:tc>
         <w:tc>
@@ -1732,6 +9126,9 @@
             <w:pPr>
               <w:cnfStyle w:val="000000010000" w:firstRow="0" w:lastRow="0" w:firstColumn="0" w:lastColumn="0" w:oddVBand="0" w:evenVBand="0" w:oddHBand="0" w:evenHBand="1" w:firstRowFirstColumn="0" w:firstRowLastColumn="0" w:lastRowFirstColumn="0" w:lastRowLastColumn="0"/>
             </w:pPr>
+            <w:r>
+              <w:t>32</w:t>
+            </w:r>
           </w:p>
         </w:tc>
         <w:tc>
@@ -1748,6 +9145,13 @@
                 <w:sz w:val="21"/>
               </w:rPr>
               <w:t>%</w:t>
+            </w:r>
+            <w:r>
+              <w:rPr>
+                <w:rFonts w:ascii="Arial" w:hAnsi="Arial"/>
+                <w:sz w:val="21"/>
+              </w:rPr>
+              <w:t>88.88</w:t>
             </w:r>
           </w:p>
         </w:tc>
@@ -1779,6 +9183,9 @@
             <w:pPr>
               <w:cnfStyle w:val="000000100000" w:firstRow="0" w:lastRow="0" w:firstColumn="0" w:lastColumn="0" w:oddVBand="0" w:evenVBand="0" w:oddHBand="1" w:evenHBand="0" w:firstRowFirstColumn="0" w:firstRowLastColumn="0" w:lastRowFirstColumn="0" w:lastRowLastColumn="0"/>
             </w:pPr>
+            <w:r>
+              <w:t>1</w:t>
+            </w:r>
           </w:p>
         </w:tc>
         <w:tc>
@@ -1795,6 +9202,13 @@
                 <w:sz w:val="21"/>
               </w:rPr>
               <w:t>%</w:t>
+            </w:r>
+            <w:r>
+              <w:rPr>
+                <w:rFonts w:ascii="Arial" w:hAnsi="Arial"/>
+                <w:sz w:val="21"/>
+              </w:rPr>
+              <w:t>2.78</w:t>
             </w:r>
           </w:p>
         </w:tc>
@@ -1826,6 +9240,9 @@
             <w:pPr>
               <w:cnfStyle w:val="000000010000" w:firstRow="0" w:lastRow="0" w:firstColumn="0" w:lastColumn="0" w:oddVBand="0" w:evenVBand="0" w:oddHBand="0" w:evenHBand="1" w:firstRowFirstColumn="0" w:firstRowLastColumn="0" w:lastRowFirstColumn="0" w:lastRowLastColumn="0"/>
             </w:pPr>
+            <w:r>
+              <w:t>3</w:t>
+            </w:r>
           </w:p>
         </w:tc>
         <w:tc>
@@ -1842,6 +9259,13 @@
                 <w:sz w:val="21"/>
               </w:rPr>
               <w:t>%</w:t>
+            </w:r>
+            <w:r>
+              <w:rPr>
+                <w:rFonts w:ascii="Arial" w:hAnsi="Arial"/>
+                <w:sz w:val="21"/>
+              </w:rPr>
+              <w:t>8.33</w:t>
             </w:r>
           </w:p>
         </w:tc>
@@ -1872,6 +9296,25 @@
           <w:rFonts w:ascii="Arial" w:hAnsi="Arial"/>
         </w:rPr>
       </w:pPr>
+      <w:r>
+        <w:rPr>
+          <w:rFonts w:ascii="Arial" w:hAnsi="Arial"/>
+        </w:rPr>
+        <w:t>AI performed exceptionally well when given clear context and concise generation requests — responses were accurate, relevant, and time-saving. However, AI struggled with vague descriptions, multi-link searches, and job hunting across recruitment websites, where outputs became unreliable or incomplete. Performance also varied significantly by tool: Claude proved the most capable for complex tasks, while Gemini is better suited for simpler, straightforward requests.</w:t>
+      </w:r>
+    </w:p>
+    <w:p>
+      <w:pPr>
+        <w:rPr>
+          <w:rFonts w:ascii="Arial" w:hAnsi="Arial"/>
+        </w:rPr>
+      </w:pPr>
+      <w:r>
+        <w:rPr>
+          <w:rFonts w:ascii="Arial" w:hAnsi="Arial"/>
+        </w:rPr>
+        <w:t>For future use, I recommend always providing detailed context before prompting. Avoid overloading a single prompt with too much content — instead, break tasks into smaller, focused prompts to consistently achieve higher-quality outputs. Treat AI as a collaborative partner that performs best with clear instructions and manageable scope, rather than expecting it to handle broad, ambiguous tasks all at once.</w:t>
+      </w:r>
     </w:p>
     <w:p>
       <w:pPr>
@@ -1881,7 +9324,6 @@
         <w:rPr>
           <w:rFonts w:ascii="Arial" w:hAnsi="Arial"/>
         </w:rPr>
-        <w:lastRenderedPageBreak/>
         <w:t>6. Mandatory Disclosure (paste verbatim)</w:t>
       </w:r>
     </w:p>
@@ -2146,6 +9588,9 @@
             <w:pPr>
               <w:cnfStyle w:val="000000100000" w:firstRow="0" w:lastRow="0" w:firstColumn="0" w:lastColumn="0" w:oddVBand="0" w:evenVBand="0" w:oddHBand="1" w:evenHBand="0" w:firstRowFirstColumn="0" w:firstRowLastColumn="0" w:lastRowFirstColumn="0" w:lastRowLastColumn="0"/>
             </w:pPr>
+            <w:r>
+              <w:t>27/06/2026</w:t>
+            </w:r>
           </w:p>
         </w:tc>
       </w:tr>
@@ -2165,6 +9610,7 @@
                 <w:rFonts w:ascii="Arial" w:hAnsi="Arial"/>
                 <w:sz w:val="21"/>
               </w:rPr>
+              <w:lastRenderedPageBreak/>
               <w:t>Signature:</w:t>
             </w:r>
           </w:p>
@@ -2911,7 +10357,7 @@
   <w:style w:type="paragraph" w:default="1" w:styleId="Normal">
     <w:name w:val="Normal"/>
     <w:qFormat/>
-    <w:rsid w:val="00FC693F"/>
+    <w:rsid w:val="000C7CFD"/>
   </w:style>
   <w:style w:type="paragraph" w:styleId="Heading1">
     <w:name w:val="heading 1"/>
@@ -3125,7 +10571,6 @@
   <w:style w:type="character" w:default="1" w:styleId="DefaultParagraphFont">
     <w:name w:val="Default Paragraph Font"/>
     <w:uiPriority w:val="1"/>
-    <w:semiHidden/>
     <w:unhideWhenUsed/>
   </w:style>
   <w:style w:type="table" w:default="1" w:styleId="TableNormal">
